--- a/docs/edit/paper_EDIT.docx
+++ b/docs/edit/paper_EDIT.docx
@@ -311,13 +311,13 @@
           <w:bCs/>
           <w:b/>
         </w:rPr>
-        <w:t xml:space="preserve">Two positive readings</w:t>
-      </w:r>
-      <w:r>
-        <w:t xml:space="preserve"> </w:t>
-      </w:r>
-      <w:r>
-        <w:t xml:space="preserve">that survive every test we can apply.</w:t>
+        <w:t xml:space="preserve">One positive reading</w:t>
+      </w:r>
+      <w:r>
+        <w:t xml:space="preserve"> </w:t>
+      </w:r>
+      <w:r>
+        <w:t xml:space="preserve">that survives every test we can apply:</w:t>
       </w:r>
       <w:r>
         <w:t xml:space="preserve"> </w:t>
@@ -342,7 +342,7 @@
         <w:t xml:space="preserve"> </w:t>
       </w:r>
       <w:r>
-        <w:t xml:space="preserve">"the faithful ones": the</w:t>
+        <w:t xml:space="preserve">"the faithful ones", since the</w:t>
       </w:r>
       <w:r>
         <w:t xml:space="preserve"> </w:t>
@@ -439,10 +439,45 @@
         <w:t xml:space="preserve"> </w:t>
       </w:r>
       <w:r>
+        <w:rPr>
+          <w:bCs/>
+          <w:b/>
+        </w:rPr>
+        <w:t xml:space="preserve">And a result about the most consequential name in the record</w:t>
+      </w:r>
+      <w:r>
+        <w:t xml:space="preserve">: the</w:t>
+      </w:r>
+      <w:r>
+        <w:t xml:space="preserve"> </w:t>
+      </w:r>
+      <w:r>
+        <w:t xml:space="preserve">century-old disagreement over</w:t>
+      </w:r>
+      <w:r>
+        <w:t xml:space="preserve"> </w:t>
+      </w:r>
+      <w:r>
         <w:t xml:space="preserve">冒頓</w:t>
       </w:r>
       <w:r>
-        <w:t xml:space="preserve">, the founder of the confederation, reads as</w:t>
+        <w:t xml:space="preserve">, between the standard</w:t>
+      </w:r>
+      <w:r>
+        <w:t xml:space="preserve"> </w:t>
+      </w:r>
+      <w:r>
+        <w:rPr>
+          <w:iCs/>
+          <w:i/>
+        </w:rPr>
+        <w:t xml:space="preserve">Baγatur</w:t>
+      </w:r>
+      <w:r>
+        <w:t xml:space="preserve"> </w:t>
+      </w:r>
+      <w:r>
+        <w:t xml:space="preserve">and our</w:t>
       </w:r>
       <w:r>
         <w:t xml:space="preserve"> </w:t>
@@ -458,13 +493,19 @@
         <w:t xml:space="preserve"> </w:t>
       </w:r>
       <w:r>
-        <w:t xml:space="preserve">"sage spirit" on the tightest frame in the record, against a standard etymology</w:t>
-      </w:r>
-      <w:r>
-        <w:t xml:space="preserve"> </w:t>
-      </w:r>
-      <w:r>
-        <w:t xml:space="preserve">that fails the one test the corpus decides cleanly. And</w:t>
+        <w:t xml:space="preserve">"sage spirit", turns on which of two Later Han</w:t>
+      </w:r>
+      <w:r>
+        <w:t xml:space="preserve"> </w:t>
+      </w:r>
+      <w:r>
+        <w:t xml:space="preserve">readings of a single character is taken, a choice no published reading of the name states and</w:t>
+      </w:r>
+      <w:r>
+        <w:t xml:space="preserve"> </w:t>
+      </w:r>
+      <w:r>
+        <w:t xml:space="preserve">one the transcription evidence cannot make. And</w:t>
       </w:r>
       <w:r>
         <w:t xml:space="preserve"> </w:t>
@@ -725,19 +766,49 @@
         <w:pStyle w:val="BodyText"/>
       </w:pPr>
       <w:r>
-        <w:t xml:space="preserve">The interest of the Xiongnu case is that the answer is unknown and contested: proposals put</w:t>
-      </w:r>
-      <w:r>
-        <w:t xml:space="preserve"> </w:t>
-      </w:r>
-      <w:r>
-        <w:t xml:space="preserve">the ruling house's language in the Turkic, Mongolic, Yeniseian and Iranian families, each</w:t>
-      </w:r>
-      <w:r>
-        <w:t xml:space="preserve"> </w:t>
-      </w:r>
-      <w:r>
-        <w:t xml:space="preserve">resting on a handful of transcribed names. The interest of this</w:t>
+        <w:t xml:space="preserve">The interest of the Xiongnu case is that the answer is unknown and contested: proposals put the ruling house's language in the Turkic, Mongolic, Yeniseian and Iranian</w:t>
+      </w:r>
+      <w:r>
+        <w:t xml:space="preserve"> </w:t>
+      </w:r>
+      <w:r>
+        <w:t xml:space="preserve">families, each resting on a handful of transcribed names; the most recent argues for Yeniseian, specifically an early form of Arin,</w:t>
+      </w:r>
+      <w:hyperlink w:anchor="r3">
+        <w:r>
+          <w:rPr>
+            <w:rStyle w:val="Hyperlink"/>
+            <w:vertAlign w:val="superscript"/>
+          </w:rPr>
+          <w:t xml:space="preserve">3</w:t>
+        </w:r>
+      </w:hyperlink>
+      <w:r>
+        <w:t xml:space="preserve"> </w:t>
+      </w:r>
+      <w:r>
+        <w:t xml:space="preserve">and Doerfer argued half a century ago that none of the proposals could be</w:t>
+      </w:r>
+      <w:r>
+        <w:t xml:space="preserve"> </w:t>
+      </w:r>
+      <w:r>
+        <w:t xml:space="preserve">sustained on the evidence then available.</w:t>
+      </w:r>
+      <w:hyperlink w:anchor="r6">
+        <w:r>
+          <w:rPr>
+            <w:rStyle w:val="Hyperlink"/>
+            <w:vertAlign w:val="superscript"/>
+          </w:rPr>
+          <w:t xml:space="preserve">6</w:t>
+        </w:r>
+      </w:hyperlink>
+      <w:r>
+        <w:t xml:space="preserve"> </w:t>
+      </w:r>
+      <w:r>
+        <w:t xml:space="preserve">The interest of this</w:t>
       </w:r>
       <w:r>
         <w:t xml:space="preserve"> </w:t>
@@ -1161,20 +1232,22 @@
         <w:pStyle w:val="FirstParagraph"/>
       </w:pPr>
       <w:r>
-        <w:t xml:space="preserve">Ligeti published a Ming-dynasty Chinese–Uyghur glossary in two instalments in</w:t>
-      </w:r>
-      <w:r>
-        <w:t xml:space="preserve"> </w:t>
-      </w:r>
-      <w:r>
-        <w:rPr>
-          <w:iCs/>
-          <w:i/>
-        </w:rPr>
-        <w:t xml:space="preserve">Acta Orientalia</w:t>
-      </w:r>
-      <w:r>
-        <w:t xml:space="preserve">.</w:t>
+        <w:t xml:space="preserve">Ligeti</w:t>
+      </w:r>
+      <w:hyperlink w:anchor="r10">
+        <w:r>
+          <w:rPr>
+            <w:rStyle w:val="Hyperlink"/>
+            <w:vertAlign w:val="superscript"/>
+          </w:rPr>
+          <w:t xml:space="preserve">10</w:t>
+        </w:r>
+      </w:hyperlink>
+      <w:r>
+        <w:rPr>
+          <w:vertAlign w:val="superscript"/>
+        </w:rPr>
+        <w:t xml:space="preserve">,</w:t>
       </w:r>
       <w:hyperlink w:anchor="r17">
         <w:r>
@@ -1186,6 +1259,34 @@
         </w:r>
       </w:hyperlink>
       <w:r>
+        <w:t xml:space="preserve"> </w:t>
+      </w:r>
+      <w:r>
+        <w:t xml:space="preserve">published a Ming-dynasty Chinese–Uyghur glossary in two instalments in</w:t>
+      </w:r>
+      <w:r>
+        <w:t xml:space="preserve"> </w:t>
+      </w:r>
+      <w:r>
+        <w:rPr>
+          <w:iCs/>
+          <w:i/>
+        </w:rPr>
+        <w:t xml:space="preserve">Acta Orientalia</w:t>
+      </w:r>
+      <w:r>
+        <w:t xml:space="preserve">.</w:t>
+      </w:r>
+      <w:hyperlink w:anchor="r17">
+        <w:r>
+          <w:rPr>
+            <w:rStyle w:val="Hyperlink"/>
+            <w:vertAlign w:val="superscript"/>
+          </w:rPr>
+          <w:t xml:space="preserve">17</w:t>
+        </w:r>
+      </w:hyperlink>
+      <w:r>
         <w:rPr>
           <w:vertAlign w:val="superscript"/>
         </w:rPr>
@@ -1329,13 +1430,22 @@
         <w:t xml:space="preserve"> </w:t>
       </w:r>
       <w:r>
-        <w:t xml:space="preserve">first is transcription. A 27,110-entry terminology dictionary mixes them without marking which</w:t>
-      </w:r>
-      <w:r>
-        <w:t xml:space="preserve"> </w:t>
-      </w:r>
-      <w:r>
-        <w:t xml:space="preserve">is which, and the two are not separable by inspection.</w:t>
+        <w:t xml:space="preserve">first is transcription. A 27,110-entry terminology dictionary</w:t>
+      </w:r>
+      <w:hyperlink w:anchor="r1">
+        <w:r>
+          <w:rPr>
+            <w:rStyle w:val="Hyperlink"/>
+            <w:vertAlign w:val="superscript"/>
+          </w:rPr>
+          <w:t xml:space="preserve">1</w:t>
+        </w:r>
+      </w:hyperlink>
+      <w:r>
+        <w:t xml:space="preserve"> </w:t>
+      </w:r>
+      <w:r>
+        <w:t xml:space="preserve">mixes them without marking which is which, and the two are not separable by inspection.</w:t>
       </w:r>
     </w:p>
     <w:p>
@@ -2461,25 +2571,99 @@
         <w:t xml:space="preserve"> </w:t>
       </w:r>
       <w:r>
-        <w:t xml:space="preserve">why: the phonotactic priors available for these families are close enough to each other that the</w:t>
-      </w:r>
-      <w:r>
-        <w:t xml:space="preserve"> </w:t>
-      </w:r>
-      <w:r>
-        <w:t xml:space="preserve">comparison is measuring the reference data rather than the names. A procedure that</w:t>
-      </w:r>
-      <w:r>
-        <w:t xml:space="preserve"> </w:t>
-      </w:r>
-      <w:r>
-        <w:t xml:space="preserve">cannot reliably identify a language it has been given cannot be trusted to identify one nobody</w:t>
-      </w:r>
-      <w:r>
-        <w:t xml:space="preserve"> </w:t>
-      </w:r>
-      <w:r>
-        <w:t xml:space="preserve">has.</w:t>
+        <w:t xml:space="preserve">why: the phonotactic priors available for these families, taken from ASJP,</w:t>
+      </w:r>
+      <w:hyperlink w:anchor="r29">
+        <w:r>
+          <w:rPr>
+            <w:rStyle w:val="Hyperlink"/>
+            <w:vertAlign w:val="superscript"/>
+          </w:rPr>
+          <w:t xml:space="preserve">29</w:t>
+        </w:r>
+      </w:hyperlink>
+      <w:r>
+        <w:t xml:space="preserve"> </w:t>
+      </w:r>
+      <w:r>
+        <w:t xml:space="preserve">are close enough to each other that the</w:t>
+      </w:r>
+      <w:r>
+        <w:t xml:space="preserve"> </w:t>
+      </w:r>
+      <w:r>
+        <w:t xml:space="preserve">comparison is measuring the reference data rather than the names. A procedure that cannot reliably identify a language it has been given cannot be trusted to</w:t>
+      </w:r>
+      <w:r>
+        <w:t xml:space="preserve"> </w:t>
+      </w:r>
+      <w:r>
+        <w:t xml:space="preserve">identify one nobody has.</w:t>
+      </w:r>
+    </w:p>
+    <w:p>
+      <w:pPr>
+        <w:pStyle w:val="BodyText"/>
+      </w:pPr>
+      <w:r>
+        <w:t xml:space="preserve">The strongest advocate of the rival hypothesis reaches the same conclusion on methodological</w:t>
+      </w:r>
+      <w:r>
+        <w:t xml:space="preserve"> </w:t>
+      </w:r>
+      <w:r>
+        <w:t xml:space="preserve">grounds rather than measured ones. Vovin, arguing for a Yeniseian Xiongnu, sets the titles and</w:t>
+      </w:r>
+      <w:r>
+        <w:t xml:space="preserve"> </w:t>
+      </w:r>
+      <w:r>
+        <w:t xml:space="preserve">personal names aside as evidence altogether: most of the glosses the Chinese sources preserve are</w:t>
+      </w:r>
+      <w:r>
+        <w:t xml:space="preserve"> </w:t>
+      </w:r>
+      <w:r>
+        <w:t xml:space="preserve">of that kind, he calls them "practically useless" for determining genetic affiliation, and he</w:t>
+      </w:r>
+      <w:r>
+        <w:t xml:space="preserve"> </w:t>
+      </w:r>
+      <w:r>
+        <w:t xml:space="preserve">declines to evaluate the ones Pulleyblank had used, on the ground that such evidence is not</w:t>
+      </w:r>
+      <w:r>
+        <w:t xml:space="preserve"> </w:t>
+      </w:r>
+      <w:r>
+        <w:t xml:space="preserve">admissible.</w:t>
+      </w:r>
+      <w:hyperlink w:anchor="r27">
+        <w:r>
+          <w:rPr>
+            <w:rStyle w:val="Hyperlink"/>
+            <w:vertAlign w:val="superscript"/>
+          </w:rPr>
+          <w:t xml:space="preserve">27</w:t>
+        </w:r>
+      </w:hyperlink>
+      <w:r>
+        <w:t xml:space="preserve"> </w:t>
+      </w:r>
+      <w:r>
+        <w:t xml:space="preserve">The record this paper works from is almost</w:t>
+      </w:r>
+      <w:r>
+        <w:t xml:space="preserve"> </w:t>
+      </w:r>
+      <w:r>
+        <w:t xml:space="preserve">entirely titles and personal names. Our result agrees with his judgement and replaces it with a</w:t>
+      </w:r>
+      <w:r>
+        <w:t xml:space="preserve"> </w:t>
+      </w:r>
+      <w:r>
+        <w:t xml:space="preserve">number.</w:t>
       </w:r>
     </w:p>
     <w:bookmarkEnd w:id="33"/>
@@ -3637,6 +3821,9 @@
             <w:r>
               <w:t xml:space="preserve">ḍaŋ lei</w:t>
             </w:r>
+            <w:r>
+              <w:t xml:space="preserve">†</w:t>
+            </w:r>
           </w:p>
         </w:tc>
         <w:tc>
@@ -3891,6 +4078,9 @@
             </w:pPr>
             <w:r>
               <w:t xml:space="preserve">do mɑnᶜ</w:t>
+            </w:r>
+            <w:r>
+              <w:t xml:space="preserve">†</w:t>
             </w:r>
           </w:p>
         </w:tc>
@@ -5180,6 +5370,15 @@
       <w:r>
         <w:t xml:space="preserve">because Old Mandarin merged -p, -t and -k into nothing and the merger is not recoverable.</w:t>
       </w:r>
+      <w:hyperlink w:anchor="r24">
+        <w:r>
+          <w:rPr>
+            <w:rStyle w:val="Hyperlink"/>
+            <w:vertAlign w:val="superscript"/>
+          </w:rPr>
+          <w:t xml:space="preserve">24</w:t>
+        </w:r>
+      </w:hyperlink>
     </w:p>
     <w:p>
       <w:pPr>
@@ -5924,7 +6123,7 @@
         <w:t xml:space="preserve">Bögü-Çor</w:t>
       </w:r>
       <w:r>
-        <w:t xml:space="preserve">; the Uyghur ruler</w:t>
+        <w:t xml:space="preserve">; and the Uyghur ruler</w:t>
       </w:r>
       <w:r>
         <w:t xml:space="preserve"> </w:t>
@@ -5952,7 +6151,13 @@
         <w:t xml:space="preserve"> </w:t>
       </w:r>
       <w:r>
-        <w:t xml:space="preserve">"wise" behind a different</w:t>
+        <w:t xml:space="preserve">"wise" behind a</w:t>
+      </w:r>
+      <w:r>
+        <w:t xml:space="preserve"> </w:t>
+      </w:r>
+      <w:r>
+        <w:t xml:space="preserve">different</w:t>
       </w:r>
       <w:r>
         <w:t xml:space="preserve"> </w:t>
@@ -5964,32 +6169,7 @@
         <w:t xml:space="preserve"> </w:t>
       </w:r>
       <w:r>
-        <w:t xml:space="preserve">character; and</w:t>
-      </w:r>
-      <w:r>
-        <w:t xml:space="preserve"> </w:t>
-      </w:r>
-      <w:r>
-        <w:t xml:space="preserve">木桿</w:t>
-      </w:r>
-      <w:r>
-        <w:t xml:space="preserve"> </w:t>
-      </w:r>
-      <w:r>
-        <w:t xml:space="preserve">stands for</w:t>
-      </w:r>
-      <w:r>
-        <w:t xml:space="preserve"> </w:t>
-      </w:r>
-      <w:r>
-        <w:rPr>
-          <w:iCs/>
-          <w:i/>
-        </w:rPr>
-        <w:t xml:space="preserve">Muqan</w:t>
-      </w:r>
-      <w:r>
-        <w:t xml:space="preserve">. Two different Chinese</w:t>
+        <w:t xml:space="preserve">character. Two different Chinese</w:t>
       </w:r>
       <w:r>
         <w:t xml:space="preserve"> </w:t>
@@ -6013,7 +6193,81 @@
         <w:t xml:space="preserve"> </w:t>
       </w:r>
       <w:r>
-        <w:t xml:space="preserve">word is a pattern, not an accident. These are Tang rather than Han,</w:t>
+        <w:t xml:space="preserve">word is a</w:t>
+      </w:r>
+      <w:r>
+        <w:t xml:space="preserve"> </w:t>
+      </w:r>
+      <w:r>
+        <w:t xml:space="preserve">pattern, not an accident. A third Türk name often cited alongside these two,</w:t>
+      </w:r>
+      <w:r>
+        <w:t xml:space="preserve"> </w:t>
+      </w:r>
+      <w:r>
+        <w:t xml:space="preserve">木杆</w:t>
+      </w:r>
+      <w:r>
+        <w:t xml:space="preserve"> </w:t>
+      </w:r>
+      <w:r>
+        <w:t xml:space="preserve">for Muqan Qaghan, is a control rather than a third instance: the</w:t>
+      </w:r>
+      <w:r>
+        <w:t xml:space="preserve"> </w:t>
+      </w:r>
+      <w:r>
+        <w:t xml:space="preserve">Sogdian Bugut inscription writes that name</w:t>
+      </w:r>
+      <w:r>
+        <w:t xml:space="preserve"> </w:t>
+      </w:r>
+      <w:r>
+        <w:rPr>
+          <w:iCs/>
+          <w:i/>
+        </w:rPr>
+        <w:t xml:space="preserve">mwγʾn</w:t>
+      </w:r>
+      <w:r>
+        <w:t xml:space="preserve">, also with</w:t>
+      </w:r>
+      <w:r>
+        <w:t xml:space="preserve"> </w:t>
+      </w:r>
+      <w:r>
+        <w:t xml:space="preserve">m-</w:t>
+      </w:r>
+      <w:r>
+        <w:t xml:space="preserve">, in a script that has a letter for</w:t>
+      </w:r>
+      <w:r>
+        <w:t xml:space="preserve"> </w:t>
+      </w:r>
+      <w:r>
+        <w:rPr>
+          <w:iCs/>
+          <w:i/>
+        </w:rPr>
+        <w:t xml:space="preserve">b</w:t>
+      </w:r>
+      <w:r>
+        <w:t xml:space="preserve">, so the name's own</w:t>
+      </w:r>
+      <w:r>
+        <w:t xml:space="preserve"> </w:t>
+      </w:r>
+      <w:r>
+        <w:t xml:space="preserve">initial is disputed and cannot be assumed to be</w:t>
+      </w:r>
+      <w:r>
+        <w:t xml:space="preserve"> </w:t>
+      </w:r>
+      <w:r>
+        <w:t xml:space="preserve">b-</w:t>
+      </w:r>
+      <w:r>
+        <w:t xml:space="preserve">. These are Tang rather than Han,</w:t>
       </w:r>
       <w:r>
         <w:t xml:space="preserve"> </w:t>
@@ -8577,13 +8831,28 @@
         <w:t xml:space="preserve">Bögü Tın</w:t>
       </w:r>
       <w:r>
-        <w:t xml:space="preserve">, does meet this</w:t>
-      </w:r>
-      <w:r>
-        <w:t xml:space="preserve"> </w:t>
-      </w:r>
-      <w:r>
-        <w:t xml:space="preserve">standard, and §9.2 sets it out. We produced 31 others in the course of this work. None of</w:t>
+        <w:t xml:space="preserve">, meets this</w:t>
+      </w:r>
+      <w:r>
+        <w:t xml:space="preserve"> </w:t>
+      </w:r>
+      <w:r>
+        <w:t xml:space="preserve">standard on one of the two Later Han readings of</w:t>
+      </w:r>
+      <w:r>
+        <w:t xml:space="preserve"> </w:t>
+      </w:r>
+      <w:r>
+        <w:t xml:space="preserve">頓</w:t>
+      </w:r>
+      <w:r>
+        <w:t xml:space="preserve">, and §9.2 sets out</w:t>
+      </w:r>
+      <w:r>
+        <w:t xml:space="preserve"> </w:t>
+      </w:r>
+      <w:r>
+        <w:t xml:space="preserve">what that turns on. We produced 31 others in the course of this work. None of</w:t>
       </w:r>
       <w:r>
         <w:t xml:space="preserve"> </w:t>
@@ -8843,13 +9112,7 @@
         <w:t xml:space="preserve">徑路刀</w:t>
       </w:r>
       <w:r>
-        <w:t xml:space="preserve">, a Xiongnu blade used in oath-taking. Friedrich Hirth compared</w:t>
-      </w:r>
-      <w:r>
-        <w:t xml:space="preserve"> </w:t>
-      </w:r>
-      <w:r>
-        <w:t xml:space="preserve">it with Turkic</w:t>
+        <w:t xml:space="preserve">, a Xiongnu blade used in oath-taking. Friedrich Hirth compared it with Turkic</w:t>
       </w:r>
       <w:r>
         <w:t xml:space="preserve"> </w:t>
@@ -8865,13 +9128,103 @@
         <w:t xml:space="preserve"> </w:t>
       </w:r>
       <w:r>
-        <w:t xml:space="preserve">in 1908, calling the word the oldest Turkish on</w:t>
-      </w:r>
-      <w:r>
-        <w:t xml:space="preserve"> </w:t>
-      </w:r>
-      <w:r>
-        <w:t xml:space="preserve">record.</w:t>
+        <w:t xml:space="preserve">in 1908, working from the</w:t>
+      </w:r>
+      <w:r>
+        <w:t xml:space="preserve"> </w:t>
+      </w:r>
+      <w:r>
+        <w:rPr>
+          <w:iCs/>
+          <w:i/>
+        </w:rPr>
+        <w:t xml:space="preserve">Hanshu</w:t>
+      </w:r>
+      <w:r>
+        <w:t xml:space="preserve"> </w:t>
+      </w:r>
+      <w:r>
+        <w:t xml:space="preserve">account of the treaty of 47 BCE, where the scholiast glosses the word as the</w:t>
+      </w:r>
+      <w:r>
+        <w:t xml:space="preserve"> </w:t>
+      </w:r>
+      <w:r>
+        <w:t xml:space="preserve">precious sword of the Xiongnu. He drew the Turkic side from living Turki dialects rather than</w:t>
+      </w:r>
+      <w:r>
+        <w:t xml:space="preserve"> </w:t>
+      </w:r>
+      <w:r>
+        <w:t xml:space="preserve">from Kāşgarî, and extended the identification to</w:t>
+      </w:r>
+      <w:r>
+        <w:t xml:space="preserve"> </w:t>
+      </w:r>
+      <w:r>
+        <w:t xml:space="preserve">輕呂</w:t>
+      </w:r>
+      <w:r>
+        <w:t xml:space="preserve">, the word the</w:t>
+      </w:r>
+      <w:r>
+        <w:t xml:space="preserve"> </w:t>
+      </w:r>
+      <w:r>
+        <w:rPr>
+          <w:iCs/>
+          <w:i/>
+        </w:rPr>
+        <w:t xml:space="preserve">Zhoushu</w:t>
+      </w:r>
+      <w:r>
+        <w:t xml:space="preserve"> </w:t>
+      </w:r>
+      <w:r>
+        <w:t xml:space="preserve">uses for King Wu's dagger, which is why he called it the oldest Turkic word on</w:t>
+      </w:r>
+      <w:r>
+        <w:t xml:space="preserve"> </w:t>
+      </w:r>
+      <w:r>
+        <w:t xml:space="preserve">record. That further claim is his and is not tested here.</w:t>
+      </w:r>
+      <w:hyperlink w:anchor="r11">
+        <w:r>
+          <w:rPr>
+            <w:rStyle w:val="Hyperlink"/>
+            <w:vertAlign w:val="superscript"/>
+          </w:rPr>
+          <w:t xml:space="preserve">11</w:t>
+        </w:r>
+      </w:hyperlink>
+      <w:r>
+        <w:t xml:space="preserve"> </w:t>
+      </w:r>
+      <w:r>
+        <w:t xml:space="preserve">Kāşgarî glosses</w:t>
+      </w:r>
+      <w:r>
+        <w:t xml:space="preserve"> </w:t>
+      </w:r>
+      <w:r>
+        <w:rPr>
+          <w:iCs/>
+          <w:i/>
+        </w:rPr>
+        <w:t xml:space="preserve">kıñrak</w:t>
+      </w:r>
+      <w:r>
+        <w:t xml:space="preserve"> </w:t>
+      </w:r>
+      <w:r>
+        <w:t xml:space="preserve">as a large knife resembling a cleaver, for cutting meat and</w:t>
+      </w:r>
+      <w:r>
+        <w:t xml:space="preserve"> </w:t>
+      </w:r>
+      <w:r>
+        <w:t xml:space="preserve">dough.</w:t>
       </w:r>
       <w:hyperlink w:anchor="r12">
         <w:r>
@@ -8886,29 +9239,7 @@
         <w:t xml:space="preserve"> </w:t>
       </w:r>
       <w:r>
-        <w:t xml:space="preserve">Kāşgarî glosses</w:t>
-      </w:r>
-      <w:r>
-        <w:t xml:space="preserve"> </w:t>
-      </w:r>
-      <w:r>
-        <w:rPr>
-          <w:iCs/>
-          <w:i/>
-        </w:rPr>
-        <w:t xml:space="preserve">kıñrak</w:t>
-      </w:r>
-      <w:r>
-        <w:t xml:space="preserve"> </w:t>
-      </w:r>
-      <w:r>
-        <w:t xml:space="preserve">as a large knife</w:t>
-      </w:r>
-      <w:r>
-        <w:t xml:space="preserve"> </w:t>
-      </w:r>
-      <w:r>
-        <w:t xml:space="preserve">resembling a cleaver, for cutting meat and dough. The Chinese side independently says the referent is a blade, two sources with no contact agreeing about what the object is, which is a stronger</w:t>
+        <w:t xml:space="preserve">The Chinese side independently says the referent is a blade, two sources with no contact agreeing about what the object is, which is a stronger</w:t>
       </w:r>
       <w:r>
         <w:t xml:space="preserve"> </w:t>
@@ -9013,13 +9344,7 @@
         <w:t xml:space="preserve"> </w:t>
       </w:r>
       <w:r>
-        <w:t xml:space="preserve">\ Clauson</w:t>
-      </w:r>
-      <w:r>
-        <w:t xml:space="preserve"> </w:t>
-      </w:r>
-      <w:r>
-        <w:t xml:space="preserve">derives</w:t>
+        <w:t xml:space="preserve">Clauson derives</w:t>
       </w:r>
       <w:r>
         <w:t xml:space="preserve"> </w:t>
@@ -9048,7 +9373,10 @@
         <w:t xml:space="preserve">*kıŋra:-</w:t>
       </w:r>
       <w:r>
-        <w:t xml:space="preserve">, itself</w:t>
+        <w:t xml:space="preserve"> </w:t>
+      </w:r>
+      <w:r>
+        <w:t xml:space="preserve">(the colon is Clauson's mark for a long vowel), itself</w:t>
       </w:r>
       <w:r>
         <w:t xml:space="preserve"> </w:t>
@@ -9280,7 +9608,23 @@
         <w:pStyle w:val="BodyText"/>
       </w:pPr>
       <w:r>
-        <w:t xml:space="preserve">Kāşgarî's text at III 382 reads</w:t>
+        <w:t xml:space="preserve">Kāşgarî's text at volume III, page 382 of the</w:t>
+      </w:r>
+      <w:r>
+        <w:t xml:space="preserve"> </w:t>
+      </w:r>
+      <w:r>
+        <w:rPr>
+          <w:iCs/>
+          <w:i/>
+        </w:rPr>
+        <w:t xml:space="preserve">Dīwān</w:t>
+      </w:r>
+      <w:r>
+        <w:t xml:space="preserve"> </w:t>
+      </w:r>
+      <w:r>
+        <w:t xml:space="preserve">reads</w:t>
       </w:r>
       <w:r>
         <w:t xml:space="preserve"> </w:t>
@@ -9315,7 +9659,19 @@
         <w:t xml:space="preserve"> </w:t>
       </w:r>
       <w:r>
-        <w:t xml:space="preserve">written.</w:t>
+        <w:t xml:space="preserve">written. The emendation is not the only support for it: Hirth took the word from living Turki</w:t>
+      </w:r>
+      <w:r>
+        <w:t xml:space="preserve"> </w:t>
+      </w:r>
+      <w:r>
+        <w:t xml:space="preserve">dialects in 1908, and the Teleut and Kirghiz survivals cited above are independent of the</w:t>
+      </w:r>
+      <w:r>
+        <w:t xml:space="preserve"> </w:t>
+      </w:r>
+      <w:r>
+        <w:t xml:space="preserve">Dīwān's manuscript altogether.</w:t>
       </w:r>
       <w:r>
         <w:t xml:space="preserve"> </w:t>
@@ -9500,7 +9856,13 @@
         <w:pStyle w:val="BodyText"/>
       </w:pPr>
       <w:r>
-        <w:t xml:space="preserve">Our channel establishes what a transcription</w:t>
+        <w:t xml:space="preserve">We have not seen the exact Iranian etymon its proponents advance, so the test applies</w:t>
+      </w:r>
+      <w:r>
+        <w:t xml:space="preserve"> </w:t>
+      </w:r>
+      <w:r>
+        <w:t xml:space="preserve">only to the form named. Our channel establishes what a transcription</w:t>
       </w:r>
       <w:r>
         <w:t xml:space="preserve"> </w:t>
@@ -9600,7 +9962,61 @@
         <w:t xml:space="preserve">*toγrï</w:t>
       </w:r>
       <w:r>
-        <w:t xml:space="preserve">. The</w:t>
+        <w:t xml:space="preserve">.</w:t>
+      </w:r>
+      <w:r>
+        <w:t xml:space="preserve"> </w:t>
+      </w:r>
+      <w:r>
+        <w:t xml:space="preserve">耆</w:t>
+      </w:r>
+      <w:r>
+        <w:t xml:space="preserve"> </w:t>
+      </w:r>
+      <w:r>
+        <w:t xml:space="preserve">is one of the daggered</w:t>
+      </w:r>
+      <w:r>
+        <w:t xml:space="preserve"> </w:t>
+      </w:r>
+      <w:r>
+        <w:t xml:space="preserve">characters: the table gives</w:t>
+      </w:r>
+      <w:r>
+        <w:t xml:space="preserve"> </w:t>
+      </w:r>
+      <w:r>
+        <w:t xml:space="preserve">gɨ</w:t>
+      </w:r>
+      <w:r>
+        <w:t xml:space="preserve">,</w:t>
+      </w:r>
+      <w:r>
+        <w:t xml:space="preserve"> </w:t>
+      </w:r>
+      <w:r>
+        <w:t xml:space="preserve">kiᴮ</w:t>
+      </w:r>
+      <w:r>
+        <w:t xml:space="preserve"> </w:t>
+      </w:r>
+      <w:r>
+        <w:t xml:space="preserve">and</w:t>
+      </w:r>
+      <w:r>
+        <w:t xml:space="preserve"> </w:t>
+      </w:r>
+      <w:r>
+        <w:t xml:space="preserve">tśiᴮ</w:t>
+      </w:r>
+      <w:r>
+        <w:t xml:space="preserve">, and the comparison below uses the first. The second would serve</w:t>
+      </w:r>
+      <w:r>
+        <w:t xml:space="preserve"> </w:t>
+      </w:r>
+      <w:r>
+        <w:t xml:space="preserve">it equally well; the third would not. The</w:t>
       </w:r>
       <w:r>
         <w:t xml:space="preserve"> </w:t>
@@ -9709,7 +10125,7 @@
         <w:t xml:space="preserve"> </w:t>
       </w:r>
       <w:r>
-        <w:t xml:space="preserve">metaphorically "straight, honest, upright, true", and that moral sense is old rather than modern. Aafourteenth-century glossary renders it with Arabic</w:t>
+        <w:t xml:space="preserve">metaphorically "straight, honest, upright, true", and that moral sense is old rather than modern. A fourteenth-century glossary renders it with Arabic</w:t>
       </w:r>
       <w:r>
         <w:t xml:space="preserve"> </w:t>
@@ -9928,13 +10344,13 @@
       </w:r>
     </w:p>
     <w:bookmarkEnd w:id="42"/>
-    <w:bookmarkStart w:id="43" w:name="a-reading-the-measurements-do-support-冒頓"/>
+    <w:bookmarkStart w:id="43" w:name="X0c4ba52fd95c78c09fdcd9031fd6d8d2ec1da17"/>
     <w:p>
       <w:pPr>
         <w:pStyle w:val="Heading3"/>
       </w:pPr>
       <w:r>
-        <w:t xml:space="preserve">9.2  A reading the measurements do support:</w:t>
+        <w:t xml:space="preserve">9.2  Where a century-old disagreement actually lies:</w:t>
       </w:r>
       <w:r>
         <w:t xml:space="preserve"> </w:t>
@@ -9960,13 +10376,7 @@
         <w:t xml:space="preserve"> </w:t>
       </w:r>
       <w:r>
-        <w:t xml:space="preserve">from both ends and taken</w:t>
-      </w:r>
-      <w:r>
-        <w:t xml:space="preserve"> </w:t>
-      </w:r>
-      <w:r>
-        <w:t xml:space="preserve">together they point somewhere.</w:t>
+        <w:t xml:space="preserve">from both ends.</w:t>
       </w:r>
       <w:r>
         <w:t xml:space="preserve"> </w:t>
@@ -9978,19 +10388,13 @@
         <w:t xml:space="preserve"> </w:t>
       </w:r>
       <w:r>
-        <w:t xml:space="preserve">mək tuənᶜ</w:t>
-      </w:r>
-      <w:r>
-        <w:t xml:space="preserve"> </w:t>
-      </w:r>
-      <w:r>
-        <w:t xml:space="preserve">is the most consequential name in</w:t>
-      </w:r>
-      <w:r>
-        <w:t xml:space="preserve"> </w:t>
-      </w:r>
-      <w:r>
-        <w:t xml:space="preserve">the record, and the frame it fixes is unusually tight, because</w:t>
+        <w:t xml:space="preserve">is the most consequential name in the record, and the frame it fixes</w:t>
+      </w:r>
+      <w:r>
+        <w:t xml:space="preserve"> </w:t>
+      </w:r>
+      <w:r>
+        <w:t xml:space="preserve">looks unusually tight, because</w:t>
       </w:r>
       <w:r>
         <w:t xml:space="preserve"> </w:t>
@@ -10000,36 +10404,702 @@
           <w:bCs/>
           <w:b/>
         </w:rPr>
-        <w:t xml:space="preserve">both codas are</w:t>
-      </w:r>
+        <w:t xml:space="preserve">both codas are written</w:t>
+      </w:r>
+      <w:r>
+        <w:t xml:space="preserve">. The second of them,</w:t>
+      </w:r>
+      <w:r>
+        <w:t xml:space="preserve"> </w:t>
+      </w:r>
+      <w:r>
+        <w:t xml:space="preserve">however, is not a single value. Schuessler's table gives</w:t>
+      </w:r>
+      <w:r>
+        <w:t xml:space="preserve"> </w:t>
+      </w:r>
+      <w:r>
+        <w:t xml:space="preserve">頓</w:t>
+      </w:r>
+      <w:r>
+        <w:t xml:space="preserve"> </w:t>
+      </w:r>
+      <w:r>
+        <w:t xml:space="preserve">two Later Han</w:t>
+      </w:r>
+      <w:r>
+        <w:t xml:space="preserve"> </w:t>
+      </w:r>
+      <w:r>
+        <w:t xml:space="preserve">readings,</w:t>
+      </w:r>
+      <w:r>
+        <w:t xml:space="preserve"> </w:t>
+      </w:r>
+      <w:r>
+        <w:t xml:space="preserve">tuənᶜ</w:t>
+      </w:r>
+      <w:r>
+        <w:t xml:space="preserve"> </w:t>
+      </w:r>
+      <w:r>
+        <w:t xml:space="preserve">and</w:t>
+      </w:r>
+      <w:r>
+        <w:t xml:space="preserve"> </w:t>
+      </w:r>
+      <w:r>
+        <w:t xml:space="preserve">tuət</w:t>
+      </w:r>
+      <w:r>
+        <w:t xml:space="preserve">, one ending in a nasal</w:t>
+      </w:r>
+      <w:r>
+        <w:t xml:space="preserve"> </w:t>
+      </w:r>
+      <w:r>
+        <w:t xml:space="preserve">and one in a stop, and the reconstruction column of Appendix A prints the first. That choice,</w:t>
+      </w:r>
+      <w:r>
+        <w:t xml:space="preserve"> </w:t>
+      </w:r>
+      <w:r>
+        <w:t xml:space="preserve">which no published reading of this name states, is what separates our proposal from the</w:t>
+      </w:r>
+      <w:r>
+        <w:t xml:space="preserve"> </w:t>
+      </w:r>
+      <w:r>
+        <w:t xml:space="preserve">field's.</w:t>
+      </w:r>
+    </w:p>
+    <w:p>
+      <w:pPr>
+        <w:pStyle w:val="BodyText"/>
+      </w:pPr>
       <w:r>
         <w:rPr>
           <w:bCs/>
           <w:b/>
         </w:rPr>
-        <w:t xml:space="preserve"> </w:t>
-      </w:r>
+        <w:t xml:space="preserve">The first character has a documented Turkic value.</w:t>
+      </w:r>
+      <w:r>
+        <w:t xml:space="preserve"> </w:t>
+      </w:r>
+      <w:r>
+        <w:t xml:space="preserve">This is not an inference</w:t>
+      </w:r>
+      <w:r>
+        <w:t xml:space="preserve"> </w:t>
+      </w:r>
+      <w:r>
+        <w:t xml:space="preserve">from a rate, and it holds whichever reading of</w:t>
+      </w:r>
+      <w:r>
+        <w:t xml:space="preserve"> </w:t>
+      </w:r>
+      <w:r>
+        <w:t xml:space="preserve">頓</w:t>
+      </w:r>
+      <w:r>
+        <w:t xml:space="preserve"> </w:t>
+      </w:r>
+      <w:r>
+        <w:t xml:space="preserve">is taken. In the Later</w:t>
+      </w:r>
+      <w:r>
+        <w:t xml:space="preserve"> </w:t>
+      </w:r>
+      <w:r>
+        <w:t xml:space="preserve">Han table</w:t>
+      </w:r>
+      <w:r>
+        <w:t xml:space="preserve"> </w:t>
+      </w:r>
+      <w:r>
+        <w:t xml:space="preserve">冒</w:t>
+      </w:r>
+      <w:r>
+        <w:t xml:space="preserve"> </w:t>
+      </w:r>
+      <w:r>
+        <w:t xml:space="preserve">and</w:t>
+      </w:r>
+      <w:r>
+        <w:t xml:space="preserve"> </w:t>
+      </w:r>
+      <w:r>
+        <w:t xml:space="preserve">默</w:t>
+      </w:r>
+      <w:r>
+        <w:t xml:space="preserve"> </w:t>
+      </w:r>
+      <w:r>
+        <w:t xml:space="preserve">have the</w:t>
+      </w:r>
+      <w:r>
+        <w:t xml:space="preserve"> </w:t>
+      </w:r>
+      <w:r>
+        <w:rPr>
+          <w:iCs/>
+          <w:i/>
+        </w:rPr>
+        <w:t xml:space="preserve">same</w:t>
+      </w:r>
+      <w:r>
+        <w:t xml:space="preserve"> </w:t>
+      </w:r>
+      <w:r>
+        <w:t xml:space="preserve">reading,</w:t>
+      </w:r>
+      <w:r>
+        <w:t xml:space="preserve"> </w:t>
+      </w:r>
+      <w:r>
+        <w:t xml:space="preserve">mək</w:t>
+      </w:r>
+      <w:r>
+        <w:t xml:space="preserve">. And</w:t>
+      </w:r>
+      <w:r>
+        <w:t xml:space="preserve"> </w:t>
+      </w:r>
+      <w:r>
+        <w:t xml:space="preserve">默</w:t>
+      </w:r>
+      <w:r>
+        <w:t xml:space="preserve">啜</w:t>
+      </w:r>
+      <w:r>
+        <w:t xml:space="preserve">,</w:t>
+      </w:r>
+      <w:r>
+        <w:t xml:space="preserve"> </w:t>
+      </w:r>
+      <w:r>
+        <w:t xml:space="preserve">the personal name of the Türk ruler known in the inscriptions as Qapaghan Qaghan, is read</w:t>
+      </w:r>
+      <w:r>
+        <w:t xml:space="preserve"> </w:t>
+      </w:r>
+      <w:r>
+        <w:rPr>
+          <w:iCs/>
+          <w:i/>
+        </w:rPr>
+        <w:t xml:space="preserve">Bögü-Çor</w:t>
+      </w:r>
+      <w:r>
+        <w:t xml:space="preserve">. So that exact Later Han syllable is on record writing</w:t>
+      </w:r>
+      <w:r>
+        <w:t xml:space="preserve"> </w:t>
+      </w:r>
+      <w:r>
+        <w:rPr>
+          <w:iCs/>
+          <w:i/>
+        </w:rPr>
+        <w:t xml:space="preserve">bögü</w:t>
+      </w:r>
+      <w:r>
+        <w:t xml:space="preserve"> </w:t>
+      </w:r>
+      <w:r>
+        <w:t xml:space="preserve">in a Turkic</w:t>
+      </w:r>
+      <w:r>
+        <w:t xml:space="preserve"> </w:t>
+      </w:r>
+      <w:r>
+        <w:t xml:space="preserve">ruler's name: the</w:t>
+      </w:r>
+      <w:r>
+        <w:t xml:space="preserve"> </w:t>
+      </w:r>
+      <w:r>
+        <w:t xml:space="preserve">m-</w:t>
+      </w:r>
+      <w:r>
+        <w:t xml:space="preserve"> </w:t>
+      </w:r>
+      <w:r>
+        <w:t xml:space="preserve">standing for the source</w:t>
+      </w:r>
+      <w:r>
+        <w:t xml:space="preserve"> </w:t>
+      </w:r>
+      <w:r>
+        <w:t xml:space="preserve">b-</w:t>
+      </w:r>
+      <w:r>
+        <w:t xml:space="preserve">,</w:t>
+      </w:r>
+      <w:r>
+        <w:t xml:space="preserve"> </w:t>
+      </w:r>
+      <w:r>
+        <w:t xml:space="preserve">the written</w:t>
+      </w:r>
+      <w:r>
+        <w:t xml:space="preserve"> </w:t>
+      </w:r>
+      <w:r>
+        <w:t xml:space="preserve">-k</w:t>
+      </w:r>
+      <w:r>
+        <w:t xml:space="preserve"> </w:t>
+      </w:r>
+      <w:r>
+        <w:t xml:space="preserve">standing for the source</w:t>
+      </w:r>
+      <w:r>
+        <w:t xml:space="preserve"> </w:t>
+      </w:r>
+      <w:r>
+        <w:t xml:space="preserve">g</w:t>
+      </w:r>
+      <w:r>
+        <w:t xml:space="preserve">, and</w:t>
+      </w:r>
+      <w:r>
+        <w:t xml:space="preserve"> </w:t>
+      </w:r>
+      <w:r>
+        <w:t xml:space="preserve">the final vowel of</w:t>
+      </w:r>
+      <w:r>
+        <w:t xml:space="preserve"> </w:t>
+      </w:r>
+      <w:r>
+        <w:rPr>
+          <w:iCs/>
+          <w:i/>
+        </w:rPr>
+        <w:t xml:space="preserve">bögü</w:t>
+      </w:r>
+      <w:r>
+        <w:t xml:space="preserve"> </w:t>
+      </w:r>
+      <w:r>
+        <w:t xml:space="preserve">not written at all. The same substitution is on record more than once in Turkic onomastics, and the characters used</w:t>
+      </w:r>
+      <w:r>
+        <w:t xml:space="preserve"> </w:t>
+      </w:r>
+      <w:r>
+        <w:t xml:space="preserve">are worth setting out:</w:t>
+      </w:r>
+      <w:r>
+        <w:t xml:space="preserve"> </w:t>
+      </w:r>
+      <w:r>
+        <w:t xml:space="preserve">默</w:t>
+      </w:r>
+      <w:r>
+        <w:t xml:space="preserve"> </w:t>
+      </w:r>
+      <w:r>
+        <w:t xml:space="preserve">mək</w:t>
+      </w:r>
+      <w:r>
+        <w:t xml:space="preserve"> </w:t>
+      </w:r>
+      <w:r>
+        <w:t xml:space="preserve">in</w:t>
+      </w:r>
+      <w:r>
+        <w:t xml:space="preserve"> </w:t>
+      </w:r>
+      <w:r>
+        <w:t xml:space="preserve">默啜</w:t>
+      </w:r>
+      <w:r>
+        <w:t xml:space="preserve"> </w:t>
+      </w:r>
+      <w:r>
+        <w:t xml:space="preserve">for</w:t>
+      </w:r>
+      <w:r>
+        <w:t xml:space="preserve"> </w:t>
+      </w:r>
+      <w:r>
+        <w:rPr>
+          <w:iCs/>
+          <w:i/>
+        </w:rPr>
+        <w:t xml:space="preserve">Bögü-Çor</w:t>
+      </w:r>
+      <w:r>
+        <w:t xml:space="preserve">, and</w:t>
+      </w:r>
+      <w:r>
+        <w:t xml:space="preserve"> </w:t>
+      </w:r>
+      <w:r>
+        <w:t xml:space="preserve">牟</w:t>
+      </w:r>
+      <w:r>
+        <w:t xml:space="preserve"> </w:t>
+      </w:r>
+      <w:r>
+        <w:t xml:space="preserve">mu</w:t>
+      </w:r>
+      <w:r>
+        <w:t xml:space="preserve"> </w:t>
+      </w:r>
+      <w:r>
+        <w:t xml:space="preserve">in</w:t>
+      </w:r>
+      <w:r>
+        <w:t xml:space="preserve"> </w:t>
+      </w:r>
+      <w:r>
+        <w:t xml:space="preserve">牟羽</w:t>
+      </w:r>
+      <w:r>
+        <w:t xml:space="preserve"> </w:t>
+      </w:r>
+      <w:r>
+        <w:t xml:space="preserve">for the Uyghur Bögü Qaghan. Both</w:t>
+      </w:r>
+      <w:r>
+        <w:t xml:space="preserve"> </w:t>
+      </w:r>
+      <w:r>
+        <w:t xml:space="preserve">write</w:t>
+      </w:r>
+      <w:r>
+        <w:t xml:space="preserve"> </w:t>
+      </w:r>
+      <w:r>
+        <w:rPr>
+          <w:iCs/>
+          <w:i/>
+        </w:rPr>
+        <w:t xml:space="preserve">bögü</w:t>
+      </w:r>
+      <w:r>
+        <w:t xml:space="preserve"> </w:t>
+      </w:r>
+      <w:r>
+        <w:t xml:space="preserve">with a Chinese</w:t>
+      </w:r>
+      <w:r>
+        <w:t xml:space="preserve"> </w:t>
+      </w:r>
+      <w:r>
+        <w:t xml:space="preserve">m-</w:t>
+      </w:r>
+      <w:r>
+        <w:t xml:space="preserve"> </w:t>
+      </w:r>
+      <w:r>
+        <w:t xml:space="preserve">character.</w:t>
+      </w:r>
+      <w:r>
+        <w:t xml:space="preserve"> </w:t>
+      </w:r>
+      <w:r>
+        <w:t xml:space="preserve">冒</w:t>
+      </w:r>
+      <w:r>
+        <w:t xml:space="preserve"> </w:t>
+      </w:r>
+      <w:r>
+        <w:t xml:space="preserve">is itself listed with a second reading,</w:t>
+      </w:r>
+      <w:r>
+        <w:t xml:space="preserve"> </w:t>
+      </w:r>
+      <w:r>
+        <w:t xml:space="preserve">mouᶜ</w:t>
+      </w:r>
+      <w:r>
+        <w:t xml:space="preserve">, and the two attested spellings of</w:t>
+      </w:r>
+      <w:r>
+        <w:t xml:space="preserve"> </w:t>
+      </w:r>
+      <w:r>
+        <w:rPr>
+          <w:iCs/>
+          <w:i/>
+        </w:rPr>
+        <w:t xml:space="preserve">bögü</w:t>
+      </w:r>
+      <w:r>
+        <w:t xml:space="preserve"> </w:t>
+      </w:r>
+      <w:r>
+        <w:t xml:space="preserve">fall either side</w:t>
+      </w:r>
+      <w:r>
+        <w:t xml:space="preserve"> </w:t>
+      </w:r>
+      <w:r>
+        <w:t xml:space="preserve">of that split:</w:t>
+      </w:r>
+      <w:r>
+        <w:t xml:space="preserve"> </w:t>
+      </w:r>
+      <w:r>
+        <w:t xml:space="preserve">默</w:t>
+      </w:r>
+      <w:r>
+        <w:t xml:space="preserve"> </w:t>
+      </w:r>
+      <w:r>
+        <w:t xml:space="preserve">matches</w:t>
+      </w:r>
+      <w:r>
+        <w:t xml:space="preserve"> </w:t>
+      </w:r>
+      <w:r>
+        <w:t xml:space="preserve">冒</w:t>
+      </w:r>
+      <w:r>
+        <w:t xml:space="preserve">'s first reading</w:t>
+      </w:r>
+      <w:r>
+        <w:t xml:space="preserve"> </w:t>
+      </w:r>
+      <w:r>
+        <w:t xml:space="preserve">exactly, and</w:t>
+      </w:r>
+      <w:r>
+        <w:t xml:space="preserve"> </w:t>
+      </w:r>
+      <w:r>
+        <w:t xml:space="preserve">牟</w:t>
+      </w:r>
+      <w:r>
+        <w:t xml:space="preserve"> </w:t>
+      </w:r>
+      <w:r>
+        <w:t xml:space="preserve">mu</w:t>
+      </w:r>
+      <w:r>
+        <w:t xml:space="preserve"> </w:t>
+      </w:r>
+      <w:r>
+        <w:t xml:space="preserve">is the nearer of the two to</w:t>
+      </w:r>
+      <w:r>
+        <w:t xml:space="preserve"> </w:t>
+      </w:r>
+      <w:r>
+        <w:t xml:space="preserve">its second. Whichever row of</w:t>
+      </w:r>
+      <w:r>
+        <w:t xml:space="preserve"> </w:t>
+      </w:r>
+      <w:r>
+        <w:t xml:space="preserve">冒</w:t>
+      </w:r>
+      <w:r>
+        <w:t xml:space="preserve"> </w:t>
+      </w:r>
+      <w:r>
+        <w:t xml:space="preserve">is taken, there is a Turkic precedent</w:t>
+      </w:r>
+      <w:r>
+        <w:t xml:space="preserve"> </w:t>
+      </w:r>
+      <w:r>
+        <w:t xml:space="preserve">for that character writing</w:t>
+      </w:r>
+      <w:r>
+        <w:t xml:space="preserve"> </w:t>
+      </w:r>
+      <w:r>
+        <w:rPr>
+          <w:iCs/>
+          <w:i/>
+        </w:rPr>
+        <w:t xml:space="preserve">bögü</w:t>
+      </w:r>
+      <w:r>
+        <w:t xml:space="preserve">.</w:t>
+      </w:r>
+    </w:p>
+    <w:p>
+      <w:pPr>
+        <w:pStyle w:val="BodyText"/>
+      </w:pPr>
       <w:r>
         <w:rPr>
           <w:bCs/>
           <w:b/>
         </w:rPr>
-        <w:t xml:space="preserve">written</w:t>
-      </w:r>
-      <w:r>
-        <w:t xml:space="preserve">: the</w:t>
-      </w:r>
-      <w:r>
-        <w:t xml:space="preserve"> </w:t>
-      </w:r>
-      <w:r>
-        <w:t xml:space="preserve">-k</w:t>
-      </w:r>
-      <w:r>
-        <w:t xml:space="preserve"> </w:t>
-      </w:r>
-      <w:r>
-        <w:t xml:space="preserve">of</w:t>
+        <w:t xml:space="preserve">Each step of that is separately licensed by the corpora.</w:t>
+      </w:r>
+      <w:r>
+        <w:t xml:space="preserve"> </w:t>
+      </w:r>
+      <w:r>
+        <w:t xml:space="preserve">The</w:t>
+      </w:r>
+      <w:r>
+        <w:t xml:space="preserve"> </w:t>
+      </w:r>
+      <w:r>
+        <w:t xml:space="preserve">m-</w:t>
+      </w:r>
+      <w:r>
+        <w:t xml:space="preserve"> </w:t>
+      </w:r>
+      <w:r>
+        <w:t xml:space="preserve">for a source</w:t>
+      </w:r>
+      <w:r>
+        <w:t xml:space="preserve"> </w:t>
+      </w:r>
+      <w:r>
+        <w:t xml:space="preserve">b-</w:t>
+      </w:r>
+      <w:r>
+        <w:t xml:space="preserve"> </w:t>
+      </w:r>
+      <w:r>
+        <w:t xml:space="preserve">is 3 of 22 in the Later Han</w:t>
+      </w:r>
+      <w:r>
+        <w:t xml:space="preserve"> </w:t>
+      </w:r>
+      <w:r>
+        <w:t xml:space="preserve">layer, 13.6% (§8.1). One character covering two source syllables, with a written stop coda doing</w:t>
+      </w:r>
+      <w:r>
+        <w:t xml:space="preserve"> </w:t>
+      </w:r>
+      <w:r>
+        <w:t xml:space="preserve">the compressing, occurs only in 47 of the 1,017 verified pairs:</w:t>
+      </w:r>
+      <w:r>
+        <w:t xml:space="preserve"> </w:t>
+      </w:r>
+      <w:r>
+        <w:t xml:space="preserve">竭</w:t>
+      </w:r>
+      <w:r>
+        <w:t xml:space="preserve"> </w:t>
+      </w:r>
+      <w:r>
+        <w:t xml:space="preserve">for</w:t>
+      </w:r>
+      <w:r>
+        <w:t xml:space="preserve"> </w:t>
+      </w:r>
+      <w:r>
+        <w:rPr>
+          <w:iCs/>
+          <w:i/>
+        </w:rPr>
+        <w:t xml:space="preserve">-gata</w:t>
+      </w:r>
+      <w:r>
+        <w:t xml:space="preserve"> </w:t>
+      </w:r>
+      <w:r>
+        <w:t xml:space="preserve">in</w:t>
+      </w:r>
+      <w:r>
+        <w:t xml:space="preserve"> </w:t>
+      </w:r>
+      <w:r>
+        <w:rPr>
+          <w:iCs/>
+          <w:i/>
+        </w:rPr>
+        <w:t xml:space="preserve">tathāgata</w:t>
+      </w:r>
+      <w:r>
+        <w:t xml:space="preserve">,</w:t>
+      </w:r>
+      <w:r>
+        <w:t xml:space="preserve"> </w:t>
+      </w:r>
+      <w:r>
+        <w:t xml:space="preserve">薩</w:t>
+      </w:r>
+      <w:r>
+        <w:t xml:space="preserve"> </w:t>
+      </w:r>
+      <w:r>
+        <w:t xml:space="preserve">for</w:t>
+      </w:r>
+      <w:r>
+        <w:t xml:space="preserve"> </w:t>
+      </w:r>
+      <w:r>
+        <w:rPr>
+          <w:iCs/>
+          <w:i/>
+        </w:rPr>
+        <w:t xml:space="preserve">-sattva</w:t>
+      </w:r>
+      <w:r>
+        <w:t xml:space="preserve"> </w:t>
+      </w:r>
+      <w:r>
+        <w:t xml:space="preserve">in</w:t>
+      </w:r>
+      <w:r>
+        <w:t xml:space="preserve"> </w:t>
+      </w:r>
+      <w:r>
+        <w:rPr>
+          <w:iCs/>
+          <w:i/>
+        </w:rPr>
+        <w:t xml:space="preserve">mahāsattva</w:t>
+      </w:r>
+      <w:r>
+        <w:t xml:space="preserve">,</w:t>
+      </w:r>
+      <w:r>
+        <w:t xml:space="preserve"> </w:t>
+      </w:r>
+      <w:r>
+        <w:t xml:space="preserve">弗</w:t>
+      </w:r>
+      <w:r>
+        <w:t xml:space="preserve"> </w:t>
+      </w:r>
+      <w:r>
+        <w:t xml:space="preserve">for</w:t>
+      </w:r>
+      <w:r>
+        <w:t xml:space="preserve"> </w:t>
+      </w:r>
+      <w:r>
+        <w:rPr>
+          <w:iCs/>
+          <w:i/>
+        </w:rPr>
+        <w:t xml:space="preserve">-putra</w:t>
+      </w:r>
+      <w:r>
+        <w:t xml:space="preserve"> </w:t>
+      </w:r>
+      <w:r>
+        <w:t xml:space="preserve">in</w:t>
+      </w:r>
+      <w:r>
+        <w:t xml:space="preserve"> </w:t>
+      </w:r>
+      <w:r>
+        <w:rPr>
+          <w:iCs/>
+          <w:i/>
+        </w:rPr>
+        <w:t xml:space="preserve">śāriputra</w:t>
+      </w:r>
+      <w:r>
+        <w:t xml:space="preserve">.</w:t>
       </w:r>
       <w:r>
         <w:t xml:space="preserve"> </w:t>
@@ -10041,52 +11111,23 @@
         <w:t xml:space="preserve"> </w:t>
       </w:r>
       <w:r>
-        <w:t xml:space="preserve">and the</w:t>
-      </w:r>
-      <w:r>
-        <w:t xml:space="preserve"> </w:t>
-      </w:r>
-      <w:r>
-        <w:t xml:space="preserve">-n</w:t>
-      </w:r>
-      <w:r>
-        <w:t xml:space="preserve"> </w:t>
-      </w:r>
-      <w:r>
-        <w:t xml:space="preserve">of</w:t>
-      </w:r>
-      <w:r>
-        <w:t xml:space="preserve"> </w:t>
-      </w:r>
-      <w:r>
-        <w:t xml:space="preserve">頓</w:t>
-      </w:r>
-      <w:r>
-        <w:t xml:space="preserve"> </w:t>
-      </w:r>
-      <w:r>
-        <w:t xml:space="preserve">are on the page and must correspond</w:t>
-      </w:r>
-      <w:r>
-        <w:t xml:space="preserve"> </w:t>
-      </w:r>
-      <w:r>
-        <w:t xml:space="preserve">to something. The frame is therefore</w:t>
-      </w:r>
-      <w:r>
-        <w:t xml:space="preserve"> </w:t>
-      </w:r>
-      <w:r>
-        <w:t xml:space="preserve">b/m, k/g, t/d, n</w:t>
-      </w:r>
-      <w:r>
-        <w:t xml:space="preserve">: four consonants,</w:t>
-      </w:r>
-      <w:r>
-        <w:t xml:space="preserve"> </w:t>
-      </w:r>
-      <w:r>
-        <w:t xml:space="preserve">ending in a nasal.</w:t>
+        <w:t xml:space="preserve">for</w:t>
+      </w:r>
+      <w:r>
+        <w:t xml:space="preserve"> </w:t>
+      </w:r>
+      <w:r>
+        <w:rPr>
+          <w:iCs/>
+          <w:i/>
+        </w:rPr>
+        <w:t xml:space="preserve">bögü</w:t>
+      </w:r>
+      <w:r>
+        <w:t xml:space="preserve"> </w:t>
+      </w:r>
+      <w:r>
+        <w:t xml:space="preserve">is that same shape.</w:t>
       </w:r>
     </w:p>
     <w:p>
@@ -10098,185 +11139,208 @@
           <w:bCs/>
           <w:b/>
         </w:rPr>
-        <w:t xml:space="preserve">The first character has a documented Turkic value.</w:t>
-      </w:r>
-      <w:r>
-        <w:t xml:space="preserve"> </w:t>
-      </w:r>
-      <w:r>
-        <w:t xml:space="preserve">This is not an inference</w:t>
-      </w:r>
-      <w:r>
-        <w:t xml:space="preserve"> </w:t>
-      </w:r>
-      <w:r>
-        <w:t xml:space="preserve">from a rate. In the Later Han table</w:t>
-      </w:r>
-      <w:r>
-        <w:t xml:space="preserve"> </w:t>
-      </w:r>
-      <w:r>
-        <w:t xml:space="preserve">冒</w:t>
-      </w:r>
-      <w:r>
-        <w:t xml:space="preserve"> </w:t>
-      </w:r>
-      <w:r>
-        <w:t xml:space="preserve">and</w:t>
-      </w:r>
-      <w:r>
-        <w:t xml:space="preserve"> </w:t>
-      </w:r>
-      <w:r>
-        <w:t xml:space="preserve">默</w:t>
-      </w:r>
-      <w:r>
-        <w:t xml:space="preserve"> </w:t>
-      </w:r>
-      <w:r>
-        <w:t xml:space="preserve">have the</w:t>
-      </w:r>
-      <w:r>
-        <w:t xml:space="preserve"> </w:t>
-      </w:r>
-      <w:r>
-        <w:rPr>
-          <w:iCs/>
-          <w:i/>
-        </w:rPr>
-        <w:t xml:space="preserve">same</w:t>
-      </w:r>
-      <w:r>
-        <w:t xml:space="preserve"> </w:t>
-      </w:r>
-      <w:r>
-        <w:t xml:space="preserve">reading,</w:t>
-      </w:r>
-      <w:r>
-        <w:t xml:space="preserve"> </w:t>
-      </w:r>
-      <w:r>
-        <w:t xml:space="preserve">mək</w:t>
-      </w:r>
-      <w:r>
-        <w:t xml:space="preserve">. And</w:t>
-      </w:r>
-      <w:r>
-        <w:t xml:space="preserve"> </w:t>
-      </w:r>
-      <w:r>
-        <w:t xml:space="preserve">默</w:t>
-      </w:r>
-      <w:r>
-        <w:t xml:space="preserve">啜</w:t>
-      </w:r>
-      <w:r>
-        <w:t xml:space="preserve">, the personal name of the Türk ruler known</w:t>
-      </w:r>
-      <w:r>
-        <w:t xml:space="preserve"> </w:t>
-      </w:r>
-      <w:r>
-        <w:t xml:space="preserve">in the inscriptions as Qapaghan Qaghan, is read</w:t>
-      </w:r>
-      <w:r>
-        <w:t xml:space="preserve"> </w:t>
-      </w:r>
-      <w:r>
-        <w:rPr>
-          <w:iCs/>
-          <w:i/>
-        </w:rPr>
-        <w:t xml:space="preserve">Bögü-Çor</w:t>
-      </w:r>
-      <w:r>
-        <w:t xml:space="preserve">. So that exact Later Han syllable</w:t>
-      </w:r>
-      <w:r>
-        <w:t xml:space="preserve"> </w:t>
-      </w:r>
-      <w:r>
-        <w:t xml:space="preserve">is on record writing</w:t>
-      </w:r>
-      <w:r>
-        <w:t xml:space="preserve"> </w:t>
-      </w:r>
-      <w:r>
-        <w:rPr>
-          <w:iCs/>
-          <w:i/>
-        </w:rPr>
-        <w:t xml:space="preserve">bögü</w:t>
-      </w:r>
-      <w:r>
-        <w:t xml:space="preserve"> </w:t>
-      </w:r>
-      <w:r>
-        <w:t xml:space="preserve">in a Turkic ruler's name: the</w:t>
-      </w:r>
-      <w:r>
-        <w:t xml:space="preserve"> </w:t>
-      </w:r>
-      <w:r>
-        <w:t xml:space="preserve">m-</w:t>
-      </w:r>
-      <w:r>
-        <w:t xml:space="preserve"> </w:t>
-      </w:r>
-      <w:r>
-        <w:t xml:space="preserve">standing for the source</w:t>
-      </w:r>
-      <w:r>
-        <w:t xml:space="preserve"> </w:t>
-      </w:r>
-      <w:r>
-        <w:t xml:space="preserve">b-</w:t>
-      </w:r>
-      <w:r>
-        <w:t xml:space="preserve">, the written</w:t>
-      </w:r>
-      <w:r>
-        <w:t xml:space="preserve"> </w:t>
-      </w:r>
-      <w:r>
-        <w:t xml:space="preserve">-k</w:t>
-      </w:r>
-      <w:r>
-        <w:t xml:space="preserve"> </w:t>
-      </w:r>
-      <w:r>
-        <w:t xml:space="preserve">standing for the source</w:t>
-      </w:r>
-      <w:r>
-        <w:t xml:space="preserve"> </w:t>
-      </w:r>
-      <w:r>
-        <w:t xml:space="preserve">g</w:t>
-      </w:r>
-      <w:r>
-        <w:t xml:space="preserve">, and the final vowel of</w:t>
-      </w:r>
-      <w:r>
-        <w:t xml:space="preserve"> </w:t>
-      </w:r>
-      <w:r>
-        <w:rPr>
-          <w:iCs/>
-          <w:i/>
-        </w:rPr>
-        <w:t xml:space="preserve">bögü</w:t>
-      </w:r>
-      <w:r>
-        <w:t xml:space="preserve"> </w:t>
-      </w:r>
-      <w:r>
-        <w:t xml:space="preserve">not</w:t>
-      </w:r>
-      <w:r>
-        <w:t xml:space="preserve"> </w:t>
-      </w:r>
-      <w:r>
-        <w:t xml:space="preserve">written at all.</w:t>
+        <w:t xml:space="preserve">The second character decides the name, and it has two readings.</w:t>
+      </w:r>
+      <w:r>
+        <w:t xml:space="preserve"> </w:t>
+      </w:r>
+      <w:r>
+        <w:t xml:space="preserve">On</w:t>
+      </w:r>
+      <w:r>
+        <w:t xml:space="preserve"> </w:t>
+      </w:r>
+      <w:r>
+        <w:t xml:space="preserve">tuənᶜ</w:t>
+      </w:r>
+      <w:r>
+        <w:t xml:space="preserve"> </w:t>
+      </w:r>
+      <w:r>
+        <w:t xml:space="preserve">the frame ends in a nasal. The two lexicons then supply</w:t>
+      </w:r>
+      <w:r>
+        <w:t xml:space="preserve"> </w:t>
+      </w:r>
+      <w:r>
+        <w:rPr>
+          <w:iCs/>
+          <w:i/>
+        </w:rPr>
+        <w:t xml:space="preserve">tın</w:t>
+      </w:r>
+      <w:r>
+        <w:t xml:space="preserve"> </w:t>
+      </w:r>
+      <w:r>
+        <w:t xml:space="preserve">"spirit, breath" (Codex</w:t>
+      </w:r>
+      <w:r>
+        <w:t xml:space="preserve"> </w:t>
+      </w:r>
+      <w:r>
+        <w:rPr>
+          <w:iCs/>
+          <w:i/>
+        </w:rPr>
+        <w:t xml:space="preserve">Tin</w:t>
+      </w:r>
+      <w:r>
+        <w:t xml:space="preserve">,</w:t>
+      </w:r>
+      <w:r>
+        <w:t xml:space="preserve"> </w:t>
+      </w:r>
+      <w:r>
+        <w:rPr>
+          <w:iCs/>
+          <w:i/>
+        </w:rPr>
+        <w:t xml:space="preserve">anima</w:t>
+      </w:r>
+      <w:r>
+        <w:t xml:space="preserve">),</w:t>
+      </w:r>
+      <w:r>
+        <w:t xml:space="preserve"> </w:t>
+      </w:r>
+      <w:r>
+        <w:rPr>
+          <w:iCs/>
+          <w:i/>
+        </w:rPr>
+        <w:t xml:space="preserve">tün</w:t>
+      </w:r>
+      <w:r>
+        <w:t xml:space="preserve"> </w:t>
+      </w:r>
+      <w:r>
+        <w:t xml:space="preserve">"night" (Codex</w:t>
+      </w:r>
+      <w:r>
+        <w:t xml:space="preserve"> </w:t>
+      </w:r>
+      <w:r>
+        <w:rPr>
+          <w:iCs/>
+          <w:i/>
+        </w:rPr>
+        <w:t xml:space="preserve">Tun</w:t>
+      </w:r>
+      <w:r>
+        <w:t xml:space="preserve">,</w:t>
+      </w:r>
+      <w:r>
+        <w:t xml:space="preserve"> </w:t>
+      </w:r>
+      <w:r>
+        <w:rPr>
+          <w:iCs/>
+          <w:i/>
+        </w:rPr>
+        <w:t xml:space="preserve">nox</w:t>
+      </w:r>
+      <w:r>
+        <w:t xml:space="preserve">),</w:t>
+      </w:r>
+      <w:r>
+        <w:t xml:space="preserve"> </w:t>
+      </w:r>
+      <w:r>
+        <w:rPr>
+          <w:iCs/>
+          <w:i/>
+        </w:rPr>
+        <w:t xml:space="preserve">tan</w:t>
+      </w:r>
+      <w:r>
+        <w:t xml:space="preserve"> </w:t>
+      </w:r>
+      <w:r>
+        <w:t xml:space="preserve">"dawn" and</w:t>
+      </w:r>
+      <w:r>
+        <w:t xml:space="preserve"> </w:t>
+      </w:r>
+      <w:r>
+        <w:rPr>
+          <w:iCs/>
+          <w:i/>
+        </w:rPr>
+        <w:t xml:space="preserve">tun</w:t>
+      </w:r>
+      <w:r>
+        <w:t xml:space="preserve"> </w:t>
+      </w:r>
+      <w:r>
+        <w:t xml:space="preserve">"rest", every one of them</w:t>
+      </w:r>
+      <w:r>
+        <w:t xml:space="preserve"> </w:t>
+      </w:r>
+      <w:r>
+        <w:t xml:space="preserve">matching with nothing inserted and nothing discarded, and the name reads</w:t>
+      </w:r>
+      <w:r>
+        <w:t xml:space="preserve"> </w:t>
+      </w:r>
+      <w:r>
+        <w:rPr>
+          <w:iCs/>
+          <w:i/>
+          <w:bCs/>
+          <w:b/>
+        </w:rPr>
+        <w:t xml:space="preserve">Bögü Tın</w:t>
+      </w:r>
+      <w:r>
+        <w:t xml:space="preserve">, "sage spirit". On that branch</w:t>
+      </w:r>
+      <w:r>
+        <w:t xml:space="preserve"> </w:t>
+      </w:r>
+      <w:r>
+        <w:rPr>
+          <w:iCs/>
+          <w:i/>
+        </w:rPr>
+        <w:t xml:space="preserve">Baγatur</w:t>
+      </w:r>
+      <w:r>
+        <w:t xml:space="preserve">, the field's</w:t>
+      </w:r>
+      <w:r>
+        <w:t xml:space="preserve"> </w:t>
+      </w:r>
+      <w:r>
+        <w:t xml:space="preserve">answer for a century, fails on the one point such a frame decides cleanly: it ends in</w:t>
+      </w:r>
+      <w:r>
+        <w:t xml:space="preserve"> </w:t>
+      </w:r>
+      <w:r>
+        <w:t xml:space="preserve">-r</w:t>
+      </w:r>
+      <w:r>
+        <w:t xml:space="preserve"> </w:t>
+      </w:r>
+      <w:r>
+        <w:t xml:space="preserve">against a written</w:t>
+      </w:r>
+      <w:r>
+        <w:t xml:space="preserve"> </w:t>
+      </w:r>
+      <w:r>
+        <w:t xml:space="preserve">-n</w:t>
+      </w:r>
+      <w:r>
+        <w:t xml:space="preserve">, a spelling that occurs</w:t>
+      </w:r>
+      <w:r>
+        <w:t xml:space="preserve"> </w:t>
+      </w:r>
+      <w:r>
+        <w:t xml:space="preserve">once in 37 opportunities.</w:t>
       </w:r>
     </w:p>
     <w:p>
@@ -10284,204 +11348,166 @@
         <w:pStyle w:val="BodyText"/>
       </w:pPr>
       <w:r>
+        <w:t xml:space="preserve">On</w:t>
+      </w:r>
+      <w:r>
+        <w:t xml:space="preserve"> </w:t>
+      </w:r>
+      <w:r>
+        <w:t xml:space="preserve">tuət</w:t>
+      </w:r>
+      <w:r>
+        <w:t xml:space="preserve"> </w:t>
+      </w:r>
+      <w:r>
+        <w:t xml:space="preserve">the frame ends in a stop, and both verdicts reverse. A source</w:t>
+      </w:r>
+      <w:r>
+        <w:t xml:space="preserve"> </w:t>
+      </w:r>
+      <w:r>
+        <w:t xml:space="preserve">syllable in</w:t>
+      </w:r>
+      <w:r>
+        <w:t xml:space="preserve"> </w:t>
+      </w:r>
+      <w:r>
+        <w:t xml:space="preserve">-r</w:t>
+      </w:r>
+      <w:r>
+        <w:t xml:space="preserve"> </w:t>
+      </w:r>
+      <w:r>
+        <w:t xml:space="preserve">is written with a</w:t>
+      </w:r>
+      <w:r>
+        <w:t xml:space="preserve"> </w:t>
+      </w:r>
+      <w:r>
+        <w:t xml:space="preserve">-t</w:t>
+      </w:r>
+      <w:r>
+        <w:t xml:space="preserve"> </w:t>
+      </w:r>
+      <w:r>
+        <w:t xml:space="preserve">coda in 14</w:t>
+      </w:r>
+      <w:r>
+        <w:t xml:space="preserve"> </w:t>
+      </w:r>
+      <w:r>
+        <w:t xml:space="preserve">of those same 37 opportunities, 38%, so</w:t>
+      </w:r>
+      <w:r>
+        <w:t xml:space="preserve"> </w:t>
+      </w:r>
+      <w:r>
+        <w:rPr>
+          <w:iCs/>
+          <w:i/>
+        </w:rPr>
+        <w:t xml:space="preserve">Baγatur</w:t>
+      </w:r>
+      <w:r>
+        <w:t xml:space="preserve"> </w:t>
+      </w:r>
+      <w:r>
+        <w:t xml:space="preserve">is not merely permitted but ordinary. And</w:t>
+      </w:r>
+      <w:r>
+        <w:t xml:space="preserve"> </w:t>
+      </w:r>
+      <w:r>
+        <w:t xml:space="preserve">our own second element becomes</w:t>
+      </w:r>
+      <w:r>
+        <w:t xml:space="preserve"> </w:t>
+      </w:r>
+      <w:r>
+        <w:rPr>
+          <w:iCs/>
+          <w:i/>
+        </w:rPr>
+        <w:t xml:space="preserve">tut</w:t>
+      </w:r>
+      <w:r>
+        <w:t xml:space="preserve"> </w:t>
+      </w:r>
+      <w:r>
+        <w:t xml:space="preserve">rather than</w:t>
+      </w:r>
+      <w:r>
+        <w:t xml:space="preserve"> </w:t>
+      </w:r>
+      <w:r>
+        <w:rPr>
+          <w:iCs/>
+          <w:i/>
+        </w:rPr>
+        <w:t xml:space="preserve">tın</w:t>
+      </w:r>
+      <w:r>
+        <w:t xml:space="preserve">, which the lexicons do not</w:t>
+      </w:r>
+      <w:r>
+        <w:t xml:space="preserve"> </w:t>
+      </w:r>
+      <w:r>
+        <w:t xml:space="preserve">support in the same way.</w:t>
+      </w:r>
+    </w:p>
+    <w:p>
+      <w:pPr>
+        <w:pStyle w:val="BodyText"/>
+      </w:pPr>
+      <w:r>
         <w:rPr>
           <w:bCs/>
           <w:b/>
         </w:rPr>
-        <w:t xml:space="preserve">Each step of that is separately licensed by the corpora.</w:t>
-      </w:r>
-      <w:r>
-        <w:t xml:space="preserve"> </w:t>
-      </w:r>
-      <w:r>
-        <w:t xml:space="preserve">The</w:t>
-      </w:r>
-      <w:r>
-        <w:t xml:space="preserve"> </w:t>
-      </w:r>
-      <w:r>
-        <w:t xml:space="preserve">m-</w:t>
-      </w:r>
-      <w:r>
-        <w:t xml:space="preserve"> </w:t>
-      </w:r>
-      <w:r>
-        <w:t xml:space="preserve">for a source</w:t>
-      </w:r>
-      <w:r>
-        <w:t xml:space="preserve"> </w:t>
-      </w:r>
-      <w:r>
-        <w:t xml:space="preserve">b-</w:t>
-      </w:r>
-      <w:r>
-        <w:t xml:space="preserve"> </w:t>
-      </w:r>
-      <w:r>
-        <w:t xml:space="preserve">is 3 of 22 in the Later Han</w:t>
-      </w:r>
-      <w:r>
-        <w:t xml:space="preserve"> </w:t>
-      </w:r>
-      <w:r>
-        <w:t xml:space="preserve">layer, 13.6% (§8.1). One character covering two source syllables, with a written stop coda doing</w:t>
-      </w:r>
-      <w:r>
-        <w:t xml:space="preserve"> </w:t>
-      </w:r>
-      <w:r>
-        <w:t xml:space="preserve">the compressing, occurs only in 47 of the 1,017 verified pairs:</w:t>
-      </w:r>
-      <w:r>
-        <w:t xml:space="preserve"> </w:t>
-      </w:r>
-      <w:r>
-        <w:t xml:space="preserve">竭</w:t>
-      </w:r>
-      <w:r>
-        <w:t xml:space="preserve"> </w:t>
-      </w:r>
-      <w:r>
-        <w:t xml:space="preserve">for</w:t>
-      </w:r>
-      <w:r>
-        <w:t xml:space="preserve"> </w:t>
-      </w:r>
-      <w:r>
-        <w:rPr>
-          <w:iCs/>
-          <w:i/>
-        </w:rPr>
-        <w:t xml:space="preserve">-gata</w:t>
-      </w:r>
-      <w:r>
-        <w:t xml:space="preserve"> </w:t>
-      </w:r>
-      <w:r>
-        <w:t xml:space="preserve">in</w:t>
-      </w:r>
-      <w:r>
-        <w:t xml:space="preserve"> </w:t>
-      </w:r>
-      <w:r>
-        <w:rPr>
-          <w:iCs/>
-          <w:i/>
-        </w:rPr>
-        <w:t xml:space="preserve">tathāgata</w:t>
-      </w:r>
-      <w:r>
-        <w:t xml:space="preserve">,</w:t>
-      </w:r>
-      <w:r>
-        <w:t xml:space="preserve"> </w:t>
-      </w:r>
-      <w:r>
-        <w:t xml:space="preserve">薩</w:t>
-      </w:r>
-      <w:r>
-        <w:t xml:space="preserve"> </w:t>
-      </w:r>
-      <w:r>
-        <w:t xml:space="preserve">for</w:t>
-      </w:r>
-      <w:r>
-        <w:t xml:space="preserve"> </w:t>
-      </w:r>
-      <w:r>
-        <w:rPr>
-          <w:iCs/>
-          <w:i/>
-        </w:rPr>
-        <w:t xml:space="preserve">-sattva</w:t>
-      </w:r>
-      <w:r>
-        <w:t xml:space="preserve"> </w:t>
-      </w:r>
-      <w:r>
-        <w:t xml:space="preserve">in</w:t>
-      </w:r>
-      <w:r>
-        <w:t xml:space="preserve"> </w:t>
-      </w:r>
-      <w:r>
-        <w:rPr>
-          <w:iCs/>
-          <w:i/>
-        </w:rPr>
-        <w:t xml:space="preserve">mahāsattva</w:t>
-      </w:r>
-      <w:r>
-        <w:t xml:space="preserve">,</w:t>
-      </w:r>
-      <w:r>
-        <w:t xml:space="preserve"> </w:t>
-      </w:r>
-      <w:r>
-        <w:t xml:space="preserve">弗</w:t>
-      </w:r>
-      <w:r>
-        <w:t xml:space="preserve"> </w:t>
-      </w:r>
-      <w:r>
-        <w:t xml:space="preserve">for</w:t>
-      </w:r>
-      <w:r>
-        <w:t xml:space="preserve"> </w:t>
-      </w:r>
-      <w:r>
-        <w:rPr>
-          <w:iCs/>
-          <w:i/>
-        </w:rPr>
-        <w:t xml:space="preserve">-putra</w:t>
-      </w:r>
-      <w:r>
-        <w:t xml:space="preserve"> </w:t>
-      </w:r>
-      <w:r>
-        <w:t xml:space="preserve">in</w:t>
-      </w:r>
-      <w:r>
-        <w:t xml:space="preserve"> </w:t>
-      </w:r>
-      <w:r>
-        <w:rPr>
-          <w:iCs/>
-          <w:i/>
-        </w:rPr>
-        <w:t xml:space="preserve">śāriputra</w:t>
-      </w:r>
-      <w:r>
-        <w:t xml:space="preserve">.</w:t>
-      </w:r>
-      <w:r>
-        <w:t xml:space="preserve"> </w:t>
-      </w:r>
-      <w:r>
-        <w:t xml:space="preserve">冒</w:t>
-      </w:r>
-      <w:r>
-        <w:t xml:space="preserve"> </w:t>
-      </w:r>
-      <w:r>
-        <w:t xml:space="preserve">for</w:t>
-      </w:r>
-      <w:r>
-        <w:t xml:space="preserve"> </w:t>
-      </w:r>
-      <w:r>
-        <w:rPr>
-          <w:iCs/>
-          <w:i/>
-        </w:rPr>
-        <w:t xml:space="preserve">bögü</w:t>
-      </w:r>
-      <w:r>
-        <w:t xml:space="preserve"> </w:t>
-      </w:r>
-      <w:r>
-        <w:t xml:space="preserve">is that same shape.</w:t>
+        <w:t xml:space="preserve">The disagreement is smaller than it looks, and it is not phonological.</w:t>
+      </w:r>
+      <w:r>
+        <w:t xml:space="preserve"> </w:t>
+      </w:r>
+      <w:r>
+        <w:t xml:space="preserve">Two</w:t>
+      </w:r>
+      <w:r>
+        <w:t xml:space="preserve"> </w:t>
+      </w:r>
+      <w:r>
+        <w:t xml:space="preserve">readings of the founder's name have stood against each other for a century. They do not rest on</w:t>
+      </w:r>
+      <w:r>
+        <w:t xml:space="preserve"> </w:t>
+      </w:r>
+      <w:r>
+        <w:t xml:space="preserve">different views of Later Han phonology, of what a Chinese scribe would do, or of Turkic word</w:t>
+      </w:r>
+      <w:r>
+        <w:t xml:space="preserve"> </w:t>
+      </w:r>
+      <w:r>
+        <w:t xml:space="preserve">formation. They rest on which of two rows of Schuessler's table is taken for one character, and</w:t>
+      </w:r>
+      <w:r>
+        <w:t xml:space="preserve"> </w:t>
+      </w:r>
+      <w:r>
+        <w:t xml:space="preserve">the transcription evidence cannot choose between them, because both rows describe the same</w:t>
+      </w:r>
+      <w:r>
+        <w:t xml:space="preserve"> </w:t>
+      </w:r>
+      <w:r>
+        <w:t xml:space="preserve">character on the same page. What the channel contributes here is not a reading but the location</w:t>
+      </w:r>
+      <w:r>
+        <w:t xml:space="preserve"> </w:t>
+      </w:r>
+      <w:r>
+        <w:t xml:space="preserve">of the disagreement.</w:t>
       </w:r>
     </w:p>
     <w:p>
@@ -10489,11 +11515,241 @@
         <w:pStyle w:val="BodyText"/>
       </w:pPr>
       <w:r>
+        <w:t xml:space="preserve">The conventional pronunciation of the compound,</w:t>
+      </w:r>
+      <w:r>
+        <w:t xml:space="preserve"> </w:t>
+      </w:r>
+      <w:r>
+        <w:rPr>
+          <w:iCs/>
+          <w:i/>
+        </w:rPr>
+        <w:t xml:space="preserve">Mòdú</w:t>
+      </w:r>
+      <w:r>
+        <w:t xml:space="preserve">, points to the stop rather than</w:t>
+      </w:r>
+      <w:r>
+        <w:t xml:space="preserve"> </w:t>
+      </w:r>
+      <w:r>
+        <w:t xml:space="preserve">the nasal, which favours</w:t>
+      </w:r>
+      <w:r>
+        <w:t xml:space="preserve"> </w:t>
+      </w:r>
+      <w:r>
+        <w:rPr>
+          <w:iCs/>
+          <w:i/>
+        </w:rPr>
+        <w:t xml:space="preserve">Baγatur</w:t>
+      </w:r>
+      <w:r>
+        <w:t xml:space="preserve">, and we record that rather than passing over it. It is</w:t>
+      </w:r>
+      <w:r>
+        <w:t xml:space="preserve"> </w:t>
+      </w:r>
+      <w:r>
+        <w:t xml:space="preserve">a reading tradition rather than a measurement, and it is not ours to adjudicate.</w:t>
+      </w:r>
+    </w:p>
+    <w:p>
+      <w:pPr>
+        <w:pStyle w:val="BodyText"/>
+      </w:pPr>
+      <w:r>
         <w:rPr>
           <w:bCs/>
           <w:b/>
         </w:rPr>
-        <w:t xml:space="preserve">The second character has attested candidates and needs no license at all.</w:t>
+        <w:t xml:space="preserve">Measured against the standard of §9,</w:t>
+      </w:r>
+      <w:r>
+        <w:t xml:space="preserve"> </w:t>
+      </w:r>
+      <w:r>
+        <w:t xml:space="preserve">and on the</w:t>
+      </w:r>
+      <w:r>
+        <w:t xml:space="preserve"> </w:t>
+      </w:r>
+      <w:r>
+        <w:t xml:space="preserve">tuənᶜ</w:t>
+      </w:r>
+      <w:r>
+        <w:t xml:space="preserve"> </w:t>
+      </w:r>
+      <w:r>
+        <w:t xml:space="preserve">branch only: the sense of both elements of</w:t>
+      </w:r>
+      <w:r>
+        <w:t xml:space="preserve"> </w:t>
+      </w:r>
+      <w:r>
+        <w:rPr>
+          <w:iCs/>
+          <w:i/>
+        </w:rPr>
+        <w:t xml:space="preserve">Bögü Tın</w:t>
+      </w:r>
+      <w:r>
+        <w:t xml:space="preserve"> </w:t>
+      </w:r>
+      <w:r>
+        <w:t xml:space="preserve">is</w:t>
+      </w:r>
+      <w:r>
+        <w:t xml:space="preserve"> </w:t>
+      </w:r>
+      <w:r>
+        <w:t xml:space="preserve">attested independently of any Chinese source; the morphology is the commonest Turkic name shape,</w:t>
+      </w:r>
+      <w:r>
+        <w:t xml:space="preserve"> </w:t>
+      </w:r>
+      <w:r>
+        <w:t xml:space="preserve">two nouns in apposition, as in Alp Arslan or</w:t>
+      </w:r>
+      <w:r>
+        <w:t xml:space="preserve"> </w:t>
+      </w:r>
+      <w:r>
+        <w:rPr>
+          <w:iCs/>
+          <w:i/>
+        </w:rPr>
+        <w:t xml:space="preserve">Bögü-Çor</w:t>
+      </w:r>
+      <w:r>
+        <w:t xml:space="preserve"> </w:t>
+      </w:r>
+      <w:r>
+        <w:t xml:space="preserve">itself; and the objection that</w:t>
+      </w:r>
+      <w:r>
+        <w:t xml:space="preserve"> </w:t>
+      </w:r>
+      <w:r>
+        <w:t xml:space="preserve">would have killed it, a Chinese</w:t>
+      </w:r>
+      <w:r>
+        <w:t xml:space="preserve"> </w:t>
+      </w:r>
+      <w:r>
+        <w:t xml:space="preserve">m-</w:t>
+      </w:r>
+      <w:r>
+        <w:t xml:space="preserve"> </w:t>
+      </w:r>
+      <w:r>
+        <w:t xml:space="preserve">for a foreign</w:t>
+      </w:r>
+      <w:r>
+        <w:t xml:space="preserve"> </w:t>
+      </w:r>
+      <w:r>
+        <w:t xml:space="preserve">b-</w:t>
+      </w:r>
+      <w:r>
+        <w:t xml:space="preserve">, was measured and dissolved rather than asserted away. What remains</w:t>
+      </w:r>
+      <w:r>
+        <w:t xml:space="preserve"> </w:t>
+      </w:r>
+      <w:r>
+        <w:t xml:space="preserve">unexplained is stated: the compound</w:t>
+      </w:r>
+      <w:r>
+        <w:t xml:space="preserve"> </w:t>
+      </w:r>
+      <w:r>
+        <w:rPr>
+          <w:iCs/>
+          <w:i/>
+        </w:rPr>
+        <w:t xml:space="preserve">bögü tın</w:t>
+      </w:r>
+      <w:r>
+        <w:t xml:space="preserve"> </w:t>
+      </w:r>
+      <w:r>
+        <w:t xml:space="preserve">is not itself attested, only its two halves;</w:t>
+      </w:r>
+      <w:r>
+        <w:t xml:space="preserve"> </w:t>
+      </w:r>
+      <w:r>
+        <w:t xml:space="preserve">the vowel of the second element is not recoverable, so</w:t>
+      </w:r>
+      <w:r>
+        <w:t xml:space="preserve"> </w:t>
+      </w:r>
+      <w:r>
+        <w:rPr>
+          <w:iCs/>
+          <w:i/>
+        </w:rPr>
+        <w:t xml:space="preserve">tün</w:t>
+      </w:r>
+      <w:r>
+        <w:t xml:space="preserve">,</w:t>
+      </w:r>
+      <w:r>
+        <w:t xml:space="preserve"> </w:t>
+      </w:r>
+      <w:r>
+        <w:rPr>
+          <w:iCs/>
+          <w:i/>
+        </w:rPr>
+        <w:t xml:space="preserve">tan</w:t>
+      </w:r>
+      <w:r>
+        <w:t xml:space="preserve"> </w:t>
+      </w:r>
+      <w:r>
+        <w:t xml:space="preserve">and</w:t>
+      </w:r>
+      <w:r>
+        <w:t xml:space="preserve"> </w:t>
+      </w:r>
+      <w:r>
+        <w:rPr>
+          <w:iCs/>
+          <w:i/>
+        </w:rPr>
+        <w:t xml:space="preserve">tun</w:t>
+      </w:r>
+      <w:r>
+        <w:t xml:space="preserve"> </w:t>
+      </w:r>
+      <w:r>
+        <w:t xml:space="preserve">are equally available and choosing</w:t>
+      </w:r>
+      <w:r>
+        <w:t xml:space="preserve"> </w:t>
+      </w:r>
+      <w:r>
+        <w:rPr>
+          <w:iCs/>
+          <w:i/>
+        </w:rPr>
+        <w:t xml:space="preserve">tın</w:t>
+      </w:r>
+      <w:r>
+        <w:t xml:space="preserve"> </w:t>
+      </w:r>
+      <w:r>
+        <w:t xml:space="preserve">is a semantic preference rather than a</w:t>
+      </w:r>
+      <w:r>
+        <w:t xml:space="preserve"> </w:t>
+      </w:r>
+      <w:r>
+        <w:t xml:space="preserve">phonological result; and the tone category of</w:t>
       </w:r>
       <w:r>
         <w:t xml:space="preserve"> </w:t>
@@ -10505,22 +11761,7 @@
         <w:t xml:space="preserve"> </w:t>
       </w:r>
       <w:r>
-        <w:t xml:space="preserve">tuənᶜ</w:t>
-      </w:r>
-      <w:r>
-        <w:t xml:space="preserve"> </w:t>
-      </w:r>
-      <w:r>
-        <w:t xml:space="preserve">is a dental onset with a written</w:t>
-      </w:r>
-      <w:r>
-        <w:t xml:space="preserve"> </w:t>
-      </w:r>
-      <w:r>
-        <w:t xml:space="preserve">-n</w:t>
-      </w:r>
-      <w:r>
-        <w:t xml:space="preserve">, and the two lexicons supply</w:t>
+        <w:t xml:space="preserve">is not used. We prefer</w:t>
       </w:r>
       <w:r>
         <w:t xml:space="preserve"> </w:t>
@@ -10536,113 +11777,104 @@
         <w:t xml:space="preserve"> </w:t>
       </w:r>
       <w:r>
-        <w:t xml:space="preserve">"spirit, breath" (Codex</w:t>
-      </w:r>
-      <w:r>
-        <w:t xml:space="preserve"> </w:t>
-      </w:r>
-      <w:r>
-        <w:rPr>
-          <w:iCs/>
-          <w:i/>
-        </w:rPr>
-        <w:t xml:space="preserve">Tin</w:t>
-      </w:r>
-      <w:r>
-        <w:t xml:space="preserve">,</w:t>
-      </w:r>
-      <w:r>
-        <w:t xml:space="preserve"> </w:t>
-      </w:r>
-      <w:r>
-        <w:rPr>
-          <w:iCs/>
-          <w:i/>
-        </w:rPr>
-        <w:t xml:space="preserve">anima</w:t>
-      </w:r>
-      <w:r>
-        <w:t xml:space="preserve">),</w:t>
-      </w:r>
-      <w:r>
-        <w:t xml:space="preserve"> </w:t>
-      </w:r>
-      <w:r>
-        <w:rPr>
-          <w:iCs/>
-          <w:i/>
-        </w:rPr>
-        <w:t xml:space="preserve">tün</w:t>
-      </w:r>
-      <w:r>
-        <w:t xml:space="preserve"> </w:t>
-      </w:r>
-      <w:r>
-        <w:t xml:space="preserve">"night" (Codex</w:t>
-      </w:r>
-      <w:r>
-        <w:t xml:space="preserve"> </w:t>
-      </w:r>
-      <w:r>
-        <w:rPr>
-          <w:iCs/>
-          <w:i/>
-        </w:rPr>
-        <w:t xml:space="preserve">Tun</w:t>
-      </w:r>
-      <w:r>
-        <w:t xml:space="preserve">,</w:t>
-      </w:r>
-      <w:r>
-        <w:t xml:space="preserve"> </w:t>
-      </w:r>
-      <w:r>
-        <w:rPr>
-          <w:iCs/>
-          <w:i/>
-        </w:rPr>
-        <w:t xml:space="preserve">nox</w:t>
-      </w:r>
-      <w:r>
-        <w:t xml:space="preserve">),</w:t>
-      </w:r>
-      <w:r>
-        <w:t xml:space="preserve"> </w:t>
-      </w:r>
-      <w:r>
-        <w:rPr>
-          <w:iCs/>
-          <w:i/>
-        </w:rPr>
-        <w:t xml:space="preserve">tan</w:t>
-      </w:r>
-      <w:r>
-        <w:t xml:space="preserve"> </w:t>
-      </w:r>
-      <w:r>
-        <w:t xml:space="preserve">"dawn" and</w:t>
-      </w:r>
-      <w:r>
-        <w:t xml:space="preserve"> </w:t>
-      </w:r>
-      <w:r>
-        <w:rPr>
-          <w:iCs/>
-          <w:i/>
-        </w:rPr>
-        <w:t xml:space="preserve">tun</w:t>
-      </w:r>
-      <w:r>
-        <w:t xml:space="preserve"> </w:t>
-      </w:r>
-      <w:r>
-        <w:t xml:space="preserve">"rest". Every one of them matches the frame with nothing</w:t>
-      </w:r>
-      <w:r>
-        <w:t xml:space="preserve"> </w:t>
-      </w:r>
-      <w:r>
-        <w:t xml:space="preserve">inserted and nothing discarded.</w:t>
+        <w:t xml:space="preserve">among the four because of what</w:t>
+      </w:r>
+      <w:r>
+        <w:t xml:space="preserve"> </w:t>
+      </w:r>
+      <w:r>
+        <w:rPr>
+          <w:iCs/>
+          <w:i/>
+        </w:rPr>
+        <w:t xml:space="preserve">bögü</w:t>
+      </w:r>
+      <w:r>
+        <w:t xml:space="preserve"> </w:t>
+      </w:r>
+      <w:r>
+        <w:t xml:space="preserve">is: Kāşgarî glosses it</w:t>
+      </w:r>
+      <w:r>
+        <w:t xml:space="preserve"> </w:t>
+      </w:r>
+      <w:r>
+        <w:rPr>
+          <w:iCs/>
+          <w:i/>
+        </w:rPr>
+        <w:t xml:space="preserve">bilgin, akıllı, hakim</w:t>
+      </w:r>
+      <w:r>
+        <w:t xml:space="preserve">. Clauson says the word "seems to connote both wisdom and mysterious</w:t>
+      </w:r>
+      <w:r>
+        <w:t xml:space="preserve"> </w:t>
+      </w:r>
+      <w:r>
+        <w:t xml:space="preserve">spiritual power", and it was borrowed early into Mongolian as</w:t>
+      </w:r>
+      <w:r>
+        <w:t xml:space="preserve"> </w:t>
+      </w:r>
+      <w:r>
+        <w:rPr>
+          <w:iCs/>
+          <w:i/>
+        </w:rPr>
+        <w:t xml:space="preserve">böge</w:t>
+      </w:r>
+      <w:r>
+        <w:t xml:space="preserve">, the ordinary word for</w:t>
+      </w:r>
+      <w:r>
+        <w:t xml:space="preserve"> </w:t>
+      </w:r>
+      <w:r>
+        <w:t xml:space="preserve">a shaman. It appears in regnal styles across the record:</w:t>
+      </w:r>
+      <w:r>
+        <w:t xml:space="preserve"> </w:t>
+      </w:r>
+      <w:r>
+        <w:rPr>
+          <w:iCs/>
+          <w:i/>
+        </w:rPr>
+        <w:t xml:space="preserve">Teŋri Bögü Teŋriken</w:t>
+      </w:r>
+      <w:r>
+        <w:t xml:space="preserve"> </w:t>
+      </w:r>
+      <w:r>
+        <w:t xml:space="preserve">in the Old</w:t>
+      </w:r>
+      <w:r>
+        <w:t xml:space="preserve"> </w:t>
+      </w:r>
+      <w:r>
+        <w:t xml:space="preserve">Turkic inscriptions, Bögü Qaghan of the Uyghurs (</w:t>
+      </w:r>
+      <w:r>
+        <w:t xml:space="preserve">牟羽</w:t>
+      </w:r>
+      <w:r>
+        <w:t xml:space="preserve"> </w:t>
+      </w:r>
+      <w:r>
+        <w:t xml:space="preserve">in the Chinese</w:t>
+      </w:r>
+      <w:r>
+        <w:t xml:space="preserve"> </w:t>
+      </w:r>
+      <w:r>
+        <w:t xml:space="preserve">sources), and Bögü-Çor of the Türks (</w:t>
+      </w:r>
+      <w:r>
+        <w:t xml:space="preserve">默啜</w:t>
+      </w:r>
+      <w:r>
+        <w:t xml:space="preserve">).</w:t>
       </w:r>
     </w:p>
     <w:p>
@@ -10650,200 +11882,23 @@
         <w:pStyle w:val="BodyText"/>
       </w:pPr>
       <w:r>
-        <w:t xml:space="preserve">So, we read</w:t>
-      </w:r>
-      <w:r>
-        <w:t xml:space="preserve"> </w:t>
-      </w:r>
-      <w:r>
-        <w:t xml:space="preserve">冒頓</w:t>
-      </w:r>
-      <w:r>
-        <w:t xml:space="preserve"> </w:t>
-      </w:r>
-      <w:r>
-        <w:t xml:space="preserve">as</w:t>
-      </w:r>
-      <w:r>
-        <w:t xml:space="preserve"> </w:t>
-      </w:r>
-      <w:r>
-        <w:rPr>
-          <w:iCs/>
-          <w:i/>
+        <w:t xml:space="preserve">The choice is not peculiar to this name. Across the record,</w:t>
+      </w:r>
+      <w:r>
+        <w:t xml:space="preserve"> </w:t>
+      </w:r>
+      <w:r>
+        <w:rPr>
           <w:bCs/>
           <w:b/>
         </w:rPr>
-        <w:t xml:space="preserve">Bögü Tın</w:t>
-      </w:r>
-      <w:r>
-        <w:t xml:space="preserve">, "sage spirit",</w:t>
-      </w:r>
-      <w:r>
-        <w:t xml:space="preserve"> </w:t>
-      </w:r>
-      <w:r>
-        <w:t xml:space="preserve">and prefer</w:t>
-      </w:r>
-      <w:r>
-        <w:t xml:space="preserve"> </w:t>
-      </w:r>
-      <w:r>
-        <w:rPr>
-          <w:iCs/>
-          <w:i/>
-        </w:rPr>
-        <w:t xml:space="preserve">tın</w:t>
-      </w:r>
-      <w:r>
-        <w:t xml:space="preserve"> </w:t>
-      </w:r>
-      <w:r>
-        <w:t xml:space="preserve">among the four because of what</w:t>
-      </w:r>
-      <w:r>
-        <w:t xml:space="preserve"> </w:t>
-      </w:r>
-      <w:r>
-        <w:rPr>
-          <w:iCs/>
-          <w:i/>
-        </w:rPr>
-        <w:t xml:space="preserve">bögü</w:t>
-      </w:r>
-      <w:r>
-        <w:t xml:space="preserve"> </w:t>
-      </w:r>
-      <w:r>
-        <w:t xml:space="preserve">is. Kāşgarî glosses it</w:t>
-      </w:r>
-      <w:r>
-        <w:t xml:space="preserve"> </w:t>
-      </w:r>
-      <w:r>
-        <w:rPr>
-          <w:iCs/>
-          <w:i/>
-        </w:rPr>
-        <w:t xml:space="preserve">bilgin, akıllı, hakim</w:t>
-      </w:r>
-      <w:r>
-        <w:t xml:space="preserve">. Clauson says the word "seems to connote both wisdom and mysterious</w:t>
-      </w:r>
-      <w:r>
-        <w:t xml:space="preserve"> </w:t>
-      </w:r>
-      <w:r>
-        <w:t xml:space="preserve">spiritual power", and it was borrowed early into Mongolian as</w:t>
-      </w:r>
-      <w:r>
-        <w:t xml:space="preserve"> </w:t>
-      </w:r>
-      <w:r>
-        <w:rPr>
-          <w:iCs/>
-          <w:i/>
-        </w:rPr>
-        <w:t xml:space="preserve">böge</w:t>
-      </w:r>
-      <w:r>
-        <w:t xml:space="preserve">, the ordinary word for</w:t>
-      </w:r>
-      <w:r>
-        <w:t xml:space="preserve"> </w:t>
-      </w:r>
-      <w:r>
-        <w:t xml:space="preserve">a shaman. It is used in regnal styles across the record:</w:t>
-      </w:r>
-      <w:r>
-        <w:t xml:space="preserve"> </w:t>
-      </w:r>
-      <w:r>
-        <w:rPr>
-          <w:iCs/>
-          <w:i/>
-        </w:rPr>
-        <w:t xml:space="preserve">Teŋri Bögü Teŋriken</w:t>
-      </w:r>
-      <w:r>
-        <w:t xml:space="preserve">, Bögü Qaghan</w:t>
-      </w:r>
-      <w:r>
-        <w:t xml:space="preserve"> </w:t>
-      </w:r>
-      <w:r>
-        <w:t xml:space="preserve">of the Uyghurs, Bögü-Çor of the Türks. A name pairing that word with the word for spirit is</w:t>
-      </w:r>
-      <w:r>
-        <w:t xml:space="preserve"> </w:t>
-      </w:r>
-      <w:r>
-        <w:t xml:space="preserve">coherent for the founder of a steppe confederation in a way that no dictionary lookup produced. This came out of the frame.</w:t>
-      </w:r>
-    </w:p>
-    <w:p>
-      <w:pPr>
-        <w:pStyle w:val="BodyText"/>
-      </w:pPr>
+        <w:t xml:space="preserve">46 of 107 characters</w:t>
+      </w:r>
       <w:r>
         <w:rPr>
           <w:bCs/>
           <w:b/>
         </w:rPr>
-        <w:t xml:space="preserve">Measured against the standard of §9.</w:t>
-      </w:r>
-      <w:r>
-        <w:t xml:space="preserve"> </w:t>
-      </w:r>
-      <w:r>
-        <w:t xml:space="preserve">The sense of both elements is attested</w:t>
-      </w:r>
-      <w:r>
-        <w:t xml:space="preserve"> </w:t>
-      </w:r>
-      <w:r>
-        <w:t xml:space="preserve">independently of any Chinese source. The morphology is the commonest Turkic name shape, two</w:t>
-      </w:r>
-      <w:r>
-        <w:t xml:space="preserve"> </w:t>
-      </w:r>
-      <w:r>
-        <w:t xml:space="preserve">nouns in apposition, as in Alp Arslan or Bögü-Çor itself. The objections were tested rather</w:t>
-      </w:r>
-      <w:r>
-        <w:t xml:space="preserve"> </w:t>
-      </w:r>
-      <w:r>
-        <w:t xml:space="preserve">than asserted, and the one that would have killed it, a Chinese</w:t>
-      </w:r>
-      <w:r>
-        <w:t xml:space="preserve"> </w:t>
-      </w:r>
-      <w:r>
-        <w:t xml:space="preserve">m-</w:t>
-      </w:r>
-      <w:r>
-        <w:t xml:space="preserve"> </w:t>
-      </w:r>
-      <w:r>
-        <w:t xml:space="preserve">for a foreign</w:t>
-      </w:r>
-      <w:r>
-        <w:t xml:space="preserve"> </w:t>
-      </w:r>
-      <w:r>
-        <w:t xml:space="preserve">b-</w:t>
-      </w:r>
-      <w:r>
-        <w:t xml:space="preserve">, was measured and</w:t>
-      </w:r>
-      <w:r>
-        <w:t xml:space="preserve"> </w:t>
-      </w:r>
-      <w:r>
-        <w:t xml:space="preserve">dissolved. And what remains unexplained is stated:</w:t>
-      </w:r>
-      <w:r>
         <w:t xml:space="preserve"> </w:t>
       </w:r>
       <w:r>
@@ -10851,7 +11906,7 @@
           <w:bCs/>
           <w:b/>
         </w:rPr>
-        <w:t xml:space="preserve">the compound</w:t>
+        <w:t xml:space="preserve">carry more than one Later Han reading, and in all 46 the value printed in Appendix A is the</w:t>
       </w:r>
       <w:r>
         <w:rPr>
@@ -10862,108 +11917,50 @@
       </w:r>
       <w:r>
         <w:rPr>
-          <w:iCs/>
-          <w:i/>
           <w:bCs/>
           <w:b/>
         </w:rPr>
-        <w:t xml:space="preserve">bögü tın</w:t>
-      </w:r>
-      <w:r>
-        <w:rPr>
-          <w:bCs/>
-          <w:b/>
-        </w:rPr>
-        <w:t xml:space="preserve"> </w:t>
-      </w:r>
-      <w:r>
-        <w:rPr>
-          <w:bCs/>
-          <w:b/>
-        </w:rPr>
-        <w:t xml:space="preserve">is not itself attested</w:t>
-      </w:r>
-      <w:r>
-        <w:t xml:space="preserve">, only its two halves; the vowel of the second</w:t>
-      </w:r>
-      <w:r>
-        <w:t xml:space="preserve"> </w:t>
-      </w:r>
-      <w:r>
-        <w:t xml:space="preserve">element is not recoverable, so</w:t>
-      </w:r>
-      <w:r>
-        <w:t xml:space="preserve"> </w:t>
-      </w:r>
-      <w:r>
-        <w:rPr>
-          <w:iCs/>
-          <w:i/>
-        </w:rPr>
-        <w:t xml:space="preserve">tün</w:t>
-      </w:r>
-      <w:r>
-        <w:t xml:space="preserve">,</w:t>
-      </w:r>
-      <w:r>
-        <w:t xml:space="preserve"> </w:t>
-      </w:r>
-      <w:r>
-        <w:rPr>
-          <w:iCs/>
-          <w:i/>
-        </w:rPr>
-        <w:t xml:space="preserve">tan</w:t>
-      </w:r>
-      <w:r>
-        <w:t xml:space="preserve"> </w:t>
-      </w:r>
-      <w:r>
-        <w:t xml:space="preserve">and</w:t>
-      </w:r>
-      <w:r>
-        <w:t xml:space="preserve"> </w:t>
-      </w:r>
-      <w:r>
-        <w:rPr>
-          <w:iCs/>
-          <w:i/>
-        </w:rPr>
-        <w:t xml:space="preserve">tun</w:t>
-      </w:r>
-      <w:r>
-        <w:t xml:space="preserve"> </w:t>
-      </w:r>
-      <w:r>
-        <w:t xml:space="preserve">are equally available</w:t>
-      </w:r>
-      <w:r>
-        <w:t xml:space="preserve"> </w:t>
-      </w:r>
-      <w:r>
-        <w:t xml:space="preserve">and choosing</w:t>
-      </w:r>
-      <w:r>
-        <w:t xml:space="preserve"> </w:t>
-      </w:r>
-      <w:r>
-        <w:rPr>
-          <w:iCs/>
-          <w:i/>
-        </w:rPr>
-        <w:t xml:space="preserve">tın</w:t>
-      </w:r>
-      <w:r>
-        <w:t xml:space="preserve"> </w:t>
-      </w:r>
-      <w:r>
-        <w:t xml:space="preserve">is a semantic preference rather than a phonological result; and the</w:t>
-      </w:r>
-      <w:r>
-        <w:t xml:space="preserve"> </w:t>
-      </w:r>
-      <w:r>
-        <w:t xml:space="preserve">tone category of</w:t>
+        <w:t xml:space="preserve">first row of the table</w:t>
+      </w:r>
+      <w:r>
+        <w:t xml:space="preserve"> </w:t>
+      </w:r>
+      <w:r>
+        <w:t xml:space="preserve">(§11).</w:t>
+      </w:r>
+      <w:r>
+        <w:t xml:space="preserve"> </w:t>
+      </w:r>
+      <w:r>
+        <w:t xml:space="preserve">冒頓</w:t>
+      </w:r>
+      <w:r>
+        <w:t xml:space="preserve"> </w:t>
+      </w:r>
+      <w:r>
+        <w:t xml:space="preserve">is the case where that</w:t>
+      </w:r>
+      <w:r>
+        <w:t xml:space="preserve"> </w:t>
+      </w:r>
+      <w:r>
+        <w:t xml:space="preserve">choice carries the most weight. The claim this section makes is therefore bounded:</w:t>
+      </w:r>
+      <w:r>
+        <w:t xml:space="preserve"> </w:t>
+      </w:r>
+      <w:r>
+        <w:rPr>
+          <w:iCs/>
+          <w:i/>
+        </w:rPr>
+        <w:t xml:space="preserve">Bögü Tın</w:t>
+      </w:r>
+      <w:r>
+        <w:t xml:space="preserve"> </w:t>
+      </w:r>
+      <w:r>
+        <w:t xml:space="preserve">survives every test we can apply on one of the two readings of</w:t>
       </w:r>
       <w:r>
         <w:t xml:space="preserve"> </w:t>
@@ -10972,142 +11969,19 @@
         <w:t xml:space="preserve">頓</w:t>
       </w:r>
       <w:r>
-        <w:t xml:space="preserve"> </w:t>
-      </w:r>
-      <w:r>
-        <w:t xml:space="preserve">is not used.</w:t>
-      </w:r>
-    </w:p>
-    <w:p>
-      <w:pPr>
-        <w:pStyle w:val="BodyText"/>
-      </w:pPr>
-      <w:r>
-        <w:t xml:space="preserve">In comparison,</w:t>
-      </w:r>
-      <w:r>
-        <w:t xml:space="preserve"> </w:t>
-      </w:r>
-      <w:r>
-        <w:rPr>
-          <w:iCs/>
-          <w:i/>
-        </w:rPr>
-        <w:t xml:space="preserve">Baγatur</w:t>
-      </w:r>
-      <w:r>
-        <w:t xml:space="preserve">, the field's reading for a century for</w:t>
-      </w:r>
-      <w:r>
-        <w:t xml:space="preserve"> </w:t>
-      </w:r>
-      <w:r>
-        <w:t xml:space="preserve">冒頓</w:t>
-      </w:r>
-      <w:r>
-        <w:t xml:space="preserve">, fails on the one point</w:t>
-      </w:r>
-      <w:r>
-        <w:t xml:space="preserve"> </w:t>
-      </w:r>
-      <w:r>
-        <w:t xml:space="preserve">that the corpus decides cleanly: it ends in</w:t>
-      </w:r>
-      <w:r>
-        <w:t xml:space="preserve"> </w:t>
-      </w:r>
-      <w:r>
-        <w:t xml:space="preserve">-r</w:t>
-      </w:r>
-      <w:r>
-        <w:t xml:space="preserve"> </w:t>
-      </w:r>
-      <w:r>
-        <w:t xml:space="preserve">against a written</w:t>
-      </w:r>
-      <w:r>
-        <w:t xml:space="preserve"> </w:t>
-      </w:r>
-      <w:r>
-        <w:t xml:space="preserve">-n</w:t>
-      </w:r>
-      <w:r>
-        <w:t xml:space="preserve">, a spelling that occurs once in 37 opportunities, where the scribe's</w:t>
-      </w:r>
-      <w:r>
-        <w:t xml:space="preserve"> </w:t>
-      </w:r>
-      <w:r>
-        <w:t xml:space="preserve">normal choices were an open character or a</w:t>
-      </w:r>
-      <w:r>
-        <w:t xml:space="preserve"> </w:t>
-      </w:r>
-      <w:r>
-        <w:t xml:space="preserve">-t</w:t>
-      </w:r>
-      <w:r>
-        <w:t xml:space="preserve">. Our reading asks for no</w:t>
-      </w:r>
-      <w:r>
-        <w:t xml:space="preserve"> </w:t>
-      </w:r>
-      <w:r>
-        <w:t xml:space="preserve">correspondence rarer than one in seven and asks nothing at all of the final consonant.</w:t>
-      </w:r>
-    </w:p>
-    <w:p>
-      <w:pPr>
-        <w:pStyle w:val="BodyText"/>
-      </w:pPr>
-      <w:r>
-        <w:t xml:space="preserve">With §9 this section is one of only two places in this paper where a Xiongnu name is</w:t>
-      </w:r>
-      <w:r>
-        <w:t xml:space="preserve"> </w:t>
-      </w:r>
-      <w:r>
-        <w:t xml:space="preserve">read positively, and the temptation to overstate such a reading is exactly the one §6.3</w:t>
-      </w:r>
-      <w:r>
-        <w:t xml:space="preserve"> </w:t>
-      </w:r>
-      <w:r>
-        <w:t xml:space="preserve">measures. So, the claim is bounded:</w:t>
-      </w:r>
-      <w:r>
-        <w:t xml:space="preserve"> </w:t>
-      </w:r>
-      <w:r>
-        <w:rPr>
-          <w:iCs/>
-          <w:i/>
-        </w:rPr>
-        <w:t xml:space="preserve">Bögü Tın</w:t>
-      </w:r>
-      <w:r>
-        <w:t xml:space="preserve"> </w:t>
-      </w:r>
-      <w:r>
-        <w:t xml:space="preserve">is a reading that survives every test we can</w:t>
-      </w:r>
-      <w:r>
-        <w:t xml:space="preserve"> </w:t>
-      </w:r>
-      <w:r>
-        <w:t xml:space="preserve">apply, on the tightest frame in the record, and it is offered against a standard etymology that</w:t>
-      </w:r>
-      <w:r>
-        <w:t xml:space="preserve"> </w:t>
-      </w:r>
-      <w:r>
-        <w:t xml:space="preserve">does not. Whether it is right is a question for Turcology, and the material for deciding it,</w:t>
-      </w:r>
-      <w:r>
-        <w:t xml:space="preserve"> </w:t>
-      </w:r>
-      <w:r>
-        <w:t xml:space="preserve">the counts, the corpora, and the scripts, is in the repository that we provided.</w:t>
+        <w:t xml:space="preserve">, the field's reading survives on the other, and the transcription</w:t>
+      </w:r>
+      <w:r>
+        <w:t xml:space="preserve"> </w:t>
+      </w:r>
+      <w:r>
+        <w:t xml:space="preserve">evidence does not choose between them. The material for choosing, the counts, the corpora, and</w:t>
+      </w:r>
+      <w:r>
+        <w:t xml:space="preserve"> </w:t>
+      </w:r>
+      <w:r>
+        <w:t xml:space="preserve">the scripts, is in the repository that we provided.</w:t>
       </w:r>
     </w:p>
     <w:bookmarkEnd w:id="43"/>
@@ -12079,19 +12953,103 @@
         <w:t xml:space="preserve"> </w:t>
       </w:r>
       <w:r>
-        <w:t xml:space="preserve">Schuessler, Pulleyblank and Níng are three</w:t>
-      </w:r>
-      <w:r>
-        <w:t xml:space="preserve"> </w:t>
-      </w:r>
-      <w:r>
-        <w:t xml:space="preserve">scholars with three notations. So some of the apparent disagreement between them is notational rather</w:t>
-      </w:r>
-      <w:r>
-        <w:t xml:space="preserve"> </w:t>
-      </w:r>
-      <w:r>
-        <w:t xml:space="preserve">than substantive.</w:t>
+        <w:t xml:space="preserve">Schuessler, Pulleyblank and Níng are three scholars with three notations, and Baxter and Sagart</w:t>
+      </w:r>
+      <w:r>
+        <w:t xml:space="preserve"> </w:t>
+      </w:r>
+      <w:r>
+        <w:t xml:space="preserve">a fourth.</w:t>
+      </w:r>
+      <w:hyperlink w:anchor="r2">
+        <w:r>
+          <w:rPr>
+            <w:rStyle w:val="Hyperlink"/>
+            <w:vertAlign w:val="superscript"/>
+          </w:rPr>
+          <w:t xml:space="preserve">2</w:t>
+        </w:r>
+      </w:hyperlink>
+      <w:r>
+        <w:rPr>
+          <w:vertAlign w:val="superscript"/>
+        </w:rPr>
+        <w:t xml:space="preserve">,</w:t>
+      </w:r>
+      <w:hyperlink w:anchor="r19">
+        <w:r>
+          <w:rPr>
+            <w:rStyle w:val="Hyperlink"/>
+            <w:vertAlign w:val="superscript"/>
+          </w:rPr>
+          <w:t xml:space="preserve">19</w:t>
+        </w:r>
+      </w:hyperlink>
+      <w:r>
+        <w:rPr>
+          <w:vertAlign w:val="superscript"/>
+        </w:rPr>
+        <w:t xml:space="preserve">,</w:t>
+      </w:r>
+      <w:hyperlink w:anchor="r20">
+        <w:r>
+          <w:rPr>
+            <w:rStyle w:val="Hyperlink"/>
+            <w:vertAlign w:val="superscript"/>
+          </w:rPr>
+          <w:t xml:space="preserve">20</w:t>
+        </w:r>
+      </w:hyperlink>
+      <w:r>
+        <w:t xml:space="preserve"> </w:t>
+      </w:r>
+      <w:r>
+        <w:t xml:space="preserve">So some of the apparent</w:t>
+      </w:r>
+      <w:r>
+        <w:t xml:space="preserve"> </w:t>
+      </w:r>
+      <w:r>
+        <w:t xml:space="preserve">disagreement between them is notational rather than substantive. A single table is also not</w:t>
+      </w:r>
+      <w:r>
+        <w:t xml:space="preserve"> </w:t>
+      </w:r>
+      <w:r>
+        <w:t xml:space="preserve">single-valued:</w:t>
+      </w:r>
+      <w:r>
+        <w:t xml:space="preserve"> </w:t>
+      </w:r>
+      <w:r>
+        <w:rPr>
+          <w:bCs/>
+          <w:b/>
+        </w:rPr>
+        <w:t xml:space="preserve">46 of the 107 characters in the record carry more than one Later Han</w:t>
+      </w:r>
+      <w:r>
+        <w:rPr>
+          <w:bCs/>
+          <w:b/>
+        </w:rPr>
+        <w:t xml:space="preserve"> </w:t>
+      </w:r>
+      <w:r>
+        <w:rPr>
+          <w:bCs/>
+          <w:b/>
+        </w:rPr>
+        <w:t xml:space="preserve">reading</w:t>
+      </w:r>
+      <w:r>
+        <w:t xml:space="preserve">, and Appendix A prints the first tabulated row in all 46. Where the alternative</w:t>
+      </w:r>
+      <w:r>
+        <w:t xml:space="preserve"> </w:t>
+      </w:r>
+      <w:r>
+        <w:t xml:space="preserve">would change a reading it is named in the entry, and §9.2 is the case where it changes most.</w:t>
       </w:r>
     </w:p>
     <w:p>
@@ -12115,6 +13073,30 @@
       <w:r>
         <w:t xml:space="preserve">Even a perfect reconstruction would not settle ethnicity.</w:t>
       </w:r>
+      <w:hyperlink w:anchor="r16">
+        <w:r>
+          <w:rPr>
+            <w:rStyle w:val="Hyperlink"/>
+            <w:vertAlign w:val="superscript"/>
+          </w:rPr>
+          <w:t xml:space="preserve">16</w:t>
+        </w:r>
+      </w:hyperlink>
+      <w:r>
+        <w:rPr>
+          <w:vertAlign w:val="superscript"/>
+        </w:rPr>
+        <w:t xml:space="preserve">,</w:t>
+      </w:r>
+      <w:hyperlink w:anchor="r21">
+        <w:r>
+          <w:rPr>
+            <w:rStyle w:val="Hyperlink"/>
+            <w:vertAlign w:val="superscript"/>
+          </w:rPr>
+          <w:t xml:space="preserve">21</w:t>
+        </w:r>
+      </w:hyperlink>
       <w:r>
         <w:t xml:space="preserve"> </w:t>
       </w:r>
@@ -12528,7 +13510,55 @@
         <w:t xml:space="preserve"> </w:t>
       </w:r>
       <w:r>
-        <w:t xml:space="preserve">character by character. Superscript letters mark Han tone categories.</w:t>
+        <w:t xml:space="preserve">character by character. Superscript letters mark Han tone categories. A dagger,</w:t>
+      </w:r>
+      <w:r>
+        <w:t xml:space="preserve"> </w:t>
+      </w:r>
+      <w:r>
+        <w:t xml:space="preserve">†</w:t>
+      </w:r>
+      <w:r>
+        <w:t xml:space="preserve">, marks a character for which Schuessler's table gives more than one</w:t>
+      </w:r>
+      <w:r>
+        <w:t xml:space="preserve"> </w:t>
+      </w:r>
+      <w:r>
+        <w:t xml:space="preserve">Later Han reading; the first tabulated row is the one printed.</w:t>
+      </w:r>
+      <w:r>
+        <w:t xml:space="preserve"> </w:t>
+      </w:r>
+      <w:r>
+        <w:rPr>
+          <w:bCs/>
+          <w:b/>
+        </w:rPr>
+        <w:t xml:space="preserve">46 of the 107 characters</w:t>
+      </w:r>
+      <w:r>
+        <w:rPr>
+          <w:bCs/>
+          <w:b/>
+        </w:rPr>
+        <w:t xml:space="preserve"> </w:t>
+      </w:r>
+      <w:r>
+        <w:rPr>
+          <w:bCs/>
+          <w:b/>
+        </w:rPr>
+        <w:t xml:space="preserve">in the record are so marked</w:t>
+      </w:r>
+      <w:r>
+        <w:t xml:space="preserve">, and where the alternative would change a proposed reading it</w:t>
+      </w:r>
+      <w:r>
+        <w:t xml:space="preserve"> </w:t>
+      </w:r>
+      <w:r>
+        <w:t xml:space="preserve">is named in the Supplementary Material rather than left to the dagger.</w:t>
       </w:r>
       <w:r>
         <w:t xml:space="preserve"> </w:t>
@@ -12674,6 +13704,9 @@
             <w:r>
               <w:t xml:space="preserve">do mɑnᶜ</w:t>
             </w:r>
+            <w:r>
+              <w:t xml:space="preserve">†</w:t>
+            </w:r>
           </w:p>
         </w:tc>
         <w:tc>
@@ -12725,7 +13758,19 @@
               <w:jc w:val="left"/>
             </w:pPr>
             <w:r>
-              <w:t xml:space="preserve">mək tuənᶜ</w:t>
+              <w:t xml:space="preserve">mək</w:t>
+            </w:r>
+            <w:r>
+              <w:t xml:space="preserve">†</w:t>
+            </w:r>
+            <w:r>
+              <w:t xml:space="preserve"> </w:t>
+            </w:r>
+            <w:r>
+              <w:t xml:space="preserve">tuənᶜ</w:t>
+            </w:r>
+            <w:r>
+              <w:t xml:space="preserve">†</w:t>
             </w:r>
           </w:p>
         </w:tc>
@@ -12778,7 +13823,16 @@
               <w:jc w:val="left"/>
             </w:pPr>
             <w:r>
-              <w:t xml:space="preserve">kʰeiᴮ tśuk</w:t>
+              <w:t xml:space="preserve">kʰeiᴮ</w:t>
+            </w:r>
+            <w:r>
+              <w:t xml:space="preserve">†</w:t>
+            </w:r>
+            <w:r>
+              <w:t xml:space="preserve"> </w:t>
+            </w:r>
+            <w:r>
+              <w:t xml:space="preserve">tśuk</w:t>
             </w:r>
           </w:p>
         </w:tc>
@@ -12833,6 +13887,9 @@
             <w:r>
               <w:t xml:space="preserve">kun dźin</w:t>
             </w:r>
+            <w:r>
+              <w:t xml:space="preserve">†</w:t>
+            </w:r>
           </w:p>
         </w:tc>
         <w:tc>
@@ -13043,7 +14100,25 @@
               <w:jc w:val="left"/>
             </w:pPr>
             <w:r>
-              <w:t xml:space="preserve">huo lei gɑ</w:t>
+              <w:t xml:space="preserve">huo</w:t>
+            </w:r>
+            <w:r>
+              <w:t xml:space="preserve">†</w:t>
+            </w:r>
+            <w:r>
+              <w:t xml:space="preserve"> </w:t>
+            </w:r>
+            <w:r>
+              <w:t xml:space="preserve">lei</w:t>
+            </w:r>
+            <w:r>
+              <w:t xml:space="preserve">†</w:t>
+            </w:r>
+            <w:r>
+              <w:t xml:space="preserve"> </w:t>
+            </w:r>
+            <w:r>
+              <w:t xml:space="preserve">gɑ</w:t>
             </w:r>
           </w:p>
         </w:tc>
@@ -13096,7 +14171,25 @@
               <w:jc w:val="left"/>
             </w:pPr>
             <w:r>
-              <w:t xml:space="preserve">tsɑᴮ te go</w:t>
+              <w:t xml:space="preserve">tsɑᴮ</w:t>
+            </w:r>
+            <w:r>
+              <w:t xml:space="preserve">†</w:t>
+            </w:r>
+            <w:r>
+              <w:t xml:space="preserve"> </w:t>
+            </w:r>
+            <w:r>
+              <w:t xml:space="preserve">te</w:t>
+            </w:r>
+            <w:r>
+              <w:t xml:space="preserve">†</w:t>
+            </w:r>
+            <w:r>
+              <w:t xml:space="preserve"> </w:t>
+            </w:r>
+            <w:r>
+              <w:t xml:space="preserve">go</w:t>
             </w:r>
           </w:p>
         </w:tc>
@@ -13202,7 +14295,19 @@
               <w:jc w:val="left"/>
             </w:pPr>
             <w:r>
-              <w:t xml:space="preserve">gɑ janᴮ te</w:t>
+              <w:t xml:space="preserve">gɑ janᴮ</w:t>
+            </w:r>
+            <w:r>
+              <w:t xml:space="preserve">†</w:t>
+            </w:r>
+            <w:r>
+              <w:t xml:space="preserve"> </w:t>
+            </w:r>
+            <w:r>
+              <w:t xml:space="preserve">te</w:t>
+            </w:r>
+            <w:r>
+              <w:t xml:space="preserve">†</w:t>
             </w:r>
           </w:p>
         </w:tc>
@@ -13308,7 +14413,19 @@
               <w:jc w:val="left"/>
             </w:pPr>
             <w:r>
-              <w:t xml:space="preserve">ʔɔk janᴮ guo te</w:t>
+              <w:t xml:space="preserve">ʔɔk janᴮ</w:t>
+            </w:r>
+            <w:r>
+              <w:t xml:space="preserve">†</w:t>
+            </w:r>
+            <w:r>
+              <w:t xml:space="preserve"> </w:t>
+            </w:r>
+            <w:r>
+              <w:t xml:space="preserve">guo te</w:t>
+            </w:r>
+            <w:r>
+              <w:t xml:space="preserve">†</w:t>
             </w:r>
           </w:p>
         </w:tc>
@@ -13361,7 +14478,19 @@
               <w:jc w:val="left"/>
             </w:pPr>
             <w:r>
-              <w:t xml:space="preserve">hɑ gɑn ja</w:t>
+              <w:t xml:space="preserve">hɑ</w:t>
+            </w:r>
+            <w:r>
+              <w:t xml:space="preserve">†</w:t>
+            </w:r>
+            <w:r>
+              <w:t xml:space="preserve"> </w:t>
+            </w:r>
+            <w:r>
+              <w:t xml:space="preserve">gɑn ja</w:t>
+            </w:r>
+            <w:r>
+              <w:t xml:space="preserve">†</w:t>
             </w:r>
           </w:p>
         </w:tc>
@@ -13416,6 +14545,9 @@
             <w:r>
               <w:t xml:space="preserve">tśit tśe</w:t>
             </w:r>
+            <w:r>
+              <w:t xml:space="preserve">†</w:t>
+            </w:r>
           </w:p>
         </w:tc>
         <w:tc>
@@ -13469,6 +14601,9 @@
             <w:r>
               <w:t xml:space="preserve">ńɑk te</w:t>
             </w:r>
+            <w:r>
+              <w:t xml:space="preserve">†</w:t>
+            </w:r>
           </w:p>
         </w:tc>
         <w:tc>
@@ -13520,7 +14655,28 @@
               <w:jc w:val="left"/>
             </w:pPr>
             <w:r>
-              <w:t xml:space="preserve">buk ṭio lui ńɑk te</w:t>
+              <w:t xml:space="preserve">buk</w:t>
+            </w:r>
+            <w:r>
+              <w:t xml:space="preserve">†</w:t>
+            </w:r>
+            <w:r>
+              <w:t xml:space="preserve"> </w:t>
+            </w:r>
+            <w:r>
+              <w:t xml:space="preserve">ṭio lui</w:t>
+            </w:r>
+            <w:r>
+              <w:t xml:space="preserve">†</w:t>
+            </w:r>
+            <w:r>
+              <w:t xml:space="preserve"> </w:t>
+            </w:r>
+            <w:r>
+              <w:t xml:space="preserve">ńɑk te</w:t>
+            </w:r>
+            <w:r>
+              <w:t xml:space="preserve">†</w:t>
             </w:r>
           </w:p>
         </w:tc>
@@ -13573,7 +14729,19 @@
               <w:jc w:val="left"/>
             </w:pPr>
             <w:r>
-              <w:t xml:space="preserve">so gɛi ńɑk te</w:t>
+              <w:t xml:space="preserve">so</w:t>
+            </w:r>
+            <w:r>
+              <w:t xml:space="preserve">†</w:t>
+            </w:r>
+            <w:r>
+              <w:t xml:space="preserve"> </w:t>
+            </w:r>
+            <w:r>
+              <w:t xml:space="preserve">gɛi ńɑk te</w:t>
+            </w:r>
+            <w:r>
+              <w:t xml:space="preserve">†</w:t>
             </w:r>
           </w:p>
         </w:tc>
@@ -13626,7 +14794,19 @@
               <w:jc w:val="left"/>
             </w:pPr>
             <w:r>
-              <w:t xml:space="preserve">tśʰa ŋa ńɑk te</w:t>
+              <w:t xml:space="preserve">tśʰa</w:t>
+            </w:r>
+            <w:r>
+              <w:t xml:space="preserve">†</w:t>
+            </w:r>
+            <w:r>
+              <w:t xml:space="preserve"> </w:t>
+            </w:r>
+            <w:r>
+              <w:t xml:space="preserve">ŋa ńɑk te</w:t>
+            </w:r>
+            <w:r>
+              <w:t xml:space="preserve">†</w:t>
             </w:r>
           </w:p>
         </w:tc>
@@ -13681,6 +14861,9 @@
             <w:r>
               <w:t xml:space="preserve">ʔɑ tśo liu ńɑk te</w:t>
             </w:r>
+            <w:r>
+              <w:t xml:space="preserve">†</w:t>
+            </w:r>
           </w:p>
         </w:tc>
         <w:tc>
@@ -13732,7 +14915,19 @@
               <w:jc w:val="left"/>
             </w:pPr>
             <w:r>
-              <w:t xml:space="preserve">ʔɑ lui ńɑk te</w:t>
+              <w:t xml:space="preserve">ʔɑ lui</w:t>
+            </w:r>
+            <w:r>
+              <w:t xml:space="preserve">†</w:t>
+            </w:r>
+            <w:r>
+              <w:t xml:space="preserve"> </w:t>
+            </w:r>
+            <w:r>
+              <w:t xml:space="preserve">ńɑk te</w:t>
+            </w:r>
+            <w:r>
+              <w:t xml:space="preserve">†</w:t>
             </w:r>
           </w:p>
         </w:tc>
@@ -13785,7 +14980,37 @@
               <w:jc w:val="left"/>
             </w:pPr>
             <w:r>
-              <w:t xml:space="preserve">hɑ tɑ ńə śi douᴮ kou ńɑk te</w:t>
+              <w:t xml:space="preserve">hɑ</w:t>
+            </w:r>
+            <w:r>
+              <w:t xml:space="preserve">†</w:t>
+            </w:r>
+            <w:r>
+              <w:t xml:space="preserve"> </w:t>
+            </w:r>
+            <w:r>
+              <w:t xml:space="preserve">tɑ ńə</w:t>
+            </w:r>
+            <w:r>
+              <w:t xml:space="preserve">†</w:t>
+            </w:r>
+            <w:r>
+              <w:t xml:space="preserve"> </w:t>
+            </w:r>
+            <w:r>
+              <w:t xml:space="preserve">śi douᴮ</w:t>
+            </w:r>
+            <w:r>
+              <w:t xml:space="preserve">†</w:t>
+            </w:r>
+            <w:r>
+              <w:t xml:space="preserve"> </w:t>
+            </w:r>
+            <w:r>
+              <w:t xml:space="preserve">kou ńɑk te</w:t>
+            </w:r>
+            <w:r>
+              <w:t xml:space="preserve">†</w:t>
             </w:r>
           </w:p>
         </w:tc>
@@ -13840,6 +15065,9 @@
             <w:r>
               <w:t xml:space="preserve">lyan te</w:t>
             </w:r>
+            <w:r>
+              <w:t xml:space="preserve">†</w:t>
+            </w:r>
           </w:p>
         </w:tc>
         <w:tc>
@@ -13891,7 +15119,19 @@
               <w:jc w:val="left"/>
             </w:pPr>
             <w:r>
-              <w:t xml:space="preserve">kʰɨɑ lianᴮ de</w:t>
+              <w:t xml:space="preserve">kʰɨɑ lianᴮ</w:t>
+            </w:r>
+            <w:r>
+              <w:t xml:space="preserve">†</w:t>
+            </w:r>
+            <w:r>
+              <w:t xml:space="preserve"> </w:t>
+            </w:r>
+            <w:r>
+              <w:t xml:space="preserve">de</w:t>
+            </w:r>
+            <w:r>
+              <w:t xml:space="preserve">†</w:t>
             </w:r>
           </w:p>
         </w:tc>
@@ -14135,7 +15375,16 @@
               <w:jc w:val="left"/>
             </w:pPr>
             <w:r>
-              <w:t xml:space="preserve">dźan wɑ</w:t>
+              <w:t xml:space="preserve">dźan</w:t>
+            </w:r>
+            <w:r>
+              <w:t xml:space="preserve">†</w:t>
+            </w:r>
+            <w:r>
+              <w:t xml:space="preserve"> </w:t>
+            </w:r>
+            <w:r>
+              <w:t xml:space="preserve">wɑ</w:t>
             </w:r>
           </w:p>
         </w:tc>
@@ -14188,7 +15437,25 @@
               <w:jc w:val="left"/>
             </w:pPr>
             <w:r>
-              <w:t xml:space="preserve">ḍaŋ lei kuɑ dɑ dźan wɑ</w:t>
+              <w:t xml:space="preserve">ḍaŋ lei</w:t>
+            </w:r>
+            <w:r>
+              <w:t xml:space="preserve">†</w:t>
+            </w:r>
+            <w:r>
+              <w:t xml:space="preserve"> </w:t>
+            </w:r>
+            <w:r>
+              <w:t xml:space="preserve">kuɑ dɑ dźan</w:t>
+            </w:r>
+            <w:r>
+              <w:t xml:space="preserve">†</w:t>
+            </w:r>
+            <w:r>
+              <w:t xml:space="preserve"> </w:t>
+            </w:r>
+            <w:r>
+              <w:t xml:space="preserve">wɑ</w:t>
             </w:r>
           </w:p>
         </w:tc>
@@ -14243,6 +15510,9 @@
             <w:r>
               <w:t xml:space="preserve">ḍaŋ lei</w:t>
             </w:r>
+            <w:r>
+              <w:t xml:space="preserve">†</w:t>
+            </w:r>
           </w:p>
         </w:tc>
         <w:tc>
@@ -14349,6 +15619,9 @@
             <w:r>
               <w:t xml:space="preserve">ʔɑt dźeᴮ</w:t>
             </w:r>
+            <w:r>
+              <w:t xml:space="preserve">†</w:t>
+            </w:r>
           </w:p>
         </w:tc>
         <w:tc>
@@ -14402,6 +15675,9 @@
             <w:r>
               <w:t xml:space="preserve">dɑ gɨ</w:t>
             </w:r>
+            <w:r>
+              <w:t xml:space="preserve">†</w:t>
+            </w:r>
           </w:p>
         </w:tc>
         <w:tc>
@@ -14453,7 +15729,19 @@
               <w:jc w:val="left"/>
             </w:pPr>
             <w:r>
-              <w:t xml:space="preserve">kok leᴮ</w:t>
+              <w:t xml:space="preserve">kok</w:t>
+            </w:r>
+            <w:r>
+              <w:t xml:space="preserve">†</w:t>
+            </w:r>
+            <w:r>
+              <w:t xml:space="preserve"> </w:t>
+            </w:r>
+            <w:r>
+              <w:t xml:space="preserve">leᴮ</w:t>
+            </w:r>
+            <w:r>
+              <w:t xml:space="preserve">†</w:t>
             </w:r>
           </w:p>
         </w:tc>
@@ -14506,7 +15794,16 @@
               <w:jc w:val="left"/>
             </w:pPr>
             <w:r>
-              <w:t xml:space="preserve">tɑŋ gɑᴮ</w:t>
+              <w:t xml:space="preserve">tɑŋ</w:t>
+            </w:r>
+            <w:r>
+              <w:t xml:space="preserve">†</w:t>
+            </w:r>
+            <w:r>
+              <w:t xml:space="preserve"> </w:t>
+            </w:r>
+            <w:r>
+              <w:t xml:space="preserve">gɑᴮ</w:t>
             </w:r>
           </w:p>
         </w:tc>
@@ -14612,7 +15909,16 @@
               <w:jc w:val="left"/>
             </w:pPr>
             <w:r>
-              <w:t xml:space="preserve">tsɑᴮ gɨɑ</w:t>
+              <w:t xml:space="preserve">tsɑᴮ</w:t>
+            </w:r>
+            <w:r>
+              <w:t xml:space="preserve">†</w:t>
+            </w:r>
+            <w:r>
+              <w:t xml:space="preserve"> </w:t>
+            </w:r>
+            <w:r>
+              <w:t xml:space="preserve">gɨɑ</w:t>
             </w:r>
           </w:p>
         </w:tc>
@@ -14718,7 +16024,16 @@
               <w:jc w:val="left"/>
             </w:pPr>
             <w:r>
-              <w:t xml:space="preserve">buk ṇɨk</w:t>
+              <w:t xml:space="preserve">buk</w:t>
+            </w:r>
+            <w:r>
+              <w:t xml:space="preserve">†</w:t>
+            </w:r>
+            <w:r>
+              <w:t xml:space="preserve"> </w:t>
+            </w:r>
+            <w:r>
+              <w:t xml:space="preserve">ṇɨk</w:t>
             </w:r>
           </w:p>
         </w:tc>
@@ -14824,7 +16139,16 @@
               <w:jc w:val="left"/>
             </w:pPr>
             <w:r>
-              <w:t xml:space="preserve">gɔ lok</w:t>
+              <w:t xml:space="preserve">gɔ</w:t>
+            </w:r>
+            <w:r>
+              <w:t xml:space="preserve">†</w:t>
+            </w:r>
+            <w:r>
+              <w:t xml:space="preserve"> </w:t>
+            </w:r>
+            <w:r>
+              <w:t xml:space="preserve">lok</w:t>
             </w:r>
           </w:p>
         </w:tc>
@@ -15001,7 +16325,7 @@
         <w:t xml:space="preserve"> </w:t>
       </w:r>
       <w:r>
-        <w:t xml:space="preserve">which is why that pair has carried so much of the argument. Note that the Yeniseian proposal for</w:t>
+        <w:t xml:space="preserve">which is why that pair has carried so much of the argument. The proposals for</w:t>
       </w:r>
       <w:r>
         <w:t xml:space="preserve"> </w:t>
@@ -15013,63 +16337,57 @@
         <w:t xml:space="preserve"> </w:t>
       </w:r>
       <w:r>
-        <w:t xml:space="preserve">is</w:t>
-      </w:r>
-      <w:r>
-        <w:t xml:space="preserve"> </w:t>
-      </w:r>
-      <w:r>
-        <w:rPr>
-          <w:iCs/>
-          <w:i/>
-        </w:rPr>
-        <w:t xml:space="preserve">(h)ala</w:t>
-      </w:r>
-      <w:r>
-        <w:t xml:space="preserve"> </w:t>
-      </w:r>
-      <w:r>
-        <w:t xml:space="preserve">"son" and the Turkic one</w:t>
-      </w:r>
-      <w:r>
-        <w:t xml:space="preserve"> </w:t>
-      </w:r>
-      <w:r>
-        <w:rPr>
-          <w:iCs/>
-          <w:i/>
-        </w:rPr>
-        <w:t xml:space="preserve">qut</w:t>
-      </w:r>
-      <w:r>
-        <w:t xml:space="preserve"> </w:t>
-      </w:r>
-      <w:r>
-        <w:t xml:space="preserve">"fortune";</w:t>
-      </w:r>
-      <w:r>
-        <w:t xml:space="preserve"> </w:t>
-      </w:r>
-      <w:r>
-        <w:t xml:space="preserve">the Chinese gloss</w:t>
-      </w:r>
-      <w:r>
-        <w:t xml:space="preserve"> </w:t>
-      </w:r>
-      <w:r>
-        <w:t xml:space="preserve">子</w:t>
-      </w:r>
-      <w:r>
-        <w:t xml:space="preserve"> </w:t>
-      </w:r>
-      <w:r>
-        <w:t xml:space="preserve">"son" fits the former and not the</w:t>
-      </w:r>
-      <w:r>
-        <w:t xml:space="preserve"> </w:t>
-      </w:r>
-      <w:r>
-        <w:t xml:space="preserve">latter.</w:t>
+        <w:t xml:space="preserve">do not settle it. Pulleyblank compared it with</w:t>
+      </w:r>
+      <w:r>
+        <w:t xml:space="preserve"> </w:t>
+      </w:r>
+      <w:r>
+        <w:t xml:space="preserve">Arin</w:t>
+      </w:r>
+      <w:r>
+        <w:t xml:space="preserve"> </w:t>
+      </w:r>
+      <w:r>
+        <w:rPr>
+          <w:iCs/>
+          <w:i/>
+        </w:rPr>
+        <w:t xml:space="preserve">bïkjàl</w:t>
+      </w:r>
+      <w:r>
+        <w:t xml:space="preserve"> </w:t>
+      </w:r>
+      <w:r>
+        <w:t xml:space="preserve">"son"; Vovin holds that form to be isolated within Yeniseian, the rest of the</w:t>
+      </w:r>
+      <w:r>
+        <w:t xml:space="preserve"> </w:t>
+      </w:r>
+      <w:r>
+        <w:t xml:space="preserve">family reflecting Proto-Yeniseian</w:t>
+      </w:r>
+      <w:r>
+        <w:t xml:space="preserve"> </w:t>
+      </w:r>
+      <w:r>
+        <w:rPr>
+          <w:iCs/>
+          <w:i/>
+        </w:rPr>
+        <w:t xml:space="preserve">*puʔ-b</w:t>
+      </w:r>
+      <w:r>
+        <w:t xml:space="preserve"> </w:t>
+      </w:r>
+      <w:r>
+        <w:t xml:space="preserve">"son", and finds no Altaic alternative</w:t>
+      </w:r>
+      <w:r>
+        <w:t xml:space="preserve"> </w:t>
+      </w:r>
+      <w:r>
+        <w:t xml:space="preserve">either.</w:t>
       </w:r>
       <w:hyperlink w:anchor="r27">
         <w:r>
@@ -15095,6 +16413,40 @@
           <w:t xml:space="preserve">28</w:t>
         </w:r>
       </w:hyperlink>
+      <w:r>
+        <w:t xml:space="preserve"> </w:t>
+      </w:r>
+      <w:r>
+        <w:t xml:space="preserve">The Turkic proposal,</w:t>
+      </w:r>
+      <w:r>
+        <w:t xml:space="preserve"> </w:t>
+      </w:r>
+      <w:r>
+        <w:rPr>
+          <w:iCs/>
+          <w:i/>
+        </w:rPr>
+        <w:t xml:space="preserve">qut</w:t>
+      </w:r>
+      <w:r>
+        <w:t xml:space="preserve"> </w:t>
+      </w:r>
+      <w:r>
+        <w:t xml:space="preserve">"fortune", fits the sound and not the gloss. So the one item where a Chinese gloss and</w:t>
+      </w:r>
+      <w:r>
+        <w:t xml:space="preserve"> </w:t>
+      </w:r>
+      <w:r>
+        <w:t xml:space="preserve">a Yeniseian etymology were thought to meet is contested by the leading advocate of that</w:t>
+      </w:r>
+      <w:r>
+        <w:t xml:space="preserve"> </w:t>
+      </w:r>
+      <w:r>
+        <w:t xml:space="preserve">hypothesis.</w:t>
+      </w:r>
     </w:p>
     <w:bookmarkEnd w:id="49"/>
     <w:bookmarkEnd w:id="50"/>
@@ -15190,7 +16542,7 @@
       </w:pPr>
       <w:bookmarkStart w:id="53" w:name="r3"/>
       <w:r>
-        <w:t xml:space="preserve">Bonmann, S. et al. (2025). Linguistic evidence suggests that Xiōngnú and Huns spoke the same Paleo-Siberian language.</w:t>
+        <w:t xml:space="preserve">Bonmann, S. &amp; Fries, S. (2026). Linguistic evidence suggests that Xiōngnú and Huns spoke the same Paleo-Siberian language.</w:t>
       </w:r>
       <w:r>
         <w:t xml:space="preserve"> </w:t>
@@ -15203,7 +16555,10 @@
         <w:t xml:space="preserve">Transactions of the Philological Society</w:t>
       </w:r>
       <w:r>
-        <w:t xml:space="preserve">. doi:10.1111/1467-968X.12321</w:t>
+        <w:t xml:space="preserve"> </w:t>
+      </w:r>
+      <w:r>
+        <w:t xml:space="preserve">124(1): 29–52. doi:10.1111/1467-968X.12321</w:t>
       </w:r>
       <w:bookmarkEnd w:id="53"/>
     </w:p>
@@ -15453,7 +16808,13 @@
         <w:t xml:space="preserve">kıŋrak</w:t>
       </w:r>
       <w:r>
-        <w:t xml:space="preserve">, pp. 65–70.)</w:t>
+        <w:t xml:space="preserve">, pp. 66–67, checked</w:t>
+      </w:r>
+      <w:r>
+        <w:t xml:space="preserve"> </w:t>
+      </w:r>
+      <w:r>
+        <w:t xml:space="preserve">against the text.)</w:t>
       </w:r>
       <w:bookmarkEnd w:id="61"/>
     </w:p>

--- a/docs/edit/paper_EDIT.docx
+++ b/docs/edit/paper_EDIT.docx
@@ -159,7 +159,7 @@
         <w:pStyle w:val="BodyText"/>
       </w:pPr>
       <w:r>
-        <w:t xml:space="preserve">We generated the following.</w:t>
+        <w:t xml:space="preserve">We build and release</w:t>
       </w:r>
       <w:r>
         <w:t xml:space="preserve"> </w:t>
@@ -169,7 +169,7 @@
           <w:bCs/>
           <w:b/>
         </w:rPr>
-        <w:t xml:space="preserve">Three transcription corpora</w:t>
+        <w:t xml:space="preserve">three transcription corpora</w:t>
       </w:r>
       <w:r>
         <w:t xml:space="preserve">, two of them extracted from</w:t>
@@ -197,13 +197,13 @@
         <w:t xml:space="preserve"> </w:t>
       </w:r>
       <w:r>
-        <w:t xml:space="preserve">glossary, and 1,017 verified Chinese–Sanskrit pairs separated out of a 27,110-entry Buddhist</w:t>
-      </w:r>
-      <w:r>
-        <w:t xml:space="preserve"> </w:t>
-      </w:r>
-      <w:r>
-        <w:t xml:space="preserve">dictionary that mixes phonetic spellings with translations.</w:t>
+        <w:t xml:space="preserve">glossary, and 1,017 verified Chinese–Sanskrit pairs separated out of a Buddhist dictionary that</w:t>
+      </w:r>
+      <w:r>
+        <w:t xml:space="preserve"> </w:t>
+      </w:r>
+      <w:r>
+        <w:t xml:space="preserve">mixes phonetic spellings with translations; and</w:t>
       </w:r>
       <w:r>
         <w:t xml:space="preserve"> </w:t>
@@ -213,394 +213,25 @@
           <w:bCs/>
           <w:b/>
         </w:rPr>
-        <w:t xml:space="preserve">Two medieval Turkic</w:t>
-      </w:r>
-      <w:r>
-        <w:rPr>
-          <w:bCs/>
-          <w:b/>
-        </w:rPr>
-        <w:t xml:space="preserve"> </w:t>
-      </w:r>
-      <w:r>
-        <w:rPr>
-          <w:bCs/>
-          <w:b/>
-        </w:rPr>
-        <w:t xml:space="preserve">lexicons</w:t>
-      </w:r>
-      <w:r>
-        <w:t xml:space="preserve"> </w:t>
-      </w:r>
-      <w:r>
-        <w:t xml:space="preserve">in machine-readable form, for which we found no downloadable dataset: 6,820</w:t>
-      </w:r>
-      <w:r>
-        <w:t xml:space="preserve"> </w:t>
-      </w:r>
-      <w:r>
-        <w:t xml:space="preserve">glossed headwords from the Türk Dil Kurumu index to Kāşgarî's</w:t>
-      </w:r>
-      <w:r>
-        <w:t xml:space="preserve"> </w:t>
-      </w:r>
-      <w:r>
-        <w:rPr>
-          <w:iCs/>
-          <w:i/>
-        </w:rPr>
-        <w:t xml:space="preserve">Dīwān Lughāt al-Turk</w:t>
-      </w:r>
-      <w:r>
-        <w:t xml:space="preserve"> </w:t>
-      </w:r>
-      <w:r>
-        <w:t xml:space="preserve">(1072–77), and 2,110 from Kuun's 1880 edition of the</w:t>
-      </w:r>
-      <w:r>
-        <w:t xml:space="preserve"> </w:t>
-      </w:r>
-      <w:r>
-        <w:rPr>
-          <w:iCs/>
-          <w:i/>
-        </w:rPr>
-        <w:t xml:space="preserve">Codex Cumanicus</w:t>
-      </w:r>
-      <w:r>
-        <w:t xml:space="preserve">.</w:t>
-      </w:r>
-      <w:r>
-        <w:t xml:space="preserve"> </w:t>
-      </w:r>
-      <w:r>
-        <w:rPr>
-          <w:bCs/>
-          <w:b/>
-        </w:rPr>
-        <w:t xml:space="preserve">A working</w:t>
-      </w:r>
-      <w:r>
-        <w:rPr>
-          <w:bCs/>
-          <w:b/>
-        </w:rPr>
-        <w:t xml:space="preserve"> </w:t>
-      </w:r>
-      <w:r>
-        <w:rPr>
-          <w:bCs/>
-          <w:b/>
-        </w:rPr>
-        <w:t xml:space="preserve">channel model</w:t>
-      </w:r>
-      <w:r>
-        <w:t xml:space="preserve">, which on held-out data reconstructs 31% of Turkic words exactly and 84%</w:t>
-      </w:r>
-      <w:r>
-        <w:t xml:space="preserve"> </w:t>
-      </w:r>
-      <w:r>
-        <w:t xml:space="preserve">within two segments.</w:t>
-      </w:r>
-      <w:r>
-        <w:t xml:space="preserve"> </w:t>
-      </w:r>
-      <w:r>
-        <w:rPr>
-          <w:bCs/>
-          <w:b/>
-        </w:rPr>
-        <w:t xml:space="preserve">One positive reading</w:t>
-      </w:r>
-      <w:r>
-        <w:t xml:space="preserve"> </w:t>
-      </w:r>
-      <w:r>
-        <w:t xml:space="preserve">that survives every test we can apply:</w:t>
-      </w:r>
-      <w:r>
-        <w:t xml:space="preserve"> </w:t>
-      </w:r>
-      <w:r>
-        <w:t xml:space="preserve">若鞮</w:t>
-      </w:r>
-      <w:r>
-        <w:t xml:space="preserve">, the element closing the formal names of six later chanyu, reads as</w:t>
-      </w:r>
-      <w:r>
-        <w:t xml:space="preserve"> </w:t>
-      </w:r>
-      <w:r>
-        <w:rPr>
-          <w:iCs/>
-          <w:i/>
-        </w:rPr>
-        <w:t xml:space="preserve">Inakt</w:t>
-      </w:r>
-      <w:r>
-        <w:t xml:space="preserve"> </w:t>
-      </w:r>
-      <w:r>
-        <w:t xml:space="preserve">"the faithful ones", since the</w:t>
-      </w:r>
-      <w:r>
-        <w:t xml:space="preserve"> </w:t>
-      </w:r>
-      <w:r>
-        <w:rPr>
-          <w:iCs/>
-          <w:i/>
-        </w:rPr>
-        <w:t xml:space="preserve">Hou Hanshu</w:t>
-      </w:r>
-      <w:r>
-        <w:t xml:space="preserve"> </w:t>
-      </w:r>
-      <w:r>
-        <w:t xml:space="preserve">glosses it</w:t>
-      </w:r>
-      <w:r>
-        <w:t xml:space="preserve"> </w:t>
-      </w:r>
-      <w:r>
-        <w:t xml:space="preserve">孝</w:t>
-      </w:r>
-      <w:r>
-        <w:t xml:space="preserve"> </w:t>
-      </w:r>
-      <w:r>
-        <w:t xml:space="preserve">"filial", the</w:t>
-      </w:r>
-      <w:r>
-        <w:t xml:space="preserve"> </w:t>
-      </w:r>
-      <w:r>
-        <w:rPr>
-          <w:iCs/>
-          <w:i/>
-        </w:rPr>
-        <w:t xml:space="preserve">Codex Cumanicus</w:t>
-      </w:r>
-      <w:r>
-        <w:t xml:space="preserve"> </w:t>
-      </w:r>
-      <w:r>
-        <w:t xml:space="preserve">glosses</w:t>
-      </w:r>
-      <w:r>
-        <w:t xml:space="preserve"> </w:t>
-      </w:r>
-      <w:r>
-        <w:rPr>
-          <w:iCs/>
-          <w:i/>
-        </w:rPr>
-        <w:t xml:space="preserve">inak</w:t>
-      </w:r>
-      <w:r>
-        <w:t xml:space="preserve"> </w:t>
-      </w:r>
-      <w:r>
-        <w:t xml:space="preserve">as</w:t>
-      </w:r>
-      <w:r>
-        <w:t xml:space="preserve"> </w:t>
-      </w:r>
-      <w:r>
-        <w:rPr>
-          <w:iCs/>
-          <w:i/>
-        </w:rPr>
-        <w:t xml:space="preserve">fidelis</w:t>
-      </w:r>
-      <w:r>
-        <w:t xml:space="preserve">, and the plural in</w:t>
-      </w:r>
-      <w:r>
-        <w:t xml:space="preserve"> </w:t>
-      </w:r>
-      <w:r>
-        <w:t xml:space="preserve">-t</w:t>
-      </w:r>
-      <w:r>
-        <w:t xml:space="preserve"> </w:t>
-      </w:r>
-      <w:r>
-        <w:t xml:space="preserve">is an Old Turkic formation used</w:t>
-      </w:r>
-      <w:r>
-        <w:t xml:space="preserve"> </w:t>
-      </w:r>
-      <w:r>
-        <w:t xml:space="preserve">with titles.</w:t>
-      </w:r>
-      <w:r>
-        <w:t xml:space="preserve"> </w:t>
-      </w:r>
-      <w:r>
-        <w:rPr>
-          <w:bCs/>
-          <w:b/>
-        </w:rPr>
-        <w:t xml:space="preserve">And a result about the most consequential name in the record</w:t>
-      </w:r>
-      <w:r>
-        <w:t xml:space="preserve">: the</w:t>
-      </w:r>
-      <w:r>
-        <w:t xml:space="preserve"> </w:t>
-      </w:r>
-      <w:r>
-        <w:t xml:space="preserve">century-old disagreement over</w:t>
-      </w:r>
-      <w:r>
-        <w:t xml:space="preserve"> </w:t>
-      </w:r>
-      <w:r>
-        <w:t xml:space="preserve">冒頓</w:t>
-      </w:r>
-      <w:r>
-        <w:t xml:space="preserve"> </w:t>
-      </w:r>
-      <w:r>
-        <w:t xml:space="preserve">turns on which value is taken for a</w:t>
-      </w:r>
-      <w:r>
-        <w:t xml:space="preserve"> </w:t>
-      </w:r>
-      <w:r>
-        <w:t xml:space="preserve">single character, which carries two Later Han readings and a third value from a commentary. We</w:t>
-      </w:r>
-      <w:r>
-        <w:t xml:space="preserve"> </w:t>
-      </w:r>
-      <w:r>
-        <w:t xml:space="preserve">price each branch. Two of the three admit a velar-final second element, one admits the</w:t>
-      </w:r>
-      <w:r>
-        <w:t xml:space="preserve"> </w:t>
-      </w:r>
-      <w:r>
-        <w:t xml:space="preserve">liquid-final</w:t>
-      </w:r>
-      <w:r>
-        <w:t xml:space="preserve"> </w:t>
-      </w:r>
-      <w:r>
-        <w:rPr>
-          <w:iCs/>
-          <w:i/>
-        </w:rPr>
-        <w:t xml:space="preserve">Baγatur</w:t>
-      </w:r>
-      <w:r>
-        <w:t xml:space="preserve"> </w:t>
-      </w:r>
-      <w:r>
-        <w:t xml:space="preserve">the field has read for a century, and one admits a nasal-final one.</w:t>
-      </w:r>
-      <w:r>
-        <w:t xml:space="preserve"> </w:t>
-      </w:r>
-      <w:r>
-        <w:t xml:space="preserve">No published reading of this name states the choice it is making, and the transcription evidence</w:t>
-      </w:r>
-      <w:r>
-        <w:t xml:space="preserve"> </w:t>
-      </w:r>
-      <w:r>
-        <w:t xml:space="preserve">cannot make it. And</w:t>
-      </w:r>
-      <w:r>
-        <w:t xml:space="preserve"> </w:t>
-      </w:r>
-      <w:r>
-        <w:rPr>
-          <w:bCs/>
-          <w:b/>
-        </w:rPr>
-        <w:t xml:space="preserve">a set of measured negative results</w:t>
-      </w:r>
-      <w:r>
-        <w:t xml:space="preserve">, one of them demonstrated on an item</w:t>
-      </w:r>
-      <w:r>
-        <w:t xml:space="preserve"> </w:t>
-      </w:r>
-      <w:r>
-        <w:t xml:space="preserve">chosen by the rival hypothesis rather than by us. Language attribution from transcription evidence</w:t>
-      </w:r>
-      <w:r>
-        <w:t xml:space="preserve"> </w:t>
-      </w:r>
-      <w:r>
-        <w:t xml:space="preserve">is not supportable on available reference data: at</w:t>
-      </w:r>
-      <w:r>
-        <w:t xml:space="preserve"> </w:t>
-      </w:r>
-      <w:r>
-        <w:t xml:space="preserve">閼氏</w:t>
-      </w:r>
-      <w:r>
-        <w:t xml:space="preserve">, the chanyu's</w:t>
-      </w:r>
-      <w:r>
-        <w:t xml:space="preserve"> </w:t>
-      </w:r>
-      <w:r>
-        <w:t xml:space="preserve">consort title, the Yeniseian reading</w:t>
-      </w:r>
-      <w:r>
-        <w:t xml:space="preserve"> </w:t>
-      </w:r>
-      <w:r>
-        <w:rPr>
-          <w:iCs/>
-          <w:i/>
-        </w:rPr>
-        <w:t xml:space="preserve">elte</w:t>
-      </w:r>
-      <w:r>
-        <w:t xml:space="preserve"> </w:t>
-      </w:r>
-      <w:r>
-        <w:t xml:space="preserve">"wife" advanced by an advocate of a Yeniseian</w:t>
-      </w:r>
-      <w:r>
-        <w:t xml:space="preserve"> </w:t>
-      </w:r>
-      <w:r>
-        <w:t xml:space="preserve">Xiongnu is well formed on our own counts, and the identical spelling writes Turkic</w:t>
-      </w:r>
-      <w:r>
-        <w:t xml:space="preserve"> </w:t>
-      </w:r>
-      <w:r>
-        <w:rPr>
-          <w:iCs/>
-          <w:i/>
-        </w:rPr>
-        <w:t xml:space="preserve">elti</w:t>
-      </w:r>
-      <w:r>
-        <w:t xml:space="preserve"> </w:t>
-      </w:r>
-      <w:r>
-        <w:t xml:space="preserve">"lady" by exactly the same steps, so the transcription licenses both and selects neither. And full</w:t>
-      </w:r>
-      <w:r>
-        <w:t xml:space="preserve"> </w:t>
-      </w:r>
-      <w:r>
-        <w:t xml:space="preserve">reconstruction of the Xiongnu names is not supportable at the density of evidence that survives:</w:t>
-      </w:r>
-      <w:r>
-        <w:t xml:space="preserve"> </w:t>
-      </w:r>
-      <w:r>
-        <w:t xml:space="preserve">1.4 observations per character, against the 60 that made the same method work on Mongolian.</w:t>
+        <w:t xml:space="preserve">two medieval Turkic lexicons</w:t>
+      </w:r>
+      <w:r>
+        <w:t xml:space="preserve"> </w:t>
+      </w:r>
+      <w:r>
+        <w:t xml:space="preserve">in</w:t>
+      </w:r>
+      <w:r>
+        <w:t xml:space="preserve"> </w:t>
+      </w:r>
+      <w:r>
+        <w:t xml:space="preserve">machine-readable form, for which we found no downloadable dataset (§3). On held-out data the</w:t>
+      </w:r>
+      <w:r>
+        <w:t xml:space="preserve"> </w:t>
+      </w:r>
+      <w:r>
+        <w:t xml:space="preserve">channel reconstructs 31% of Turkic words exactly and 84% within two segments (§5).</w:t>
       </w:r>
     </w:p>
     <w:p>
@@ -608,19 +239,221 @@
         <w:pStyle w:val="BodyText"/>
       </w:pPr>
       <w:r>
-        <w:t xml:space="preserve">The measurements also answer the question the field has carried unresolved since 1973. Doerfer</w:t>
-      </w:r>
-      <w:r>
-        <w:t xml:space="preserve"> </w:t>
-      </w:r>
-      <w:r>
-        <w:t xml:space="preserve">argued that chance resemblance is pervasive in long-range comparison; his reviewer sharpened it</w:t>
-      </w:r>
-      <w:r>
-        <w:t xml:space="preserve"> </w:t>
-      </w:r>
-      <w:r>
-        <w:t xml:space="preserve">into a threshold problem:</w:t>
+        <w:t xml:space="preserve">Three results follow.</w:t>
+      </w:r>
+      <w:r>
+        <w:t xml:space="preserve"> </w:t>
+      </w:r>
+      <w:r>
+        <w:rPr>
+          <w:bCs/>
+          <w:b/>
+        </w:rPr>
+        <w:t xml:space="preserve">One positive reading</w:t>
+      </w:r>
+      <w:r>
+        <w:t xml:space="preserve"> </w:t>
+      </w:r>
+      <w:r>
+        <w:t xml:space="preserve">survives every test we can apply:</w:t>
+      </w:r>
+      <w:r>
+        <w:t xml:space="preserve"> </w:t>
+      </w:r>
+      <w:r>
+        <w:t xml:space="preserve">若鞮</w:t>
+      </w:r>
+      <w:r>
+        <w:t xml:space="preserve">, the element closing the formal names of six later chanyu, reads</w:t>
+      </w:r>
+      <w:r>
+        <w:t xml:space="preserve"> </w:t>
+      </w:r>
+      <w:r>
+        <w:t xml:space="preserve">as</w:t>
+      </w:r>
+      <w:r>
+        <w:t xml:space="preserve"> </w:t>
+      </w:r>
+      <w:r>
+        <w:rPr>
+          <w:iCs/>
+          <w:i/>
+        </w:rPr>
+        <w:t xml:space="preserve">İnakt</w:t>
+      </w:r>
+      <w:r>
+        <w:t xml:space="preserve"> </w:t>
+      </w:r>
+      <w:r>
+        <w:t xml:space="preserve">"the faithful ones" (§9).</w:t>
+      </w:r>
+      <w:r>
+        <w:t xml:space="preserve"> </w:t>
+      </w:r>
+      <w:r>
+        <w:rPr>
+          <w:bCs/>
+          <w:b/>
+        </w:rPr>
+        <w:t xml:space="preserve">One century-old disagreement is</w:t>
+      </w:r>
+      <w:r>
+        <w:rPr>
+          <w:bCs/>
+          <w:b/>
+        </w:rPr>
+        <w:t xml:space="preserve"> </w:t>
+      </w:r>
+      <w:r>
+        <w:rPr>
+          <w:bCs/>
+          <w:b/>
+        </w:rPr>
+        <w:t xml:space="preserve">relocated</w:t>
+      </w:r>
+      <w:r>
+        <w:t xml:space="preserve">: the dispute over</w:t>
+      </w:r>
+      <w:r>
+        <w:t xml:space="preserve"> </w:t>
+      </w:r>
+      <w:r>
+        <w:t xml:space="preserve">冒頓</w:t>
+      </w:r>
+      <w:r>
+        <w:t xml:space="preserve"> </w:t>
+      </w:r>
+      <w:r>
+        <w:t xml:space="preserve">turns on which value is</w:t>
+      </w:r>
+      <w:r>
+        <w:t xml:space="preserve"> </w:t>
+      </w:r>
+      <w:r>
+        <w:t xml:space="preserve">taken for a single character, which carries two Later Han readings and a third from a commentary. We</w:t>
+      </w:r>
+      <w:r>
+        <w:t xml:space="preserve"> </w:t>
+      </w:r>
+      <w:r>
+        <w:t xml:space="preserve">price each branch, and no published reading of this name states the choice it is making</w:t>
+      </w:r>
+      <w:r>
+        <w:t xml:space="preserve"> </w:t>
+      </w:r>
+      <w:r>
+        <w:t xml:space="preserve">(§9.2). And</w:t>
+      </w:r>
+      <w:r>
+        <w:t xml:space="preserve"> </w:t>
+      </w:r>
+      <w:r>
+        <w:rPr>
+          <w:bCs/>
+          <w:b/>
+        </w:rPr>
+        <w:t xml:space="preserve">a set of measured negative results</w:t>
+      </w:r>
+      <w:r>
+        <w:t xml:space="preserve">, one of them demonstrated on an</w:t>
+      </w:r>
+      <w:r>
+        <w:t xml:space="preserve"> </w:t>
+      </w:r>
+      <w:r>
+        <w:t xml:space="preserve">item chosen by the Yeniseian hypothesis rather than by us. Language attribution from transcription</w:t>
+      </w:r>
+      <w:r>
+        <w:t xml:space="preserve"> </w:t>
+      </w:r>
+      <w:r>
+        <w:t xml:space="preserve">evidence is not supportable on available reference data: at</w:t>
+      </w:r>
+      <w:r>
+        <w:t xml:space="preserve"> </w:t>
+      </w:r>
+      <w:r>
+        <w:t xml:space="preserve">閼氏</w:t>
+      </w:r>
+      <w:r>
+        <w:t xml:space="preserve">, the chanyu's consort title, the same spelling writes a well formed</w:t>
+      </w:r>
+      <w:r>
+        <w:t xml:space="preserve"> </w:t>
+      </w:r>
+      <w:r>
+        <w:t xml:space="preserve">Yeniseian</w:t>
+      </w:r>
+      <w:r>
+        <w:t xml:space="preserve"> </w:t>
+      </w:r>
+      <w:r>
+        <w:rPr>
+          <w:iCs/>
+          <w:i/>
+        </w:rPr>
+        <w:t xml:space="preserve">elte</w:t>
+      </w:r>
+      <w:r>
+        <w:t xml:space="preserve"> </w:t>
+      </w:r>
+      <w:r>
+        <w:t xml:space="preserve">"wife" and a Turkic</w:t>
+      </w:r>
+      <w:r>
+        <w:t xml:space="preserve"> </w:t>
+      </w:r>
+      <w:r>
+        <w:rPr>
+          <w:iCs/>
+          <w:i/>
+        </w:rPr>
+        <w:t xml:space="preserve">elti</w:t>
+      </w:r>
+      <w:r>
+        <w:t xml:space="preserve"> </w:t>
+      </w:r>
+      <w:r>
+        <w:t xml:space="preserve">"lady" by exactly the same steps, so it</w:t>
+      </w:r>
+      <w:r>
+        <w:t xml:space="preserve"> </w:t>
+      </w:r>
+      <w:r>
+        <w:t xml:space="preserve">licenses both and selects neither. Nor is full reconstruction supportable at the density of evidence</w:t>
+      </w:r>
+      <w:r>
+        <w:t xml:space="preserve"> </w:t>
+      </w:r>
+      <w:r>
+        <w:t xml:space="preserve">that survives: 1.4 observations per character, against the 60 that made the same method work on</w:t>
+      </w:r>
+      <w:r>
+        <w:t xml:space="preserve"> </w:t>
+      </w:r>
+      <w:r>
+        <w:t xml:space="preserve">Mongolian (§6, §9.1).</w:t>
+      </w:r>
+    </w:p>
+    <w:p>
+      <w:pPr>
+        <w:pStyle w:val="BodyText"/>
+      </w:pPr>
+      <w:r>
+        <w:t xml:space="preserve">Section 7 answers the question the field has carried unresolved since 1973. Doerfer argued that</w:t>
+      </w:r>
+      <w:r>
+        <w:t xml:space="preserve"> </w:t>
+      </w:r>
+      <w:r>
+        <w:t xml:space="preserve">chance resemblance is pervasive in long-range comparison; his reviewer sharpened it into a threshold</w:t>
+      </w:r>
+      <w:r>
+        <w:t xml:space="preserve"> </w:t>
+      </w:r>
+      <w:r>
+        <w:t xml:space="preserve">problem:</w:t>
       </w:r>
       <w:r>
         <w:t xml:space="preserve"> </w:t>
@@ -636,25 +469,25 @@
         <w:t xml:space="preserve"> </w:t>
       </w:r>
       <w:r>
-        <w:t xml:space="preserve">He proposed three classes that nobody could then apply, for want of numbers.</w:t>
-      </w:r>
-      <w:r>
-        <w:t xml:space="preserve"> </w:t>
-      </w:r>
-      <w:r>
-        <w:t xml:space="preserve">Section 7 applies them, with confidence intervals, and finds that the threshold cannot be a</w:t>
-      </w:r>
-      <w:r>
-        <w:t xml:space="preserve"> </w:t>
-      </w:r>
-      <w:r>
-        <w:t xml:space="preserve">constant: it is the baseline of the component being measured, and it moves with how many</w:t>
-      </w:r>
-      <w:r>
-        <w:t xml:space="preserve"> </w:t>
-      </w:r>
-      <w:r>
-        <w:t xml:space="preserve">outcomes that component has.</w:t>
+        <w:t xml:space="preserve">We apply</w:t>
+      </w:r>
+      <w:r>
+        <w:t xml:space="preserve"> </w:t>
+      </w:r>
+      <w:r>
+        <w:t xml:space="preserve">Doerfer's three classes with confidence intervals, and find that the threshold cannot be a constant:</w:t>
+      </w:r>
+      <w:r>
+        <w:t xml:space="preserve"> </w:t>
+      </w:r>
+      <w:r>
+        <w:t xml:space="preserve">it is the baseline of the component being measured, and it moves with how many outcomes that</w:t>
+      </w:r>
+      <w:r>
+        <w:t xml:space="preserve"> </w:t>
+      </w:r>
+      <w:r>
+        <w:t xml:space="preserve">component has.</w:t>
       </w:r>
     </w:p>
     <w:p>
@@ -783,19 +616,7 @@
         <w:pStyle w:val="BodyText"/>
       </w:pPr>
       <w:r>
-        <w:t xml:space="preserve">That is a recoverable step: reconstructions of Later Han Chinese are published and are not in</w:t>
-      </w:r>
-      <w:r>
-        <w:t xml:space="preserve"> </w:t>
-      </w:r>
-      <w:r>
-        <w:t xml:space="preserve">dispute here. The harder question is the one after it. Given a period reading, can the original</w:t>
-      </w:r>
-      <w:r>
-        <w:t xml:space="preserve"> </w:t>
-      </w:r>
-      <w:r>
-        <w:t xml:space="preserve">foreign word be recovered? The transcription is lossy: Chinese had no</w:t>
+        <w:t xml:space="preserve">That is a recoverable step: reconstructions of Later Han Chinese are published. The question is given a period reading, can the original foreign word be recovered. The transcription is lossy: Chinese had no</w:t>
       </w:r>
       <w:r>
         <w:t xml:space="preserve"> </w:t>
@@ -1141,13 +962,7 @@
         <w:pStyle w:val="FirstParagraph"/>
       </w:pPr>
       <w:r>
-        <w:t xml:space="preserve">A learned model needs examples, and for this problem almost none existed as data. We built five datasets as the needed resources: three of transcription pairs, and two lexicons of Turkic itself. We release or make</w:t>
-      </w:r>
-      <w:r>
-        <w:t xml:space="preserve"> </w:t>
-      </w:r>
-      <w:r>
-        <w:t xml:space="preserve">reproducible all of them; §12 sets out which is which and why.</w:t>
+        <w:t xml:space="preserve">A learned model needs examples, and for this problem almost none existed as data. We built five datasets as the needed resources: three of transcription pairs, and two lexicons of Turkic itself. We release or make reproducible all of them (see §12).</w:t>
       </w:r>
     </w:p>
     <w:bookmarkStart w:id="26" w:name="corpus-1-secret-history-of-the-mongols"/>
@@ -2504,13 +2319,7 @@
         <w:t xml:space="preserve"> </w:t>
       </w:r>
       <w:r>
-        <w:t xml:space="preserve">to estimate anything. The comparison is with 60 for the corpus where the same method reaches 36.9%</w:t>
-      </w:r>
-      <w:r>
-        <w:t xml:space="preserve"> </w:t>
-      </w:r>
-      <w:r>
-        <w:t xml:space="preserve">exactly.</w:t>
+        <w:t xml:space="preserve">to estimate anything. The comparison is with the ~60 of the Mongolian corpus, which is the density at which the same method reconstructs 36.9% of words exactly (Table 1).</w:t>
       </w:r>
     </w:p>
     <w:bookmarkEnd w:id="32"/>
@@ -2646,7 +2455,7 @@
         <w:pStyle w:val="BodyText"/>
       </w:pPr>
       <w:r>
-        <w:t xml:space="preserve">The strongest advocate of the rival hypothesis reaches the same conclusion on methodological</w:t>
+        <w:t xml:space="preserve">The strongest advocate of the Yeniseian hypothesis reaches the same conclusion on methodological</w:t>
       </w:r>
       <w:r>
         <w:t xml:space="preserve"> </w:t>
@@ -3736,7 +3545,30 @@
         <w:pStyle w:val="BodyText"/>
       </w:pPr>
       <w:r>
-        <w:t xml:space="preserve">The older lexicons do better than modern ones on two cases with a known answer.</w:t>
+        <w:t xml:space="preserve">The older lexicons do better than modern ones on two cases with known answers (</w:t>
+      </w:r>
+      <w:r>
+        <w:rPr>
+          <w:iCs/>
+          <w:i/>
+        </w:rPr>
+        <w:t xml:space="preserve">tümen</w:t>
+      </w:r>
+      <w:r>
+        <w:t xml:space="preserve">,</w:t>
+      </w:r>
+      <w:r>
+        <w:t xml:space="preserve"> </w:t>
+      </w:r>
+      <w:r>
+        <w:rPr>
+          <w:iCs/>
+          <w:i/>
+        </w:rPr>
+        <w:t xml:space="preserve">tengri</w:t>
+      </w:r>
+      <w:r>
+        <w:t xml:space="preserve">).</w:t>
       </w:r>
     </w:p>
     <w:tbl>
@@ -5690,13 +5522,7 @@
         <w:t xml:space="preserve"> </w:t>
       </w:r>
       <w:r>
-        <w:t xml:space="preserve">So on</w:t>
-      </w:r>
-      <w:r>
-        <w:t xml:space="preserve"> </w:t>
-      </w:r>
-      <w:r>
-        <w:t xml:space="preserve">the Turkic reading the substitution is load-bearing. Each corpus is a set of transcriptions whose</w:t>
+        <w:t xml:space="preserve">So on a Turkic reading the whole etymology rests on that substitution being something a Han scribe would do. Each corpus is a set of transcriptions whose</w:t>
       </w:r>
       <w:r>
         <w:t xml:space="preserve"> </w:t>
@@ -7006,13 +6832,7 @@
         <w:t xml:space="preserve"> </w:t>
       </w:r>
       <w:r>
-        <w:t xml:space="preserve">language's sound, and the count above (13.6%) says he was entitled to make it. Small numbers should be</w:t>
-      </w:r>
-      <w:r>
-        <w:t xml:space="preserve"> </w:t>
-      </w:r>
-      <w:r>
-        <w:t xml:space="preserve">kept in view: 3 of 22 is four cases short of nothing, and the interval is wide.</w:t>
+        <w:t xml:space="preserve">language's sound, and the count above (13.6%) says he was entitled to make it. Small numbers should be kept in view: the result rests on three transcriptions, and had those three gone the other way the rate would be zero. The interval, 4.7% to 33.3%, is correspondingly wide.</w:t>
       </w:r>
     </w:p>
     <w:bookmarkEnd w:id="38"/>
@@ -9355,7 +9175,7 @@
           <w:bCs/>
           <w:b/>
         </w:rPr>
-        <w:t xml:space="preserve">Inakt</w:t>
+        <w:t xml:space="preserve">İnakt</w:t>
       </w:r>
       <w:r>
         <w:t xml:space="preserve">, "the faithful ones", and</w:t>
@@ -9751,7 +9571,7 @@
           <w:iCs/>
           <w:i/>
         </w:rPr>
-        <w:t xml:space="preserve">Inakt</w:t>
+        <w:t xml:space="preserve">İnakt</w:t>
       </w:r>
       <w:r>
         <w:t xml:space="preserve">, is in S1 too, marked as the</w:t>
@@ -9775,13 +9595,13 @@
         <w:t xml:space="preserve">quoted in support of an individual reading, the concrete form of the warning in §6.2.</w:t>
       </w:r>
     </w:p>
-    <w:bookmarkStart w:id="43" w:name="X323bc4f8d3c5f75ca7a382c18b03bd7f5276407"/>
+    <w:bookmarkStart w:id="43" w:name="two-cases-which-are-not-ours-to-propose"/>
     <w:p>
       <w:pPr>
         <w:pStyle w:val="Heading3"/>
       </w:pPr>
       <w:r>
-        <w:t xml:space="preserve">9.1  Three cases which are not ours to propose</w:t>
+        <w:t xml:space="preserve">9.1  Two cases which are not ours to propose</w:t>
       </w:r>
     </w:p>
     <w:p>
@@ -9789,7 +9609,7 @@
         <w:pStyle w:val="FirstParagraph"/>
       </w:pPr>
       <w:r>
-        <w:t xml:space="preserve">We can apply the same standard to comparisons somebody else has already made. The selection bias §6.3 measures is removed by construction if the reading was proposed by others. Three items in the record carry a reading from the literature, two of them with a Chinese gloss to check it against.</w:t>
+        <w:t xml:space="preserve">We can apply the same standard to comparisons somebody else has already made. The selection bias §6.3 measures is removed by construction if the reading was proposed by others. Two items in the record carry a reading from the literature, one of them with a Chinese gloss to check it against.</w:t>
       </w:r>
     </w:p>
     <w:p>
@@ -10505,7 +10325,7 @@
         <w:pStyle w:val="BodyText"/>
       </w:pPr>
       <w:r>
-        <w:t xml:space="preserve">Unusually, that account is testable with the same machinery, and it does not survive as well.</w:t>
+        <w:t xml:space="preserve">This is testable with the same machinery, and does not survive the test as well.</w:t>
       </w:r>
       <w:r>
         <w:t xml:space="preserve"> </w:t>
@@ -10583,17 +10403,11 @@
         <w:pStyle w:val="BodyText"/>
       </w:pPr>
       <w:r>
-        <w:t xml:space="preserve">One qualification, stated rather than buried:</w:t>
-      </w:r>
-      <w:r>
-        <w:t xml:space="preserve"> </w:t>
-      </w:r>
-      <w:r>
         <w:rPr>
           <w:bCs/>
           <w:b/>
         </w:rPr>
-        <w:t xml:space="preserve">we could not trace the Iranian derivation</w:t>
+        <w:t xml:space="preserve">We could not trace the Iranian derivation</w:t>
       </w:r>
       <w:r>
         <w:rPr>
@@ -10709,640 +10523,6 @@
           <w:b/>
         </w:rPr>
         <w:t xml:space="preserve">The second is</w:t>
-      </w:r>
-      <w:r>
-        <w:rPr>
-          <w:bCs/>
-          <w:b/>
-        </w:rPr>
-        <w:t xml:space="preserve"> </w:t>
-      </w:r>
-      <w:r>
-        <w:rPr>
-          <w:bCs/>
-          <w:b/>
-        </w:rPr>
-        <w:t xml:space="preserve">屠耆</w:t>
-      </w:r>
-      <w:r>
-        <w:t xml:space="preserve"> </w:t>
-      </w:r>
-      <w:r>
-        <w:t xml:space="preserve">dɑ gɨ</w:t>
-      </w:r>
-      <w:r>
-        <w:t xml:space="preserve">,</w:t>
-      </w:r>
-      <w:r>
-        <w:t xml:space="preserve"> </w:t>
-      </w:r>
-      <w:r>
-        <w:t xml:space="preserve">which the Chinese sources gloss</w:t>
-      </w:r>
-      <w:r>
-        <w:t xml:space="preserve"> </w:t>
-      </w:r>
-      <w:r>
-        <w:t xml:space="preserve">賢</w:t>
-      </w:r>
-      <w:r>
-        <w:t xml:space="preserve"> </w:t>
-      </w:r>
-      <w:r>
-        <w:t xml:space="preserve">"worthy, wise" and which appears in</w:t>
-      </w:r>
-      <w:r>
-        <w:t xml:space="preserve"> </w:t>
-      </w:r>
-      <w:r>
-        <w:t xml:space="preserve">左右屠耆王</w:t>
-      </w:r>
-      <w:r>
-        <w:t xml:space="preserve">, the Wise Kings of the Left and Right. The Turkic-hypothesis</w:t>
-      </w:r>
-      <w:r>
-        <w:t xml:space="preserve"> </w:t>
-      </w:r>
-      <w:r>
-        <w:t xml:space="preserve">literature reads it</w:t>
-      </w:r>
-      <w:r>
-        <w:t xml:space="preserve"> </w:t>
-      </w:r>
-      <w:r>
-        <w:rPr>
-          <w:iCs/>
-          <w:i/>
-        </w:rPr>
-        <w:t xml:space="preserve">*toγrï</w:t>
-      </w:r>
-      <w:r>
-        <w:t xml:space="preserve">.</w:t>
-      </w:r>
-      <w:r>
-        <w:t xml:space="preserve"> </w:t>
-      </w:r>
-      <w:r>
-        <w:t xml:space="preserve">耆</w:t>
-      </w:r>
-      <w:r>
-        <w:t xml:space="preserve"> </w:t>
-      </w:r>
-      <w:r>
-        <w:t xml:space="preserve">is a polyphonic character: the table gives</w:t>
-      </w:r>
-      <w:r>
-        <w:t xml:space="preserve"> </w:t>
-      </w:r>
-      <w:r>
-        <w:t xml:space="preserve">gɨ</w:t>
-      </w:r>
-      <w:r>
-        <w:t xml:space="preserve">,</w:t>
-      </w:r>
-      <w:r>
-        <w:t xml:space="preserve"> </w:t>
-      </w:r>
-      <w:r>
-        <w:t xml:space="preserve">kiᴮ</w:t>
-      </w:r>
-      <w:r>
-        <w:t xml:space="preserve"> </w:t>
-      </w:r>
-      <w:r>
-        <w:t xml:space="preserve">and</w:t>
-      </w:r>
-      <w:r>
-        <w:t xml:space="preserve"> </w:t>
-      </w:r>
-      <w:r>
-        <w:t xml:space="preserve">tśiᴮ</w:t>
-      </w:r>
-      <w:r>
-        <w:t xml:space="preserve">, and the comparison below uses the first. The second would serve</w:t>
-      </w:r>
-      <w:r>
-        <w:t xml:space="preserve"> </w:t>
-      </w:r>
-      <w:r>
-        <w:t xml:space="preserve">it equally well; the third would not. The</w:t>
-      </w:r>
-      <w:r>
-        <w:t xml:space="preserve"> </w:t>
-      </w:r>
-      <w:r>
-        <w:rPr>
-          <w:iCs/>
-          <w:i/>
-        </w:rPr>
-        <w:t xml:space="preserve">Codex Cumanicus</w:t>
-      </w:r>
-      <w:r>
-        <w:t xml:space="preserve"> </w:t>
-      </w:r>
-      <w:r>
-        <w:t xml:space="preserve">has</w:t>
-      </w:r>
-      <w:r>
-        <w:t xml:space="preserve"> </w:t>
-      </w:r>
-      <w:r>
-        <w:rPr>
-          <w:iCs/>
-          <w:i/>
-        </w:rPr>
-        <w:t xml:space="preserve">Togru</w:t>
-      </w:r>
-      <w:r>
-        <w:t xml:space="preserve"> </w:t>
-      </w:r>
-      <w:r>
-        <w:t xml:space="preserve">glossed as</w:t>
-      </w:r>
-      <w:r>
-        <w:t xml:space="preserve"> </w:t>
-      </w:r>
-      <w:r>
-        <w:rPr>
-          <w:iCs/>
-          <w:i/>
-        </w:rPr>
-        <w:t xml:space="preserve">rectus</w:t>
-      </w:r>
-      <w:r>
-        <w:t xml:space="preserve">, and the skeleton matches at the same single step, a Chinese</w:t>
-      </w:r>
-      <w:r>
-        <w:t xml:space="preserve"> </w:t>
-      </w:r>
-      <w:r>
-        <w:t xml:space="preserve">l-</w:t>
-      </w:r>
-      <w:r>
-        <w:t xml:space="preserve"> </w:t>
-      </w:r>
-      <w:r>
-        <w:t xml:space="preserve">for a source</w:t>
-      </w:r>
-      <w:r>
-        <w:t xml:space="preserve"> </w:t>
-      </w:r>
-      <w:r>
-        <w:t xml:space="preserve">r-</w:t>
-      </w:r>
-      <w:r>
-        <w:t xml:space="preserve">.</w:t>
-      </w:r>
-    </w:p>
-    <w:p>
-      <w:pPr>
-        <w:pStyle w:val="BodyText"/>
-      </w:pPr>
-      <w:r>
-        <w:t xml:space="preserve">The semantic fit is closer than "straight" alone suggests. Clauson derives</w:t>
-      </w:r>
-      <w:r>
-        <w:t xml:space="preserve"> </w:t>
-      </w:r>
-      <w:r>
-        <w:rPr>
-          <w:iCs/>
-          <w:i/>
-        </w:rPr>
-        <w:t xml:space="preserve">toğuru: / toğru:</w:t>
-      </w:r>
-      <w:r>
-        <w:t xml:space="preserve"> </w:t>
-      </w:r>
-      <w:r>
-        <w:t xml:space="preserve">as a gerund of</w:t>
-      </w:r>
-      <w:r>
-        <w:t xml:space="preserve"> </w:t>
-      </w:r>
-      <w:r>
-        <w:rPr>
-          <w:iCs/>
-          <w:i/>
-        </w:rPr>
-        <w:t xml:space="preserve">toğur-</w:t>
-      </w:r>
-      <w:r>
-        <w:t xml:space="preserve">, physically "straight" and then</w:t>
-      </w:r>
-      <w:r>
-        <w:t xml:space="preserve"> </w:t>
-      </w:r>
-      <w:r>
-        <w:t xml:space="preserve">metaphorically "straight, honest, upright, true", and that moral sense is old rather than modern. A fourteenth-century glossary renders it with Arabic</w:t>
-      </w:r>
-      <w:r>
-        <w:t xml:space="preserve"> </w:t>
-      </w:r>
-      <w:r>
-        <w:rPr>
-          <w:iCs/>
-          <w:i/>
-        </w:rPr>
-        <w:t xml:space="preserve">al-tiqa</w:t>
-      </w:r>
-      <w:r>
-        <w:t xml:space="preserve"> </w:t>
-      </w:r>
-      <w:r>
-        <w:t xml:space="preserve">"trustworthy, honest", and</w:t>
-      </w:r>
-      <w:r>
-        <w:t xml:space="preserve"> </w:t>
-      </w:r>
-      <w:r>
-        <w:rPr>
-          <w:iCs/>
-          <w:i/>
-        </w:rPr>
-        <w:t xml:space="preserve">toğru ayt-</w:t>
-      </w:r>
-      <w:r>
-        <w:t xml:space="preserve"> </w:t>
-      </w:r>
-      <w:r>
-        <w:t xml:space="preserve">with</w:t>
-      </w:r>
-      <w:r>
-        <w:t xml:space="preserve"> </w:t>
-      </w:r>
-      <w:r>
-        <w:rPr>
-          <w:iCs/>
-          <w:i/>
-        </w:rPr>
-        <w:t xml:space="preserve">ṣadaqa</w:t>
-      </w:r>
-      <w:r>
-        <w:t xml:space="preserve"> </w:t>
-      </w:r>
-      <w:r>
-        <w:t xml:space="preserve">"to tell the truth".</w:t>
-      </w:r>
-      <w:hyperlink w:anchor="r4">
-        <w:r>
-          <w:rPr>
-            <w:rStyle w:val="Hyperlink"/>
-            <w:vertAlign w:val="superscript"/>
-          </w:rPr>
-          <w:t xml:space="preserve">4</w:t>
-        </w:r>
-      </w:hyperlink>
-      <w:r>
-        <w:t xml:space="preserve"> </w:t>
-      </w:r>
-      <w:r>
-        <w:t xml:space="preserve">The word survives across the whole family and as modern Turkish</w:t>
-      </w:r>
-      <w:r>
-        <w:t xml:space="preserve"> </w:t>
-      </w:r>
-      <w:r>
-        <w:rPr>
-          <w:iCs/>
-          <w:i/>
-        </w:rPr>
-        <w:t xml:space="preserve">doğru</w:t>
-      </w:r>
-      <w:r>
-        <w:t xml:space="preserve">. So, the comparison</w:t>
-      </w:r>
-      <w:r>
-        <w:t xml:space="preserve"> </w:t>
-      </w:r>
-      <w:r>
-        <w:t xml:space="preserve">is not between</w:t>
-      </w:r>
-      <w:r>
-        <w:t xml:space="preserve"> </w:t>
-      </w:r>
-      <w:r>
-        <w:t xml:space="preserve">賢</w:t>
-      </w:r>
-      <w:r>
-        <w:t xml:space="preserve"> </w:t>
-      </w:r>
-      <w:r>
-        <w:t xml:space="preserve">"worthy" and a word for physical straightness, but</w:t>
-      </w:r>
-      <w:r>
-        <w:t xml:space="preserve"> </w:t>
-      </w:r>
-      <w:r>
-        <w:t xml:space="preserve">between</w:t>
-      </w:r>
-      <w:r>
-        <w:t xml:space="preserve"> </w:t>
-      </w:r>
-      <w:r>
-        <w:t xml:space="preserve">賢</w:t>
-      </w:r>
-      <w:r>
-        <w:t xml:space="preserve"> </w:t>
-      </w:r>
-      <w:r>
-        <w:t xml:space="preserve">and a word whose ordinary sense is "upright, honest,</w:t>
-      </w:r>
-      <w:r>
-        <w:t xml:space="preserve"> </w:t>
-      </w:r>
-      <w:r>
-        <w:t xml:space="preserve">trustworthy".</w:t>
-      </w:r>
-    </w:p>
-    <w:p>
-      <w:pPr>
-        <w:pStyle w:val="BodyText"/>
-      </w:pPr>
-      <w:r>
-        <w:rPr>
-          <w:bCs/>
-          <w:b/>
-        </w:rPr>
-        <w:t xml:space="preserve">Names of a similar sound exist, and they are not evidence.</w:t>
-      </w:r>
-      <w:r>
-        <w:t xml:space="preserve"> </w:t>
-      </w:r>
-      <w:r>
-        <w:t xml:space="preserve">Kāşgarî records</w:t>
-      </w:r>
-      <w:r>
-        <w:t xml:space="preserve"> </w:t>
-      </w:r>
-      <w:r>
-        <w:t xml:space="preserve">that men are called</w:t>
-      </w:r>
-      <w:r>
-        <w:t xml:space="preserve"> </w:t>
-      </w:r>
-      <w:r>
-        <w:rPr>
-          <w:iCs/>
-          <w:i/>
-        </w:rPr>
-        <w:t xml:space="preserve">Toğrıl</w:t>
-      </w:r>
-      <w:r>
-        <w:t xml:space="preserve">, an</w:t>
-      </w:r>
-      <w:r>
-        <w:t xml:space="preserve"> </w:t>
-      </w:r>
-      <w:r>
-        <w:rPr>
-          <w:iCs/>
-          <w:i/>
-        </w:rPr>
-        <w:t xml:space="preserve">Alp Toğrul Tégin</w:t>
-      </w:r>
-      <w:r>
-        <w:t xml:space="preserve"> </w:t>
-      </w:r>
-      <w:r>
-        <w:t xml:space="preserve">appears in a Uyghur list of</w:t>
-      </w:r>
-      <w:r>
-        <w:t xml:space="preserve"> </w:t>
-      </w:r>
-      <w:r>
-        <w:t xml:space="preserve">proper names, and the first Seljuk sultan bore the name. It would be easy to take those for the</w:t>
-      </w:r>
-      <w:r>
-        <w:t xml:space="preserve"> </w:t>
-      </w:r>
-      <w:r>
-        <w:t xml:space="preserve">name evidence that §9 uses for</w:t>
-      </w:r>
-      <w:r>
-        <w:t xml:space="preserve"> </w:t>
-      </w:r>
-      <w:r>
-        <w:rPr>
-          <w:iCs/>
-          <w:i/>
-        </w:rPr>
-        <w:t xml:space="preserve">inak</w:t>
-      </w:r>
-      <w:r>
-        <w:t xml:space="preserve">, and they are not it.</w:t>
-      </w:r>
-      <w:r>
-        <w:t xml:space="preserve"> </w:t>
-      </w:r>
-      <w:r>
-        <w:rPr>
-          <w:iCs/>
-          <w:i/>
-        </w:rPr>
-        <w:t xml:space="preserve">Toğrıl</w:t>
-      </w:r>
-      <w:r>
-        <w:t xml:space="preserve"> </w:t>
-      </w:r>
-      <w:r>
-        <w:t xml:space="preserve">is a bird of</w:t>
-      </w:r>
-      <w:r>
-        <w:t xml:space="preserve"> </w:t>
-      </w:r>
-      <w:r>
-        <w:t xml:space="preserve">prey, and Clauson derives it from</w:t>
-      </w:r>
-      <w:r>
-        <w:t xml:space="preserve"> </w:t>
-      </w:r>
-      <w:r>
-        <w:rPr>
-          <w:iCs/>
-          <w:i/>
-        </w:rPr>
-        <w:t xml:space="preserve">toğra-</w:t>
-      </w:r>
-      <w:r>
-        <w:t xml:space="preserve"> </w:t>
-      </w:r>
-      <w:r>
-        <w:t xml:space="preserve">rather than from</w:t>
-      </w:r>
-      <w:r>
-        <w:t xml:space="preserve"> </w:t>
-      </w:r>
-      <w:r>
-        <w:rPr>
-          <w:iCs/>
-          <w:i/>
-        </w:rPr>
-        <w:t xml:space="preserve">toğur-</w:t>
-      </w:r>
-      <w:r>
-        <w:t xml:space="preserve">, noting that it</w:t>
-      </w:r>
-      <w:r>
-        <w:t xml:space="preserve"> </w:t>
-      </w:r>
-      <w:r>
-        <w:t xml:space="preserve">has not survived as a common noun at all. What makes the two look like one word is a separate</w:t>
-      </w:r>
-      <w:r>
-        <w:t xml:space="preserve"> </w:t>
-      </w:r>
-      <w:r>
-        <w:t xml:space="preserve">homophone: the passive</w:t>
-      </w:r>
-      <w:r>
-        <w:t xml:space="preserve"> </w:t>
-      </w:r>
-      <w:r>
-        <w:rPr>
-          <w:iCs/>
-          <w:i/>
-        </w:rPr>
-        <w:t xml:space="preserve">toğrıl-</w:t>
-      </w:r>
-      <w:r>
-        <w:t xml:space="preserve"> </w:t>
-      </w:r>
-      <w:r>
-        <w:t xml:space="preserve">"to be upright", which is from</w:t>
-      </w:r>
-      <w:r>
-        <w:t xml:space="preserve"> </w:t>
-      </w:r>
-      <w:r>
-        <w:rPr>
-          <w:iCs/>
-          <w:i/>
-        </w:rPr>
-        <w:t xml:space="preserve">toğur-</w:t>
-      </w:r>
-      <w:r>
-        <w:t xml:space="preserve"> </w:t>
-      </w:r>
-      <w:r>
-        <w:t xml:space="preserve">and</w:t>
-      </w:r>
-      <w:r>
-        <w:t xml:space="preserve"> </w:t>
-      </w:r>
-      <w:r>
-        <w:t xml:space="preserve">survives as Turkish</w:t>
-      </w:r>
-      <w:r>
-        <w:t xml:space="preserve"> </w:t>
-      </w:r>
-      <w:r>
-        <w:rPr>
-          <w:iCs/>
-          <w:i/>
-        </w:rPr>
-        <w:t xml:space="preserve">doğrul-</w:t>
-      </w:r>
-      <w:r>
-        <w:t xml:space="preserve">.</w:t>
-      </w:r>
-      <w:hyperlink w:anchor="r4">
-        <w:r>
-          <w:rPr>
-            <w:rStyle w:val="Hyperlink"/>
-            <w:vertAlign w:val="superscript"/>
-          </w:rPr>
-          <w:t xml:space="preserve">4</w:t>
-        </w:r>
-      </w:hyperlink>
-      <w:r>
-        <w:t xml:space="preserve"> </w:t>
-      </w:r>
-      <w:r>
-        <w:t xml:space="preserve">So the case for</w:t>
-      </w:r>
-      <w:r>
-        <w:t xml:space="preserve"> </w:t>
-      </w:r>
-      <w:r>
-        <w:t xml:space="preserve">reading</w:t>
-      </w:r>
-      <w:r>
-        <w:t xml:space="preserve"> </w:t>
-      </w:r>
-      <w:r>
-        <w:t xml:space="preserve">屠耆</w:t>
-      </w:r>
-      <w:r>
-        <w:t xml:space="preserve"> </w:t>
-      </w:r>
-      <w:r>
-        <w:t xml:space="preserve">as</w:t>
-      </w:r>
-      <w:r>
-        <w:t xml:space="preserve"> </w:t>
-      </w:r>
-      <w:r>
-        <w:rPr>
-          <w:iCs/>
-          <w:i/>
-        </w:rPr>
-        <w:t xml:space="preserve">Doğru</w:t>
-      </w:r>
-      <w:r>
-        <w:t xml:space="preserve"> </w:t>
-      </w:r>
-      <w:r>
-        <w:t xml:space="preserve">rests on the Chinese gloss</w:t>
-      </w:r>
-      <w:r>
-        <w:t xml:space="preserve"> </w:t>
-      </w:r>
-      <w:r>
-        <w:t xml:space="preserve">賢</w:t>
-      </w:r>
-      <w:r>
-        <w:t xml:space="preserve"> </w:t>
-      </w:r>
-      <w:r>
-        <w:t xml:space="preserve">and on the attested moral sense of</w:t>
-      </w:r>
-      <w:r>
-        <w:t xml:space="preserve"> </w:t>
-      </w:r>
-      <w:r>
-        <w:rPr>
-          <w:iCs/>
-          <w:i/>
-        </w:rPr>
-        <w:t xml:space="preserve">toğru</w:t>
-      </w:r>
-      <w:r>
-        <w:t xml:space="preserve">, and not on the royal</w:t>
-      </w:r>
-      <w:r>
-        <w:t xml:space="preserve"> </w:t>
-      </w:r>
-      <w:r>
-        <w:t xml:space="preserve">names. What else remains soft is the vowel, and the fact that 144 attested headwords fit this</w:t>
-      </w:r>
-      <w:r>
-        <w:t xml:space="preserve"> </w:t>
-      </w:r>
-      <w:r>
-        <w:t xml:space="preserve">frame, so the transcription does little to narrow the choice.</w:t>
-      </w:r>
-    </w:p>
-    <w:p>
-      <w:pPr>
-        <w:pStyle w:val="BodyText"/>
-      </w:pPr>
-      <w:r>
-        <w:rPr>
-          <w:bCs/>
-          <w:b/>
-        </w:rPr>
-        <w:t xml:space="preserve">The third is</w:t>
       </w:r>
       <w:r>
         <w:rPr>
@@ -14162,6 +13342,205 @@
         <w:pStyle w:val="BodyText"/>
       </w:pPr>
       <w:r>
+        <w:rPr>
+          <w:bCs/>
+          <w:b/>
+        </w:rPr>
+        <w:t xml:space="preserve">The two steps priced together.</w:t>
+      </w:r>
+      <w:r>
+        <w:t xml:space="preserve"> </w:t>
+      </w:r>
+      <w:r>
+        <w:t xml:space="preserve">Table 10 prices only the second half of the</w:t>
+      </w:r>
+      <w:r>
+        <w:t xml:space="preserve"> </w:t>
+      </w:r>
+      <w:r>
+        <w:t xml:space="preserve">name. Each branch also needs a first step, and it is the same step on all three: on any Turkic</w:t>
+      </w:r>
+      <w:r>
+        <w:t xml:space="preserve"> </w:t>
+      </w:r>
+      <w:r>
+        <w:t xml:space="preserve">reading</w:t>
+      </w:r>
+      <w:r>
+        <w:t xml:space="preserve"> </w:t>
+      </w:r>
+      <w:r>
+        <w:t xml:space="preserve">冒</w:t>
+      </w:r>
+      <w:r>
+        <w:t xml:space="preserve"> </w:t>
+      </w:r>
+      <w:r>
+        <w:t xml:space="preserve">mək</w:t>
+      </w:r>
+      <w:r>
+        <w:t xml:space="preserve"> </w:t>
+      </w:r>
+      <w:r>
+        <w:t xml:space="preserve">writes a source</w:t>
+      </w:r>
+      <w:r>
+        <w:t xml:space="preserve"> </w:t>
+      </w:r>
+      <w:r>
+        <w:rPr>
+          <w:iCs/>
+          <w:i/>
+        </w:rPr>
+        <w:t xml:space="preserve">b-</w:t>
+      </w:r>
+      <w:r>
+        <w:t xml:space="preserve">, which</w:t>
+      </w:r>
+      <w:r>
+        <w:t xml:space="preserve"> </w:t>
+      </w:r>
+      <w:r>
+        <w:t xml:space="preserve">the Later Han corpus does in 3 of 22 cases, 13.6% (§8.1). Carrying that through the coda rates</w:t>
+      </w:r>
+      <w:r>
+        <w:t xml:space="preserve"> </w:t>
+      </w:r>
+      <w:r>
+        <w:t xml:space="preserve">gives the cost of the whole name rather than of its second element. A nasal-final second element on</w:t>
+      </w:r>
+      <w:r>
+        <w:t xml:space="preserve"> </w:t>
+      </w:r>
+      <w:r>
+        <w:t xml:space="preserve">tuənᶜ</w:t>
+      </w:r>
+      <w:r>
+        <w:t xml:space="preserve"> </w:t>
+      </w:r>
+      <w:r>
+        <w:t xml:space="preserve">comes to 11.3%, about 1 in 9. A velar-final element on the</w:t>
+      </w:r>
+      <w:r>
+        <w:t xml:space="preserve"> </w:t>
+      </w:r>
+      <w:r>
+        <w:t xml:space="preserve">毒</w:t>
+      </w:r>
+      <w:r>
+        <w:t xml:space="preserve"> </w:t>
+      </w:r>
+      <w:r>
+        <w:t xml:space="preserve">substitution comes to 6.5%, about 1 in 15.</w:t>
+      </w:r>
+      <w:r>
+        <w:t xml:space="preserve"> </w:t>
+      </w:r>
+      <w:r>
+        <w:rPr>
+          <w:iCs/>
+          <w:i/>
+        </w:rPr>
+        <w:t xml:space="preserve">Baγatur</w:t>
+      </w:r>
+      <w:r>
+        <w:t xml:space="preserve"> </w:t>
+      </w:r>
+      <w:r>
+        <w:t xml:space="preserve">on</w:t>
+      </w:r>
+      <w:r>
+        <w:t xml:space="preserve"> </w:t>
+      </w:r>
+      <w:r>
+        <w:t xml:space="preserve">tuət</w:t>
+      </w:r>
+      <w:r>
+        <w:t xml:space="preserve"> </w:t>
+      </w:r>
+      <w:r>
+        <w:t xml:space="preserve">comes to 5.1%, about 1 in 20, and</w:t>
+      </w:r>
+      <w:r>
+        <w:t xml:space="preserve"> </w:t>
+      </w:r>
+      <w:r>
+        <w:rPr>
+          <w:iCs/>
+          <w:i/>
+        </w:rPr>
+        <w:t xml:space="preserve">Baγatur</w:t>
+      </w:r>
+      <w:r>
+        <w:t xml:space="preserve"> </w:t>
+      </w:r>
+      <w:r>
+        <w:t xml:space="preserve">on</w:t>
+      </w:r>
+      <w:r>
+        <w:t xml:space="preserve"> </w:t>
+      </w:r>
+      <w:r>
+        <w:t xml:space="preserve">tuənᶜ</w:t>
+      </w:r>
+      <w:r>
+        <w:t xml:space="preserve"> </w:t>
+      </w:r>
+      <w:r>
+        <w:t xml:space="preserve">to 0.4%, about 1 in 270. These joint figures cannot be written as a</w:t>
+      </w:r>
+      <w:r>
+        <w:t xml:space="preserve"> </w:t>
+      </w:r>
+      <w:r>
+        <w:t xml:space="preserve">count, because the two rates are drawn from different tallies with different denominators, and they</w:t>
+      </w:r>
+      <w:r>
+        <w:t xml:space="preserve"> </w:t>
+      </w:r>
+      <w:r>
+        <w:t xml:space="preserve">assume the two steps are independent, which is an assumption and not a measurement. Note also what</w:t>
+      </w:r>
+      <w:r>
+        <w:t xml:space="preserve"> </w:t>
+      </w:r>
+      <w:r>
+        <w:t xml:space="preserve">the first step does not do: because the</w:t>
+      </w:r>
+      <w:r>
+        <w:t xml:space="preserve"> </w:t>
+      </w:r>
+      <w:r>
+        <w:rPr>
+          <w:iCs/>
+          <w:i/>
+        </w:rPr>
+        <w:t xml:space="preserve">m-</w:t>
+      </w:r>
+      <w:r>
+        <w:t xml:space="preserve"> </w:t>
+      </w:r>
+      <w:r>
+        <w:t xml:space="preserve">rate is common to every Turkic branch it scales</w:t>
+      </w:r>
+      <w:r>
+        <w:t xml:space="preserve"> </w:t>
+      </w:r>
+      <w:r>
+        <w:t xml:space="preserve">all of them alike, so it changes how a Turkic reading of this name stands against a non-Turkic one,</w:t>
+      </w:r>
+      <w:r>
+        <w:t xml:space="preserve"> </w:t>
+      </w:r>
+      <w:r>
+        <w:t xml:space="preserve">and does not reorder the rows of Table 10.</w:t>
+      </w:r>
+    </w:p>
+    <w:p>
+      <w:pPr>
+        <w:pStyle w:val="BodyText"/>
+      </w:pPr>
+      <w:r>
         <w:t xml:space="preserve">We do not choose among them, and the reason is not modesty. The three branches are not three</w:t>
       </w:r>
       <w:r>
@@ -15120,13 +14499,7 @@
         <w:t xml:space="preserve"> </w:t>
       </w:r>
       <w:r>
-        <w:t xml:space="preserve">evaluation are ours to defend. Philology is not our work, and we have not had it checked for</w:t>
-      </w:r>
-      <w:r>
-        <w:t xml:space="preserve"> </w:t>
-      </w:r>
-      <w:r>
-        <w:t xml:space="preserve">this paper. The Later Han readings are Schuessler's, the etymologies discussed are</w:t>
+        <w:t xml:space="preserve">evaluation are ours to defend. Philology is not our work. The Later Han readings are Schuessler's, the etymologies discussed are</w:t>
       </w:r>
       <w:r>
         <w:t xml:space="preserve"> </w:t>
@@ -15138,13 +14511,7 @@
         <w:t xml:space="preserve"> </w:t>
       </w:r>
       <w:r>
-        <w:t xml:space="preserve">consensus. A specialist reading would strengthen the paper and might revise judgments in</w:t>
-      </w:r>
-      <w:r>
-        <w:t xml:space="preserve"> </w:t>
-      </w:r>
-      <w:r>
-        <w:t xml:space="preserve">§6 and §9.</w:t>
+        <w:t xml:space="preserve">consensus.</w:t>
       </w:r>
     </w:p>
     <w:p>

--- a/docs/edit/paper_EDIT.docx
+++ b/docs/edit/paper_EDIT.docx
@@ -30,7 +30,7 @@
         <w:t xml:space="preserve">Computational philology · corpora · negative results</w:t>
       </w:r>
     </w:p>
-    <w:bookmarkStart w:id="82" w:name="Xfbb52beb3e52dda5b4a5e3e1eff8f0a0edd8f59"/>
+    <w:bookmarkStart w:id="83" w:name="Xfbb52beb3e52dda5b4a5e3e1eff8f0a0edd8f59"/>
     <w:p>
       <w:pPr>
         <w:pStyle w:val="Heading1"/>
@@ -5337,7 +5337,7 @@
       </w:r>
     </w:p>
     <w:bookmarkEnd w:id="37"/>
-    <w:bookmarkStart w:id="42" w:name="four-measurements-of-scribal-practice"/>
+    <w:bookmarkStart w:id="43" w:name="five-measurements-of-scribal-practice"/>
     <w:p>
       <w:pPr>
         <w:pStyle w:val="Heading2"/>
@@ -5349,7 +5349,7 @@
         <w:t xml:space="preserve"> </w:t>
       </w:r>
       <w:r>
-        <w:t xml:space="preserve">Four measurements of scribal practice</w:t>
+        <w:t xml:space="preserve">Five measurements of scribal practice</w:t>
       </w:r>
     </w:p>
     <w:bookmarkStart w:id="38" w:name="is-a-chinese-m--ever-a-foreign-b-"/>
@@ -8432,8 +8432,510 @@
       </w:r>
     </w:p>
     <w:bookmarkEnd w:id="41"/>
+    <w:bookmarkStart w:id="42" w:name="Xd995263ace90ba992e2d6d0e4ed905df91830c3"/>
+    <w:p>
+      <w:pPr>
+        <w:pStyle w:val="Heading3"/>
+      </w:pPr>
+      <w:r>
+        <w:t xml:space="preserve">8.5  Did the scribes hear the difference between Turkic</w:t>
+      </w:r>
+      <w:r>
+        <w:t xml:space="preserve"> </w:t>
+      </w:r>
+      <w:r>
+        <w:rPr>
+          <w:iCs/>
+          <w:i/>
+        </w:rPr>
+        <w:t xml:space="preserve">q</w:t>
+      </w:r>
+      <w:r>
+        <w:t xml:space="preserve"> </w:t>
+      </w:r>
+      <w:r>
+        <w:t xml:space="preserve">and</w:t>
+      </w:r>
+      <w:r>
+        <w:t xml:space="preserve"> </w:t>
+      </w:r>
+      <w:r>
+        <w:rPr>
+          <w:iCs/>
+          <w:i/>
+        </w:rPr>
+        <w:t xml:space="preserve">k</w:t>
+      </w:r>
+      <w:r>
+        <w:t xml:space="preserve">?</w:t>
+      </w:r>
+    </w:p>
+    <w:p>
+      <w:pPr>
+        <w:pStyle w:val="FirstParagraph"/>
+      </w:pPr>
+      <w:r>
+        <w:t xml:space="preserve">Turkic has two velar stops in complementary distribution with the vowel: a back</w:t>
+      </w:r>
+      <w:r>
+        <w:t xml:space="preserve"> </w:t>
+      </w:r>
+      <w:r>
+        <w:t xml:space="preserve">q</w:t>
+      </w:r>
+      <w:r>
+        <w:t xml:space="preserve"> </w:t>
+      </w:r>
+      <w:r>
+        <w:t xml:space="preserve">before</w:t>
+      </w:r>
+      <w:r>
+        <w:t xml:space="preserve"> </w:t>
+      </w:r>
+      <w:r>
+        <w:rPr>
+          <w:iCs/>
+          <w:i/>
+        </w:rPr>
+        <w:t xml:space="preserve">a, ı, o, u</w:t>
+      </w:r>
+      <w:r>
+        <w:t xml:space="preserve"> </w:t>
+      </w:r>
+      <w:r>
+        <w:t xml:space="preserve">and a front</w:t>
+      </w:r>
+      <w:r>
+        <w:t xml:space="preserve"> </w:t>
+      </w:r>
+      <w:r>
+        <w:t xml:space="preserve">k</w:t>
+      </w:r>
+      <w:r>
+        <w:t xml:space="preserve"> </w:t>
+      </w:r>
+      <w:r>
+        <w:t xml:space="preserve">before</w:t>
+      </w:r>
+      <w:r>
+        <w:t xml:space="preserve"> </w:t>
+      </w:r>
+      <w:r>
+        <w:rPr>
+          <w:iCs/>
+          <w:i/>
+        </w:rPr>
+        <w:t xml:space="preserve">e, i, ö, ü</w:t>
+      </w:r>
+      <w:r>
+        <w:t xml:space="preserve">. Chinese had no such rule, but it did have a plain and an aspirated</w:t>
+      </w:r>
+      <w:r>
+        <w:t xml:space="preserve"> </w:t>
+      </w:r>
+      <w:r>
+        <w:t xml:space="preserve">velar, and a fricative</w:t>
+      </w:r>
+      <w:r>
+        <w:t xml:space="preserve"> </w:t>
+      </w:r>
+      <w:r>
+        <w:t xml:space="preserve">h-</w:t>
+      </w:r>
+      <w:r>
+        <w:t xml:space="preserve">. Whether scribes used those to render the</w:t>
+      </w:r>
+      <w:r>
+        <w:t xml:space="preserve"> </w:t>
+      </w:r>
+      <w:r>
+        <w:t xml:space="preserve">Turkic distinction has not, so far as we have found, been counted. It cannot be counted on the</w:t>
+      </w:r>
+      <w:r>
+        <w:t xml:space="preserve"> </w:t>
+      </w:r>
+      <w:r>
+        <w:t xml:space="preserve">Later Han corpus, because Sanskrit has neither the distribution nor a uvular at all. It can be</w:t>
+      </w:r>
+      <w:r>
+        <w:t xml:space="preserve"> </w:t>
+      </w:r>
+      <w:r>
+        <w:t xml:space="preserve">counted on Ligeti's Ming glossary, where the source language is Turkic and the distinction is</w:t>
+      </w:r>
+      <w:r>
+        <w:t xml:space="preserve"> </w:t>
+      </w:r>
+      <w:r>
+        <w:t xml:space="preserve">present in every word.</w:t>
+      </w:r>
+    </w:p>
+    <w:tbl>
+      <w:tblPr>
+        <w:tblStyle w:val="Table"/>
+        <w:tblW w:type="auto" w:w="0"/>
+        <w:tblLook w:firstRow="1" w:lastRow="0" w:firstColumn="0" w:lastColumn="0" w:noHBand="0" w:noVBand="0" w:val="0020"/>
+        <w:jc w:val="start"/>
+      </w:tblPr>
+      <w:tblGrid>
+        <w:gridCol w:w="1584"/>
+        <w:gridCol w:w="1584"/>
+        <w:gridCol w:w="1584"/>
+        <w:gridCol w:w="1584"/>
+        <w:gridCol w:w="1584"/>
+      </w:tblGrid>
+      <w:tr>
+        <w:trPr>
+          <w:tblHeader w:val="true"/>
+        </w:trPr>
+        <w:tc>
+          <w:tcPr/>
+          <w:p>
+            <w:pPr>
+              <w:pStyle w:val="Compact"/>
+              <w:jc w:val="left"/>
+            </w:pPr>
+            <w:r>
+              <w:t xml:space="preserve">Turkic word-initial velar</w:t>
+            </w:r>
+          </w:p>
+        </w:tc>
+        <w:tc>
+          <w:tcPr/>
+          <w:p>
+            <w:pPr>
+              <w:pStyle w:val="Compact"/>
+              <w:jc w:val="left"/>
+            </w:pPr>
+            <w:r>
+              <w:t xml:space="preserve">aspirated</w:t>
+            </w:r>
+            <w:r>
+              <w:t xml:space="preserve"> </w:t>
+            </w:r>
+            <w:r>
+              <w:t xml:space="preserve">kʰ-</w:t>
+            </w:r>
+          </w:p>
+        </w:tc>
+        <w:tc>
+          <w:tcPr/>
+          <w:p>
+            <w:pPr>
+              <w:pStyle w:val="Compact"/>
+              <w:jc w:val="left"/>
+            </w:pPr>
+            <w:r>
+              <w:t xml:space="preserve">h-</w:t>
+            </w:r>
+          </w:p>
+        </w:tc>
+        <w:tc>
+          <w:tcPr/>
+          <w:p>
+            <w:pPr>
+              <w:pStyle w:val="Compact"/>
+              <w:jc w:val="left"/>
+            </w:pPr>
+            <w:r>
+              <w:t xml:space="preserve">plain</w:t>
+            </w:r>
+            <w:r>
+              <w:t xml:space="preserve"> </w:t>
+            </w:r>
+            <w:r>
+              <w:t xml:space="preserve">k-</w:t>
+            </w:r>
+            <w:r>
+              <w:t xml:space="preserve"> </w:t>
+            </w:r>
+            <w:r>
+              <w:t xml:space="preserve">or</w:t>
+            </w:r>
+            <w:r>
+              <w:t xml:space="preserve"> </w:t>
+            </w:r>
+            <w:r>
+              <w:t xml:space="preserve">g-</w:t>
+            </w:r>
+          </w:p>
+        </w:tc>
+        <w:tc>
+          <w:tcPr/>
+          <w:p>
+            <w:pPr>
+              <w:pStyle w:val="Compact"/>
+              <w:jc w:val="left"/>
+            </w:pPr>
+            <w:r>
+              <w:t xml:space="preserve">other</w:t>
+            </w:r>
+          </w:p>
+        </w:tc>
+      </w:tr>
+      <w:tr>
+        <w:tc>
+          <w:tcPr/>
+          <w:p>
+            <w:pPr>
+              <w:pStyle w:val="Compact"/>
+              <w:jc w:val="left"/>
+            </w:pPr>
+            <w:r>
+              <w:t xml:space="preserve">back</w:t>
+            </w:r>
+            <w:r>
+              <w:t xml:space="preserve"> </w:t>
+            </w:r>
+            <w:r>
+              <w:t xml:space="preserve">q</w:t>
+            </w:r>
+            <w:r>
+              <w:t xml:space="preserve"> </w:t>
+            </w:r>
+            <w:r>
+              <w:t xml:space="preserve"> (n=66)</w:t>
+            </w:r>
+          </w:p>
+        </w:tc>
+        <w:tc>
+          <w:tcPr/>
+          <w:p>
+            <w:pPr>
+              <w:pStyle w:val="Compact"/>
+              <w:jc w:val="left"/>
+            </w:pPr>
+            <w:r>
+              <w:t xml:space="preserve">20  (30%)</w:t>
+            </w:r>
+          </w:p>
+        </w:tc>
+        <w:tc>
+          <w:tcPr/>
+          <w:p>
+            <w:pPr>
+              <w:pStyle w:val="Compact"/>
+              <w:jc w:val="left"/>
+            </w:pPr>
+            <w:r>
+              <w:t xml:space="preserve">43  (65%)</w:t>
+            </w:r>
+          </w:p>
+        </w:tc>
+        <w:tc>
+          <w:tcPr/>
+          <w:p>
+            <w:pPr>
+              <w:pStyle w:val="Compact"/>
+              <w:jc w:val="left"/>
+            </w:pPr>
+            <w:r>
+              <w:t xml:space="preserve">2  (3%)</w:t>
+            </w:r>
+          </w:p>
+        </w:tc>
+        <w:tc>
+          <w:tcPr/>
+          <w:p>
+            <w:pPr>
+              <w:pStyle w:val="Compact"/>
+              <w:jc w:val="left"/>
+            </w:pPr>
+            <w:r>
+              <w:t xml:space="preserve">1</w:t>
+            </w:r>
+          </w:p>
+        </w:tc>
+      </w:tr>
+      <w:tr>
+        <w:tc>
+          <w:tcPr/>
+          <w:p>
+            <w:pPr>
+              <w:pStyle w:val="Compact"/>
+              <w:jc w:val="left"/>
+            </w:pPr>
+            <w:r>
+              <w:t xml:space="preserve">front</w:t>
+            </w:r>
+            <w:r>
+              <w:t xml:space="preserve"> </w:t>
+            </w:r>
+            <w:r>
+              <w:t xml:space="preserve">k</w:t>
+            </w:r>
+            <w:r>
+              <w:t xml:space="preserve"> </w:t>
+            </w:r>
+            <w:r>
+              <w:t xml:space="preserve"> (n=35)</w:t>
+            </w:r>
+          </w:p>
+        </w:tc>
+        <w:tc>
+          <w:tcPr/>
+          <w:p>
+            <w:pPr>
+              <w:pStyle w:val="Compact"/>
+              <w:jc w:val="left"/>
+            </w:pPr>
+            <w:r>
+              <w:t xml:space="preserve">31  (89%)</w:t>
+            </w:r>
+          </w:p>
+        </w:tc>
+        <w:tc>
+          <w:tcPr/>
+          <w:p>
+            <w:pPr>
+              <w:pStyle w:val="Compact"/>
+              <w:jc w:val="left"/>
+            </w:pPr>
+            <w:r>
+              <w:t xml:space="preserve">2  (6%)</w:t>
+            </w:r>
+          </w:p>
+        </w:tc>
+        <w:tc>
+          <w:tcPr/>
+          <w:p>
+            <w:pPr>
+              <w:pStyle w:val="Compact"/>
+              <w:jc w:val="left"/>
+            </w:pPr>
+            <w:r>
+              <w:t xml:space="preserve">1  (3%)</w:t>
+            </w:r>
+          </w:p>
+        </w:tc>
+        <w:tc>
+          <w:tcPr/>
+          <w:p>
+            <w:pPr>
+              <w:pStyle w:val="Compact"/>
+              <w:jc w:val="left"/>
+            </w:pPr>
+            <w:r>
+              <w:t xml:space="preserve">1</w:t>
+            </w:r>
+          </w:p>
+        </w:tc>
+      </w:tr>
+    </w:tbl>
+    <w:p>
+      <w:pPr>
+        <w:pStyle w:val="BodyText"/>
+      </w:pPr>
+      <w:r>
+        <w:t xml:space="preserve">Table 10</w:t>
+      </w:r>
+      <w:r>
+        <w:t xml:space="preserve">The two are written differently, and the</w:t>
+      </w:r>
+      <w:r>
+        <w:t xml:space="preserve"> </w:t>
+      </w:r>
+      <w:r>
+        <w:t xml:space="preserve">majorities point in opposite directions: a back</w:t>
+      </w:r>
+      <w:r>
+        <w:t xml:space="preserve"> </w:t>
+      </w:r>
+      <w:r>
+        <w:t xml:space="preserve">q</w:t>
+      </w:r>
+      <w:r>
+        <w:t xml:space="preserve"> </w:t>
+      </w:r>
+      <w:r>
+        <w:t xml:space="preserve">takes an</w:t>
+      </w:r>
+      <w:r>
+        <w:t xml:space="preserve"> </w:t>
+      </w:r>
+      <w:r>
+        <w:t xml:space="preserve">h-</w:t>
+      </w:r>
+      <w:r>
+        <w:t xml:space="preserve"> </w:t>
+      </w:r>
+      <w:r>
+        <w:t xml:space="preserve">character about two times in three, a front</w:t>
+      </w:r>
+      <w:r>
+        <w:t xml:space="preserve"> </w:t>
+      </w:r>
+      <w:r>
+        <w:t xml:space="preserve">k</w:t>
+      </w:r>
+      <w:r>
+        <w:t xml:space="preserve"> </w:t>
+      </w:r>
+      <w:r>
+        <w:t xml:space="preserve">takes an aspirated one about nine times in ten. The scribes were not treating the Turkic velar as</w:t>
+      </w:r>
+      <w:r>
+        <w:t xml:space="preserve"> </w:t>
+      </w:r>
+      <w:r>
+        <w:t xml:space="preserve">one sound.</w:t>
+      </w:r>
+      <w:r>
+        <w:t xml:space="preserve"> </w:t>
+      </w:r>
+      <w:r>
+        <w:rPr>
+          <w:bCs/>
+          <w:b/>
+        </w:rPr>
+        <w:t xml:space="preserve">The caution §7 makes in general terms applies to this table in particular.</w:t>
+      </w:r>
+      <w:r>
+        <w:t xml:space="preserve"> </w:t>
+      </w:r>
+      <w:r>
+        <w:t xml:space="preserve">It is measured on a Ming glossary, not on Han material, and we use it as a cross-period bound in the</w:t>
+      </w:r>
+      <w:r>
+        <w:t xml:space="preserve"> </w:t>
+      </w:r>
+      <w:r>
+        <w:t xml:space="preserve">same way, and for the same reason, as the front rounded vowel in Table 9: the Han corpus contains no</w:t>
+      </w:r>
+      <w:r>
+        <w:t xml:space="preserve"> </w:t>
+      </w:r>
+      <w:r>
+        <w:t xml:space="preserve">instance of the sound to be priced. What it licenses is a statement about Turkic transcription</w:t>
+      </w:r>
+      <w:r>
+        <w:t xml:space="preserve"> </w:t>
+      </w:r>
+      <w:r>
+        <w:t xml:space="preserve">practice, not about the second century BCE. Its practical use is that it separates two readings of a</w:t>
+      </w:r>
+      <w:r>
+        <w:t xml:space="preserve"> </w:t>
+      </w:r>
+      <w:r>
+        <w:t xml:space="preserve">polyphonic character: where the table gives a character both an aspirated and an</w:t>
+      </w:r>
+      <w:r>
+        <w:t xml:space="preserve"> </w:t>
+      </w:r>
+      <w:r>
+        <w:t xml:space="preserve">h-</w:t>
+      </w:r>
+      <w:r>
+        <w:t xml:space="preserve"> </w:t>
+      </w:r>
+      <w:r>
+        <w:t xml:space="preserve">value, the choice between them is no longer arbitrary.</w:t>
+      </w:r>
+    </w:p>
     <w:bookmarkEnd w:id="42"/>
-    <w:bookmarkStart w:id="45" w:name="X18e877f3e1c3d2dd8c6c1f8b8056a29434f58aa"/>
+    <w:bookmarkEnd w:id="43"/>
+    <w:bookmarkStart w:id="46" w:name="X18e877f3e1c3d2dd8c6c1f8b8056a29434f58aa"/>
     <w:p>
       <w:pPr>
         <w:pStyle w:val="Heading2"/>
@@ -9595,7 +10097,7 @@
         <w:t xml:space="preserve">quoted in support of an individual reading, the concrete form of the warning in §6.2.</w:t>
       </w:r>
     </w:p>
-    <w:bookmarkStart w:id="43" w:name="two-cases-which-are-not-ours-to-propose"/>
+    <w:bookmarkStart w:id="44" w:name="two-cases-which-are-not-ours-to-propose"/>
     <w:p>
       <w:pPr>
         <w:pStyle w:val="Heading3"/>
@@ -11359,8 +11861,8 @@
         <w:t xml:space="preserve">a use of it that the accuracy figures actually license.</w:t>
       </w:r>
     </w:p>
-    <w:bookmarkEnd w:id="43"/>
-    <w:bookmarkStart w:id="44" w:name="X0c4ba52fd95c78c09fdcd9031fd6d8d2ec1da17"/>
+    <w:bookmarkEnd w:id="44"/>
+    <w:bookmarkStart w:id="45" w:name="X0c4ba52fd95c78c09fdcd9031fd6d8d2ec1da17"/>
     <w:p>
       <w:pPr>
         <w:pStyle w:val="Heading3"/>
@@ -12959,7 +13461,7 @@
         <w:pStyle w:val="BodyText"/>
       </w:pPr>
       <w:r>
-        <w:t xml:space="preserve">Table 10</w:t>
+        <w:t xml:space="preserve">Table 11</w:t>
       </w:r>
       <w:r>
         <w:t xml:space="preserve">Each value of</w:t>
@@ -13352,7 +13854,7 @@
         <w:t xml:space="preserve"> </w:t>
       </w:r>
       <w:r>
-        <w:t xml:space="preserve">Table 10 prices only the second half of the</w:t>
+        <w:t xml:space="preserve">Table 11 prices only the second half of the</w:t>
       </w:r>
       <w:r>
         <w:t xml:space="preserve"> </w:t>
@@ -13533,7 +14035,7 @@
         <w:t xml:space="preserve"> </w:t>
       </w:r>
       <w:r>
-        <w:t xml:space="preserve">and does not reorder the rows of Table 10.</w:t>
+        <w:t xml:space="preserve">and does not reorder the rows of Table 11.</w:t>
       </w:r>
     </w:p>
     <w:p>
@@ -13641,9 +14143,9 @@
         <w:t xml:space="preserve">provided.</w:t>
       </w:r>
     </w:p>
-    <w:bookmarkEnd w:id="44"/>
     <w:bookmarkEnd w:id="45"/>
-    <w:bookmarkStart w:id="46" w:name="where-the-method-does-work"/>
+    <w:bookmarkEnd w:id="46"/>
+    <w:bookmarkStart w:id="47" w:name="where-the-method-does-work"/>
     <w:p>
       <w:pPr>
         <w:pStyle w:val="Heading2"/>
@@ -14119,7 +14621,7 @@
         <w:pStyle w:val="BodyText"/>
       </w:pPr>
       <w:r>
-        <w:t xml:space="preserve">Table 11</w:t>
+        <w:t xml:space="preserve">Table 12</w:t>
       </w:r>
       <w:r>
         <w:rPr>
@@ -14458,8 +14960,8 @@
         <w:t xml:space="preserve">against.</w:t>
       </w:r>
     </w:p>
-    <w:bookmarkEnd w:id="46"/>
-    <w:bookmarkStart w:id="47" w:name="limitations-of-this-work"/>
+    <w:bookmarkEnd w:id="47"/>
+    <w:bookmarkStart w:id="48" w:name="limitations-of-this-work"/>
     <w:p>
       <w:pPr>
         <w:pStyle w:val="Heading2"/>
@@ -14960,8 +15462,8 @@
         <w:t xml:space="preserve">conclusion.</w:t>
       </w:r>
     </w:p>
-    <w:bookmarkEnd w:id="47"/>
-    <w:bookmarkStart w:id="48" w:name="data-and-code-availability"/>
+    <w:bookmarkEnd w:id="48"/>
+    <w:bookmarkStart w:id="49" w:name="data-and-code-availability"/>
     <w:p>
       <w:pPr>
         <w:pStyle w:val="Heading2"/>
@@ -15155,7 +15657,7 @@
         <w:t xml:space="preserve"> </w:t>
       </w:r>
       <w:r>
-        <w:t xml:space="preserve">Appendix A, and every measurement file behind Tables 1–11, including</w:t>
+        <w:t xml:space="preserve">Appendix A, and every measurement file behind Tables 1–12, including</w:t>
       </w:r>
       <w:r>
         <w:t xml:space="preserve"> </w:t>
@@ -15266,8 +15768,8 @@
         </w:pict>
       </w:r>
     </w:p>
-    <w:bookmarkEnd w:id="48"/>
-    <w:bookmarkStart w:id="51" w:name="a-appendix-the-xiongnu-record"/>
+    <w:bookmarkEnd w:id="49"/>
+    <w:bookmarkStart w:id="52" w:name="a-appendix-the-xiongnu-record"/>
     <w:p>
       <w:pPr>
         <w:pStyle w:val="Heading2"/>
@@ -15361,7 +15863,7 @@
         <w:t xml:space="preserve">carry it.</w:t>
       </w:r>
     </w:p>
-    <w:bookmarkStart w:id="49" w:name="a.1-rulers-and-the-ruling-clan"/>
+    <w:bookmarkStart w:id="50" w:name="a.1-rulers-and-the-ruling-clan"/>
     <w:p>
       <w:pPr>
         <w:pStyle w:val="Heading3"/>
@@ -17033,8 +17535,8 @@
         <w:t xml:space="preserve">.</w:t>
       </w:r>
     </w:p>
-    <w:bookmarkEnd w:id="49"/>
-    <w:bookmarkStart w:id="50" w:name="a.2-titles-and-lexical-items"/>
+    <w:bookmarkEnd w:id="50"/>
+    <w:bookmarkStart w:id="51" w:name="a.2-titles-and-lexical-items"/>
     <w:p>
       <w:pPr>
         <w:pStyle w:val="Heading3"/>
@@ -18230,9 +18732,9 @@
         <w:t xml:space="preserve">hypothesis.</w:t>
       </w:r>
     </w:p>
-    <w:bookmarkEnd w:id="50"/>
     <w:bookmarkEnd w:id="51"/>
-    <w:bookmarkStart w:id="81" w:name="b-references"/>
+    <w:bookmarkEnd w:id="52"/>
+    <w:bookmarkStart w:id="82" w:name="b-references"/>
     <w:p>
       <w:pPr>
         <w:pStyle w:val="Heading2"/>
@@ -18255,7 +18757,7 @@
         </w:numPr>
         <w:pStyle w:val="Compact"/>
       </w:pPr>
-      <w:bookmarkStart w:id="52" w:name="r1"/>
+      <w:bookmarkStart w:id="53" w:name="r1"/>
       <w:r>
         <w:t xml:space="preserve">Baley, D. (2025).</w:t>
       </w:r>
@@ -18284,33 +18786,6 @@
       </w:r>
       <w:r>
         <w:t xml:space="preserve">, doi:10.5334/johd.110</w:t>
-      </w:r>
-      <w:bookmarkEnd w:id="52"/>
-    </w:p>
-    <w:p>
-      <w:pPr>
-        <w:numPr>
-          <w:ilvl w:val="0"/>
-          <w:numId w:val="1003"/>
-        </w:numPr>
-        <w:pStyle w:val="Compact"/>
-      </w:pPr>
-      <w:bookmarkStart w:id="53" w:name="r2"/>
-      <w:r>
-        <w:t xml:space="preserve">Baxter, W. H. &amp; Sagart, L. (2014).</w:t>
-      </w:r>
-      <w:r>
-        <w:t xml:space="preserve"> </w:t>
-      </w:r>
-      <w:r>
-        <w:rPr>
-          <w:iCs/>
-          <w:i/>
-        </w:rPr>
-        <w:t xml:space="preserve">Old Chinese: A New Reconstruction</w:t>
-      </w:r>
-      <w:r>
-        <w:t xml:space="preserve">. Oxford University Press.</w:t>
       </w:r>
       <w:bookmarkEnd w:id="53"/>
     </w:p>
@@ -18322,25 +18797,22 @@
         </w:numPr>
         <w:pStyle w:val="Compact"/>
       </w:pPr>
-      <w:bookmarkStart w:id="54" w:name="r3"/>
-      <w:r>
-        <w:t xml:space="preserve">Bonmann, S. &amp; Fries, S. (2026). Linguistic evidence suggests that Xiōngnú and Huns spoke the same Paleo-Siberian language.</w:t>
-      </w:r>
-      <w:r>
-        <w:t xml:space="preserve"> </w:t>
-      </w:r>
-      <w:r>
-        <w:rPr>
-          <w:iCs/>
-          <w:i/>
-        </w:rPr>
-        <w:t xml:space="preserve">Transactions of the Philological Society</w:t>
-      </w:r>
-      <w:r>
-        <w:t xml:space="preserve"> </w:t>
-      </w:r>
-      <w:r>
-        <w:t xml:space="preserve">124(1): 29–52. doi:10.1111/1467-968X.12321</w:t>
+      <w:bookmarkStart w:id="54" w:name="r2"/>
+      <w:r>
+        <w:t xml:space="preserve">Baxter, W. H. &amp; Sagart, L. (2014).</w:t>
+      </w:r>
+      <w:r>
+        <w:t xml:space="preserve"> </w:t>
+      </w:r>
+      <w:r>
+        <w:rPr>
+          <w:iCs/>
+          <w:i/>
+        </w:rPr>
+        <w:t xml:space="preserve">Old Chinese: A New Reconstruction</w:t>
+      </w:r>
+      <w:r>
+        <w:t xml:space="preserve">. Oxford University Press.</w:t>
       </w:r>
       <w:bookmarkEnd w:id="54"/>
     </w:p>
@@ -18352,22 +18824,25 @@
         </w:numPr>
         <w:pStyle w:val="Compact"/>
       </w:pPr>
-      <w:bookmarkStart w:id="55" w:name="r4"/>
-      <w:r>
-        <w:t xml:space="preserve">Clauson, G. (1972).</w:t>
-      </w:r>
-      <w:r>
-        <w:t xml:space="preserve"> </w:t>
-      </w:r>
-      <w:r>
-        <w:rPr>
-          <w:iCs/>
-          <w:i/>
-        </w:rPr>
-        <w:t xml:space="preserve">An Etymological Dictionary of Pre-Thirteenth-Century Turkish</w:t>
-      </w:r>
-      <w:r>
-        <w:t xml:space="preserve">. Oxford: Clarendon Press.</w:t>
+      <w:bookmarkStart w:id="55" w:name="r3"/>
+      <w:r>
+        <w:t xml:space="preserve">Bonmann, S. &amp; Fries, S. (2026). Linguistic evidence suggests that Xiōngnú and Huns spoke the same Paleo-Siberian language.</w:t>
+      </w:r>
+      <w:r>
+        <w:t xml:space="preserve"> </w:t>
+      </w:r>
+      <w:r>
+        <w:rPr>
+          <w:iCs/>
+          <w:i/>
+        </w:rPr>
+        <w:t xml:space="preserve">Transactions of the Philological Society</w:t>
+      </w:r>
+      <w:r>
+        <w:t xml:space="preserve"> </w:t>
+      </w:r>
+      <w:r>
+        <w:t xml:space="preserve">124(1): 29–52. doi:10.1111/1467-968X.12321</w:t>
       </w:r>
       <w:bookmarkEnd w:id="55"/>
     </w:p>
@@ -18379,22 +18854,22 @@
         </w:numPr>
         <w:pStyle w:val="Compact"/>
       </w:pPr>
-      <w:bookmarkStart w:id="56" w:name="r5"/>
-      <w:r>
-        <w:t xml:space="preserve">Doerfer, G. (1973).</w:t>
-      </w:r>
-      <w:r>
-        <w:t xml:space="preserve"> </w:t>
-      </w:r>
-      <w:r>
-        <w:rPr>
-          <w:iCs/>
-          <w:i/>
-        </w:rPr>
-        <w:t xml:space="preserve">Lautgesetz und Zufall: Betrachtungen zum Omnicomparatismus</w:t>
-      </w:r>
-      <w:r>
-        <w:t xml:space="preserve">. Innsbrucker Beiträge zur Sprachwissenschaft 10. Innsbruck.</w:t>
+      <w:bookmarkStart w:id="56" w:name="r4"/>
+      <w:r>
+        <w:t xml:space="preserve">Clauson, G. (1972).</w:t>
+      </w:r>
+      <w:r>
+        <w:t xml:space="preserve"> </w:t>
+      </w:r>
+      <w:r>
+        <w:rPr>
+          <w:iCs/>
+          <w:i/>
+        </w:rPr>
+        <w:t xml:space="preserve">An Etymological Dictionary of Pre-Thirteenth-Century Turkish</w:t>
+      </w:r>
+      <w:r>
+        <w:t xml:space="preserve">. Oxford: Clarendon Press.</w:t>
       </w:r>
       <w:bookmarkEnd w:id="56"/>
     </w:p>
@@ -18406,25 +18881,22 @@
         </w:numPr>
         <w:pStyle w:val="Compact"/>
       </w:pPr>
-      <w:bookmarkStart w:id="57" w:name="r6"/>
-      <w:r>
-        <w:t xml:space="preserve">Doerfer, G. (1973). Zur Sprache der Hunnen.</w:t>
-      </w:r>
-      <w:r>
-        <w:t xml:space="preserve"> </w:t>
-      </w:r>
-      <w:r>
-        <w:rPr>
-          <w:iCs/>
-          <w:i/>
-        </w:rPr>
-        <w:t xml:space="preserve">Central Asiatic Journal</w:t>
-      </w:r>
-      <w:r>
-        <w:t xml:space="preserve"> </w:t>
-      </w:r>
-      <w:r>
-        <w:t xml:space="preserve">17: 1–50.</w:t>
+      <w:bookmarkStart w:id="57" w:name="r5"/>
+      <w:r>
+        <w:t xml:space="preserve">Doerfer, G. (1973).</w:t>
+      </w:r>
+      <w:r>
+        <w:t xml:space="preserve"> </w:t>
+      </w:r>
+      <w:r>
+        <w:rPr>
+          <w:iCs/>
+          <w:i/>
+        </w:rPr>
+        <w:t xml:space="preserve">Lautgesetz und Zufall: Betrachtungen zum Omnicomparatismus</w:t>
+      </w:r>
+      <w:r>
+        <w:t xml:space="preserve">. Innsbrucker Beiträge zur Sprachwissenschaft 10. Innsbruck.</w:t>
       </w:r>
       <w:bookmarkEnd w:id="57"/>
     </w:p>
@@ -18436,22 +18908,25 @@
         </w:numPr>
         <w:pStyle w:val="Compact"/>
       </w:pPr>
-      <w:bookmarkStart w:id="58" w:name="r7"/>
-      <w:r>
-        <w:t xml:space="preserve">Erdal, M. (2004).</w:t>
-      </w:r>
-      <w:r>
-        <w:t xml:space="preserve"> </w:t>
-      </w:r>
-      <w:r>
-        <w:rPr>
-          <w:iCs/>
-          <w:i/>
-        </w:rPr>
-        <w:t xml:space="preserve">A Grammar of Old Turkic</w:t>
-      </w:r>
-      <w:r>
-        <w:t xml:space="preserve">. Leiden: Brill.</w:t>
+      <w:bookmarkStart w:id="58" w:name="r6"/>
+      <w:r>
+        <w:t xml:space="preserve">Doerfer, G. (1973). Zur Sprache der Hunnen.</w:t>
+      </w:r>
+      <w:r>
+        <w:t xml:space="preserve"> </w:t>
+      </w:r>
+      <w:r>
+        <w:rPr>
+          <w:iCs/>
+          <w:i/>
+        </w:rPr>
+        <w:t xml:space="preserve">Central Asiatic Journal</w:t>
+      </w:r>
+      <w:r>
+        <w:t xml:space="preserve"> </w:t>
+      </w:r>
+      <w:r>
+        <w:t xml:space="preserve">17: 1–50.</w:t>
       </w:r>
       <w:bookmarkEnd w:id="58"/>
     </w:p>
@@ -18463,41 +18938,22 @@
         </w:numPr>
         <w:pStyle w:val="Compact"/>
       </w:pPr>
-      <w:bookmarkStart w:id="59" w:name="r8"/>
-      <w:r>
-        <w:t xml:space="preserve">Georg, S. (2001). Türkisch/Mongolisch</w:t>
-      </w:r>
-      <w:r>
-        <w:t xml:space="preserve"> </w:t>
-      </w:r>
-      <w:r>
-        <w:rPr>
-          <w:iCs/>
-          <w:i/>
-        </w:rPr>
-        <w:t xml:space="preserve">tengri</w:t>
-      </w:r>
-      <w:r>
-        <w:t xml:space="preserve"> </w:t>
-      </w:r>
-      <w:r>
-        <w:t xml:space="preserve">'Himmel, Gott' und seine Herkunft.</w:t>
-      </w:r>
-      <w:r>
-        <w:t xml:space="preserve"> </w:t>
-      </w:r>
-      <w:r>
-        <w:rPr>
-          <w:iCs/>
-          <w:i/>
-        </w:rPr>
-        <w:t xml:space="preserve">Studia Etymologica Cracoviensia</w:t>
-      </w:r>
-      <w:r>
-        <w:t xml:space="preserve"> </w:t>
-      </w:r>
-      <w:r>
-        <w:t xml:space="preserve">6: 83–100.</w:t>
+      <w:bookmarkStart w:id="59" w:name="r7"/>
+      <w:r>
+        <w:t xml:space="preserve">Erdal, M. (2004).</w:t>
+      </w:r>
+      <w:r>
+        <w:t xml:space="preserve"> </w:t>
+      </w:r>
+      <w:r>
+        <w:rPr>
+          <w:iCs/>
+          <w:i/>
+        </w:rPr>
+        <w:t xml:space="preserve">A Grammar of Old Turkic</w:t>
+      </w:r>
+      <w:r>
+        <w:t xml:space="preserve">. Leiden: Brill.</w:t>
       </w:r>
       <w:bookmarkEnd w:id="59"/>
     </w:p>
@@ -18509,22 +18965,41 @@
         </w:numPr>
         <w:pStyle w:val="Compact"/>
       </w:pPr>
-      <w:bookmarkStart w:id="60" w:name="r9"/>
-      <w:r>
-        <w:t xml:space="preserve">Golden, P. B. (1992).</w:t>
-      </w:r>
-      <w:r>
-        <w:t xml:space="preserve"> </w:t>
-      </w:r>
-      <w:r>
-        <w:rPr>
-          <w:iCs/>
-          <w:i/>
-        </w:rPr>
-        <w:t xml:space="preserve">An Introduction to the History of the Turkic Peoples</w:t>
-      </w:r>
-      <w:r>
-        <w:t xml:space="preserve">. Wiesbaden: Harrassowitz. Page references are to the 2011 printing.</w:t>
+      <w:bookmarkStart w:id="60" w:name="r8"/>
+      <w:r>
+        <w:t xml:space="preserve">Georg, S. (2001). Türkisch/Mongolisch</w:t>
+      </w:r>
+      <w:r>
+        <w:t xml:space="preserve"> </w:t>
+      </w:r>
+      <w:r>
+        <w:rPr>
+          <w:iCs/>
+          <w:i/>
+        </w:rPr>
+        <w:t xml:space="preserve">tengri</w:t>
+      </w:r>
+      <w:r>
+        <w:t xml:space="preserve"> </w:t>
+      </w:r>
+      <w:r>
+        <w:t xml:space="preserve">'Himmel, Gott' und seine Herkunft.</w:t>
+      </w:r>
+      <w:r>
+        <w:t xml:space="preserve"> </w:t>
+      </w:r>
+      <w:r>
+        <w:rPr>
+          <w:iCs/>
+          <w:i/>
+        </w:rPr>
+        <w:t xml:space="preserve">Studia Etymologica Cracoviensia</w:t>
+      </w:r>
+      <w:r>
+        <w:t xml:space="preserve"> </w:t>
+      </w:r>
+      <w:r>
+        <w:t xml:space="preserve">6: 83–100.</w:t>
       </w:r>
       <w:bookmarkEnd w:id="60"/>
     </w:p>
@@ -18536,9 +19011,22 @@
         </w:numPr>
         <w:pStyle w:val="Compact"/>
       </w:pPr>
-      <w:bookmarkStart w:id="61" w:name="r10"/>
-      <w:r>
-        <w:t xml:space="preserve">Hú Zhènhuá &amp; Huáng Rùnhuá (1984). 《高昌舘杂字：明代汉文回鹘文分类词汇》. Běijīng: Mínzú chūbǎnshè.</w:t>
+      <w:bookmarkStart w:id="61" w:name="r9"/>
+      <w:r>
+        <w:t xml:space="preserve">Golden, P. B. (1992).</w:t>
+      </w:r>
+      <w:r>
+        <w:t xml:space="preserve"> </w:t>
+      </w:r>
+      <w:r>
+        <w:rPr>
+          <w:iCs/>
+          <w:i/>
+        </w:rPr>
+        <w:t xml:space="preserve">An Introduction to the History of the Turkic Peoples</w:t>
+      </w:r>
+      <w:r>
+        <w:t xml:space="preserve">. Wiesbaden: Harrassowitz. Page references are to the 2011 printing.</w:t>
       </w:r>
       <w:bookmarkEnd w:id="61"/>
     </w:p>
@@ -18550,53 +19038,9 @@
         </w:numPr>
         <w:pStyle w:val="Compact"/>
       </w:pPr>
-      <w:bookmarkStart w:id="62" w:name="r11"/>
-      <w:r>
-        <w:t xml:space="preserve">Hirth, F. (1908).</w:t>
-      </w:r>
-      <w:r>
-        <w:t xml:space="preserve"> </w:t>
-      </w:r>
-      <w:r>
-        <w:rPr>
-          <w:iCs/>
-          <w:i/>
-        </w:rPr>
-        <w:t xml:space="preserve">The Ancient History of China to the End of the Chóu Dynasty</w:t>
-      </w:r>
-      <w:r>
-        <w:t xml:space="preserve">. New York: Columbia University Press. (Comparison of</w:t>
-      </w:r>
-      <w:r>
-        <w:t xml:space="preserve"> </w:t>
-      </w:r>
-      <w:r>
-        <w:t xml:space="preserve">徑路</w:t>
-      </w:r>
-      <w:r>
-        <w:t xml:space="preserve"> </w:t>
-      </w:r>
-      <w:r>
-        <w:t xml:space="preserve">with Turkic</w:t>
-      </w:r>
-      <w:r>
-        <w:t xml:space="preserve"> </w:t>
-      </w:r>
-      <w:r>
-        <w:rPr>
-          <w:iCs/>
-          <w:i/>
-        </w:rPr>
-        <w:t xml:space="preserve">kıŋrak</w:t>
-      </w:r>
-      <w:r>
-        <w:t xml:space="preserve">, pp. 66–67, checked</w:t>
-      </w:r>
-      <w:r>
-        <w:t xml:space="preserve"> </w:t>
-      </w:r>
-      <w:r>
-        <w:t xml:space="preserve">against the text.)</w:t>
+      <w:bookmarkStart w:id="62" w:name="r10"/>
+      <w:r>
+        <w:t xml:space="preserve">Hú Zhènhuá &amp; Huáng Rùnhuá (1984). 《高昌舘杂字：明代汉文回鹘文分类词汇》. Běijīng: Mínzú chūbǎnshè.</w:t>
       </w:r>
       <w:bookmarkEnd w:id="62"/>
     </w:p>
@@ -18608,32 +19052,53 @@
         </w:numPr>
         <w:pStyle w:val="Compact"/>
       </w:pPr>
-      <w:bookmarkStart w:id="63" w:name="r12"/>
-      <w:r>
-        <w:t xml:space="preserve">Kāşgarlı Mahmud (1072–77).</w:t>
-      </w:r>
-      <w:r>
-        <w:t xml:space="preserve"> </w:t>
-      </w:r>
-      <w:r>
-        <w:rPr>
-          <w:iCs/>
-          <w:i/>
-        </w:rPr>
-        <w:t xml:space="preserve">Dīwān Lughāt al-Turk</w:t>
-      </w:r>
-      <w:r>
-        <w:t xml:space="preserve">. Index volume (</w:t>
-      </w:r>
-      <w:r>
-        <w:rPr>
-          <w:iCs/>
-          <w:i/>
-        </w:rPr>
-        <w:t xml:space="preserve">Dizin</w:t>
-      </w:r>
-      <w:r>
-        <w:t xml:space="preserve">), Türk Dil Kurumu Yayınları.</w:t>
+      <w:bookmarkStart w:id="63" w:name="r11"/>
+      <w:r>
+        <w:t xml:space="preserve">Hirth, F. (1908).</w:t>
+      </w:r>
+      <w:r>
+        <w:t xml:space="preserve"> </w:t>
+      </w:r>
+      <w:r>
+        <w:rPr>
+          <w:iCs/>
+          <w:i/>
+        </w:rPr>
+        <w:t xml:space="preserve">The Ancient History of China to the End of the Chóu Dynasty</w:t>
+      </w:r>
+      <w:r>
+        <w:t xml:space="preserve">. New York: Columbia University Press. (Comparison of</w:t>
+      </w:r>
+      <w:r>
+        <w:t xml:space="preserve"> </w:t>
+      </w:r>
+      <w:r>
+        <w:t xml:space="preserve">徑路</w:t>
+      </w:r>
+      <w:r>
+        <w:t xml:space="preserve"> </w:t>
+      </w:r>
+      <w:r>
+        <w:t xml:space="preserve">with Turkic</w:t>
+      </w:r>
+      <w:r>
+        <w:t xml:space="preserve"> </w:t>
+      </w:r>
+      <w:r>
+        <w:rPr>
+          <w:iCs/>
+          <w:i/>
+        </w:rPr>
+        <w:t xml:space="preserve">kıŋrak</w:t>
+      </w:r>
+      <w:r>
+        <w:t xml:space="preserve">, pp. 66–67, checked</w:t>
+      </w:r>
+      <w:r>
+        <w:t xml:space="preserve"> </w:t>
+      </w:r>
+      <w:r>
+        <w:t xml:space="preserve">against the text.)</w:t>
       </w:r>
       <w:bookmarkEnd w:id="63"/>
     </w:p>
@@ -18645,22 +19110,32 @@
         </w:numPr>
         <w:pStyle w:val="Compact"/>
       </w:pPr>
-      <w:bookmarkStart w:id="64" w:name="r13"/>
-      <w:r>
-        <w:t xml:space="preserve">Kergalym (2021).</w:t>
-      </w:r>
-      <w:r>
-        <w:t xml:space="preserve"> </w:t>
-      </w:r>
-      <w:r>
-        <w:rPr>
-          <w:iCs/>
-          <w:i/>
-        </w:rPr>
-        <w:t xml:space="preserve">myspell-kk</w:t>
-      </w:r>
-      <w:r>
-        <w:t xml:space="preserve">: a Myspell/Hunspell spelling dictionary for Kazakh [dataset]. github.com/kergalym/myspell-kk. 53,182 headwords; romanised on load.</w:t>
+      <w:bookmarkStart w:id="64" w:name="r12"/>
+      <w:r>
+        <w:t xml:space="preserve">Kāşgarlı Mahmud (1072–77).</w:t>
+      </w:r>
+      <w:r>
+        <w:t xml:space="preserve"> </w:t>
+      </w:r>
+      <w:r>
+        <w:rPr>
+          <w:iCs/>
+          <w:i/>
+        </w:rPr>
+        <w:t xml:space="preserve">Dīwān Lughāt al-Turk</w:t>
+      </w:r>
+      <w:r>
+        <w:t xml:space="preserve">. Index volume (</w:t>
+      </w:r>
+      <w:r>
+        <w:rPr>
+          <w:iCs/>
+          <w:i/>
+        </w:rPr>
+        <w:t xml:space="preserve">Dizin</w:t>
+      </w:r>
+      <w:r>
+        <w:t xml:space="preserve">), Türk Dil Kurumu Yayınları.</w:t>
       </w:r>
       <w:bookmarkEnd w:id="64"/>
     </w:p>
@@ -18672,22 +19147,22 @@
         </w:numPr>
         <w:pStyle w:val="Compact"/>
       </w:pPr>
-      <w:bookmarkStart w:id="65" w:name="r14"/>
-      <w:r>
-        <w:t xml:space="preserve">Kuun, G., ed. (1880).</w:t>
-      </w:r>
-      <w:r>
-        <w:t xml:space="preserve"> </w:t>
-      </w:r>
-      <w:r>
-        <w:rPr>
-          <w:iCs/>
-          <w:i/>
-        </w:rPr>
-        <w:t xml:space="preserve">Codex Cumanicus Bibliothecæ ad Templum Divi Marci Venetiarum</w:t>
-      </w:r>
-      <w:r>
-        <w:t xml:space="preserve">. Budapest: Editio Scient. Academiæ Hung. Public domain.</w:t>
+      <w:bookmarkStart w:id="65" w:name="r13"/>
+      <w:r>
+        <w:t xml:space="preserve">Kergalym (2021).</w:t>
+      </w:r>
+      <w:r>
+        <w:t xml:space="preserve"> </w:t>
+      </w:r>
+      <w:r>
+        <w:rPr>
+          <w:iCs/>
+          <w:i/>
+        </w:rPr>
+        <w:t xml:space="preserve">myspell-kk</w:t>
+      </w:r>
+      <w:r>
+        <w:t xml:space="preserve">: a Myspell/Hunspell spelling dictionary for Kazakh [dataset]. github.com/kergalym/myspell-kk. 53,182 headwords; romanised on load.</w:t>
       </w:r>
       <w:bookmarkEnd w:id="65"/>
     </w:p>
@@ -18699,25 +19174,22 @@
         </w:numPr>
         <w:pStyle w:val="Compact"/>
       </w:pPr>
-      <w:bookmarkStart w:id="66" w:name="r15"/>
-      <w:r>
-        <w:t xml:space="preserve">[Unsigned review] (1974). Lautgesetz und Zufall [review of Doerfer 1973].</w:t>
-      </w:r>
-      <w:r>
-        <w:t xml:space="preserve"> </w:t>
-      </w:r>
-      <w:r>
-        <w:rPr>
-          <w:iCs/>
-          <w:i/>
-        </w:rPr>
-        <w:t xml:space="preserve">Anthropos</w:t>
-      </w:r>
-      <w:r>
-        <w:t xml:space="preserve"> </w:t>
-      </w:r>
-      <w:r>
-        <w:t xml:space="preserve">69: 263–271. JSTOR 40458521.</w:t>
+      <w:bookmarkStart w:id="66" w:name="r14"/>
+      <w:r>
+        <w:t xml:space="preserve">Kuun, G., ed. (1880).</w:t>
+      </w:r>
+      <w:r>
+        <w:t xml:space="preserve"> </w:t>
+      </w:r>
+      <w:r>
+        <w:rPr>
+          <w:iCs/>
+          <w:i/>
+        </w:rPr>
+        <w:t xml:space="preserve">Codex Cumanicus Bibliothecæ ad Templum Divi Marci Venetiarum</w:t>
+      </w:r>
+      <w:r>
+        <w:t xml:space="preserve">. Budapest: Editio Scient. Academiæ Hung. Public domain.</w:t>
       </w:r>
       <w:bookmarkEnd w:id="66"/>
     </w:p>
@@ -18729,25 +19201,25 @@
         </w:numPr>
         <w:pStyle w:val="Compact"/>
       </w:pPr>
-      <w:bookmarkStart w:id="67" w:name="r16"/>
-      <w:r>
-        <w:t xml:space="preserve">Lee, J. et al. (2023). Genetic population structure of the Xiongnu Empire at imperial and local scales.</w:t>
-      </w:r>
-      <w:r>
-        <w:t xml:space="preserve"> </w:t>
-      </w:r>
-      <w:r>
-        <w:rPr>
-          <w:iCs/>
-          <w:i/>
-        </w:rPr>
-        <w:t xml:space="preserve">Science Advances</w:t>
-      </w:r>
-      <w:r>
-        <w:t xml:space="preserve"> </w:t>
-      </w:r>
-      <w:r>
-        <w:t xml:space="preserve">9(15). doi:10.1126/sciadv.adf3904</w:t>
+      <w:bookmarkStart w:id="67" w:name="r15"/>
+      <w:r>
+        <w:t xml:space="preserve">[Unsigned review] (1974). Lautgesetz und Zufall [review of Doerfer 1973].</w:t>
+      </w:r>
+      <w:r>
+        <w:t xml:space="preserve"> </w:t>
+      </w:r>
+      <w:r>
+        <w:rPr>
+          <w:iCs/>
+          <w:i/>
+        </w:rPr>
+        <w:t xml:space="preserve">Anthropos</w:t>
+      </w:r>
+      <w:r>
+        <w:t xml:space="preserve"> </w:t>
+      </w:r>
+      <w:r>
+        <w:t xml:space="preserve">69: 263–271. JSTOR 40458521.</w:t>
       </w:r>
       <w:bookmarkEnd w:id="67"/>
     </w:p>
@@ -18759,25 +19231,25 @@
         </w:numPr>
         <w:pStyle w:val="Compact"/>
       </w:pPr>
-      <w:bookmarkStart w:id="68" w:name="r17"/>
-      <w:r>
-        <w:t xml:space="preserve">Ligeti, L. (1966). Un vocabulaire sino-ouigour des Ming.</w:t>
-      </w:r>
-      <w:r>
-        <w:t xml:space="preserve"> </w:t>
-      </w:r>
-      <w:r>
-        <w:rPr>
-          <w:iCs/>
-          <w:i/>
-        </w:rPr>
-        <w:t xml:space="preserve">Acta Orientalia Academiae Scientiarum Hungaricae</w:t>
-      </w:r>
-      <w:r>
-        <w:t xml:space="preserve"> </w:t>
-      </w:r>
-      <w:r>
-        <w:t xml:space="preserve">19: 117–199, 257–316.</w:t>
+      <w:bookmarkStart w:id="68" w:name="r16"/>
+      <w:r>
+        <w:t xml:space="preserve">Lee, J. et al. (2023). Genetic population structure of the Xiongnu Empire at imperial and local scales.</w:t>
+      </w:r>
+      <w:r>
+        <w:t xml:space="preserve"> </w:t>
+      </w:r>
+      <w:r>
+        <w:rPr>
+          <w:iCs/>
+          <w:i/>
+        </w:rPr>
+        <w:t xml:space="preserve">Science Advances</w:t>
+      </w:r>
+      <w:r>
+        <w:t xml:space="preserve"> </w:t>
+      </w:r>
+      <w:r>
+        <w:t xml:space="preserve">9(15). doi:10.1126/sciadv.adf3904</w:t>
       </w:r>
       <w:bookmarkEnd w:id="68"/>
     </w:p>
@@ -18789,25 +19261,25 @@
         </w:numPr>
         <w:pStyle w:val="Compact"/>
       </w:pPr>
-      <w:bookmarkStart w:id="69" w:name="r18"/>
-      <w:r>
-        <w:t xml:space="preserve">Ligeti, L. (1969). Glossaire supplémentaire au vocabulaire sino-ouigour du Bureau des Traducteurs.</w:t>
-      </w:r>
-      <w:r>
-        <w:t xml:space="preserve"> </w:t>
-      </w:r>
-      <w:r>
-        <w:rPr>
-          <w:iCs/>
-          <w:i/>
-        </w:rPr>
-        <w:t xml:space="preserve">Acta Orientalia ASH</w:t>
-      </w:r>
-      <w:r>
-        <w:t xml:space="preserve"> </w:t>
-      </w:r>
-      <w:r>
-        <w:t xml:space="preserve">22: 1–49, 191–243.</w:t>
+      <w:bookmarkStart w:id="69" w:name="r17"/>
+      <w:r>
+        <w:t xml:space="preserve">Ligeti, L. (1966). Un vocabulaire sino-ouigour des Ming.</w:t>
+      </w:r>
+      <w:r>
+        <w:t xml:space="preserve"> </w:t>
+      </w:r>
+      <w:r>
+        <w:rPr>
+          <w:iCs/>
+          <w:i/>
+        </w:rPr>
+        <w:t xml:space="preserve">Acta Orientalia Academiae Scientiarum Hungaricae</w:t>
+      </w:r>
+      <w:r>
+        <w:t xml:space="preserve"> </w:t>
+      </w:r>
+      <w:r>
+        <w:t xml:space="preserve">19: 117–199, 257–316.</w:t>
       </w:r>
       <w:bookmarkEnd w:id="69"/>
     </w:p>
@@ -18819,25 +19291,25 @@
         </w:numPr>
         <w:pStyle w:val="Compact"/>
       </w:pPr>
-      <w:bookmarkStart w:id="70" w:name="r19"/>
-      <w:r>
-        <w:t xml:space="preserve">Pulleyblank, E. G. (1962). The consonantal system of Old Chinese.</w:t>
-      </w:r>
-      <w:r>
-        <w:t xml:space="preserve"> </w:t>
-      </w:r>
-      <w:r>
-        <w:rPr>
-          <w:iCs/>
-          <w:i/>
-        </w:rPr>
-        <w:t xml:space="preserve">Asia Major</w:t>
-      </w:r>
-      <w:r>
-        <w:t xml:space="preserve"> </w:t>
-      </w:r>
-      <w:r>
-        <w:t xml:space="preserve">9: 58–144, 206–265.</w:t>
+      <w:bookmarkStart w:id="70" w:name="r18"/>
+      <w:r>
+        <w:t xml:space="preserve">Ligeti, L. (1969). Glossaire supplémentaire au vocabulaire sino-ouigour du Bureau des Traducteurs.</w:t>
+      </w:r>
+      <w:r>
+        <w:t xml:space="preserve"> </w:t>
+      </w:r>
+      <w:r>
+        <w:rPr>
+          <w:iCs/>
+          <w:i/>
+        </w:rPr>
+        <w:t xml:space="preserve">Acta Orientalia ASH</w:t>
+      </w:r>
+      <w:r>
+        <w:t xml:space="preserve"> </w:t>
+      </w:r>
+      <w:r>
+        <w:t xml:space="preserve">22: 1–49, 191–243.</w:t>
       </w:r>
       <w:bookmarkEnd w:id="70"/>
     </w:p>
@@ -18849,22 +19321,25 @@
         </w:numPr>
         <w:pStyle w:val="Compact"/>
       </w:pPr>
-      <w:bookmarkStart w:id="71" w:name="r20"/>
-      <w:r>
-        <w:t xml:space="preserve">Pulleyblank, E. G. (1991).</w:t>
-      </w:r>
-      <w:r>
-        <w:t xml:space="preserve"> </w:t>
-      </w:r>
-      <w:r>
-        <w:rPr>
-          <w:iCs/>
-          <w:i/>
-        </w:rPr>
-        <w:t xml:space="preserve">Lexicon of Reconstructed Pronunciation in Early Middle Chinese, Late Middle Chinese, and Early Mandarin</w:t>
-      </w:r>
-      <w:r>
-        <w:t xml:space="preserve">. Vancouver: UBC Press.</w:t>
+      <w:bookmarkStart w:id="71" w:name="r19"/>
+      <w:r>
+        <w:t xml:space="preserve">Pulleyblank, E. G. (1962). The consonantal system of Old Chinese.</w:t>
+      </w:r>
+      <w:r>
+        <w:t xml:space="preserve"> </w:t>
+      </w:r>
+      <w:r>
+        <w:rPr>
+          <w:iCs/>
+          <w:i/>
+        </w:rPr>
+        <w:t xml:space="preserve">Asia Major</w:t>
+      </w:r>
+      <w:r>
+        <w:t xml:space="preserve"> </w:t>
+      </w:r>
+      <w:r>
+        <w:t xml:space="preserve">9: 58–144, 206–265.</w:t>
       </w:r>
       <w:bookmarkEnd w:id="71"/>
     </w:p>
@@ -18876,25 +19351,22 @@
         </w:numPr>
         <w:pStyle w:val="Compact"/>
       </w:pPr>
-      <w:bookmarkStart w:id="72" w:name="r21"/>
-      <w:r>
-        <w:t xml:space="preserve">Savelyev, A. &amp; Jeong, C. (2020). Early nomads of the Eastern Steppe and their tentative connections in the West.</w:t>
-      </w:r>
-      <w:r>
-        <w:t xml:space="preserve"> </w:t>
-      </w:r>
-      <w:r>
-        <w:rPr>
-          <w:iCs/>
-          <w:i/>
-        </w:rPr>
-        <w:t xml:space="preserve">Evolutionary Human Sciences</w:t>
-      </w:r>
-      <w:r>
-        <w:t xml:space="preserve"> </w:t>
-      </w:r>
-      <w:r>
-        <w:t xml:space="preserve">2, e20.</w:t>
+      <w:bookmarkStart w:id="72" w:name="r20"/>
+      <w:r>
+        <w:t xml:space="preserve">Pulleyblank, E. G. (1991).</w:t>
+      </w:r>
+      <w:r>
+        <w:t xml:space="preserve"> </w:t>
+      </w:r>
+      <w:r>
+        <w:rPr>
+          <w:iCs/>
+          <w:i/>
+        </w:rPr>
+        <w:t xml:space="preserve">Lexicon of Reconstructed Pronunciation in Early Middle Chinese, Late Middle Chinese, and Early Mandarin</w:t>
+      </w:r>
+      <w:r>
+        <w:t xml:space="preserve">. Vancouver: UBC Press.</w:t>
       </w:r>
       <w:bookmarkEnd w:id="72"/>
     </w:p>
@@ -18906,22 +19378,25 @@
         </w:numPr>
         <w:pStyle w:val="Compact"/>
       </w:pPr>
-      <w:bookmarkStart w:id="73" w:name="r22"/>
-      <w:r>
-        <w:t xml:space="preserve">Schuessler, A. (2009).</w:t>
-      </w:r>
-      <w:r>
-        <w:t xml:space="preserve"> </w:t>
-      </w:r>
-      <w:r>
-        <w:rPr>
-          <w:iCs/>
-          <w:i/>
-        </w:rPr>
-        <w:t xml:space="preserve">Minimal Old Chinese and Later Han Chinese</w:t>
-      </w:r>
-      <w:r>
-        <w:t xml:space="preserve">. Honolulu: University of Hawai'i Press. Data release: Zenodo, doi:10.5281/zenodo.14567004</w:t>
+      <w:bookmarkStart w:id="73" w:name="r21"/>
+      <w:r>
+        <w:t xml:space="preserve">Savelyev, A. &amp; Jeong, C. (2020). Early nomads of the Eastern Steppe and their tentative connections in the West.</w:t>
+      </w:r>
+      <w:r>
+        <w:t xml:space="preserve"> </w:t>
+      </w:r>
+      <w:r>
+        <w:rPr>
+          <w:iCs/>
+          <w:i/>
+        </w:rPr>
+        <w:t xml:space="preserve">Evolutionary Human Sciences</w:t>
+      </w:r>
+      <w:r>
+        <w:t xml:space="preserve"> </w:t>
+      </w:r>
+      <w:r>
+        <w:t xml:space="preserve">2, e20.</w:t>
       </w:r>
       <w:bookmarkEnd w:id="73"/>
     </w:p>
@@ -18933,22 +19408,22 @@
         </w:numPr>
         <w:pStyle w:val="Compact"/>
       </w:pPr>
-      <w:bookmarkStart w:id="74" w:name="r23"/>
-      <w:r>
-        <w:t xml:space="preserve">Speer, R. (2022).</w:t>
-      </w:r>
-      <w:r>
-        <w:t xml:space="preserve"> </w:t>
-      </w:r>
-      <w:r>
-        <w:rPr>
-          <w:iCs/>
-          <w:i/>
-        </w:rPr>
-        <w:t xml:space="preserve">wordfreq</w:t>
-      </w:r>
-      <w:r>
-        <w:t xml:space="preserve">: word frequency data for 40+ languages, v3 [software]. Zenodo, doi:10.5281/zenodo.7199437</w:t>
+      <w:bookmarkStart w:id="74" w:name="r22"/>
+      <w:r>
+        <w:t xml:space="preserve">Schuessler, A. (2009).</w:t>
+      </w:r>
+      <w:r>
+        <w:t xml:space="preserve"> </w:t>
+      </w:r>
+      <w:r>
+        <w:rPr>
+          <w:iCs/>
+          <w:i/>
+        </w:rPr>
+        <w:t xml:space="preserve">Minimal Old Chinese and Later Han Chinese</w:t>
+      </w:r>
+      <w:r>
+        <w:t xml:space="preserve">. Honolulu: University of Hawai'i Press. Data release: Zenodo, doi:10.5281/zenodo.14567004</w:t>
       </w:r>
       <w:bookmarkEnd w:id="74"/>
     </w:p>
@@ -18960,22 +19435,22 @@
         </w:numPr>
         <w:pStyle w:val="Compact"/>
       </w:pPr>
-      <w:bookmarkStart w:id="75" w:name="r24"/>
-      <w:r>
-        <w:t xml:space="preserve">Tan, Y. Y. (2019).</w:t>
-      </w:r>
-      <w:r>
-        <w:t xml:space="preserve"> </w:t>
-      </w:r>
-      <w:r>
-        <w:rPr>
-          <w:iCs/>
-          <w:i/>
-        </w:rPr>
-        <w:t xml:space="preserve">Consonant Endings of Míng Dynasty Mandarin as Reflected in the Chinese Transcriptions of Uyghur Vocabulary</w:t>
-      </w:r>
-      <w:r>
-        <w:t xml:space="preserve">. MA thesis, University of Washington.</w:t>
+      <w:bookmarkStart w:id="75" w:name="r23"/>
+      <w:r>
+        <w:t xml:space="preserve">Speer, R. (2022).</w:t>
+      </w:r>
+      <w:r>
+        <w:t xml:space="preserve"> </w:t>
+      </w:r>
+      <w:r>
+        <w:rPr>
+          <w:iCs/>
+          <w:i/>
+        </w:rPr>
+        <w:t xml:space="preserve">wordfreq</w:t>
+      </w:r>
+      <w:r>
+        <w:t xml:space="preserve">: word frequency data for 40+ languages, v3 [software]. Zenodo, doi:10.5281/zenodo.7199437</w:t>
       </w:r>
       <w:bookmarkEnd w:id="75"/>
     </w:p>
@@ -18987,22 +19462,22 @@
         </w:numPr>
         <w:pStyle w:val="Compact"/>
       </w:pPr>
-      <w:bookmarkStart w:id="76" w:name="r25"/>
-      <w:r>
-        <w:t xml:space="preserve">tdd-ai (2020).</w:t>
-      </w:r>
-      <w:r>
-        <w:t xml:space="preserve"> </w:t>
-      </w:r>
-      <w:r>
-        <w:rPr>
-          <w:iCs/>
-          <w:i/>
-        </w:rPr>
-        <w:t xml:space="preserve">hunspell-tr</w:t>
-      </w:r>
-      <w:r>
-        <w:t xml:space="preserve">: a Hunspell spelling dictionary for Turkish [dataset]. github.com/tdd-ai/hunspell-tr. 292,000 forms, reduced to 21,721 by the frequency filter.</w:t>
+      <w:bookmarkStart w:id="76" w:name="r24"/>
+      <w:r>
+        <w:t xml:space="preserve">Tan, Y. Y. (2019).</w:t>
+      </w:r>
+      <w:r>
+        <w:t xml:space="preserve"> </w:t>
+      </w:r>
+      <w:r>
+        <w:rPr>
+          <w:iCs/>
+          <w:i/>
+        </w:rPr>
+        <w:t xml:space="preserve">Consonant Endings of Míng Dynasty Mandarin as Reflected in the Chinese Transcriptions of Uyghur Vocabulary</w:t>
+      </w:r>
+      <w:r>
+        <w:t xml:space="preserve">. MA thesis, University of Washington.</w:t>
       </w:r>
       <w:bookmarkEnd w:id="76"/>
     </w:p>
@@ -19014,22 +19489,22 @@
         </w:numPr>
         <w:pStyle w:val="Compact"/>
       </w:pPr>
-      <w:bookmarkStart w:id="77" w:name="r26"/>
-      <w:r>
-        <w:t xml:space="preserve">Uluğ, A. M. (2026).</w:t>
-      </w:r>
-      <w:r>
-        <w:t xml:space="preserve"> </w:t>
-      </w:r>
-      <w:r>
-        <w:rPr>
-          <w:iCs/>
-          <w:i/>
-        </w:rPr>
-        <w:t xml:space="preserve">chinese-transcription-channel</w:t>
-      </w:r>
-      <w:r>
-        <w:t xml:space="preserve">: corpora, lexicons, channel models, and evaluation code [software and data]. GitHub: github.com/ulug2004/chinese-transcription-channel</w:t>
+      <w:bookmarkStart w:id="77" w:name="r25"/>
+      <w:r>
+        <w:t xml:space="preserve">tdd-ai (2020).</w:t>
+      </w:r>
+      <w:r>
+        <w:t xml:space="preserve"> </w:t>
+      </w:r>
+      <w:r>
+        <w:rPr>
+          <w:iCs/>
+          <w:i/>
+        </w:rPr>
+        <w:t xml:space="preserve">hunspell-tr</w:t>
+      </w:r>
+      <w:r>
+        <w:t xml:space="preserve">: a Hunspell spelling dictionary for Turkish [dataset]. github.com/tdd-ai/hunspell-tr. 292,000 forms, reduced to 21,721 by the frequency filter.</w:t>
       </w:r>
       <w:bookmarkEnd w:id="77"/>
     </w:p>
@@ -19041,25 +19516,22 @@
         </w:numPr>
         <w:pStyle w:val="Compact"/>
       </w:pPr>
-      <w:bookmarkStart w:id="78" w:name="r27"/>
-      <w:r>
-        <w:t xml:space="preserve">Vovin, A. (2000). Did the Xiong-nu speak a Yeniseian language?</w:t>
-      </w:r>
-      <w:r>
-        <w:t xml:space="preserve"> </w:t>
-      </w:r>
-      <w:r>
-        <w:rPr>
-          <w:iCs/>
-          <w:i/>
-        </w:rPr>
-        <w:t xml:space="preserve">Central Asiatic Journal</w:t>
-      </w:r>
-      <w:r>
-        <w:t xml:space="preserve"> </w:t>
-      </w:r>
-      <w:r>
-        <w:t xml:space="preserve">44(1): 87–104.</w:t>
+      <w:bookmarkStart w:id="78" w:name="r26"/>
+      <w:r>
+        <w:t xml:space="preserve">Uluğ, A. M. (2026).</w:t>
+      </w:r>
+      <w:r>
+        <w:t xml:space="preserve"> </w:t>
+      </w:r>
+      <w:r>
+        <w:rPr>
+          <w:iCs/>
+          <w:i/>
+        </w:rPr>
+        <w:t xml:space="preserve">chinese-transcription-channel</w:t>
+      </w:r>
+      <w:r>
+        <w:t xml:space="preserve">: corpora, lexicons, channel models, and evaluation code [software and data]. GitHub: github.com/ulug2004/chinese-transcription-channel</w:t>
       </w:r>
       <w:bookmarkEnd w:id="78"/>
     </w:p>
@@ -19071,22 +19543,25 @@
         </w:numPr>
         <w:pStyle w:val="Compact"/>
       </w:pPr>
-      <w:bookmarkStart w:id="79" w:name="r28"/>
-      <w:r>
-        <w:t xml:space="preserve">Vovin, A. (2003). Did the Xiongnu speak a Yeniseian language? Part 2: Vocabulary. In</w:t>
-      </w:r>
-      <w:r>
-        <w:t xml:space="preserve"> </w:t>
-      </w:r>
-      <w:r>
-        <w:rPr>
-          <w:iCs/>
-          <w:i/>
-        </w:rPr>
-        <w:t xml:space="preserve">Altaica Budapestinensia MMII</w:t>
-      </w:r>
-      <w:r>
-        <w:t xml:space="preserve">, Proceedings of the 45th PIAC, Budapest, 389–394.</w:t>
+      <w:bookmarkStart w:id="79" w:name="r27"/>
+      <w:r>
+        <w:t xml:space="preserve">Vovin, A. (2000). Did the Xiong-nu speak a Yeniseian language?</w:t>
+      </w:r>
+      <w:r>
+        <w:t xml:space="preserve"> </w:t>
+      </w:r>
+      <w:r>
+        <w:rPr>
+          <w:iCs/>
+          <w:i/>
+        </w:rPr>
+        <w:t xml:space="preserve">Central Asiatic Journal</w:t>
+      </w:r>
+      <w:r>
+        <w:t xml:space="preserve"> </w:t>
+      </w:r>
+      <w:r>
+        <w:t xml:space="preserve">44(1): 87–104.</w:t>
       </w:r>
       <w:bookmarkEnd w:id="79"/>
     </w:p>
@@ -19098,14 +19573,41 @@
         </w:numPr>
         <w:pStyle w:val="Compact"/>
       </w:pPr>
-      <w:bookmarkStart w:id="80" w:name="r29"/>
-      <w:r>
-        <w:t xml:space="preserve">Wittek, A. et al. (2020). ASJP Database v19. Zenodo, doi:10.5281/zenodo.3843469</w:t>
+      <w:bookmarkStart w:id="80" w:name="r28"/>
+      <w:r>
+        <w:t xml:space="preserve">Vovin, A. (2003). Did the Xiongnu speak a Yeniseian language? Part 2: Vocabulary. In</w:t>
+      </w:r>
+      <w:r>
+        <w:t xml:space="preserve"> </w:t>
+      </w:r>
+      <w:r>
+        <w:rPr>
+          <w:iCs/>
+          <w:i/>
+        </w:rPr>
+        <w:t xml:space="preserve">Altaica Budapestinensia MMII</w:t>
+      </w:r>
+      <w:r>
+        <w:t xml:space="preserve">, Proceedings of the 45th PIAC, Budapest, 389–394.</w:t>
       </w:r>
       <w:bookmarkEnd w:id="80"/>
     </w:p>
-    <w:bookmarkEnd w:id="81"/>
+    <w:p>
+      <w:pPr>
+        <w:numPr>
+          <w:ilvl w:val="0"/>
+          <w:numId w:val="1003"/>
+        </w:numPr>
+        <w:pStyle w:val="Compact"/>
+      </w:pPr>
+      <w:bookmarkStart w:id="81" w:name="r29"/>
+      <w:r>
+        <w:t xml:space="preserve">Wittek, A. et al. (2020). ASJP Database v19. Zenodo, doi:10.5281/zenodo.3843469</w:t>
+      </w:r>
+      <w:bookmarkEnd w:id="81"/>
+    </w:p>
     <w:bookmarkEnd w:id="82"/>
+    <w:bookmarkEnd w:id="83"/>
     <w:sectPr/>
   </w:body>
 </w:document>

--- a/docs/edit/paper_EDIT.docx
+++ b/docs/edit/paper_EDIT.docx
@@ -9983,13 +9983,17 @@
         <w:pStyle w:val="BodyText"/>
       </w:pPr>
       <w:r>
-        <w:t xml:space="preserve">We supply S1 for the record, not for review. It has the status of a laboratory notebook</w:t>
-      </w:r>
-      <w:r>
-        <w:t xml:space="preserve"> </w:t>
-      </w:r>
-      <w:r>
-        <w:t xml:space="preserve">that happens to be legible. Each row gives the Chinese form, the Later Han reading, the</w:t>
+        <w:rPr>
+          <w:bCs/>
+          <w:b/>
+        </w:rPr>
+        <w:t xml:space="preserve">What S1 is for.</w:t>
+      </w:r>
+      <w:r>
+        <w:t xml:space="preserve"> </w:t>
+      </w:r>
+      <w:r>
+        <w:t xml:space="preserve">The readings in it are not findings, and §6.3 says why. What is new in the file is not any reading but the form each one takes. Every row states what its reading would require of the scribe and prices those requirements against the measurements in §§7 and 8, so that a reader can see which step to attack rather than being asked to weigh a resemblance. No proposal for these names in the existing literature carries such a price, including the proposals that are not ours, and §9.1 applies the same treatment to two of those. The procedure also has teeth on its own author: several readings in the file were withdrawn during this work because a measurement ruled them out, and each entry records which measurement and what it said. That is what the file contributes, and it is a contribution about method rather than about the Xiongnu language. Within that, it has the status of a laboratory notebook that happens to be legible. Each row gives the Chinese form, the Later Han reading, the</w:t>
       </w:r>
       <w:r>
         <w:t xml:space="preserve"> </w:t>
@@ -15621,13 +15625,7 @@
         <w:t xml:space="preserve"> </w:t>
       </w:r>
       <w:r>
-        <w:t xml:space="preserve">in the repository. We supply it for the record</w:t>
-      </w:r>
-      <w:r>
-        <w:t xml:space="preserve"> </w:t>
-      </w:r>
-      <w:r>
-        <w:t xml:space="preserve">under §9 and do not offer it as a result of this paper.</w:t>
+        <w:t xml:space="preserve">in the repository. We supply it under §9 and do not offer its readings as results of this paper. Its value is that every reading in it is priced, which is what makes the file usable by someone who disagrees with all of them.</w:t>
       </w:r>
     </w:p>
     <w:p>

--- a/docs/edit/paper_EDIT.docx
+++ b/docs/edit/paper_EDIT.docx
@@ -197,7 +197,7 @@
         <w:t xml:space="preserve"> </w:t>
       </w:r>
       <w:r>
-        <w:t xml:space="preserve">glossary, and 1,017 verified Chinese–Sanskrit pairs separated out of a Buddhist dictionary that</w:t>
+        <w:t xml:space="preserve">glossary, and 1,110 verified Chinese–Sanskrit pairs separated out of a Buddhist dictionary that</w:t>
       </w:r>
       <w:r>
         <w:t xml:space="preserve"> </w:t>
@@ -447,7 +447,7 @@
         <w:t xml:space="preserve"> </w:t>
       </w:r>
       <w:r>
-        <w:t xml:space="preserve">chance resemblance is pervasive in long-range comparison; his reviewer sharpened it into a threshold</w:t>
+        <w:t xml:space="preserve">chance resemblance is pervasive in long-range comparison; Altmann, reviewing it, sharpened it into a threshold</w:t>
       </w:r>
       <w:r>
         <w:t xml:space="preserve"> </w:t>
@@ -815,7 +815,7 @@
         <w:pStyle w:val="BodyText"/>
       </w:pPr>
       <w:r>
-        <w:t xml:space="preserve">A review in</w:t>
+        <w:t xml:space="preserve">Altmann, reviewing it in</w:t>
       </w:r>
       <w:r>
         <w:t xml:space="preserve"> </w:t>
@@ -831,7 +831,7 @@
         <w:t xml:space="preserve"> </w:t>
       </w:r>
       <w:r>
-        <w:t xml:space="preserve">the following year pressed the point into a question that can</w:t>
+        <w:t xml:space="preserve">the following year, pressed the point into a question that can</w:t>
       </w:r>
       <w:r>
         <w:t xml:space="preserve"> </w:t>
@@ -852,7 +852,7 @@
         <w:t xml:space="preserve"> </w:t>
       </w:r>
       <w:r>
-        <w:t xml:space="preserve">Sound laws, the reviewer</w:t>
+        <w:t xml:space="preserve">Sound laws, Altmann</w:t>
       </w:r>
       <w:r>
         <w:t xml:space="preserve"> </w:t>
@@ -1373,7 +1373,7 @@
           <w:bCs/>
           <w:b/>
         </w:rPr>
-        <w:t xml:space="preserve">1,017 verified pairs</w:t>
+        <w:t xml:space="preserve">1,110 verified pairs</w:t>
       </w:r>
       <w:r>
         <w:t xml:space="preserve">. We kept the 7,480 rejected entries separately so anyone</w:t>
@@ -2195,7 +2195,7 @@
               <w:jc w:val="left"/>
             </w:pPr>
             <w:r>
-              <w:t xml:space="preserve">1,017</w:t>
+              <w:t xml:space="preserve">1,110</w:t>
             </w:r>
           </w:p>
         </w:tc>
@@ -3718,7 +3718,7 @@
               <w:jc w:val="left"/>
             </w:pPr>
             <w:r>
-              <w:t xml:space="preserve">—</w:t>
+              <w:t xml:space="preserve">–</w:t>
             </w:r>
           </w:p>
         </w:tc>
@@ -3976,7 +3976,7 @@
               <w:jc w:val="left"/>
             </w:pPr>
             <w:r>
-              <w:t xml:space="preserve">—</w:t>
+              <w:t xml:space="preserve">–</w:t>
             </w:r>
           </w:p>
         </w:tc>
@@ -5110,7 +5110,7 @@
           <w:bCs/>
           <w:b/>
         </w:rPr>
-        <w:t xml:space="preserve">This is the reviewer's question, answered.</w:t>
+        <w:t xml:space="preserve">This is Altmann's question, answered.</w:t>
       </w:r>
       <w:r>
         <w:t xml:space="preserve"> </w:t>
@@ -5170,7 +5170,7 @@
         <w:t xml:space="preserve"> </w:t>
       </w:r>
       <w:r>
-        <w:t xml:space="preserve">By the reviewer's criterion the vowel cannot be classified, and no larger sample would help,</w:t>
+        <w:t xml:space="preserve">By Altmann's criterion the vowel cannot be classified, and no larger sample would help,</w:t>
       </w:r>
       <w:r>
         <w:t xml:space="preserve"> </w:t>
@@ -5267,7 +5267,7 @@
         <w:t xml:space="preserve"> </w:t>
       </w:r>
       <w:r>
-        <w:t xml:space="preserve">The reviewer asked for one number: the</w:t>
+        <w:t xml:space="preserve">Altmann asked for one number: the</w:t>
       </w:r>
       <w:r>
         <w:t xml:space="preserve"> </w:t>
@@ -6325,7 +6325,7 @@
         <w:t xml:space="preserve"> </w:t>
       </w:r>
       <w:r>
-        <w:t xml:space="preserve">corpus records what he chose. Of 37 source syllables ending in</w:t>
+        <w:t xml:space="preserve">corpus records what he chose. Of 39 source syllables ending in</w:t>
       </w:r>
       <w:r>
         <w:t xml:space="preserve"> </w:t>
@@ -6356,7 +6356,7 @@
         <w:t xml:space="preserve"> </w:t>
       </w:r>
       <w:r>
-        <w:t xml:space="preserve">21 times (57%), used a</w:t>
+        <w:t xml:space="preserve">21 times (54%), used a</w:t>
       </w:r>
       <w:r>
         <w:t xml:space="preserve"> </w:t>
@@ -6378,13 +6378,13 @@
           <w:bCs/>
           <w:b/>
         </w:rPr>
-        <w:t xml:space="preserve">14</w:t>
-      </w:r>
-      <w:r>
-        <w:t xml:space="preserve"> </w:t>
-      </w:r>
-      <w:r>
-        <w:t xml:space="preserve">times (38%):</w:t>
+        <w:t xml:space="preserve">16</w:t>
+      </w:r>
+      <w:r>
+        <w:t xml:space="preserve"> </w:t>
+      </w:r>
+      <w:r>
+        <w:t xml:space="preserve">times (41%):</w:t>
       </w:r>
       <w:r>
         <w:t xml:space="preserve"> </w:t>
@@ -6589,7 +6589,7 @@
         <w:t xml:space="preserve"> </w:t>
       </w:r>
       <w:r>
-        <w:t xml:space="preserve">two characters, but 93 of the 1,017 verified pairs use fewer characters than syllables, and in 47</w:t>
+        <w:t xml:space="preserve">two characters, but 93 of the 1,110 verified pairs use fewer characters than syllables, and in 47</w:t>
       </w:r>
       <w:r>
         <w:t xml:space="preserve"> </w:t>
@@ -9857,10 +9857,393 @@
     </w:p>
     <w:p>
       <w:pPr>
+        <w:numPr>
+          <w:ilvl w:val="0"/>
+          <w:numId w:val="1001"/>
+        </w:numPr>
+        <w:pStyle w:val="Compact"/>
+      </w:pPr>
+      <w:r>
+        <w:rPr>
+          <w:bCs/>
+          <w:b/>
+        </w:rPr>
+        <w:t xml:space="preserve">The unwritten vowel is the condition the onset requires.</w:t>
+      </w:r>
+      <w:r>
+        <w:t xml:space="preserve"> </w:t>
+      </w:r>
+      <w:r>
+        <w:t xml:space="preserve">若</w:t>
+      </w:r>
+      <w:r>
+        <w:t xml:space="preserve"> </w:t>
+      </w:r>
+      <w:r>
+        <w:t xml:space="preserve">is</w:t>
+      </w:r>
+      <w:r>
+        <w:t xml:space="preserve"> </w:t>
+      </w:r>
+      <w:r>
+        <w:t xml:space="preserve">ńɑk</w:t>
+      </w:r>
+      <w:r>
+        <w:t xml:space="preserve">, and its onset is a palatal</w:t>
+      </w:r>
+      <w:r>
+        <w:t xml:space="preserve"> </w:t>
+      </w:r>
+      <w:r>
+        <w:t xml:space="preserve">nasal. Turkic has no palatal nasal: its nasals are the dental</w:t>
+      </w:r>
+      <w:r>
+        <w:t xml:space="preserve"> </w:t>
+      </w:r>
+      <w:r>
+        <w:t xml:space="preserve">n</w:t>
+      </w:r>
+      <w:r>
+        <w:t xml:space="preserve"> </w:t>
+      </w:r>
+      <w:r>
+        <w:t xml:space="preserve">and the velar</w:t>
+      </w:r>
+      <w:r>
+        <w:t xml:space="preserve"> </w:t>
+      </w:r>
+      <w:r>
+        <w:t xml:space="preserve">ŋ</w:t>
+      </w:r>
+      <w:r>
+        <w:t xml:space="preserve">, the sound written</w:t>
+      </w:r>
+      <w:r>
+        <w:t xml:space="preserve"> </w:t>
+      </w:r>
+      <w:r>
+        <w:rPr>
+          <w:iCs/>
+          <w:i/>
+        </w:rPr>
+        <w:t xml:space="preserve">ñ</w:t>
+      </w:r>
+      <w:r>
+        <w:t xml:space="preserve"> </w:t>
+      </w:r>
+      <w:r>
+        <w:t xml:space="preserve">or</w:t>
+      </w:r>
+      <w:r>
+        <w:t xml:space="preserve"> </w:t>
+      </w:r>
+      <w:r>
+        <w:rPr>
+          <w:iCs/>
+          <w:i/>
+        </w:rPr>
+        <w:t xml:space="preserve">ng</w:t>
+      </w:r>
+      <w:r>
+        <w:t xml:space="preserve">.</w:t>
+      </w:r>
+      <w:r>
+        <w:t xml:space="preserve"> </w:t>
+      </w:r>
+      <w:r>
+        <w:t xml:space="preserve">The corpus shows the character class taking palatal sources and nothing else: a source</w:t>
+      </w:r>
+      <w:r>
+        <w:t xml:space="preserve"> </w:t>
+      </w:r>
+      <w:r>
+        <w:t xml:space="preserve">ñ</w:t>
+      </w:r>
+      <w:r>
+        <w:t xml:space="preserve"> </w:t>
+      </w:r>
+      <w:r>
+        <w:t xml:space="preserve">6 of 8, a source</w:t>
+      </w:r>
+      <w:r>
+        <w:t xml:space="preserve"> </w:t>
+      </w:r>
+      <w:r>
+        <w:t xml:space="preserve">j</w:t>
+      </w:r>
+      <w:r>
+        <w:t xml:space="preserve"> </w:t>
+      </w:r>
+      <w:r>
+        <w:t xml:space="preserve">4 of 31, a source</w:t>
+      </w:r>
+      <w:r>
+        <w:t xml:space="preserve"> </w:t>
+      </w:r>
+      <w:r>
+        <w:t xml:space="preserve">y</w:t>
+      </w:r>
+      <w:r>
+        <w:t xml:space="preserve"> </w:t>
+      </w:r>
+      <w:r>
+        <w:t xml:space="preserve">2 of 98, against a velar nasal 0 of 7 and a dental</w:t>
+      </w:r>
+      <w:r>
+        <w:t xml:space="preserve"> </w:t>
+      </w:r>
+      <w:r>
+        <w:t xml:space="preserve">n</w:t>
+      </w:r>
+      <w:r>
+        <w:t xml:space="preserve"> </w:t>
+      </w:r>
+      <w:r>
+        <w:t xml:space="preserve">0 of 126. A Turkic</w:t>
+      </w:r>
+      <w:r>
+        <w:t xml:space="preserve"> </w:t>
+      </w:r>
+      <w:r>
+        <w:rPr>
+          <w:iCs/>
+          <w:i/>
+        </w:rPr>
+        <w:t xml:space="preserve">n</w:t>
+      </w:r>
+      <w:r>
+        <w:t xml:space="preserve"> </w:t>
+      </w:r>
+      <w:r>
+        <w:t xml:space="preserve">can therefore be heard as this</w:t>
+      </w:r>
+      <w:r>
+        <w:t xml:space="preserve"> </w:t>
+      </w:r>
+      <w:r>
+        <w:t xml:space="preserve">onset only where something fronts it, and a preceding front vowel is such an environment.</w:t>
+      </w:r>
+      <w:r>
+        <w:t xml:space="preserve"> </w:t>
+      </w:r>
+      <w:r>
+        <w:t xml:space="preserve">The</w:t>
+      </w:r>
+      <w:r>
+        <w:t xml:space="preserve"> </w:t>
+      </w:r>
+      <w:r>
+        <w:rPr>
+          <w:iCs/>
+          <w:i/>
+        </w:rPr>
+        <w:t xml:space="preserve">i-</w:t>
+      </w:r>
+      <w:r>
+        <w:t xml:space="preserve"> </w:t>
+      </w:r>
+      <w:r>
+        <w:t xml:space="preserve">that the spelling does not write is what makes the palatal onset</w:t>
+      </w:r>
+      <w:r>
+        <w:t xml:space="preserve"> </w:t>
+      </w:r>
+      <w:r>
+        <w:t xml:space="preserve">intelligible, so the gap in the previous item is one the reading predicts rather than one</w:t>
+      </w:r>
+      <w:r>
+        <w:t xml:space="preserve"> </w:t>
+      </w:r>
+      <w:r>
+        <w:t xml:space="preserve">it must explain away.</w:t>
+      </w:r>
+      <w:r>
+        <w:t xml:space="preserve"> </w:t>
+      </w:r>
+      <w:r>
+        <w:rPr>
+          <w:bCs/>
+          <w:b/>
+        </w:rPr>
+        <w:t xml:space="preserve">This also decides which attested form is the relevant one.</w:t>
+      </w:r>
+      <w:r>
+        <w:t xml:space="preserve"> </w:t>
+      </w:r>
+      <w:r>
+        <w:t xml:space="preserve">Old Turkic</w:t>
+      </w:r>
+      <w:r>
+        <w:t xml:space="preserve"> </w:t>
+      </w:r>
+      <w:r>
+        <w:rPr>
+          <w:iCs/>
+          <w:i/>
+        </w:rPr>
+        <w:t xml:space="preserve">ınaq</w:t>
+      </w:r>
+      <w:r>
+        <w:t xml:space="preserve"> </w:t>
+      </w:r>
+      <w:r>
+        <w:t xml:space="preserve">is back-vocalic and its</w:t>
+      </w:r>
+      <w:r>
+        <w:t xml:space="preserve"> </w:t>
+      </w:r>
+      <w:r>
+        <w:rPr>
+          <w:iCs/>
+          <w:i/>
+        </w:rPr>
+        <w:t xml:space="preserve">ı-</w:t>
+      </w:r>
+      <w:r>
+        <w:t xml:space="preserve"> </w:t>
+      </w:r>
+      <w:r>
+        <w:t xml:space="preserve">would not front a following</w:t>
+      </w:r>
+      <w:r>
+        <w:t xml:space="preserve"> </w:t>
+      </w:r>
+      <w:r>
+        <w:t xml:space="preserve">nasal; the Codex Cumanicus</w:t>
+      </w:r>
+      <w:r>
+        <w:t xml:space="preserve"> </w:t>
+      </w:r>
+      <w:r>
+        <w:rPr>
+          <w:iCs/>
+          <w:i/>
+        </w:rPr>
+        <w:t xml:space="preserve">Inak</w:t>
+      </w:r>
+      <w:r>
+        <w:t xml:space="preserve"> </w:t>
+      </w:r>
+      <w:r>
+        <w:t xml:space="preserve">is front, and it is the form the sense was taken</w:t>
+      </w:r>
+      <w:r>
+        <w:t xml:space="preserve"> </w:t>
+      </w:r>
+      <w:r>
+        <w:t xml:space="preserve">from in the first item.</w:t>
+      </w:r>
+      <w:r>
+        <w:t xml:space="preserve"> </w:t>
+      </w:r>
+      <w:r>
+        <w:rPr>
+          <w:bCs/>
+          <w:b/>
+        </w:rPr>
+        <w:t xml:space="preserve">The limit.</w:t>
+      </w:r>
+      <w:r>
+        <w:t xml:space="preserve"> </w:t>
+      </w:r>
+      <w:r>
+        <w:t xml:space="preserve">The 0 of 126 is not evidence against a</w:t>
+      </w:r>
+      <w:r>
+        <w:t xml:space="preserve"> </w:t>
+      </w:r>
+      <w:r>
+        <w:t xml:space="preserve">Turkic</w:t>
+      </w:r>
+      <w:r>
+        <w:t xml:space="preserve"> </w:t>
+      </w:r>
+      <w:r>
+        <w:rPr>
+          <w:iCs/>
+          <w:i/>
+        </w:rPr>
+        <w:t xml:space="preserve">n</w:t>
+      </w:r>
+      <w:r>
+        <w:t xml:space="preserve"> </w:t>
+      </w:r>
+      <w:r>
+        <w:t xml:space="preserve">here. Sanskrit distinguishes a dental</w:t>
+      </w:r>
+      <w:r>
+        <w:t xml:space="preserve"> </w:t>
+      </w:r>
+      <w:r>
+        <w:t xml:space="preserve">n</w:t>
+      </w:r>
+      <w:r>
+        <w:t xml:space="preserve"> </w:t>
+      </w:r>
+      <w:r>
+        <w:t xml:space="preserve">from a</w:t>
+      </w:r>
+      <w:r>
+        <w:t xml:space="preserve"> </w:t>
+      </w:r>
+      <w:r>
+        <w:t xml:space="preserve">palatal</w:t>
+      </w:r>
+      <w:r>
+        <w:t xml:space="preserve"> </w:t>
+      </w:r>
+      <w:r>
+        <w:t xml:space="preserve">ñ</w:t>
+      </w:r>
+      <w:r>
+        <w:t xml:space="preserve"> </w:t>
+      </w:r>
+      <w:r>
+        <w:t xml:space="preserve">and always had a plain</w:t>
+      </w:r>
+      <w:r>
+        <w:t xml:space="preserve"> </w:t>
+      </w:r>
+      <w:r>
+        <w:t xml:space="preserve">n-</w:t>
+      </w:r>
+      <w:r>
+        <w:t xml:space="preserve"> </w:t>
+      </w:r>
+      <w:r>
+        <w:t xml:space="preserve">character available, so it never had occasion to send an</w:t>
+      </w:r>
+      <w:r>
+        <w:t xml:space="preserve"> </w:t>
+      </w:r>
+      <w:r>
+        <w:t xml:space="preserve">n</w:t>
+      </w:r>
+      <w:r>
+        <w:t xml:space="preserve"> </w:t>
+      </w:r>
+      <w:r>
+        <w:t xml:space="preserve">to a</w:t>
+      </w:r>
+      <w:r>
+        <w:t xml:space="preserve"> </w:t>
+      </w:r>
+      <w:r>
+        <w:t xml:space="preserve">palatal one. The zero records an absence of need, not a prohibition, and the corpus cannot</w:t>
+      </w:r>
+      <w:r>
+        <w:t xml:space="preserve"> </w:t>
+      </w:r>
+      <w:r>
+        <w:t xml:space="preserve">price this correspondence in either direction.</w:t>
+      </w:r>
+    </w:p>
+    <w:p>
+      <w:pPr>
         <w:pStyle w:val="FirstParagraph"/>
       </w:pPr>
       <w:r>
-        <w:t xml:space="preserve">Three of four hold, with the fourth named. That is the standard this paper asks of a</w:t>
+        <w:t xml:space="preserve">Four of five hold, with the one gap named and then accounted for. That is the standard this paper asks of a</w:t>
       </w:r>
       <w:r>
         <w:t xml:space="preserve"> </w:t>
@@ -12649,7 +13032,7 @@
         <w:t xml:space="preserve"> </w:t>
       </w:r>
       <w:r>
-        <w:t xml:space="preserve">the compressing, occurs in 47 of the 1,017 verified pairs:</w:t>
+        <w:t xml:space="preserve">the compressing, occurs in 47 of the 1,110 verified pairs:</w:t>
       </w:r>
       <w:r>
         <w:t xml:space="preserve"> </w:t>
@@ -13019,7 +13402,7 @@
               <w:br/>
             </w:r>
             <w:r>
-              <w:t xml:space="preserve">77 of 93  (83%)</w:t>
+              <w:t xml:space="preserve">94 of 111  (83%)</w:t>
             </w:r>
             <w:r>
               <w:br/>
@@ -13171,7 +13554,7 @@
               <w:br/>
             </w:r>
             <w:r>
-              <w:t xml:space="preserve">0 of 93</w:t>
+              <w:t xml:space="preserve">0 of 111</w:t>
             </w:r>
             <w:r>
               <w:br/>
@@ -13380,7 +13763,7 @@
               <w:br/>
             </w:r>
             <w:r>
-              <w:t xml:space="preserve">0 of 93</w:t>
+              <w:t xml:space="preserve">0 of 111</w:t>
             </w:r>
           </w:p>
         </w:tc>
@@ -13402,7 +13785,7 @@
               <w:br/>
             </w:r>
             <w:r>
-              <w:t xml:space="preserve">10 of 21  (48%)</w:t>
+              <w:t xml:space="preserve">11 of 23  (48%)</w:t>
             </w:r>
             <w:r>
               <w:br/>
@@ -17372,7 +17755,7 @@
               <w:jc w:val="left"/>
             </w:pPr>
             <w:r>
-              <w:t xml:space="preserve">—</w:t>
+              <w:t xml:space="preserve">–</w:t>
             </w:r>
           </w:p>
         </w:tc>
@@ -17437,7 +17820,7 @@
               <w:jc w:val="left"/>
             </w:pPr>
             <w:r>
-              <w:t xml:space="preserve">—</w:t>
+              <w:t xml:space="preserve">–</w:t>
             </w:r>
           </w:p>
         </w:tc>
@@ -19201,7 +19584,7 @@
       </w:pPr>
       <w:bookmarkStart w:id="67" w:name="r15"/>
       <w:r>
-        <w:t xml:space="preserve">[Unsigned review] (1974). Lautgesetz und Zufall [review of Doerfer 1973].</w:t>
+        <w:t xml:space="preserve">Altmann, G. (1974). Lautgesetz und Zufall [review of Doerfer 1973].</w:t>
       </w:r>
       <w:r>
         <w:t xml:space="preserve"> </w:t>

--- a/docs/edit/paper_EDIT.docx
+++ b/docs/edit/paper_EDIT.docx
@@ -30,7 +30,7 @@
         <w:t xml:space="preserve">Computational philology · corpora · negative results</w:t>
       </w:r>
     </w:p>
-    <w:bookmarkStart w:id="83" w:name="Xfbb52beb3e52dda5b4a5e3e1eff8f0a0edd8f59"/>
+    <w:bookmarkStart w:id="84" w:name="Xfbb52beb3e52dda5b4a5e3e1eff8f0a0edd8f59"/>
     <w:p>
       <w:pPr>
         <w:pStyle w:val="Heading1"/>
@@ -5337,7 +5337,7 @@
       </w:r>
     </w:p>
     <w:bookmarkEnd w:id="37"/>
-    <w:bookmarkStart w:id="43" w:name="five-measurements-of-scribal-practice"/>
+    <w:bookmarkStart w:id="44" w:name="five-measurements-of-scribal-practice"/>
     <w:p>
       <w:pPr>
         <w:pStyle w:val="Heading2"/>
@@ -8934,8 +8934,265 @@
       </w:r>
     </w:p>
     <w:bookmarkEnd w:id="42"/>
+    <w:bookmarkStart w:id="43" w:name="Xb626db11d1faa38f7835a2118b6e3cd898a0040"/>
+    <w:p>
+      <w:pPr>
+        <w:pStyle w:val="Heading3"/>
+      </w:pPr>
+      <w:r>
+        <w:t xml:space="preserve">8.6  A control on what a correct reading costs</w:t>
+      </w:r>
+    </w:p>
+    <w:p>
+      <w:pPr>
+        <w:pStyle w:val="FirstParagraph"/>
+      </w:pPr>
+      <w:r>
+        <w:t xml:space="preserve">The five measurements above are cell rates: how often one source sound was written one way. A</w:t>
+      </w:r>
+      <w:r>
+        <w:t xml:space="preserve"> </w:t>
+      </w:r>
+      <w:r>
+        <w:t xml:space="preserve">reading of a whole name is the product of six or nine such cells, so it falls with every extra</w:t>
+      </w:r>
+      <w:r>
+        <w:t xml:space="preserve"> </w:t>
+      </w:r>
+      <w:r>
+        <w:t xml:space="preserve">character and is a different quantity from any of them. The two must not be compared, and a</w:t>
+      </w:r>
+      <w:r>
+        <w:t xml:space="preserve"> </w:t>
+      </w:r>
+      <w:r>
+        <w:t xml:space="preserve">reader needs a scale for the second kind of figure.</w:t>
+      </w:r>
+    </w:p>
+    <w:p>
+      <w:pPr>
+        <w:pStyle w:val="BodyText"/>
+      </w:pPr>
+      <w:r>
+        <w:t xml:space="preserve">One item in the record supplies it.</w:t>
+      </w:r>
+      <w:r>
+        <w:t xml:space="preserve"> </w:t>
+      </w:r>
+      <w:r>
+        <w:t xml:space="preserve">撑犁</w:t>
+      </w:r>
+      <w:r>
+        <w:t xml:space="preserve"> </w:t>
+      </w:r>
+      <w:r>
+        <w:t xml:space="preserve">is the only two-character item</w:t>
+      </w:r>
+      <w:r>
+        <w:t xml:space="preserve"> </w:t>
+      </w:r>
+      <w:r>
+        <w:t xml:space="preserve">whose meaning the Chinese sources state outright, 匈奴謂天為撐犁, "the Xiongnu call heaven</w:t>
+      </w:r>
+      <w:r>
+        <w:t xml:space="preserve"> </w:t>
+      </w:r>
+      <w:r>
+        <w:rPr>
+          <w:iCs/>
+          <w:i/>
+        </w:rPr>
+        <w:t xml:space="preserve">chengli</w:t>
+      </w:r>
+      <w:r>
+        <w:t xml:space="preserve">", and its identification with the Turkic word for heaven is not in dispute. Its</w:t>
+      </w:r>
+      <w:r>
+        <w:t xml:space="preserve"> </w:t>
+      </w:r>
+      <w:r>
+        <w:t xml:space="preserve">correct reading therefore measures the machinery rather than the reading. Priced on the rates in</w:t>
+      </w:r>
+      <w:r>
+        <w:t xml:space="preserve"> </w:t>
+      </w:r>
+      <w:r>
+        <w:t xml:space="preserve">this section it costs</w:t>
+      </w:r>
+      <w:r>
+        <w:t xml:space="preserve"> </w:t>
+      </w:r>
+      <w:r>
+        <w:rPr>
+          <w:bCs/>
+          <w:b/>
+        </w:rPr>
+        <w:t xml:space="preserve">1 in 152</w:t>
+      </w:r>
+      <w:r>
+        <w:t xml:space="preserve">, about 8% per character. That is the scale: a</w:t>
+      </w:r>
+      <w:r>
+        <w:t xml:space="preserve"> </w:t>
+      </w:r>
+      <w:r>
+        <w:t xml:space="preserve">proposal costing 1 in 24 or 1 in 44 is not thereby expensive, and one costing 1 in 200,000 is.</w:t>
+      </w:r>
+    </w:p>
+    <w:p>
+      <w:pPr>
+        <w:pStyle w:val="BodyText"/>
+      </w:pPr>
+      <w:r>
+        <w:rPr>
+          <w:bCs/>
+          <w:b/>
+        </w:rPr>
+        <w:t xml:space="preserve">The same control carries a second result, on the vowel.</w:t>
+      </w:r>
+      <w:r>
+        <w:t xml:space="preserve"> </w:t>
+      </w:r>
+      <w:r>
+        <w:t xml:space="preserve">撑</w:t>
+      </w:r>
+      <w:r>
+        <w:t xml:space="preserve"> </w:t>
+      </w:r>
+      <w:r>
+        <w:t xml:space="preserve">is an open-vowel character, and an open vowel writes a source</w:t>
+      </w:r>
+      <w:r>
+        <w:t xml:space="preserve"> </w:t>
+      </w:r>
+      <w:r>
+        <w:rPr>
+          <w:iCs/>
+          <w:i/>
+        </w:rPr>
+        <w:t xml:space="preserve">a</w:t>
+      </w:r>
+      <w:r>
+        <w:t xml:space="preserve"> </w:t>
+      </w:r>
+      <w:r>
+        <w:t xml:space="preserve">1,127 times in 1,634 and a source</w:t>
+      </w:r>
+      <w:r>
+        <w:t xml:space="preserve"> </w:t>
+      </w:r>
+      <w:r>
+        <w:rPr>
+          <w:iCs/>
+          <w:i/>
+        </w:rPr>
+        <w:t xml:space="preserve">i</w:t>
+      </w:r>
+      <w:r>
+        <w:t xml:space="preserve"> </w:t>
+      </w:r>
+      <w:r>
+        <w:t xml:space="preserve">or</w:t>
+      </w:r>
+      <w:r>
+        <w:t xml:space="preserve"> </w:t>
+      </w:r>
+      <w:r>
+        <w:rPr>
+          <w:iCs/>
+          <w:i/>
+        </w:rPr>
+        <w:t xml:space="preserve">e</w:t>
+      </w:r>
+      <w:r>
+        <w:t xml:space="preserve"> </w:t>
+      </w:r>
+      <w:r>
+        <w:t xml:space="preserve">27 times in 406. On this</w:t>
+      </w:r>
+      <w:r>
+        <w:t xml:space="preserve"> </w:t>
+      </w:r>
+      <w:r>
+        <w:t xml:space="preserve">spelling the Xiongnu-period form was</w:t>
+      </w:r>
+      <w:r>
+        <w:t xml:space="preserve"> </w:t>
+      </w:r>
+      <w:r>
+        <w:rPr>
+          <w:iCs/>
+          <w:i/>
+        </w:rPr>
+        <w:t xml:space="preserve">taŋrı</w:t>
+      </w:r>
+      <w:r>
+        <w:t xml:space="preserve">, at 1 in 152, rather than Kāşgarî's</w:t>
+      </w:r>
+      <w:r>
+        <w:t xml:space="preserve"> </w:t>
+      </w:r>
+      <w:r>
+        <w:rPr>
+          <w:iCs/>
+          <w:i/>
+        </w:rPr>
+        <w:t xml:space="preserve">teŋri</w:t>
+      </w:r>
+      <w:r>
+        <w:t xml:space="preserve">, at 1 in 1,579, and the whole factor of ten between them is that one cell. Modern</w:t>
+      </w:r>
+      <w:r>
+        <w:t xml:space="preserve"> </w:t>
+      </w:r>
+      <w:r>
+        <w:t xml:space="preserve">Turkish</w:t>
+      </w:r>
+      <w:r>
+        <w:t xml:space="preserve"> </w:t>
+      </w:r>
+      <w:r>
+        <w:rPr>
+          <w:iCs/>
+          <w:i/>
+        </w:rPr>
+        <w:t xml:space="preserve">Tanrı</w:t>
+      </w:r>
+      <w:r>
+        <w:t xml:space="preserve"> </w:t>
+      </w:r>
+      <w:r>
+        <w:t xml:space="preserve">keeps the</w:t>
+      </w:r>
+      <w:r>
+        <w:t xml:space="preserve"> </w:t>
+      </w:r>
+      <w:r>
+        <w:rPr>
+          <w:iCs/>
+          <w:i/>
+        </w:rPr>
+        <w:t xml:space="preserve">a</w:t>
+      </w:r>
+      <w:r>
+        <w:t xml:space="preserve">. We record this as what the transcription measures and</w:t>
+      </w:r>
+      <w:r>
+        <w:t xml:space="preserve"> </w:t>
+      </w:r>
+      <w:r>
+        <w:t xml:space="preserve">not as a new claim about the word: the vocalism of this item has its own literature, and Georg</w:t>
+      </w:r>
+      <w:r>
+        <w:t xml:space="preserve"> </w:t>
+      </w:r>
+      <w:r>
+        <w:t xml:space="preserve">2001, which argues the word is a Yeniseian borrowing, is among the works we have not obtained.</w:t>
+      </w:r>
+    </w:p>
     <w:bookmarkEnd w:id="43"/>
-    <w:bookmarkStart w:id="46" w:name="X18e877f3e1c3d2dd8c6c1f8b8056a29434f58aa"/>
+    <w:bookmarkEnd w:id="44"/>
+    <w:bookmarkStart w:id="47" w:name="X18e877f3e1c3d2dd8c6c1f8b8056a29434f58aa"/>
     <w:p>
       <w:pPr>
         <w:pStyle w:val="Heading2"/>
@@ -10484,7 +10741,7 @@
         <w:t xml:space="preserve">quoted in support of an individual reading, the concrete form of the warning in §6.2.</w:t>
       </w:r>
     </w:p>
-    <w:bookmarkStart w:id="44" w:name="two-cases-which-are-not-ours-to-propose"/>
+    <w:bookmarkStart w:id="45" w:name="two-cases-which-are-not-ours-to-propose"/>
     <w:p>
       <w:pPr>
         <w:pStyle w:val="Heading3"/>
@@ -11044,6 +11301,16 @@
         <w:pStyle w:val="BodyText"/>
       </w:pPr>
       <w:r>
+        <w:rPr>
+          <w:bCs/>
+          <w:b/>
+        </w:rPr>
+        <w:t xml:space="preserve">The manuscript carries both orders of the word.</w:t>
+      </w:r>
+      <w:r>
+        <w:t xml:space="preserve"> </w:t>
+      </w:r>
+      <w:r>
         <w:t xml:space="preserve">Kāşgarî's text at volume III, page 382 of the</w:t>
       </w:r>
       <w:r>
@@ -11070,7 +11337,7 @@
           <w:iCs/>
           <w:i/>
         </w:rPr>
-        <w:t xml:space="preserve">kırpa:k</w:t>
+        <w:t xml:space="preserve">kırŋa:k</w:t>
       </w:r>
       <w:r>
         <w:t xml:space="preserve"> </w:t>
@@ -11089,44 +11356,547 @@
         <w:t xml:space="preserve">kıŋra:k</w:t>
       </w:r>
       <w:r>
-        <w:t xml:space="preserve">. So this form rests on a marginal emendation rather than the text as</w:t>
-      </w:r>
-      <w:r>
-        <w:t xml:space="preserve"> </w:t>
-      </w:r>
-      <w:r>
-        <w:t xml:space="preserve">written. The emendation is not the only support for it: Hirth took the word from living Turki</w:t>
-      </w:r>
-      <w:r>
-        <w:t xml:space="preserve"> </w:t>
-      </w:r>
-      <w:r>
-        <w:t xml:space="preserve">dialects in 1908, and the Teleut and Kirghiz survivals cited above are independent of the</w:t>
-      </w:r>
-      <w:r>
-        <w:t xml:space="preserve"> </w:t>
-      </w:r>
-      <w:r>
-        <w:t xml:space="preserve">Dīwān's manuscript altogether.</w:t>
-      </w:r>
-      <w:r>
-        <w:t xml:space="preserve"> </w:t>
-      </w:r>
-      <w:r>
-        <w:rPr>
-          <w:iCs/>
-          <w:i/>
-        </w:rPr>
-        <w:t xml:space="preserve">kıñır</w:t>
-      </w:r>
-      <w:r>
-        <w:t xml:space="preserve">, on the other hand, fits the transcription exactly, at three</w:t>
-      </w:r>
-      <w:r>
-        <w:t xml:space="preserve"> </w:t>
-      </w:r>
-      <w:r>
-        <w:t xml:space="preserve">consonants with nothing supplied;</w:t>
+        <w:t xml:space="preserve">, so the form used here rests on a marginal emendation rather than on the text as</w:t>
+      </w:r>
+      <w:r>
+        <w:t xml:space="preserve"> </w:t>
+      </w:r>
+      <w:r>
+        <w:t xml:space="preserve">written. Dankoff and Kelly print the text form and gloss it "a broad knife (</w:t>
+      </w:r>
+      <w:r>
+        <w:rPr>
+          <w:iCs/>
+          <w:i/>
+        </w:rPr>
+        <w:t xml:space="preserve">ṣafra</w:t>
+      </w:r>
+      <w:r>
+        <w:t xml:space="preserve">) like a</w:t>
+      </w:r>
+      <w:r>
+        <w:t xml:space="preserve"> </w:t>
+      </w:r>
+      <w:r>
+        <w:t xml:space="preserve">cleaver (</w:t>
+      </w:r>
+      <w:r>
+        <w:rPr>
+          <w:iCs/>
+          <w:i/>
+        </w:rPr>
+        <w:t xml:space="preserve">sāṭūr</w:t>
+      </w:r>
+      <w:r>
+        <w:t xml:space="preserve">) used to cut meat or dough", which is the same object Clauson describes.</w:t>
+      </w:r>
+      <w:r>
+        <w:t xml:space="preserve"> </w:t>
+      </w:r>
+      <w:r>
+        <w:rPr>
+          <w:bCs/>
+          <w:b/>
+        </w:rPr>
+        <w:t xml:space="preserve">The two editions therefore agree on what the word means and differ only on the order of the</w:t>
+      </w:r>
+      <w:r>
+        <w:rPr>
+          <w:bCs/>
+          <w:b/>
+        </w:rPr>
+        <w:t xml:space="preserve"> </w:t>
+      </w:r>
+      <w:r>
+        <w:rPr>
+          <w:bCs/>
+          <w:b/>
+        </w:rPr>
+        <w:t xml:space="preserve">r</w:t>
+      </w:r>
+      <w:r>
+        <w:rPr>
+          <w:bCs/>
+          <w:b/>
+        </w:rPr>
+        <w:t xml:space="preserve"> </w:t>
+      </w:r>
+      <w:r>
+        <w:rPr>
+          <w:bCs/>
+          <w:b/>
+        </w:rPr>
+        <w:t xml:space="preserve">and the</w:t>
+      </w:r>
+      <w:r>
+        <w:rPr>
+          <w:bCs/>
+          <w:b/>
+        </w:rPr>
+        <w:t xml:space="preserve"> </w:t>
+      </w:r>
+      <w:r>
+        <w:rPr>
+          <w:bCs/>
+          <w:b/>
+        </w:rPr>
+        <w:t xml:space="preserve">ŋ</w:t>
+      </w:r>
+      <w:r>
+        <w:rPr>
+          <w:bCs/>
+          <w:b/>
+        </w:rPr>
+        <w:t xml:space="preserve">.</w:t>
+      </w:r>
+      <w:r>
+        <w:t xml:space="preserve"> </w:t>
+      </w:r>
+      <w:r>
+        <w:t xml:space="preserve">That is not a disagreement</w:t>
+      </w:r>
+      <w:r>
+        <w:t xml:space="preserve"> </w:t>
+      </w:r>
+      <w:r>
+        <w:t xml:space="preserve">about which word is on the page. It is the ordinary Turkic transposition of a liquid across a</w:t>
+      </w:r>
+      <w:r>
+        <w:t xml:space="preserve"> </w:t>
+      </w:r>
+      <w:r>
+        <w:t xml:space="preserve">following consonant, the alternation that gives standard</w:t>
+      </w:r>
+      <w:r>
+        <w:t xml:space="preserve"> </w:t>
+      </w:r>
+      <w:r>
+        <w:rPr>
+          <w:iCs/>
+          <w:i/>
+        </w:rPr>
+        <w:t xml:space="preserve">toprak</w:t>
+      </w:r>
+      <w:r>
+        <w:t xml:space="preserve"> </w:t>
+      </w:r>
+      <w:r>
+        <w:t xml:space="preserve">beside dialect</w:t>
+      </w:r>
+      <w:r>
+        <w:t xml:space="preserve"> </w:t>
+      </w:r>
+      <w:r>
+        <w:rPr>
+          <w:iCs/>
+          <w:i/>
+        </w:rPr>
+        <w:t xml:space="preserve">torpak</w:t>
+      </w:r>
+      <w:r>
+        <w:t xml:space="preserve">,</w:t>
+      </w:r>
+      <w:r>
+        <w:t xml:space="preserve"> </w:t>
+      </w:r>
+      <w:r>
+        <w:rPr>
+          <w:iCs/>
+          <w:i/>
+        </w:rPr>
+        <w:t xml:space="preserve">yaprak</w:t>
+      </w:r>
+      <w:r>
+        <w:t xml:space="preserve"> </w:t>
+      </w:r>
+      <w:r>
+        <w:t xml:space="preserve">beside</w:t>
+      </w:r>
+      <w:r>
+        <w:t xml:space="preserve"> </w:t>
+      </w:r>
+      <w:r>
+        <w:rPr>
+          <w:iCs/>
+          <w:i/>
+        </w:rPr>
+        <w:t xml:space="preserve">yarpak</w:t>
+      </w:r>
+      <w:r>
+        <w:t xml:space="preserve">,</w:t>
+      </w:r>
+      <w:r>
+        <w:t xml:space="preserve"> </w:t>
+      </w:r>
+      <w:r>
+        <w:rPr>
+          <w:iCs/>
+          <w:i/>
+        </w:rPr>
+        <w:t xml:space="preserve">kirpik</w:t>
+      </w:r>
+      <w:r>
+        <w:t xml:space="preserve"> </w:t>
+      </w:r>
+      <w:r>
+        <w:t xml:space="preserve">beside</w:t>
+      </w:r>
+      <w:r>
+        <w:t xml:space="preserve"> </w:t>
+      </w:r>
+      <w:r>
+        <w:rPr>
+          <w:iCs/>
+          <w:i/>
+        </w:rPr>
+        <w:t xml:space="preserve">kiprik</w:t>
+      </w:r>
+      <w:r>
+        <w:t xml:space="preserve"> </w:t>
+      </w:r>
+      <w:r>
+        <w:t xml:space="preserve">and</w:t>
+      </w:r>
+      <w:r>
+        <w:t xml:space="preserve"> </w:t>
+      </w:r>
+      <w:r>
+        <w:rPr>
+          <w:iCs/>
+          <w:i/>
+        </w:rPr>
+        <w:t xml:space="preserve">köprü</w:t>
+      </w:r>
+      <w:r>
+        <w:t xml:space="preserve"> </w:t>
+      </w:r>
+      <w:r>
+        <w:t xml:space="preserve">beside</w:t>
+      </w:r>
+      <w:r>
+        <w:t xml:space="preserve"> </w:t>
+      </w:r>
+      <w:r>
+        <w:rPr>
+          <w:iCs/>
+          <w:i/>
+        </w:rPr>
+        <w:t xml:space="preserve">körpü</w:t>
+      </w:r>
+      <w:r>
+        <w:t xml:space="preserve">, and that carried Old Turkic</w:t>
+      </w:r>
+      <w:r>
+        <w:t xml:space="preserve"> </w:t>
+      </w:r>
+      <w:r>
+        <w:rPr>
+          <w:iCs/>
+          <w:i/>
+        </w:rPr>
+        <w:t xml:space="preserve">kaşru</w:t>
+      </w:r>
+      <w:r>
+        <w:t xml:space="preserve"> </w:t>
+      </w:r>
+      <w:r>
+        <w:t xml:space="preserve">into modern</w:t>
+      </w:r>
+      <w:r>
+        <w:t xml:space="preserve"> </w:t>
+      </w:r>
+      <w:r>
+        <w:rPr>
+          <w:iCs/>
+          <w:i/>
+        </w:rPr>
+        <w:t xml:space="preserve">karşı</w:t>
+      </w:r>
+      <w:r>
+        <w:t xml:space="preserve">.</w:t>
+      </w:r>
+      <w:r>
+        <w:t xml:space="preserve"> </w:t>
+      </w:r>
+      <w:r>
+        <w:rPr>
+          <w:iCs/>
+          <w:i/>
+        </w:rPr>
+        <w:t xml:space="preserve">Kırŋak</w:t>
+      </w:r>
+      <w:r>
+        <w:t xml:space="preserve"> </w:t>
+      </w:r>
+      <w:r>
+        <w:t xml:space="preserve">and</w:t>
+      </w:r>
+      <w:r>
+        <w:t xml:space="preserve"> </w:t>
+      </w:r>
+      <w:r>
+        <w:rPr>
+          <w:iCs/>
+          <w:i/>
+        </w:rPr>
+        <w:t xml:space="preserve">kıŋrak</w:t>
+      </w:r>
+      <w:r>
+        <w:t xml:space="preserve"> </w:t>
+      </w:r>
+      <w:r>
+        <w:t xml:space="preserve">are two orders of one word.</w:t>
+      </w:r>
+    </w:p>
+    <w:p>
+      <w:pPr>
+        <w:pStyle w:val="BodyText"/>
+      </w:pPr>
+      <w:r>
+        <w:rPr>
+          <w:bCs/>
+          <w:b/>
+        </w:rPr>
+        <w:t xml:space="preserve">What that costs and what it does not.</w:t>
+      </w:r>
+      <w:r>
+        <w:t xml:space="preserve"> </w:t>
+      </w:r>
+      <w:r>
+        <w:t xml:space="preserve">It costs the transcription its vote. Of the</w:t>
+      </w:r>
+      <w:r>
+        <w:t xml:space="preserve"> </w:t>
+      </w:r>
+      <w:r>
+        <w:t xml:space="preserve">two orders only</w:t>
+      </w:r>
+      <w:r>
+        <w:t xml:space="preserve"> </w:t>
+      </w:r>
+      <w:r>
+        <w:rPr>
+          <w:iCs/>
+          <w:i/>
+        </w:rPr>
+        <w:t xml:space="preserve">kıŋrak</w:t>
+      </w:r>
+      <w:r>
+        <w:t xml:space="preserve"> </w:t>
+      </w:r>
+      <w:r>
+        <w:t xml:space="preserve">can be written with these characters: 徑 carries a velar onset and a</w:t>
+      </w:r>
+      <w:r>
+        <w:t xml:space="preserve"> </w:t>
+      </w:r>
+      <w:r>
+        <w:t xml:space="preserve">written</w:t>
+      </w:r>
+      <w:r>
+        <w:t xml:space="preserve"> </w:t>
+      </w:r>
+      <w:r>
+        <w:t xml:space="preserve">-ŋ</w:t>
+      </w:r>
+      <w:r>
+        <w:t xml:space="preserve"> </w:t>
+      </w:r>
+      <w:r>
+        <w:t xml:space="preserve">coda and 路 a Chinese</w:t>
+      </w:r>
+      <w:r>
+        <w:t xml:space="preserve"> </w:t>
+      </w:r>
+      <w:r>
+        <w:t xml:space="preserve">l-</w:t>
+      </w:r>
+      <w:r>
+        <w:t xml:space="preserve">, so the</w:t>
+      </w:r>
+      <w:r>
+        <w:t xml:space="preserve"> </w:t>
+      </w:r>
+      <w:r>
+        <w:t xml:space="preserve">spelling prices</w:t>
+      </w:r>
+      <w:r>
+        <w:t xml:space="preserve"> </w:t>
+      </w:r>
+      <w:r>
+        <w:rPr>
+          <w:iCs/>
+          <w:i/>
+        </w:rPr>
+        <w:t xml:space="preserve">kıŋrak</w:t>
+      </w:r>
+      <w:r>
+        <w:t xml:space="preserve"> </w:t>
+      </w:r>
+      <w:r>
+        <w:t xml:space="preserve">at 1 in 7, two characters for two syllables in order, and</w:t>
+      </w:r>
+      <w:r>
+        <w:t xml:space="preserve"> </w:t>
+      </w:r>
+      <w:r>
+        <w:rPr>
+          <w:iCs/>
+          <w:i/>
+        </w:rPr>
+        <w:t xml:space="preserve">kırŋak</w:t>
+      </w:r>
+      <w:r>
+        <w:t xml:space="preserve"> </w:t>
+      </w:r>
+      <w:r>
+        <w:t xml:space="preserve">at 1 in 123, the latter only by compressing two syllables onto 徑 and leaving 路</w:t>
+      </w:r>
+      <w:r>
+        <w:t xml:space="preserve"> </w:t>
+      </w:r>
+      <w:r>
+        <w:t xml:space="preserve">idle, since no Chinese</w:t>
+      </w:r>
+      <w:r>
+        <w:t xml:space="preserve"> </w:t>
+      </w:r>
+      <w:r>
+        <w:t xml:space="preserve">l-</w:t>
+      </w:r>
+      <w:r>
+        <w:t xml:space="preserve"> </w:t>
+      </w:r>
+      <w:r>
+        <w:t xml:space="preserve">character in the corpus writes a source velar</w:t>
+      </w:r>
+      <w:r>
+        <w:t xml:space="preserve"> </w:t>
+      </w:r>
+      <w:r>
+        <w:t xml:space="preserve">nasal. We record that</w:t>
+      </w:r>
+      <w:r>
+        <w:t xml:space="preserve"> </w:t>
+      </w:r>
+      <w:r>
+        <w:t xml:space="preserve">and do not lean on it: the reading is what is under test here, so the Chinese side cannot also be</w:t>
+      </w:r>
+      <w:r>
+        <w:t xml:space="preserve"> </w:t>
+      </w:r>
+      <w:r>
+        <w:t xml:space="preserve">the evidence that picks the Turkic form. What it does not cost is the identification, because the</w:t>
+      </w:r>
+      <w:r>
+        <w:t xml:space="preserve"> </w:t>
+      </w:r>
+      <w:r>
+        <w:t xml:space="preserve">order is settled inside Turkic without reference to Chinese. The margin corrects toward</w:t>
+      </w:r>
+      <w:r>
+        <w:t xml:space="preserve"> </w:t>
+      </w:r>
+      <w:r>
+        <w:rPr>
+          <w:iCs/>
+          <w:i/>
+        </w:rPr>
+        <w:t xml:space="preserve">kıŋrak</w:t>
+      </w:r>
+      <w:r>
+        <w:t xml:space="preserve">; Clauson derives that order from</w:t>
+      </w:r>
+      <w:r>
+        <w:t xml:space="preserve"> </w:t>
+      </w:r>
+      <w:r>
+        <w:rPr>
+          <w:iCs/>
+          <w:i/>
+        </w:rPr>
+        <w:t xml:space="preserve">kıŋır</w:t>
+      </w:r>
+      <w:r>
+        <w:t xml:space="preserve"> </w:t>
+      </w:r>
+      <w:r>
+        <w:t xml:space="preserve">"crooked", where the text order has</w:t>
+      </w:r>
+      <w:r>
+        <w:t xml:space="preserve"> </w:t>
+      </w:r>
+      <w:r>
+        <w:t xml:space="preserve">no etymology at all; and every modern survival keeps it, Teleut</w:t>
+      </w:r>
+      <w:r>
+        <w:t xml:space="preserve"> </w:t>
+      </w:r>
+      <w:r>
+        <w:rPr>
+          <w:iCs/>
+          <w:i/>
+        </w:rPr>
+        <w:t xml:space="preserve">kıŋırak</w:t>
+      </w:r>
+      <w:r>
+        <w:t xml:space="preserve"> </w:t>
+      </w:r>
+      <w:r>
+        <w:t xml:space="preserve">and Kirghiz</w:t>
+      </w:r>
+      <w:r>
+        <w:t xml:space="preserve"> </w:t>
+      </w:r>
+      <w:r>
+        <w:rPr>
+          <w:iCs/>
+          <w:i/>
+        </w:rPr>
+        <w:t xml:space="preserve">kıŋarak / kıŋırak</w:t>
+      </w:r>
+      <w:r>
+        <w:t xml:space="preserve">. Hirth, who made the comparison in 1908, took the word from living</w:t>
+      </w:r>
+      <w:r>
+        <w:t xml:space="preserve"> </w:t>
+      </w:r>
+      <w:r>
+        <w:t xml:space="preserve">Turki dialects and not from this manuscript.</w:t>
+      </w:r>
+    </w:p>
+    <w:p>
+      <w:pPr>
+        <w:pStyle w:val="BodyText"/>
+      </w:pPr>
+      <w:r>
+        <w:rPr>
+          <w:bCs/>
+          <w:b/>
+        </w:rPr>
+        <w:t xml:space="preserve">What remains against the reading.</w:t>
+      </w:r>
+      <w:r>
+        <w:t xml:space="preserve"> </w:t>
+      </w:r>
+      <w:r>
+        <w:rPr>
+          <w:iCs/>
+          <w:i/>
+        </w:rPr>
+        <w:t xml:space="preserve">Kıñır</w:t>
+      </w:r>
+      <w:r>
+        <w:t xml:space="preserve"> </w:t>
+      </w:r>
+      <w:r>
+        <w:t xml:space="preserve">fits the transcription with</w:t>
+      </w:r>
+      <w:r>
+        <w:t xml:space="preserve"> </w:t>
+      </w:r>
+      <w:r>
+        <w:t xml:space="preserve">nothing supplied, at three consonants, and it means "crooked" rather than "blade";</w:t>
       </w:r>
       <w:r>
         <w:t xml:space="preserve"> </w:t>
@@ -11139,13 +11909,13 @@
         <w:t xml:space="preserve">kıñrak</w:t>
       </w:r>
       <w:r>
-        <w:t xml:space="preserve">, which means a knife, needs the</w:t>
-      </w:r>
-      <w:r>
-        <w:t xml:space="preserve"> </w:t>
-      </w:r>
-      <w:r>
-        <w:t xml:space="preserve">unwritten final</w:t>
+        <w:t xml:space="preserve">,</w:t>
+      </w:r>
+      <w:r>
+        <w:t xml:space="preserve"> </w:t>
+      </w:r>
+      <w:r>
+        <w:t xml:space="preserve">which means a knife, needs the unwritten final</w:t>
       </w:r>
       <w:r>
         <w:t xml:space="preserve"> </w:t>
@@ -11157,13 +11927,19 @@
         <w:t xml:space="preserve"> </w:t>
       </w:r>
       <w:r>
-        <w:t xml:space="preserve">that Table 7 licenses at 30%. The form that fits best</w:t>
-      </w:r>
-      <w:r>
-        <w:t xml:space="preserve"> </w:t>
-      </w:r>
-      <w:r>
-        <w:t xml:space="preserve">does not mean "blade", and the form that means "blade" does not fit best.</w:t>
+        <w:t xml:space="preserve">that Table 7 licenses at</w:t>
+      </w:r>
+      <w:r>
+        <w:t xml:space="preserve"> </w:t>
+      </w:r>
+      <w:r>
+        <w:t xml:space="preserve">9 of 23, 39%. The form that fits best does not mean "blade", and the form that means "blade" does</w:t>
+      </w:r>
+      <w:r>
+        <w:t xml:space="preserve"> </w:t>
+      </w:r>
+      <w:r>
+        <w:t xml:space="preserve">not fit best.</w:t>
       </w:r>
     </w:p>
     <w:p>
@@ -12248,8 +13024,8 @@
         <w:t xml:space="preserve">a use of it that the accuracy figures actually license.</w:t>
       </w:r>
     </w:p>
-    <w:bookmarkEnd w:id="44"/>
-    <w:bookmarkStart w:id="45" w:name="X0c4ba52fd95c78c09fdcd9031fd6d8d2ec1da17"/>
+    <w:bookmarkEnd w:id="45"/>
+    <w:bookmarkStart w:id="46" w:name="X0c4ba52fd95c78c09fdcd9031fd6d8d2ec1da17"/>
     <w:p>
       <w:pPr>
         <w:pStyle w:val="Heading3"/>
@@ -14530,9 +15306,9 @@
         <w:t xml:space="preserve">provided.</w:t>
       </w:r>
     </w:p>
-    <w:bookmarkEnd w:id="45"/>
     <w:bookmarkEnd w:id="46"/>
-    <w:bookmarkStart w:id="47" w:name="where-the-method-does-work"/>
+    <w:bookmarkEnd w:id="47"/>
+    <w:bookmarkStart w:id="48" w:name="where-the-method-does-work"/>
     <w:p>
       <w:pPr>
         <w:pStyle w:val="Heading2"/>
@@ -15347,8 +16123,8 @@
         <w:t xml:space="preserve">against.</w:t>
       </w:r>
     </w:p>
-    <w:bookmarkEnd w:id="47"/>
-    <w:bookmarkStart w:id="48" w:name="limitations-of-this-work"/>
+    <w:bookmarkEnd w:id="48"/>
+    <w:bookmarkStart w:id="49" w:name="limitations-of-this-work"/>
     <w:p>
       <w:pPr>
         <w:pStyle w:val="Heading2"/>
@@ -15849,8 +16625,8 @@
         <w:t xml:space="preserve">conclusion.</w:t>
       </w:r>
     </w:p>
-    <w:bookmarkEnd w:id="48"/>
-    <w:bookmarkStart w:id="49" w:name="data-and-code-availability"/>
+    <w:bookmarkEnd w:id="49"/>
+    <w:bookmarkStart w:id="50" w:name="data-and-code-availability"/>
     <w:p>
       <w:pPr>
         <w:pStyle w:val="Heading2"/>
@@ -16149,8 +16925,8 @@
         </w:pict>
       </w:r>
     </w:p>
-    <w:bookmarkEnd w:id="49"/>
-    <w:bookmarkStart w:id="52" w:name="a-appendix-the-xiongnu-record"/>
+    <w:bookmarkEnd w:id="50"/>
+    <w:bookmarkStart w:id="53" w:name="a-appendix-the-xiongnu-record"/>
     <w:p>
       <w:pPr>
         <w:pStyle w:val="Heading2"/>
@@ -16244,7 +17020,7 @@
         <w:t xml:space="preserve">carry it.</w:t>
       </w:r>
     </w:p>
-    <w:bookmarkStart w:id="50" w:name="a.1-rulers-and-the-ruling-clan"/>
+    <w:bookmarkStart w:id="51" w:name="a.1-rulers-and-the-ruling-clan"/>
     <w:p>
       <w:pPr>
         <w:pStyle w:val="Heading3"/>
@@ -17916,8 +18692,8 @@
         <w:t xml:space="preserve">.</w:t>
       </w:r>
     </w:p>
-    <w:bookmarkEnd w:id="50"/>
-    <w:bookmarkStart w:id="51" w:name="a.2-titles-and-lexical-items"/>
+    <w:bookmarkEnd w:id="51"/>
+    <w:bookmarkStart w:id="52" w:name="a.2-titles-and-lexical-items"/>
     <w:p>
       <w:pPr>
         <w:pStyle w:val="Heading3"/>
@@ -19113,9 +19889,9 @@
         <w:t xml:space="preserve">hypothesis.</w:t>
       </w:r>
     </w:p>
-    <w:bookmarkEnd w:id="51"/>
     <w:bookmarkEnd w:id="52"/>
-    <w:bookmarkStart w:id="82" w:name="b-references"/>
+    <w:bookmarkEnd w:id="53"/>
+    <w:bookmarkStart w:id="83" w:name="b-references"/>
     <w:p>
       <w:pPr>
         <w:pStyle w:val="Heading2"/>
@@ -19138,7 +19914,7 @@
         </w:numPr>
         <w:pStyle w:val="Compact"/>
       </w:pPr>
-      <w:bookmarkStart w:id="53" w:name="r1"/>
+      <w:bookmarkStart w:id="54" w:name="r1"/>
       <w:r>
         <w:t xml:space="preserve">Baley, D. (2025).</w:t>
       </w:r>
@@ -19167,33 +19943,6 @@
       </w:r>
       <w:r>
         <w:t xml:space="preserve">, doi:10.5334/johd.110</w:t>
-      </w:r>
-      <w:bookmarkEnd w:id="53"/>
-    </w:p>
-    <w:p>
-      <w:pPr>
-        <w:numPr>
-          <w:ilvl w:val="0"/>
-          <w:numId w:val="1003"/>
-        </w:numPr>
-        <w:pStyle w:val="Compact"/>
-      </w:pPr>
-      <w:bookmarkStart w:id="54" w:name="r2"/>
-      <w:r>
-        <w:t xml:space="preserve">Baxter, W. H. &amp; Sagart, L. (2014).</w:t>
-      </w:r>
-      <w:r>
-        <w:t xml:space="preserve"> </w:t>
-      </w:r>
-      <w:r>
-        <w:rPr>
-          <w:iCs/>
-          <w:i/>
-        </w:rPr>
-        <w:t xml:space="preserve">Old Chinese: A New Reconstruction</w:t>
-      </w:r>
-      <w:r>
-        <w:t xml:space="preserve">. Oxford University Press.</w:t>
       </w:r>
       <w:bookmarkEnd w:id="54"/>
     </w:p>
@@ -19205,25 +19954,22 @@
         </w:numPr>
         <w:pStyle w:val="Compact"/>
       </w:pPr>
-      <w:bookmarkStart w:id="55" w:name="r3"/>
-      <w:r>
-        <w:t xml:space="preserve">Bonmann, S. &amp; Fries, S. (2026). Linguistic evidence suggests that Xiōngnú and Huns spoke the same Paleo-Siberian language.</w:t>
-      </w:r>
-      <w:r>
-        <w:t xml:space="preserve"> </w:t>
-      </w:r>
-      <w:r>
-        <w:rPr>
-          <w:iCs/>
-          <w:i/>
-        </w:rPr>
-        <w:t xml:space="preserve">Transactions of the Philological Society</w:t>
-      </w:r>
-      <w:r>
-        <w:t xml:space="preserve"> </w:t>
-      </w:r>
-      <w:r>
-        <w:t xml:space="preserve">124(1): 29–52. doi:10.1111/1467-968X.12321</w:t>
+      <w:bookmarkStart w:id="55" w:name="r2"/>
+      <w:r>
+        <w:t xml:space="preserve">Baxter, W. H. &amp; Sagart, L. (2014).</w:t>
+      </w:r>
+      <w:r>
+        <w:t xml:space="preserve"> </w:t>
+      </w:r>
+      <w:r>
+        <w:rPr>
+          <w:iCs/>
+          <w:i/>
+        </w:rPr>
+        <w:t xml:space="preserve">Old Chinese: A New Reconstruction</w:t>
+      </w:r>
+      <w:r>
+        <w:t xml:space="preserve">. Oxford University Press.</w:t>
       </w:r>
       <w:bookmarkEnd w:id="55"/>
     </w:p>
@@ -19235,22 +19981,25 @@
         </w:numPr>
         <w:pStyle w:val="Compact"/>
       </w:pPr>
-      <w:bookmarkStart w:id="56" w:name="r4"/>
-      <w:r>
-        <w:t xml:space="preserve">Clauson, G. (1972).</w:t>
-      </w:r>
-      <w:r>
-        <w:t xml:space="preserve"> </w:t>
-      </w:r>
-      <w:r>
-        <w:rPr>
-          <w:iCs/>
-          <w:i/>
-        </w:rPr>
-        <w:t xml:space="preserve">An Etymological Dictionary of Pre-Thirteenth-Century Turkish</w:t>
-      </w:r>
-      <w:r>
-        <w:t xml:space="preserve">. Oxford: Clarendon Press.</w:t>
+      <w:bookmarkStart w:id="56" w:name="r3"/>
+      <w:r>
+        <w:t xml:space="preserve">Bonmann, S. &amp; Fries, S. (2026). Linguistic evidence suggests that Xiōngnú and Huns spoke the same Paleo-Siberian language.</w:t>
+      </w:r>
+      <w:r>
+        <w:t xml:space="preserve"> </w:t>
+      </w:r>
+      <w:r>
+        <w:rPr>
+          <w:iCs/>
+          <w:i/>
+        </w:rPr>
+        <w:t xml:space="preserve">Transactions of the Philological Society</w:t>
+      </w:r>
+      <w:r>
+        <w:t xml:space="preserve"> </w:t>
+      </w:r>
+      <w:r>
+        <w:t xml:space="preserve">124(1): 29–52. doi:10.1111/1467-968X.12321</w:t>
       </w:r>
       <w:bookmarkEnd w:id="56"/>
     </w:p>
@@ -19262,22 +20011,22 @@
         </w:numPr>
         <w:pStyle w:val="Compact"/>
       </w:pPr>
-      <w:bookmarkStart w:id="57" w:name="r5"/>
-      <w:r>
-        <w:t xml:space="preserve">Doerfer, G. (1973).</w:t>
-      </w:r>
-      <w:r>
-        <w:t xml:space="preserve"> </w:t>
-      </w:r>
-      <w:r>
-        <w:rPr>
-          <w:iCs/>
-          <w:i/>
-        </w:rPr>
-        <w:t xml:space="preserve">Lautgesetz und Zufall: Betrachtungen zum Omnicomparatismus</w:t>
-      </w:r>
-      <w:r>
-        <w:t xml:space="preserve">. Innsbrucker Beiträge zur Sprachwissenschaft 10. Innsbruck.</w:t>
+      <w:bookmarkStart w:id="57" w:name="r4"/>
+      <w:r>
+        <w:t xml:space="preserve">Clauson, G. (1972).</w:t>
+      </w:r>
+      <w:r>
+        <w:t xml:space="preserve"> </w:t>
+      </w:r>
+      <w:r>
+        <w:rPr>
+          <w:iCs/>
+          <w:i/>
+        </w:rPr>
+        <w:t xml:space="preserve">An Etymological Dictionary of Pre-Thirteenth-Century Turkish</w:t>
+      </w:r>
+      <w:r>
+        <w:t xml:space="preserve">. Oxford: Clarendon Press.</w:t>
       </w:r>
       <w:bookmarkEnd w:id="57"/>
     </w:p>
@@ -19289,25 +20038,22 @@
         </w:numPr>
         <w:pStyle w:val="Compact"/>
       </w:pPr>
-      <w:bookmarkStart w:id="58" w:name="r6"/>
-      <w:r>
-        <w:t xml:space="preserve">Doerfer, G. (1973). Zur Sprache der Hunnen.</w:t>
-      </w:r>
-      <w:r>
-        <w:t xml:space="preserve"> </w:t>
-      </w:r>
-      <w:r>
-        <w:rPr>
-          <w:iCs/>
-          <w:i/>
-        </w:rPr>
-        <w:t xml:space="preserve">Central Asiatic Journal</w:t>
-      </w:r>
-      <w:r>
-        <w:t xml:space="preserve"> </w:t>
-      </w:r>
-      <w:r>
-        <w:t xml:space="preserve">17: 1–50.</w:t>
+      <w:bookmarkStart w:id="58" w:name="r5"/>
+      <w:r>
+        <w:t xml:space="preserve">Doerfer, G. (1973).</w:t>
+      </w:r>
+      <w:r>
+        <w:t xml:space="preserve"> </w:t>
+      </w:r>
+      <w:r>
+        <w:rPr>
+          <w:iCs/>
+          <w:i/>
+        </w:rPr>
+        <w:t xml:space="preserve">Lautgesetz und Zufall: Betrachtungen zum Omnicomparatismus</w:t>
+      </w:r>
+      <w:r>
+        <w:t xml:space="preserve">. Innsbrucker Beiträge zur Sprachwissenschaft 10. Innsbruck.</w:t>
       </w:r>
       <w:bookmarkEnd w:id="58"/>
     </w:p>
@@ -19319,22 +20065,25 @@
         </w:numPr>
         <w:pStyle w:val="Compact"/>
       </w:pPr>
-      <w:bookmarkStart w:id="59" w:name="r7"/>
-      <w:r>
-        <w:t xml:space="preserve">Erdal, M. (2004).</w:t>
-      </w:r>
-      <w:r>
-        <w:t xml:space="preserve"> </w:t>
-      </w:r>
-      <w:r>
-        <w:rPr>
-          <w:iCs/>
-          <w:i/>
-        </w:rPr>
-        <w:t xml:space="preserve">A Grammar of Old Turkic</w:t>
-      </w:r>
-      <w:r>
-        <w:t xml:space="preserve">. Leiden: Brill.</w:t>
+      <w:bookmarkStart w:id="59" w:name="r6"/>
+      <w:r>
+        <w:t xml:space="preserve">Doerfer, G. (1973). Zur Sprache der Hunnen.</w:t>
+      </w:r>
+      <w:r>
+        <w:t xml:space="preserve"> </w:t>
+      </w:r>
+      <w:r>
+        <w:rPr>
+          <w:iCs/>
+          <w:i/>
+        </w:rPr>
+        <w:t xml:space="preserve">Central Asiatic Journal</w:t>
+      </w:r>
+      <w:r>
+        <w:t xml:space="preserve"> </w:t>
+      </w:r>
+      <w:r>
+        <w:t xml:space="preserve">17: 1–50.</w:t>
       </w:r>
       <w:bookmarkEnd w:id="59"/>
     </w:p>
@@ -19346,41 +20095,22 @@
         </w:numPr>
         <w:pStyle w:val="Compact"/>
       </w:pPr>
-      <w:bookmarkStart w:id="60" w:name="r8"/>
-      <w:r>
-        <w:t xml:space="preserve">Georg, S. (2001). Türkisch/Mongolisch</w:t>
-      </w:r>
-      <w:r>
-        <w:t xml:space="preserve"> </w:t>
-      </w:r>
-      <w:r>
-        <w:rPr>
-          <w:iCs/>
-          <w:i/>
-        </w:rPr>
-        <w:t xml:space="preserve">tengri</w:t>
-      </w:r>
-      <w:r>
-        <w:t xml:space="preserve"> </w:t>
-      </w:r>
-      <w:r>
-        <w:t xml:space="preserve">'Himmel, Gott' und seine Herkunft.</w:t>
-      </w:r>
-      <w:r>
-        <w:t xml:space="preserve"> </w:t>
-      </w:r>
-      <w:r>
-        <w:rPr>
-          <w:iCs/>
-          <w:i/>
-        </w:rPr>
-        <w:t xml:space="preserve">Studia Etymologica Cracoviensia</w:t>
-      </w:r>
-      <w:r>
-        <w:t xml:space="preserve"> </w:t>
-      </w:r>
-      <w:r>
-        <w:t xml:space="preserve">6: 83–100.</w:t>
+      <w:bookmarkStart w:id="60" w:name="r7"/>
+      <w:r>
+        <w:t xml:space="preserve">Erdal, M. (2004).</w:t>
+      </w:r>
+      <w:r>
+        <w:t xml:space="preserve"> </w:t>
+      </w:r>
+      <w:r>
+        <w:rPr>
+          <w:iCs/>
+          <w:i/>
+        </w:rPr>
+        <w:t xml:space="preserve">A Grammar of Old Turkic</w:t>
+      </w:r>
+      <w:r>
+        <w:t xml:space="preserve">. Leiden: Brill.</w:t>
       </w:r>
       <w:bookmarkEnd w:id="60"/>
     </w:p>
@@ -19392,22 +20122,41 @@
         </w:numPr>
         <w:pStyle w:val="Compact"/>
       </w:pPr>
-      <w:bookmarkStart w:id="61" w:name="r9"/>
-      <w:r>
-        <w:t xml:space="preserve">Golden, P. B. (1992).</w:t>
-      </w:r>
-      <w:r>
-        <w:t xml:space="preserve"> </w:t>
-      </w:r>
-      <w:r>
-        <w:rPr>
-          <w:iCs/>
-          <w:i/>
-        </w:rPr>
-        <w:t xml:space="preserve">An Introduction to the History of the Turkic Peoples</w:t>
-      </w:r>
-      <w:r>
-        <w:t xml:space="preserve">. Wiesbaden: Harrassowitz. Page references are to the 2011 printing.</w:t>
+      <w:bookmarkStart w:id="61" w:name="r8"/>
+      <w:r>
+        <w:t xml:space="preserve">Georg, S. (2001). Türkisch/Mongolisch</w:t>
+      </w:r>
+      <w:r>
+        <w:t xml:space="preserve"> </w:t>
+      </w:r>
+      <w:r>
+        <w:rPr>
+          <w:iCs/>
+          <w:i/>
+        </w:rPr>
+        <w:t xml:space="preserve">tengri</w:t>
+      </w:r>
+      <w:r>
+        <w:t xml:space="preserve"> </w:t>
+      </w:r>
+      <w:r>
+        <w:t xml:space="preserve">'Himmel, Gott' und seine Herkunft.</w:t>
+      </w:r>
+      <w:r>
+        <w:t xml:space="preserve"> </w:t>
+      </w:r>
+      <w:r>
+        <w:rPr>
+          <w:iCs/>
+          <w:i/>
+        </w:rPr>
+        <w:t xml:space="preserve">Studia Etymologica Cracoviensia</w:t>
+      </w:r>
+      <w:r>
+        <w:t xml:space="preserve"> </w:t>
+      </w:r>
+      <w:r>
+        <w:t xml:space="preserve">6: 83–100.</w:t>
       </w:r>
       <w:bookmarkEnd w:id="61"/>
     </w:p>
@@ -19419,9 +20168,22 @@
         </w:numPr>
         <w:pStyle w:val="Compact"/>
       </w:pPr>
-      <w:bookmarkStart w:id="62" w:name="r10"/>
-      <w:r>
-        <w:t xml:space="preserve">Hú Zhènhuá &amp; Huáng Rùnhuá (1984). 《高昌舘杂字：明代汉文回鹘文分类词汇》. Běijīng: Mínzú chūbǎnshè.</w:t>
+      <w:bookmarkStart w:id="62" w:name="r9"/>
+      <w:r>
+        <w:t xml:space="preserve">Golden, P. B. (1992).</w:t>
+      </w:r>
+      <w:r>
+        <w:t xml:space="preserve"> </w:t>
+      </w:r>
+      <w:r>
+        <w:rPr>
+          <w:iCs/>
+          <w:i/>
+        </w:rPr>
+        <w:t xml:space="preserve">An Introduction to the History of the Turkic Peoples</w:t>
+      </w:r>
+      <w:r>
+        <w:t xml:space="preserve">. Wiesbaden: Harrassowitz. Page references are to the 2011 printing.</w:t>
       </w:r>
       <w:bookmarkEnd w:id="62"/>
     </w:p>
@@ -19433,53 +20195,9 @@
         </w:numPr>
         <w:pStyle w:val="Compact"/>
       </w:pPr>
-      <w:bookmarkStart w:id="63" w:name="r11"/>
-      <w:r>
-        <w:t xml:space="preserve">Hirth, F. (1908).</w:t>
-      </w:r>
-      <w:r>
-        <w:t xml:space="preserve"> </w:t>
-      </w:r>
-      <w:r>
-        <w:rPr>
-          <w:iCs/>
-          <w:i/>
-        </w:rPr>
-        <w:t xml:space="preserve">The Ancient History of China to the End of the Chóu Dynasty</w:t>
-      </w:r>
-      <w:r>
-        <w:t xml:space="preserve">. New York: Columbia University Press. (Comparison of</w:t>
-      </w:r>
-      <w:r>
-        <w:t xml:space="preserve"> </w:t>
-      </w:r>
-      <w:r>
-        <w:t xml:space="preserve">徑路</w:t>
-      </w:r>
-      <w:r>
-        <w:t xml:space="preserve"> </w:t>
-      </w:r>
-      <w:r>
-        <w:t xml:space="preserve">with Turkic</w:t>
-      </w:r>
-      <w:r>
-        <w:t xml:space="preserve"> </w:t>
-      </w:r>
-      <w:r>
-        <w:rPr>
-          <w:iCs/>
-          <w:i/>
-        </w:rPr>
-        <w:t xml:space="preserve">kıŋrak</w:t>
-      </w:r>
-      <w:r>
-        <w:t xml:space="preserve">, pp. 66–67, checked</w:t>
-      </w:r>
-      <w:r>
-        <w:t xml:space="preserve"> </w:t>
-      </w:r>
-      <w:r>
-        <w:t xml:space="preserve">against the text.)</w:t>
+      <w:bookmarkStart w:id="63" w:name="r10"/>
+      <w:r>
+        <w:t xml:space="preserve">Hú Zhènhuá &amp; Huáng Rùnhuá (1984). 《高昌舘杂字：明代汉文回鹘文分类词汇》. Běijīng: Mínzú chūbǎnshè.</w:t>
       </w:r>
       <w:bookmarkEnd w:id="63"/>
     </w:p>
@@ -19491,32 +20209,53 @@
         </w:numPr>
         <w:pStyle w:val="Compact"/>
       </w:pPr>
-      <w:bookmarkStart w:id="64" w:name="r12"/>
-      <w:r>
-        <w:t xml:space="preserve">Kāşgarlı Mahmud (1072–77).</w:t>
-      </w:r>
-      <w:r>
-        <w:t xml:space="preserve"> </w:t>
-      </w:r>
-      <w:r>
-        <w:rPr>
-          <w:iCs/>
-          <w:i/>
-        </w:rPr>
-        <w:t xml:space="preserve">Dīwān Lughāt al-Turk</w:t>
-      </w:r>
-      <w:r>
-        <w:t xml:space="preserve">. Index volume (</w:t>
-      </w:r>
-      <w:r>
-        <w:rPr>
-          <w:iCs/>
-          <w:i/>
-        </w:rPr>
-        <w:t xml:space="preserve">Dizin</w:t>
-      </w:r>
-      <w:r>
-        <w:t xml:space="preserve">), Türk Dil Kurumu Yayınları.</w:t>
+      <w:bookmarkStart w:id="64" w:name="r11"/>
+      <w:r>
+        <w:t xml:space="preserve">Hirth, F. (1908).</w:t>
+      </w:r>
+      <w:r>
+        <w:t xml:space="preserve"> </w:t>
+      </w:r>
+      <w:r>
+        <w:rPr>
+          <w:iCs/>
+          <w:i/>
+        </w:rPr>
+        <w:t xml:space="preserve">The Ancient History of China to the End of the Chóu Dynasty</w:t>
+      </w:r>
+      <w:r>
+        <w:t xml:space="preserve">. New York: Columbia University Press. (Comparison of</w:t>
+      </w:r>
+      <w:r>
+        <w:t xml:space="preserve"> </w:t>
+      </w:r>
+      <w:r>
+        <w:t xml:space="preserve">徑路</w:t>
+      </w:r>
+      <w:r>
+        <w:t xml:space="preserve"> </w:t>
+      </w:r>
+      <w:r>
+        <w:t xml:space="preserve">with Turkic</w:t>
+      </w:r>
+      <w:r>
+        <w:t xml:space="preserve"> </w:t>
+      </w:r>
+      <w:r>
+        <w:rPr>
+          <w:iCs/>
+          <w:i/>
+        </w:rPr>
+        <w:t xml:space="preserve">kıŋrak</w:t>
+      </w:r>
+      <w:r>
+        <w:t xml:space="preserve">, pp. 66–67, checked</w:t>
+      </w:r>
+      <w:r>
+        <w:t xml:space="preserve"> </w:t>
+      </w:r>
+      <w:r>
+        <w:t xml:space="preserve">against the text.)</w:t>
       </w:r>
       <w:bookmarkEnd w:id="64"/>
     </w:p>
@@ -19528,22 +20267,45 @@
         </w:numPr>
         <w:pStyle w:val="Compact"/>
       </w:pPr>
-      <w:bookmarkStart w:id="65" w:name="r13"/>
-      <w:r>
-        <w:t xml:space="preserve">Kergalym (2021).</w:t>
-      </w:r>
-      <w:r>
-        <w:t xml:space="preserve"> </w:t>
-      </w:r>
-      <w:r>
-        <w:rPr>
-          <w:iCs/>
-          <w:i/>
-        </w:rPr>
-        <w:t xml:space="preserve">myspell-kk</w:t>
-      </w:r>
-      <w:r>
-        <w:t xml:space="preserve">: a Myspell/Hunspell spelling dictionary for Kazakh [dataset]. github.com/kergalym/myspell-kk. 53,182 headwords; romanised on load.</w:t>
+      <w:bookmarkStart w:id="65" w:name="r12"/>
+      <w:r>
+        <w:t xml:space="preserve">Kāşgarlı Mahmud (1072–77).</w:t>
+      </w:r>
+      <w:r>
+        <w:t xml:space="preserve"> </w:t>
+      </w:r>
+      <w:r>
+        <w:rPr>
+          <w:iCs/>
+          <w:i/>
+        </w:rPr>
+        <w:t xml:space="preserve">Dīwān Lughāt al-Turk</w:t>
+      </w:r>
+      <w:r>
+        <w:t xml:space="preserve">. Index volume (</w:t>
+      </w:r>
+      <w:r>
+        <w:rPr>
+          <w:iCs/>
+          <w:i/>
+        </w:rPr>
+        <w:t xml:space="preserve">Dizin</w:t>
+      </w:r>
+      <w:r>
+        <w:t xml:space="preserve">), Türk Dil Kurumu Yayınları. English translation used here: Dankoff, R. &amp; Kelly, J., ed. and tr. (1982–85),</w:t>
+      </w:r>
+      <w:r>
+        <w:t xml:space="preserve"> </w:t>
+      </w:r>
+      <w:r>
+        <w:rPr>
+          <w:iCs/>
+          <w:i/>
+        </w:rPr>
+        <w:t xml:space="preserve">Maḥmūd al-Kāšγarī: Compendium of the Turkic Dialects (Dīwān Luγāt at-Turk)</w:t>
+      </w:r>
+      <w:r>
+        <w:t xml:space="preserve">, 3 vols., Sources of Oriental Languages and Literatures 7, Harvard University Printing Office.</w:t>
       </w:r>
       <w:bookmarkEnd w:id="65"/>
     </w:p>
@@ -19555,22 +20317,22 @@
         </w:numPr>
         <w:pStyle w:val="Compact"/>
       </w:pPr>
-      <w:bookmarkStart w:id="66" w:name="r14"/>
-      <w:r>
-        <w:t xml:space="preserve">Kuun, G., ed. (1880).</w:t>
-      </w:r>
-      <w:r>
-        <w:t xml:space="preserve"> </w:t>
-      </w:r>
-      <w:r>
-        <w:rPr>
-          <w:iCs/>
-          <w:i/>
-        </w:rPr>
-        <w:t xml:space="preserve">Codex Cumanicus Bibliothecæ ad Templum Divi Marci Venetiarum</w:t>
-      </w:r>
-      <w:r>
-        <w:t xml:space="preserve">. Budapest: Editio Scient. Academiæ Hung. Public domain.</w:t>
+      <w:bookmarkStart w:id="66" w:name="r13"/>
+      <w:r>
+        <w:t xml:space="preserve">Kergalym (2021).</w:t>
+      </w:r>
+      <w:r>
+        <w:t xml:space="preserve"> </w:t>
+      </w:r>
+      <w:r>
+        <w:rPr>
+          <w:iCs/>
+          <w:i/>
+        </w:rPr>
+        <w:t xml:space="preserve">myspell-kk</w:t>
+      </w:r>
+      <w:r>
+        <w:t xml:space="preserve">: a Myspell/Hunspell spelling dictionary for Kazakh [dataset]. github.com/kergalym/myspell-kk. 53,182 headwords; romanised on load.</w:t>
       </w:r>
       <w:bookmarkEnd w:id="66"/>
     </w:p>
@@ -19582,25 +20344,22 @@
         </w:numPr>
         <w:pStyle w:val="Compact"/>
       </w:pPr>
-      <w:bookmarkStart w:id="67" w:name="r15"/>
-      <w:r>
-        <w:t xml:space="preserve">Altmann, G. (1974). Lautgesetz und Zufall [review of Doerfer 1973].</w:t>
-      </w:r>
-      <w:r>
-        <w:t xml:space="preserve"> </w:t>
-      </w:r>
-      <w:r>
-        <w:rPr>
-          <w:iCs/>
-          <w:i/>
-        </w:rPr>
-        <w:t xml:space="preserve">Anthropos</w:t>
-      </w:r>
-      <w:r>
-        <w:t xml:space="preserve"> </w:t>
-      </w:r>
-      <w:r>
-        <w:t xml:space="preserve">69: 263–271. JSTOR 40458521.</w:t>
+      <w:bookmarkStart w:id="67" w:name="r14"/>
+      <w:r>
+        <w:t xml:space="preserve">Kuun, G., ed. (1880).</w:t>
+      </w:r>
+      <w:r>
+        <w:t xml:space="preserve"> </w:t>
+      </w:r>
+      <w:r>
+        <w:rPr>
+          <w:iCs/>
+          <w:i/>
+        </w:rPr>
+        <w:t xml:space="preserve">Codex Cumanicus Bibliothecæ ad Templum Divi Marci Venetiarum</w:t>
+      </w:r>
+      <w:r>
+        <w:t xml:space="preserve">. Budapest: Editio Scient. Academiæ Hung. Public domain.</w:t>
       </w:r>
       <w:bookmarkEnd w:id="67"/>
     </w:p>
@@ -19612,25 +20371,25 @@
         </w:numPr>
         <w:pStyle w:val="Compact"/>
       </w:pPr>
-      <w:bookmarkStart w:id="68" w:name="r16"/>
-      <w:r>
-        <w:t xml:space="preserve">Lee, J. et al. (2023). Genetic population structure of the Xiongnu Empire at imperial and local scales.</w:t>
-      </w:r>
-      <w:r>
-        <w:t xml:space="preserve"> </w:t>
-      </w:r>
-      <w:r>
-        <w:rPr>
-          <w:iCs/>
-          <w:i/>
-        </w:rPr>
-        <w:t xml:space="preserve">Science Advances</w:t>
-      </w:r>
-      <w:r>
-        <w:t xml:space="preserve"> </w:t>
-      </w:r>
-      <w:r>
-        <w:t xml:space="preserve">9(15). doi:10.1126/sciadv.adf3904</w:t>
+      <w:bookmarkStart w:id="68" w:name="r15"/>
+      <w:r>
+        <w:t xml:space="preserve">Altmann, G. (1974). Lautgesetz und Zufall [review of Doerfer 1973].</w:t>
+      </w:r>
+      <w:r>
+        <w:t xml:space="preserve"> </w:t>
+      </w:r>
+      <w:r>
+        <w:rPr>
+          <w:iCs/>
+          <w:i/>
+        </w:rPr>
+        <w:t xml:space="preserve">Anthropos</w:t>
+      </w:r>
+      <w:r>
+        <w:t xml:space="preserve"> </w:t>
+      </w:r>
+      <w:r>
+        <w:t xml:space="preserve">69: 263–271. JSTOR 40458521.</w:t>
       </w:r>
       <w:bookmarkEnd w:id="68"/>
     </w:p>
@@ -19642,25 +20401,25 @@
         </w:numPr>
         <w:pStyle w:val="Compact"/>
       </w:pPr>
-      <w:bookmarkStart w:id="69" w:name="r17"/>
-      <w:r>
-        <w:t xml:space="preserve">Ligeti, L. (1966). Un vocabulaire sino-ouigour des Ming.</w:t>
-      </w:r>
-      <w:r>
-        <w:t xml:space="preserve"> </w:t>
-      </w:r>
-      <w:r>
-        <w:rPr>
-          <w:iCs/>
-          <w:i/>
-        </w:rPr>
-        <w:t xml:space="preserve">Acta Orientalia Academiae Scientiarum Hungaricae</w:t>
-      </w:r>
-      <w:r>
-        <w:t xml:space="preserve"> </w:t>
-      </w:r>
-      <w:r>
-        <w:t xml:space="preserve">19: 117–199, 257–316.</w:t>
+      <w:bookmarkStart w:id="69" w:name="r16"/>
+      <w:r>
+        <w:t xml:space="preserve">Lee, J. et al. (2023). Genetic population structure of the Xiongnu Empire at imperial and local scales.</w:t>
+      </w:r>
+      <w:r>
+        <w:t xml:space="preserve"> </w:t>
+      </w:r>
+      <w:r>
+        <w:rPr>
+          <w:iCs/>
+          <w:i/>
+        </w:rPr>
+        <w:t xml:space="preserve">Science Advances</w:t>
+      </w:r>
+      <w:r>
+        <w:t xml:space="preserve"> </w:t>
+      </w:r>
+      <w:r>
+        <w:t xml:space="preserve">9(15). doi:10.1126/sciadv.adf3904</w:t>
       </w:r>
       <w:bookmarkEnd w:id="69"/>
     </w:p>
@@ -19672,25 +20431,25 @@
         </w:numPr>
         <w:pStyle w:val="Compact"/>
       </w:pPr>
-      <w:bookmarkStart w:id="70" w:name="r18"/>
-      <w:r>
-        <w:t xml:space="preserve">Ligeti, L. (1969). Glossaire supplémentaire au vocabulaire sino-ouigour du Bureau des Traducteurs.</w:t>
-      </w:r>
-      <w:r>
-        <w:t xml:space="preserve"> </w:t>
-      </w:r>
-      <w:r>
-        <w:rPr>
-          <w:iCs/>
-          <w:i/>
-        </w:rPr>
-        <w:t xml:space="preserve">Acta Orientalia ASH</w:t>
-      </w:r>
-      <w:r>
-        <w:t xml:space="preserve"> </w:t>
-      </w:r>
-      <w:r>
-        <w:t xml:space="preserve">22: 1–49, 191–243.</w:t>
+      <w:bookmarkStart w:id="70" w:name="r17"/>
+      <w:r>
+        <w:t xml:space="preserve">Ligeti, L. (1966). Un vocabulaire sino-ouigour des Ming.</w:t>
+      </w:r>
+      <w:r>
+        <w:t xml:space="preserve"> </w:t>
+      </w:r>
+      <w:r>
+        <w:rPr>
+          <w:iCs/>
+          <w:i/>
+        </w:rPr>
+        <w:t xml:space="preserve">Acta Orientalia Academiae Scientiarum Hungaricae</w:t>
+      </w:r>
+      <w:r>
+        <w:t xml:space="preserve"> </w:t>
+      </w:r>
+      <w:r>
+        <w:t xml:space="preserve">19: 117–199, 257–316.</w:t>
       </w:r>
       <w:bookmarkEnd w:id="70"/>
     </w:p>
@@ -19702,25 +20461,25 @@
         </w:numPr>
         <w:pStyle w:val="Compact"/>
       </w:pPr>
-      <w:bookmarkStart w:id="71" w:name="r19"/>
-      <w:r>
-        <w:t xml:space="preserve">Pulleyblank, E. G. (1962). The consonantal system of Old Chinese.</w:t>
-      </w:r>
-      <w:r>
-        <w:t xml:space="preserve"> </w:t>
-      </w:r>
-      <w:r>
-        <w:rPr>
-          <w:iCs/>
-          <w:i/>
-        </w:rPr>
-        <w:t xml:space="preserve">Asia Major</w:t>
-      </w:r>
-      <w:r>
-        <w:t xml:space="preserve"> </w:t>
-      </w:r>
-      <w:r>
-        <w:t xml:space="preserve">9: 58–144, 206–265.</w:t>
+      <w:bookmarkStart w:id="71" w:name="r18"/>
+      <w:r>
+        <w:t xml:space="preserve">Ligeti, L. (1969). Glossaire supplémentaire au vocabulaire sino-ouigour du Bureau des Traducteurs.</w:t>
+      </w:r>
+      <w:r>
+        <w:t xml:space="preserve"> </w:t>
+      </w:r>
+      <w:r>
+        <w:rPr>
+          <w:iCs/>
+          <w:i/>
+        </w:rPr>
+        <w:t xml:space="preserve">Acta Orientalia ASH</w:t>
+      </w:r>
+      <w:r>
+        <w:t xml:space="preserve"> </w:t>
+      </w:r>
+      <w:r>
+        <w:t xml:space="preserve">22: 1–49, 191–243.</w:t>
       </w:r>
       <w:bookmarkEnd w:id="71"/>
     </w:p>
@@ -19732,22 +20491,25 @@
         </w:numPr>
         <w:pStyle w:val="Compact"/>
       </w:pPr>
-      <w:bookmarkStart w:id="72" w:name="r20"/>
-      <w:r>
-        <w:t xml:space="preserve">Pulleyblank, E. G. (1991).</w:t>
-      </w:r>
-      <w:r>
-        <w:t xml:space="preserve"> </w:t>
-      </w:r>
-      <w:r>
-        <w:rPr>
-          <w:iCs/>
-          <w:i/>
-        </w:rPr>
-        <w:t xml:space="preserve">Lexicon of Reconstructed Pronunciation in Early Middle Chinese, Late Middle Chinese, and Early Mandarin</w:t>
-      </w:r>
-      <w:r>
-        <w:t xml:space="preserve">. Vancouver: UBC Press.</w:t>
+      <w:bookmarkStart w:id="72" w:name="r19"/>
+      <w:r>
+        <w:t xml:space="preserve">Pulleyblank, E. G. (1962). The consonantal system of Old Chinese.</w:t>
+      </w:r>
+      <w:r>
+        <w:t xml:space="preserve"> </w:t>
+      </w:r>
+      <w:r>
+        <w:rPr>
+          <w:iCs/>
+          <w:i/>
+        </w:rPr>
+        <w:t xml:space="preserve">Asia Major</w:t>
+      </w:r>
+      <w:r>
+        <w:t xml:space="preserve"> </w:t>
+      </w:r>
+      <w:r>
+        <w:t xml:space="preserve">9: 58–144, 206–265.</w:t>
       </w:r>
       <w:bookmarkEnd w:id="72"/>
     </w:p>
@@ -19759,25 +20521,22 @@
         </w:numPr>
         <w:pStyle w:val="Compact"/>
       </w:pPr>
-      <w:bookmarkStart w:id="73" w:name="r21"/>
-      <w:r>
-        <w:t xml:space="preserve">Savelyev, A. &amp; Jeong, C. (2020). Early nomads of the Eastern Steppe and their tentative connections in the West.</w:t>
-      </w:r>
-      <w:r>
-        <w:t xml:space="preserve"> </w:t>
-      </w:r>
-      <w:r>
-        <w:rPr>
-          <w:iCs/>
-          <w:i/>
-        </w:rPr>
-        <w:t xml:space="preserve">Evolutionary Human Sciences</w:t>
-      </w:r>
-      <w:r>
-        <w:t xml:space="preserve"> </w:t>
-      </w:r>
-      <w:r>
-        <w:t xml:space="preserve">2, e20.</w:t>
+      <w:bookmarkStart w:id="73" w:name="r20"/>
+      <w:r>
+        <w:t xml:space="preserve">Pulleyblank, E. G. (1991).</w:t>
+      </w:r>
+      <w:r>
+        <w:t xml:space="preserve"> </w:t>
+      </w:r>
+      <w:r>
+        <w:rPr>
+          <w:iCs/>
+          <w:i/>
+        </w:rPr>
+        <w:t xml:space="preserve">Lexicon of Reconstructed Pronunciation in Early Middle Chinese, Late Middle Chinese, and Early Mandarin</w:t>
+      </w:r>
+      <w:r>
+        <w:t xml:space="preserve">. Vancouver: UBC Press.</w:t>
       </w:r>
       <w:bookmarkEnd w:id="73"/>
     </w:p>
@@ -19789,22 +20548,25 @@
         </w:numPr>
         <w:pStyle w:val="Compact"/>
       </w:pPr>
-      <w:bookmarkStart w:id="74" w:name="r22"/>
-      <w:r>
-        <w:t xml:space="preserve">Schuessler, A. (2009).</w:t>
-      </w:r>
-      <w:r>
-        <w:t xml:space="preserve"> </w:t>
-      </w:r>
-      <w:r>
-        <w:rPr>
-          <w:iCs/>
-          <w:i/>
-        </w:rPr>
-        <w:t xml:space="preserve">Minimal Old Chinese and Later Han Chinese</w:t>
-      </w:r>
-      <w:r>
-        <w:t xml:space="preserve">. Honolulu: University of Hawai'i Press. Data release: Zenodo, doi:10.5281/zenodo.14567004</w:t>
+      <w:bookmarkStart w:id="74" w:name="r21"/>
+      <w:r>
+        <w:t xml:space="preserve">Savelyev, A. &amp; Jeong, C. (2020). Early nomads of the Eastern Steppe and their tentative connections in the West.</w:t>
+      </w:r>
+      <w:r>
+        <w:t xml:space="preserve"> </w:t>
+      </w:r>
+      <w:r>
+        <w:rPr>
+          <w:iCs/>
+          <w:i/>
+        </w:rPr>
+        <w:t xml:space="preserve">Evolutionary Human Sciences</w:t>
+      </w:r>
+      <w:r>
+        <w:t xml:space="preserve"> </w:t>
+      </w:r>
+      <w:r>
+        <w:t xml:space="preserve">2, e20.</w:t>
       </w:r>
       <w:bookmarkEnd w:id="74"/>
     </w:p>
@@ -19816,22 +20578,22 @@
         </w:numPr>
         <w:pStyle w:val="Compact"/>
       </w:pPr>
-      <w:bookmarkStart w:id="75" w:name="r23"/>
-      <w:r>
-        <w:t xml:space="preserve">Speer, R. (2022).</w:t>
-      </w:r>
-      <w:r>
-        <w:t xml:space="preserve"> </w:t>
-      </w:r>
-      <w:r>
-        <w:rPr>
-          <w:iCs/>
-          <w:i/>
-        </w:rPr>
-        <w:t xml:space="preserve">wordfreq</w:t>
-      </w:r>
-      <w:r>
-        <w:t xml:space="preserve">: word frequency data for 40+ languages, v3 [software]. Zenodo, doi:10.5281/zenodo.7199437</w:t>
+      <w:bookmarkStart w:id="75" w:name="r22"/>
+      <w:r>
+        <w:t xml:space="preserve">Schuessler, A. (2009).</w:t>
+      </w:r>
+      <w:r>
+        <w:t xml:space="preserve"> </w:t>
+      </w:r>
+      <w:r>
+        <w:rPr>
+          <w:iCs/>
+          <w:i/>
+        </w:rPr>
+        <w:t xml:space="preserve">Minimal Old Chinese and Later Han Chinese</w:t>
+      </w:r>
+      <w:r>
+        <w:t xml:space="preserve">. Honolulu: University of Hawai'i Press. Data release: Zenodo, doi:10.5281/zenodo.14567004</w:t>
       </w:r>
       <w:bookmarkEnd w:id="75"/>
     </w:p>
@@ -19843,22 +20605,22 @@
         </w:numPr>
         <w:pStyle w:val="Compact"/>
       </w:pPr>
-      <w:bookmarkStart w:id="76" w:name="r24"/>
-      <w:r>
-        <w:t xml:space="preserve">Tan, Y. Y. (2019).</w:t>
-      </w:r>
-      <w:r>
-        <w:t xml:space="preserve"> </w:t>
-      </w:r>
-      <w:r>
-        <w:rPr>
-          <w:iCs/>
-          <w:i/>
-        </w:rPr>
-        <w:t xml:space="preserve">Consonant Endings of Míng Dynasty Mandarin as Reflected in the Chinese Transcriptions of Uyghur Vocabulary</w:t>
-      </w:r>
-      <w:r>
-        <w:t xml:space="preserve">. MA thesis, University of Washington.</w:t>
+      <w:bookmarkStart w:id="76" w:name="r23"/>
+      <w:r>
+        <w:t xml:space="preserve">Speer, R. (2022).</w:t>
+      </w:r>
+      <w:r>
+        <w:t xml:space="preserve"> </w:t>
+      </w:r>
+      <w:r>
+        <w:rPr>
+          <w:iCs/>
+          <w:i/>
+        </w:rPr>
+        <w:t xml:space="preserve">wordfreq</w:t>
+      </w:r>
+      <w:r>
+        <w:t xml:space="preserve">: word frequency data for 40+ languages, v3 [software]. Zenodo, doi:10.5281/zenodo.7199437</w:t>
       </w:r>
       <w:bookmarkEnd w:id="76"/>
     </w:p>
@@ -19870,22 +20632,22 @@
         </w:numPr>
         <w:pStyle w:val="Compact"/>
       </w:pPr>
-      <w:bookmarkStart w:id="77" w:name="r25"/>
-      <w:r>
-        <w:t xml:space="preserve">tdd-ai (2020).</w:t>
-      </w:r>
-      <w:r>
-        <w:t xml:space="preserve"> </w:t>
-      </w:r>
-      <w:r>
-        <w:rPr>
-          <w:iCs/>
-          <w:i/>
-        </w:rPr>
-        <w:t xml:space="preserve">hunspell-tr</w:t>
-      </w:r>
-      <w:r>
-        <w:t xml:space="preserve">: a Hunspell spelling dictionary for Turkish [dataset]. github.com/tdd-ai/hunspell-tr. 292,000 forms, reduced to 21,721 by the frequency filter.</w:t>
+      <w:bookmarkStart w:id="77" w:name="r24"/>
+      <w:r>
+        <w:t xml:space="preserve">Tan, Y. Y. (2019).</w:t>
+      </w:r>
+      <w:r>
+        <w:t xml:space="preserve"> </w:t>
+      </w:r>
+      <w:r>
+        <w:rPr>
+          <w:iCs/>
+          <w:i/>
+        </w:rPr>
+        <w:t xml:space="preserve">Consonant Endings of Míng Dynasty Mandarin as Reflected in the Chinese Transcriptions of Uyghur Vocabulary</w:t>
+      </w:r>
+      <w:r>
+        <w:t xml:space="preserve">. MA thesis, University of Washington.</w:t>
       </w:r>
       <w:bookmarkEnd w:id="77"/>
     </w:p>
@@ -19897,22 +20659,22 @@
         </w:numPr>
         <w:pStyle w:val="Compact"/>
       </w:pPr>
-      <w:bookmarkStart w:id="78" w:name="r26"/>
-      <w:r>
-        <w:t xml:space="preserve">Uluğ, A. M. (2026).</w:t>
-      </w:r>
-      <w:r>
-        <w:t xml:space="preserve"> </w:t>
-      </w:r>
-      <w:r>
-        <w:rPr>
-          <w:iCs/>
-          <w:i/>
-        </w:rPr>
-        <w:t xml:space="preserve">chinese-transcription-channel</w:t>
-      </w:r>
-      <w:r>
-        <w:t xml:space="preserve">: corpora, lexicons, channel models, and evaluation code [software and data]. GitHub: github.com/ulug2004/chinese-transcription-channel</w:t>
+      <w:bookmarkStart w:id="78" w:name="r25"/>
+      <w:r>
+        <w:t xml:space="preserve">tdd-ai (2020).</w:t>
+      </w:r>
+      <w:r>
+        <w:t xml:space="preserve"> </w:t>
+      </w:r>
+      <w:r>
+        <w:rPr>
+          <w:iCs/>
+          <w:i/>
+        </w:rPr>
+        <w:t xml:space="preserve">hunspell-tr</w:t>
+      </w:r>
+      <w:r>
+        <w:t xml:space="preserve">: a Hunspell spelling dictionary for Turkish [dataset]. github.com/tdd-ai/hunspell-tr. 292,000 forms, reduced to 21,721 by the frequency filter.</w:t>
       </w:r>
       <w:bookmarkEnd w:id="78"/>
     </w:p>
@@ -19924,25 +20686,22 @@
         </w:numPr>
         <w:pStyle w:val="Compact"/>
       </w:pPr>
-      <w:bookmarkStart w:id="79" w:name="r27"/>
-      <w:r>
-        <w:t xml:space="preserve">Vovin, A. (2000). Did the Xiong-nu speak a Yeniseian language?</w:t>
-      </w:r>
-      <w:r>
-        <w:t xml:space="preserve"> </w:t>
-      </w:r>
-      <w:r>
-        <w:rPr>
-          <w:iCs/>
-          <w:i/>
-        </w:rPr>
-        <w:t xml:space="preserve">Central Asiatic Journal</w:t>
-      </w:r>
-      <w:r>
-        <w:t xml:space="preserve"> </w:t>
-      </w:r>
-      <w:r>
-        <w:t xml:space="preserve">44(1): 87–104.</w:t>
+      <w:bookmarkStart w:id="79" w:name="r26"/>
+      <w:r>
+        <w:t xml:space="preserve">Uluğ, A. M. (2026).</w:t>
+      </w:r>
+      <w:r>
+        <w:t xml:space="preserve"> </w:t>
+      </w:r>
+      <w:r>
+        <w:rPr>
+          <w:iCs/>
+          <w:i/>
+        </w:rPr>
+        <w:t xml:space="preserve">chinese-transcription-channel</w:t>
+      </w:r>
+      <w:r>
+        <w:t xml:space="preserve">: corpora, lexicons, channel models, and evaluation code [software and data]. GitHub: github.com/ulug2004/chinese-transcription-channel</w:t>
       </w:r>
       <w:bookmarkEnd w:id="79"/>
     </w:p>
@@ -19954,22 +20713,25 @@
         </w:numPr>
         <w:pStyle w:val="Compact"/>
       </w:pPr>
-      <w:bookmarkStart w:id="80" w:name="r28"/>
-      <w:r>
-        <w:t xml:space="preserve">Vovin, A. (2003). Did the Xiongnu speak a Yeniseian language? Part 2: Vocabulary. In</w:t>
-      </w:r>
-      <w:r>
-        <w:t xml:space="preserve"> </w:t>
-      </w:r>
-      <w:r>
-        <w:rPr>
-          <w:iCs/>
-          <w:i/>
-        </w:rPr>
-        <w:t xml:space="preserve">Altaica Budapestinensia MMII</w:t>
-      </w:r>
-      <w:r>
-        <w:t xml:space="preserve">, Proceedings of the 45th PIAC, Budapest, 389–394.</w:t>
+      <w:bookmarkStart w:id="80" w:name="r27"/>
+      <w:r>
+        <w:t xml:space="preserve">Vovin, A. (2000). Did the Xiong-nu speak a Yeniseian language?</w:t>
+      </w:r>
+      <w:r>
+        <w:t xml:space="preserve"> </w:t>
+      </w:r>
+      <w:r>
+        <w:rPr>
+          <w:iCs/>
+          <w:i/>
+        </w:rPr>
+        <w:t xml:space="preserve">Central Asiatic Journal</w:t>
+      </w:r>
+      <w:r>
+        <w:t xml:space="preserve"> </w:t>
+      </w:r>
+      <w:r>
+        <w:t xml:space="preserve">44(1): 87–104.</w:t>
       </w:r>
       <w:bookmarkEnd w:id="80"/>
     </w:p>
@@ -19981,14 +20743,41 @@
         </w:numPr>
         <w:pStyle w:val="Compact"/>
       </w:pPr>
-      <w:bookmarkStart w:id="81" w:name="r29"/>
-      <w:r>
-        <w:t xml:space="preserve">Wittek, A. et al. (2020). ASJP Database v19. Zenodo, doi:10.5281/zenodo.3843469</w:t>
+      <w:bookmarkStart w:id="81" w:name="r28"/>
+      <w:r>
+        <w:t xml:space="preserve">Vovin, A. (2003). Did the Xiongnu speak a Yeniseian language? Part 2: Vocabulary. In</w:t>
+      </w:r>
+      <w:r>
+        <w:t xml:space="preserve"> </w:t>
+      </w:r>
+      <w:r>
+        <w:rPr>
+          <w:iCs/>
+          <w:i/>
+        </w:rPr>
+        <w:t xml:space="preserve">Altaica Budapestinensia MMII</w:t>
+      </w:r>
+      <w:r>
+        <w:t xml:space="preserve">, Proceedings of the 45th PIAC, Budapest, 389–394.</w:t>
       </w:r>
       <w:bookmarkEnd w:id="81"/>
     </w:p>
-    <w:bookmarkEnd w:id="82"/>
+    <w:p>
+      <w:pPr>
+        <w:numPr>
+          <w:ilvl w:val="0"/>
+          <w:numId w:val="1003"/>
+        </w:numPr>
+        <w:pStyle w:val="Compact"/>
+      </w:pPr>
+      <w:bookmarkStart w:id="82" w:name="r29"/>
+      <w:r>
+        <w:t xml:space="preserve">Wittek, A. et al. (2020). ASJP Database v19. Zenodo, doi:10.5281/zenodo.3843469</w:t>
+      </w:r>
+      <w:bookmarkEnd w:id="82"/>
+    </w:p>
     <w:bookmarkEnd w:id="83"/>
+    <w:bookmarkEnd w:id="84"/>
     <w:sectPr/>
   </w:body>
 </w:document>

--- a/docs/edit/paper_EDIT.docx
+++ b/docs/edit/paper_EDIT.docx
@@ -30,7 +30,7 @@
         <w:t xml:space="preserve">Computational philology · corpora · negative results</w:t>
       </w:r>
     </w:p>
-    <w:bookmarkStart w:id="84" w:name="Xfbb52beb3e52dda5b4a5e3e1eff8f0a0edd8f59"/>
+    <w:bookmarkStart w:id="85" w:name="Xfbb52beb3e52dda5b4a5e3e1eff8f0a0edd8f59"/>
     <w:p>
       <w:pPr>
         <w:pStyle w:val="Heading1"/>
@@ -5337,7 +5337,7 @@
       </w:r>
     </w:p>
     <w:bookmarkEnd w:id="37"/>
-    <w:bookmarkStart w:id="44" w:name="five-measurements-of-scribal-practice"/>
+    <w:bookmarkStart w:id="45" w:name="five-measurements-of-scribal-practice"/>
     <w:p>
       <w:pPr>
         <w:pStyle w:val="Heading2"/>
@@ -8948,25 +8948,129 @@
         <w:pStyle w:val="FirstParagraph"/>
       </w:pPr>
       <w:r>
-        <w:t xml:space="preserve">The five measurements above are cell rates: how often one source sound was written one way. A</w:t>
-      </w:r>
-      <w:r>
-        <w:t xml:space="preserve"> </w:t>
-      </w:r>
-      <w:r>
-        <w:t xml:space="preserve">reading of a whole name is the product of six or nine such cells, so it falls with every extra</w:t>
-      </w:r>
-      <w:r>
-        <w:t xml:space="preserve"> </w:t>
-      </w:r>
-      <w:r>
-        <w:t xml:space="preserve">character and is a different quantity from any of them. The two must not be compared, and a</w:t>
-      </w:r>
-      <w:r>
-        <w:t xml:space="preserve"> </w:t>
-      </w:r>
-      <w:r>
-        <w:t xml:space="preserve">reader needs a scale for the second kind of figure.</w:t>
+        <w:rPr>
+          <w:bCs/>
+          <w:b/>
+        </w:rPr>
+        <w:t xml:space="preserve">What a price is.</w:t>
+      </w:r>
+      <w:r>
+        <w:t xml:space="preserve"> </w:t>
+      </w:r>
+      <w:r>
+        <w:t xml:space="preserve">Every measurement in this section is a conditional rate:</w:t>
+      </w:r>
+      <w:r>
+        <w:t xml:space="preserve"> </w:t>
+      </w:r>
+      <w:r>
+        <w:t xml:space="preserve">given that the source had a particular sound, how often a scribe wrote it with a character of a</w:t>
+      </w:r>
+      <w:r>
+        <w:t xml:space="preserve"> </w:t>
+      </w:r>
+      <w:r>
+        <w:t xml:space="preserve">particular class. A reading of a whole name multiplies one such rate for each sound it asks the</w:t>
+      </w:r>
+      <w:r>
+        <w:t xml:space="preserve"> </w:t>
+      </w:r>
+      <w:r>
+        <w:t xml:space="preserve">scribe to have written, and we call the product that reading's</w:t>
+      </w:r>
+      <w:r>
+        <w:t xml:space="preserve"> </w:t>
+      </w:r>
+      <w:r>
+        <w:rPr>
+          <w:bCs/>
+          <w:b/>
+        </w:rPr>
+        <w:t xml:space="preserve">price</w:t>
+      </w:r>
+      <w:r>
+        <w:t xml:space="preserve">: the</w:t>
+      </w:r>
+      <w:r>
+        <w:t xml:space="preserve"> </w:t>
+      </w:r>
+      <w:r>
+        <w:t xml:space="preserve">likelihood that a scribe writing that word would have produced the spelling the record actually</w:t>
+      </w:r>
+      <w:r>
+        <w:t xml:space="preserve"> </w:t>
+      </w:r>
+      <w:r>
+        <w:t xml:space="preserve">carries. We quote it as 1 in</w:t>
+      </w:r>
+      <w:r>
+        <w:t xml:space="preserve"> </w:t>
+      </w:r>
+      <w:r>
+        <w:rPr>
+          <w:iCs/>
+          <w:i/>
+        </w:rPr>
+        <w:t xml:space="preserve">N</w:t>
+      </w:r>
+      <w:r>
+        <w:t xml:space="preserve">, so the larger</w:t>
+      </w:r>
+      <w:r>
+        <w:t xml:space="preserve"> </w:t>
+      </w:r>
+      <w:r>
+        <w:rPr>
+          <w:iCs/>
+          <w:i/>
+        </w:rPr>
+        <w:t xml:space="preserve">N</w:t>
+      </w:r>
+      <w:r>
+        <w:t xml:space="preserve"> </w:t>
+      </w:r>
+      <w:r>
+        <w:t xml:space="preserve">is the less likely the reading,</w:t>
+      </w:r>
+      <w:r>
+        <w:t xml:space="preserve"> </w:t>
+      </w:r>
+      <w:r>
+        <w:t xml:space="preserve">and a reading that needs a step the scribes rarely took</w:t>
+      </w:r>
+      <w:r>
+        <w:t xml:space="preserve"> </w:t>
+      </w:r>
+      <w:r>
+        <w:rPr>
+          <w:bCs/>
+          <w:b/>
+        </w:rPr>
+        <w:t xml:space="preserve">costs</w:t>
+      </w:r>
+      <w:r>
+        <w:t xml:space="preserve"> </w:t>
+      </w:r>
+      <w:r>
+        <w:t xml:space="preserve">more than one that</w:t>
+      </w:r>
+      <w:r>
+        <w:t xml:space="preserve"> </w:t>
+      </w:r>
+      <w:r>
+        <w:t xml:space="preserve">needs only steps they took often. It is a likelihood of the spelling given the reading and not a</w:t>
+      </w:r>
+      <w:r>
+        <w:t xml:space="preserve"> </w:t>
+      </w:r>
+      <w:r>
+        <w:t xml:space="preserve">probability that the reading is right: a costly reading is one the spelling argues against, while</w:t>
+      </w:r>
+      <w:r>
+        <w:t xml:space="preserve"> </w:t>
+      </w:r>
+      <w:r>
+        <w:t xml:space="preserve">a low-cost reading is only one the spelling does not argue against.</w:t>
       </w:r>
     </w:p>
     <w:p>
@@ -8974,69 +9078,31 @@
         <w:pStyle w:val="BodyText"/>
       </w:pPr>
       <w:r>
-        <w:t xml:space="preserve">One item in the record supplies it.</w:t>
-      </w:r>
-      <w:r>
-        <w:t xml:space="preserve"> </w:t>
-      </w:r>
-      <w:r>
-        <w:t xml:space="preserve">撑犁</w:t>
-      </w:r>
-      <w:r>
-        <w:t xml:space="preserve"> </w:t>
-      </w:r>
-      <w:r>
-        <w:t xml:space="preserve">is the only two-character item</w:t>
-      </w:r>
-      <w:r>
-        <w:t xml:space="preserve"> </w:t>
-      </w:r>
-      <w:r>
-        <w:t xml:space="preserve">whose meaning the Chinese sources state outright, 匈奴謂天為撐犁, "the Xiongnu call heaven</w:t>
-      </w:r>
-      <w:r>
-        <w:t xml:space="preserve"> </w:t>
-      </w:r>
-      <w:r>
-        <w:rPr>
-          <w:iCs/>
-          <w:i/>
-        </w:rPr>
-        <w:t xml:space="preserve">chengli</w:t>
-      </w:r>
-      <w:r>
-        <w:t xml:space="preserve">", and its identification with the Turkic word for heaven is not in dispute. Its</w:t>
-      </w:r>
-      <w:r>
-        <w:t xml:space="preserve"> </w:t>
-      </w:r>
-      <w:r>
-        <w:t xml:space="preserve">correct reading therefore measures the machinery rather than the reading. Priced on the rates in</w:t>
-      </w:r>
-      <w:r>
-        <w:t xml:space="preserve"> </w:t>
-      </w:r>
-      <w:r>
-        <w:t xml:space="preserve">this section it costs</w:t>
-      </w:r>
-      <w:r>
-        <w:t xml:space="preserve"> </w:t>
-      </w:r>
-      <w:r>
-        <w:rPr>
-          <w:bCs/>
-          <w:b/>
-        </w:rPr>
-        <w:t xml:space="preserve">1 in 152</w:t>
-      </w:r>
-      <w:r>
-        <w:t xml:space="preserve">, about 8% per character. That is the scale: a</w:t>
-      </w:r>
-      <w:r>
-        <w:t xml:space="preserve"> </w:t>
-      </w:r>
-      <w:r>
-        <w:t xml:space="preserve">proposal costing 1 in 24 or 1 in 44 is not thereby expensive, and one costing 1 in 200,000 is.</w:t>
+        <w:t xml:space="preserve">The five measurements above are cell rates: how often one source sound was written one way. A</w:t>
+      </w:r>
+      <w:r>
+        <w:t xml:space="preserve"> </w:t>
+      </w:r>
+      <w:r>
+        <w:t xml:space="preserve">reading of a whole name is the product of six or nine such cells, so it falls with every extra</w:t>
+      </w:r>
+      <w:r>
+        <w:t xml:space="preserve"> </w:t>
+      </w:r>
+      <w:r>
+        <w:t xml:space="preserve">character and is a different quantity from any of them. The two must not be compared, and a</w:t>
+      </w:r>
+      <w:r>
+        <w:t xml:space="preserve"> </w:t>
+      </w:r>
+      <w:r>
+        <w:t xml:space="preserve">reader needs a scale for the second kind of figure. Long names are costly by construction, which</w:t>
+      </w:r>
+      <w:r>
+        <w:t xml:space="preserve"> </w:t>
+      </w:r>
+      <w:r>
+        <w:t xml:space="preserve">is why S1 gives a per-character figure beside each price.</w:t>
       </w:r>
     </w:p>
     <w:p>
@@ -9044,11 +9110,237 @@
         <w:pStyle w:val="BodyText"/>
       </w:pPr>
       <w:r>
+        <w:t xml:space="preserve">One item in the record supplies it.</w:t>
+      </w:r>
+      <w:r>
+        <w:t xml:space="preserve"> </w:t>
+      </w:r>
+      <w:r>
+        <w:t xml:space="preserve">撑犁</w:t>
+      </w:r>
+      <w:r>
+        <w:t xml:space="preserve"> </w:t>
+      </w:r>
+      <w:r>
+        <w:t xml:space="preserve">is the only two-character item</w:t>
+      </w:r>
+      <w:r>
+        <w:t xml:space="preserve"> </w:t>
+      </w:r>
+      <w:r>
+        <w:t xml:space="preserve">whose meaning the Chinese sources state outright, 匈奴謂天為撐犁, "the Xiongnu call heaven</w:t>
+      </w:r>
+      <w:r>
+        <w:t xml:space="preserve"> </w:t>
+      </w:r>
+      <w:r>
+        <w:rPr>
+          <w:iCs/>
+          <w:i/>
+        </w:rPr>
+        <w:t xml:space="preserve">chengli</w:t>
+      </w:r>
+      <w:r>
+        <w:t xml:space="preserve">", and its identification with the Turkic word for heaven is not in dispute. Its</w:t>
+      </w:r>
+      <w:r>
+        <w:t xml:space="preserve"> </w:t>
+      </w:r>
+      <w:r>
+        <w:t xml:space="preserve">correct reading therefore measures the machinery rather than the reading. Priced on the rates in</w:t>
+      </w:r>
+      <w:r>
+        <w:t xml:space="preserve"> </w:t>
+      </w:r>
+      <w:r>
+        <w:t xml:space="preserve">this section it costs</w:t>
+      </w:r>
+      <w:r>
+        <w:t xml:space="preserve"> </w:t>
+      </w:r>
+      <w:r>
         <w:rPr>
           <w:bCs/>
           <w:b/>
         </w:rPr>
-        <w:t xml:space="preserve">The same control carries a second result, on the vowel.</w:t>
+        <w:t xml:space="preserve">1 in 152</w:t>
+      </w:r>
+      <w:r>
+        <w:t xml:space="preserve">, about 8% per character. That is the scale: a</w:t>
+      </w:r>
+      <w:r>
+        <w:t xml:space="preserve"> </w:t>
+      </w:r>
+      <w:r>
+        <w:t xml:space="preserve">proposal costing 1 in 24 or 1 in 44 is not thereby expensive, and one costing 1 in 200,000 is.</w:t>
+      </w:r>
+    </w:p>
+    <w:p>
+      <w:pPr>
+        <w:pStyle w:val="BodyText"/>
+      </w:pPr>
+      <w:r>
+        <w:rPr>
+          <w:bCs/>
+          <w:b/>
+        </w:rPr>
+        <w:t xml:space="preserve">The same control tests the machinery a second time, on the vowel.</w:t>
+      </w:r>
+      <w:r>
+        <w:t xml:space="preserve"> </w:t>
+      </w:r>
+      <w:r>
+        <w:t xml:space="preserve">The word is</w:t>
+      </w:r>
+      <w:r>
+        <w:t xml:space="preserve"> </w:t>
+      </w:r>
+      <w:r>
+        <w:t xml:space="preserve">reconstructed in two ablaut variants, front</w:t>
+      </w:r>
+      <w:r>
+        <w:t xml:space="preserve"> </w:t>
+      </w:r>
+      <w:r>
+        <w:rPr>
+          <w:iCs/>
+          <w:i/>
+        </w:rPr>
+        <w:t xml:space="preserve">tengri</w:t>
+      </w:r>
+      <w:r>
+        <w:t xml:space="preserve"> </w:t>
+      </w:r>
+      <w:r>
+        <w:t xml:space="preserve">and back</w:t>
+      </w:r>
+      <w:r>
+        <w:t xml:space="preserve"> </w:t>
+      </w:r>
+      <w:r>
+        <w:rPr>
+          <w:iCs/>
+          <w:i/>
+        </w:rPr>
+        <w:t xml:space="preserve">tangrı</w:t>
+      </w:r>
+      <w:r>
+        <w:t xml:space="preserve">. Both are</w:t>
+      </w:r>
+      <w:r>
+        <w:t xml:space="preserve"> </w:t>
+      </w:r>
+      <w:r>
+        <w:t xml:space="preserve">continued: the front one in Old Turkic, where harmony settles it,</w:t>
+      </w:r>
+      <w:r>
+        <w:t xml:space="preserve"> </w:t>
+      </w:r>
+      <w:r>
+        <w:rPr>
+          <w:iCs/>
+          <w:i/>
+        </w:rPr>
+        <w:t xml:space="preserve">tengriken</w:t>
+      </w:r>
+      <w:r>
+        <w:t xml:space="preserve"> </w:t>
+      </w:r>
+      <w:r>
+        <w:t xml:space="preserve">taking</w:t>
+      </w:r>
+      <w:r>
+        <w:t xml:space="preserve"> </w:t>
+      </w:r>
+      <w:r>
+        <w:rPr>
+          <w:iCs/>
+          <w:i/>
+        </w:rPr>
+        <w:t xml:space="preserve">-ken</w:t>
+      </w:r>
+      <w:r>
+        <w:t xml:space="preserve"> </w:t>
+      </w:r>
+      <w:r>
+        <w:t xml:space="preserve">and</w:t>
+      </w:r>
+      <w:r>
+        <w:t xml:space="preserve"> </w:t>
+      </w:r>
+      <w:r>
+        <w:rPr>
+          <w:iCs/>
+          <w:i/>
+        </w:rPr>
+        <w:t xml:space="preserve">tengridem</w:t>
+      </w:r>
+      <w:r>
+        <w:t xml:space="preserve"> </w:t>
+      </w:r>
+      <w:r>
+        <w:t xml:space="preserve">taking</w:t>
+      </w:r>
+      <w:r>
+        <w:t xml:space="preserve"> </w:t>
+      </w:r>
+      <w:r>
+        <w:rPr>
+          <w:iCs/>
+          <w:i/>
+        </w:rPr>
+        <w:t xml:space="preserve">-dem</w:t>
+      </w:r>
+      <w:r>
+        <w:t xml:space="preserve">, and in Kāşgarî; the back one in Oghuz</w:t>
+      </w:r>
+      <w:r>
+        <w:t xml:space="preserve"> </w:t>
+      </w:r>
+      <w:r>
+        <w:t xml:space="preserve">and Chuvash, giving Turkish</w:t>
+      </w:r>
+      <w:r>
+        <w:t xml:space="preserve"> </w:t>
+      </w:r>
+      <w:r>
+        <w:rPr>
+          <w:iCs/>
+          <w:i/>
+        </w:rPr>
+        <w:t xml:space="preserve">Tanrı</w:t>
+      </w:r>
+      <w:r>
+        <w:t xml:space="preserve">, Chuvash</w:t>
+      </w:r>
+      <w:r>
+        <w:t xml:space="preserve"> </w:t>
+      </w:r>
+      <w:r>
+        <w:rPr>
+          <w:iCs/>
+          <w:i/>
+        </w:rPr>
+        <w:t xml:space="preserve">Tură</w:t>
+      </w:r>
+      <w:r>
+        <w:t xml:space="preserve"> </w:t>
+      </w:r>
+      <w:r>
+        <w:t xml:space="preserve">and Bulgarian</w:t>
+      </w:r>
+      <w:r>
+        <w:t xml:space="preserve"> </w:t>
+      </w:r>
+      <w:r>
+        <w:rPr>
+          <w:iCs/>
+          <w:i/>
+        </w:rPr>
+        <w:t xml:space="preserve">Тангра</w:t>
+      </w:r>
+      <w:r>
+        <w:t xml:space="preserve">.</w:t>
       </w:r>
       <w:r>
         <w:t xml:space="preserve"> </w:t>
@@ -9060,7 +9352,13 @@
         <w:t xml:space="preserve"> </w:t>
       </w:r>
       <w:r>
-        <w:t xml:space="preserve">is an open-vowel character, and an open vowel writes a source</w:t>
+        <w:t xml:space="preserve">is an open-vowel character, and an open vowel writes a</w:t>
+      </w:r>
+      <w:r>
+        <w:t xml:space="preserve"> </w:t>
+      </w:r>
+      <w:r>
+        <w:t xml:space="preserve">source</w:t>
       </w:r>
       <w:r>
         <w:t xml:space="preserve"> </w:t>
@@ -9108,91 +9406,965 @@
         <w:t xml:space="preserve"> </w:t>
       </w:r>
       <w:r>
-        <w:t xml:space="preserve">27 times in 406. On this</w:t>
-      </w:r>
-      <w:r>
-        <w:t xml:space="preserve"> </w:t>
-      </w:r>
-      <w:r>
-        <w:t xml:space="preserve">spelling the Xiongnu-period form was</w:t>
-      </w:r>
-      <w:r>
-        <w:t xml:space="preserve"> </w:t>
-      </w:r>
-      <w:r>
-        <w:rPr>
-          <w:iCs/>
-          <w:i/>
-        </w:rPr>
-        <w:t xml:space="preserve">taŋrı</w:t>
-      </w:r>
-      <w:r>
-        <w:t xml:space="preserve">, at 1 in 152, rather than Kāşgarî's</w:t>
-      </w:r>
-      <w:r>
-        <w:t xml:space="preserve"> </w:t>
-      </w:r>
-      <w:r>
-        <w:rPr>
-          <w:iCs/>
-          <w:i/>
-        </w:rPr>
-        <w:t xml:space="preserve">teŋri</w:t>
-      </w:r>
-      <w:r>
-        <w:t xml:space="preserve">, at 1 in 1,579, and the whole factor of ten between them is that one cell. Modern</w:t>
-      </w:r>
-      <w:r>
-        <w:t xml:space="preserve"> </w:t>
-      </w:r>
-      <w:r>
-        <w:t xml:space="preserve">Turkish</w:t>
-      </w:r>
-      <w:r>
-        <w:t xml:space="preserve"> </w:t>
-      </w:r>
-      <w:r>
-        <w:rPr>
-          <w:iCs/>
-          <w:i/>
-        </w:rPr>
-        <w:t xml:space="preserve">Tanrı</w:t>
-      </w:r>
-      <w:r>
-        <w:t xml:space="preserve"> </w:t>
-      </w:r>
-      <w:r>
-        <w:t xml:space="preserve">keeps the</w:t>
-      </w:r>
-      <w:r>
-        <w:t xml:space="preserve"> </w:t>
-      </w:r>
-      <w:r>
-        <w:rPr>
-          <w:iCs/>
-          <w:i/>
-        </w:rPr>
-        <w:t xml:space="preserve">a</w:t>
-      </w:r>
-      <w:r>
-        <w:t xml:space="preserve">. We record this as what the transcription measures and</w:t>
-      </w:r>
-      <w:r>
-        <w:t xml:space="preserve"> </w:t>
-      </w:r>
-      <w:r>
-        <w:t xml:space="preserve">not as a new claim about the word: the vocalism of this item has its own literature, and Georg</w:t>
-      </w:r>
-      <w:r>
-        <w:t xml:space="preserve"> </w:t>
-      </w:r>
-      <w:r>
-        <w:t xml:space="preserve">2001, which argues the word is a Yeniseian borrowing, is among the works we have not obtained.</w:t>
+        <w:t xml:space="preserve">27 times in 406, so</w:t>
+      </w:r>
+      <w:r>
+        <w:t xml:space="preserve"> </w:t>
+      </w:r>
+      <w:r>
+        <w:t xml:space="preserve">the channel prices</w:t>
+      </w:r>
+      <w:r>
+        <w:t xml:space="preserve"> </w:t>
+      </w:r>
+      <w:r>
+        <w:rPr>
+          <w:iCs/>
+          <w:i/>
+        </w:rPr>
+        <w:t xml:space="preserve">tangrı</w:t>
+      </w:r>
+      <w:r>
+        <w:t xml:space="preserve"> </w:t>
+      </w:r>
+      <w:r>
+        <w:t xml:space="preserve">at 1 in 152 and</w:t>
+      </w:r>
+      <w:r>
+        <w:t xml:space="preserve"> </w:t>
+      </w:r>
+      <w:r>
+        <w:rPr>
+          <w:iCs/>
+          <w:i/>
+        </w:rPr>
+        <w:t xml:space="preserve">tengri</w:t>
+      </w:r>
+      <w:r>
+        <w:t xml:space="preserve"> </w:t>
+      </w:r>
+      <w:r>
+        <w:t xml:space="preserve">at 1 in 1,579, the whole factor</w:t>
+      </w:r>
+      <w:r>
+        <w:t xml:space="preserve"> </w:t>
+      </w:r>
+      <w:r>
+        <w:t xml:space="preserve">of ten being that one cell. The scribe was not short of the alternative: the table holds 154</w:t>
+      </w:r>
+      <w:r>
+        <w:t xml:space="preserve"> </w:t>
+      </w:r>
+      <w:r>
+        <w:t xml:space="preserve">characters with the nucleus</w:t>
+      </w:r>
+      <w:r>
+        <w:t xml:space="preserve"> </w:t>
+      </w:r>
+      <w:r>
+        <w:rPr>
+          <w:iCs/>
+          <w:i/>
+        </w:rPr>
+        <w:t xml:space="preserve">eŋ</w:t>
+      </w:r>
+      <w:r>
+        <w:t xml:space="preserve">, 72 with</w:t>
+      </w:r>
+      <w:r>
+        <w:t xml:space="preserve"> </w:t>
+      </w:r>
+      <w:r>
+        <w:rPr>
+          <w:iCs/>
+          <w:i/>
+        </w:rPr>
+        <w:t xml:space="preserve">ieŋ</w:t>
+      </w:r>
+      <w:r>
+        <w:t xml:space="preserve"> </w:t>
+      </w:r>
+      <w:r>
+        <w:t xml:space="preserve">and 41 with</w:t>
+      </w:r>
+      <w:r>
+        <w:t xml:space="preserve"> </w:t>
+      </w:r>
+      <w:r>
+        <w:rPr>
+          <w:iCs/>
+          <w:i/>
+        </w:rPr>
+        <w:t xml:space="preserve">ɛŋ</w:t>
+      </w:r>
+      <w:r>
+        <w:t xml:space="preserve">.</w:t>
+      </w:r>
+    </w:p>
+    <w:p>
+      <w:pPr>
+        <w:pStyle w:val="BodyText"/>
+      </w:pPr>
+      <w:r>
+        <w:rPr>
+          <w:bCs/>
+          <w:b/>
+        </w:rPr>
+        <w:t xml:space="preserve">We claim nothing new from this, and that is what makes it useful.</w:t>
+      </w:r>
+      <w:r>
+        <w:t xml:space="preserve"> </w:t>
+      </w:r>
+      <w:r>
+        <w:t xml:space="preserve">The standard</w:t>
+      </w:r>
+      <w:r>
+        <w:t xml:space="preserve"> </w:t>
+      </w:r>
+      <w:r>
+        <w:t xml:space="preserve">reconstruction already cites this transcription as evidence for the back variant. So the channel</w:t>
+      </w:r>
+      <w:r>
+        <w:t xml:space="preserve"> </w:t>
+      </w:r>
+      <w:r>
+        <w:t xml:space="preserve">measured in this paper, given the characters and nothing else, returns the variant the comparative</w:t>
+      </w:r>
+      <w:r>
+        <w:t xml:space="preserve"> </w:t>
+      </w:r>
+      <w:r>
+        <w:t xml:space="preserve">method reached from the daughter languages. A method that recovers a known answer on the one item</w:t>
+      </w:r>
+      <w:r>
+        <w:t xml:space="preserve"> </w:t>
+      </w:r>
+      <w:r>
+        <w:t xml:space="preserve">where the answer is known is worth more here than a method that produces a new one. Two things</w:t>
+      </w:r>
+      <w:r>
+        <w:t xml:space="preserve"> </w:t>
+      </w:r>
+      <w:r>
+        <w:t xml:space="preserve">stay open: whether the word is Turkic at all, which §6.3 raises and Georg 2001 disputes, and Georg</w:t>
+      </w:r>
+      <w:r>
+        <w:t xml:space="preserve"> </w:t>
+      </w:r>
+      <w:r>
+        <w:t xml:space="preserve">2001 is among the works we have not obtained.</w:t>
       </w:r>
     </w:p>
     <w:bookmarkEnd w:id="43"/>
+    <w:bookmarkStart w:id="44" w:name="the-three-readings-the-field-already-has"/>
+    <w:p>
+      <w:pPr>
+        <w:pStyle w:val="Heading3"/>
+      </w:pPr>
+      <w:r>
+        <w:t xml:space="preserve">8.7  The three readings the field already has</w:t>
+      </w:r>
+    </w:p>
+    <w:p>
+      <w:pPr>
+        <w:pStyle w:val="FirstParagraph"/>
+      </w:pPr>
+      <w:r>
+        <w:t xml:space="preserve">Three items in this record carry readings that are established outside it:</w:t>
+      </w:r>
+      <w:r>
+        <w:t xml:space="preserve"> </w:t>
+      </w:r>
+      <w:r>
+        <w:t xml:space="preserve">撑犁</w:t>
+      </w:r>
+      <w:r>
+        <w:t xml:space="preserve"> </w:t>
+      </w:r>
+      <w:r>
+        <w:t xml:space="preserve">as the Turkic word for heaven,</w:t>
+      </w:r>
+      <w:r>
+        <w:t xml:space="preserve"> </w:t>
+      </w:r>
+      <w:r>
+        <w:t xml:space="preserve">頭曼</w:t>
+      </w:r>
+      <w:r>
+        <w:t xml:space="preserve"> </w:t>
+      </w:r>
+      <w:r>
+        <w:t xml:space="preserve">as</w:t>
+      </w:r>
+      <w:r>
+        <w:t xml:space="preserve"> </w:t>
+      </w:r>
+      <w:r>
+        <w:rPr>
+          <w:iCs/>
+          <w:i/>
+        </w:rPr>
+        <w:t xml:space="preserve">tümen</w:t>
+      </w:r>
+      <w:r>
+        <w:t xml:space="preserve"> </w:t>
+      </w:r>
+      <w:r>
+        <w:t xml:space="preserve">"ten thousand", and</w:t>
+      </w:r>
+      <w:r>
+        <w:t xml:space="preserve"> </w:t>
+      </w:r>
+      <w:r>
+        <w:t xml:space="preserve">冒頓</w:t>
+      </w:r>
+      <w:r>
+        <w:t xml:space="preserve"> </w:t>
+      </w:r>
+      <w:r>
+        <w:t xml:space="preserve">as</w:t>
+      </w:r>
+      <w:r>
+        <w:t xml:space="preserve"> </w:t>
+      </w:r>
+      <w:r>
+        <w:rPr>
+          <w:iCs/>
+          <w:i/>
+        </w:rPr>
+        <w:t xml:space="preserve">Baγatur</w:t>
+      </w:r>
+      <w:r>
+        <w:t xml:space="preserve">, which Clauson held was by origin a Xiongnu</w:t>
+      </w:r>
+      <w:r>
+        <w:t xml:space="preserve"> </w:t>
+      </w:r>
+      <w:r>
+        <w:t xml:space="preserve">proper name transcribed with a Chinese</w:t>
+      </w:r>
+      <w:r>
+        <w:t xml:space="preserve"> </w:t>
+      </w:r>
+      <w:r>
+        <w:t xml:space="preserve">-n</w:t>
+      </w:r>
+      <w:r>
+        <w:t xml:space="preserve"> </w:t>
+      </w:r>
+      <w:r>
+        <w:t xml:space="preserve">for a foreign</w:t>
+      </w:r>
+      <w:r>
+        <w:t xml:space="preserve"> </w:t>
+      </w:r>
+      <w:r>
+        <w:t xml:space="preserve">-r</w:t>
+      </w:r>
+      <w:r>
+        <w:t xml:space="preserve">. A method that made all three unlikely would be describing itself</w:t>
+      </w:r>
+      <w:r>
+        <w:t xml:space="preserve"> </w:t>
+      </w:r>
+      <w:r>
+        <w:t xml:space="preserve">rather than the record. Priced against the control of §8.6 they do not behave alike, and the</w:t>
+      </w:r>
+      <w:r>
+        <w:t xml:space="preserve"> </w:t>
+      </w:r>
+      <w:r>
+        <w:t xml:space="preserve">differences are the useful part.</w:t>
+      </w:r>
+    </w:p>
+    <w:tbl>
+      <w:tblPr>
+        <w:tblStyle w:val="Table"/>
+        <w:tblW w:type="auto" w:w="0"/>
+        <w:tblLook w:firstRow="1" w:lastRow="0" w:firstColumn="0" w:lastColumn="0" w:noHBand="0" w:noVBand="0" w:val="0020"/>
+        <w:jc w:val="start"/>
+      </w:tblPr>
+      <w:tblGrid>
+        <w:gridCol w:w="1980"/>
+        <w:gridCol w:w="1980"/>
+        <w:gridCol w:w="1980"/>
+        <w:gridCol w:w="1980"/>
+      </w:tblGrid>
+      <w:tr>
+        <w:trPr>
+          <w:tblHeader w:val="true"/>
+        </w:trPr>
+        <w:tc>
+          <w:tcPr/>
+          <w:p>
+            <w:pPr>
+              <w:pStyle w:val="Compact"/>
+              <w:jc w:val="left"/>
+            </w:pPr>
+            <w:r>
+              <w:t xml:space="preserve">Item</w:t>
+            </w:r>
+          </w:p>
+        </w:tc>
+        <w:tc>
+          <w:tcPr/>
+          <w:p>
+            <w:pPr>
+              <w:pStyle w:val="Compact"/>
+              <w:jc w:val="left"/>
+            </w:pPr>
+            <w:r>
+              <w:t xml:space="preserve">Reading</w:t>
+            </w:r>
+          </w:p>
+        </w:tc>
+        <w:tc>
+          <w:tcPr/>
+          <w:p>
+            <w:pPr>
+              <w:pStyle w:val="Compact"/>
+              <w:jc w:val="left"/>
+            </w:pPr>
+            <w:r>
+              <w:t xml:space="preserve">Price</w:t>
+            </w:r>
+          </w:p>
+        </w:tc>
+        <w:tc>
+          <w:tcPr/>
+          <w:p>
+            <w:pPr>
+              <w:pStyle w:val="Compact"/>
+              <w:jc w:val="left"/>
+            </w:pPr>
+            <w:r>
+              <w:t xml:space="preserve">Against the control, 1 in 152</w:t>
+            </w:r>
+          </w:p>
+        </w:tc>
+      </w:tr>
+      <w:tr>
+        <w:tc>
+          <w:tcPr/>
+          <w:p>
+            <w:pPr>
+              <w:pStyle w:val="Compact"/>
+              <w:jc w:val="left"/>
+            </w:pPr>
+            <w:r>
+              <w:t xml:space="preserve">撑犁</w:t>
+            </w:r>
+          </w:p>
+        </w:tc>
+        <w:tc>
+          <w:tcPr/>
+          <w:p>
+            <w:pPr>
+              <w:pStyle w:val="Compact"/>
+              <w:jc w:val="left"/>
+            </w:pPr>
+            <w:r>
+              <w:rPr>
+                <w:iCs/>
+                <w:i/>
+              </w:rPr>
+              <w:t xml:space="preserve">tangrı</w:t>
+            </w:r>
+            <w:r>
+              <w:t xml:space="preserve">, the back variant</w:t>
+            </w:r>
+          </w:p>
+        </w:tc>
+        <w:tc>
+          <w:tcPr/>
+          <w:p>
+            <w:pPr>
+              <w:pStyle w:val="Compact"/>
+              <w:jc w:val="left"/>
+            </w:pPr>
+            <w:r>
+              <w:t xml:space="preserve">1 in 152</w:t>
+            </w:r>
+          </w:p>
+        </w:tc>
+        <w:tc>
+          <w:tcPr/>
+          <w:p>
+            <w:pPr>
+              <w:pStyle w:val="Compact"/>
+              <w:jc w:val="left"/>
+            </w:pPr>
+            <w:r>
+              <w:t xml:space="preserve">at the control</w:t>
+            </w:r>
+          </w:p>
+        </w:tc>
+      </w:tr>
+      <w:tr>
+        <w:tc>
+          <w:tcPr/>
+          <w:p>
+            <w:pPr>
+              <w:pStyle w:val="Compact"/>
+            </w:pPr>
+          </w:p>
+        </w:tc>
+        <w:tc>
+          <w:tcPr/>
+          <w:p>
+            <w:pPr>
+              <w:pStyle w:val="Compact"/>
+              <w:jc w:val="left"/>
+            </w:pPr>
+            <w:r>
+              <w:rPr>
+                <w:iCs/>
+                <w:i/>
+              </w:rPr>
+              <w:t xml:space="preserve">tengri</w:t>
+            </w:r>
+            <w:r>
+              <w:t xml:space="preserve">, the front variant</w:t>
+            </w:r>
+          </w:p>
+        </w:tc>
+        <w:tc>
+          <w:tcPr/>
+          <w:p>
+            <w:pPr>
+              <w:pStyle w:val="Compact"/>
+              <w:jc w:val="left"/>
+            </w:pPr>
+            <w:r>
+              <w:t xml:space="preserve">1 in 1,579</w:t>
+            </w:r>
+          </w:p>
+        </w:tc>
+        <w:tc>
+          <w:tcPr/>
+          <w:p>
+            <w:pPr>
+              <w:pStyle w:val="Compact"/>
+              <w:jc w:val="left"/>
+            </w:pPr>
+            <w:r>
+              <w:t xml:space="preserve">ten times less likely</w:t>
+            </w:r>
+          </w:p>
+        </w:tc>
+      </w:tr>
+      <w:tr>
+        <w:tc>
+          <w:tcPr/>
+          <w:p>
+            <w:pPr>
+              <w:pStyle w:val="Compact"/>
+              <w:jc w:val="left"/>
+            </w:pPr>
+            <w:r>
+              <w:t xml:space="preserve">頭曼</w:t>
+            </w:r>
+          </w:p>
+        </w:tc>
+        <w:tc>
+          <w:tcPr/>
+          <w:p>
+            <w:pPr>
+              <w:pStyle w:val="Compact"/>
+              <w:jc w:val="left"/>
+            </w:pPr>
+            <w:r>
+              <w:rPr>
+                <w:iCs/>
+                <w:i/>
+              </w:rPr>
+              <w:t xml:space="preserve">tümen</w:t>
+            </w:r>
+            <w:r>
+              <w:t xml:space="preserve"> </w:t>
+            </w:r>
+            <w:r>
+              <w:t xml:space="preserve">"ten thousand"</w:t>
+            </w:r>
+          </w:p>
+        </w:tc>
+        <w:tc>
+          <w:tcPr/>
+          <w:p>
+            <w:pPr>
+              <w:pStyle w:val="Compact"/>
+              <w:jc w:val="left"/>
+            </w:pPr>
+            <w:r>
+              <w:t xml:space="preserve">1 in 107</w:t>
+            </w:r>
+          </w:p>
+        </w:tc>
+        <w:tc>
+          <w:tcPr/>
+          <w:p>
+            <w:pPr>
+              <w:pStyle w:val="Compact"/>
+              <w:jc w:val="left"/>
+            </w:pPr>
+            <w:r>
+              <w:t xml:space="preserve">slightly more likely than the control</w:t>
+            </w:r>
+          </w:p>
+        </w:tc>
+      </w:tr>
+      <w:tr>
+        <w:tc>
+          <w:tcPr/>
+          <w:p>
+            <w:pPr>
+              <w:pStyle w:val="Compact"/>
+            </w:pPr>
+          </w:p>
+        </w:tc>
+        <w:tc>
+          <w:tcPr/>
+          <w:p>
+            <w:pPr>
+              <w:pStyle w:val="Compact"/>
+              <w:jc w:val="left"/>
+            </w:pPr>
+            <w:r>
+              <w:rPr>
+                <w:iCs/>
+                <w:i/>
+              </w:rPr>
+              <w:t xml:space="preserve">tuman / duman</w:t>
+            </w:r>
+            <w:r>
+              <w:t xml:space="preserve"> </w:t>
+            </w:r>
+            <w:r>
+              <w:t xml:space="preserve">"mist"</w:t>
+            </w:r>
+          </w:p>
+        </w:tc>
+        <w:tc>
+          <w:tcPr/>
+          <w:p>
+            <w:pPr>
+              <w:pStyle w:val="Compact"/>
+              <w:jc w:val="left"/>
+            </w:pPr>
+            <w:r>
+              <w:t xml:space="preserve">1 in 15 / 1 in 3</w:t>
+            </w:r>
+          </w:p>
+        </w:tc>
+        <w:tc>
+          <w:tcPr/>
+          <w:p>
+            <w:pPr>
+              <w:pStyle w:val="Compact"/>
+              <w:jc w:val="left"/>
+            </w:pPr>
+            <w:r>
+              <w:t xml:space="preserve">more likely still</w:t>
+            </w:r>
+          </w:p>
+        </w:tc>
+      </w:tr>
+      <w:tr>
+        <w:tc>
+          <w:tcPr/>
+          <w:p>
+            <w:pPr>
+              <w:pStyle w:val="Compact"/>
+              <w:jc w:val="left"/>
+            </w:pPr>
+            <w:r>
+              <w:t xml:space="preserve">冒頓</w:t>
+            </w:r>
+          </w:p>
+        </w:tc>
+        <w:tc>
+          <w:tcPr/>
+          <w:p>
+            <w:pPr>
+              <w:pStyle w:val="Compact"/>
+              <w:jc w:val="left"/>
+            </w:pPr>
+            <w:r>
+              <w:rPr>
+                <w:iCs/>
+                <w:i/>
+              </w:rPr>
+              <w:t xml:space="preserve">Baγatur</w:t>
+            </w:r>
+          </w:p>
+        </w:tc>
+        <w:tc>
+          <w:tcPr/>
+          <w:p>
+            <w:pPr>
+              <w:pStyle w:val="Compact"/>
+              <w:jc w:val="left"/>
+            </w:pPr>
+            <w:r>
+              <w:t xml:space="preserve">1 in 99,141</w:t>
+            </w:r>
+          </w:p>
+        </w:tc>
+        <w:tc>
+          <w:tcPr/>
+          <w:p>
+            <w:pPr>
+              <w:pStyle w:val="Compact"/>
+              <w:jc w:val="left"/>
+            </w:pPr>
+            <w:r>
+              <w:t xml:space="preserve">650 times less likely</w:t>
+            </w:r>
+          </w:p>
+        </w:tc>
+      </w:tr>
+      <w:tr>
+        <w:tc>
+          <w:tcPr/>
+          <w:p>
+            <w:pPr>
+              <w:pStyle w:val="Compact"/>
+            </w:pPr>
+          </w:p>
+        </w:tc>
+        <w:tc>
+          <w:tcPr/>
+          <w:p>
+            <w:pPr>
+              <w:pStyle w:val="Compact"/>
+              <w:jc w:val="left"/>
+            </w:pPr>
+            <w:r>
+              <w:rPr>
+                <w:iCs/>
+                <w:i/>
+              </w:rPr>
+              <w:t xml:space="preserve">Mete</w:t>
+            </w:r>
+            <w:r>
+              <w:t xml:space="preserve">, the form used in Turkish</w:t>
+            </w:r>
+          </w:p>
+        </w:tc>
+        <w:tc>
+          <w:tcPr/>
+          <w:p>
+            <w:pPr>
+              <w:pStyle w:val="Compact"/>
+              <w:jc w:val="left"/>
+            </w:pPr>
+            <w:r>
+              <w:t xml:space="preserve">1 in 272,642</w:t>
+            </w:r>
+          </w:p>
+        </w:tc>
+        <w:tc>
+          <w:tcPr/>
+          <w:p>
+            <w:pPr>
+              <w:pStyle w:val="Compact"/>
+              <w:jc w:val="left"/>
+            </w:pPr>
+            <w:r>
+              <w:t xml:space="preserve">1,800 times less likely</w:t>
+            </w:r>
+          </w:p>
+        </w:tc>
+      </w:tr>
+      <w:tr>
+        <w:tc>
+          <w:tcPr/>
+          <w:p>
+            <w:pPr>
+              <w:pStyle w:val="Compact"/>
+            </w:pPr>
+          </w:p>
+        </w:tc>
+        <w:tc>
+          <w:tcPr/>
+          <w:p>
+            <w:pPr>
+              <w:pStyle w:val="Compact"/>
+              <w:jc w:val="left"/>
+            </w:pPr>
+            <w:r>
+              <w:rPr>
+                <w:iCs/>
+                <w:i/>
+              </w:rPr>
+              <w:t xml:space="preserve">Modun</w:t>
+            </w:r>
+            <w:r>
+              <w:t xml:space="preserve">, the characters unetymologised</w:t>
+            </w:r>
+          </w:p>
+        </w:tc>
+        <w:tc>
+          <w:tcPr/>
+          <w:p>
+            <w:pPr>
+              <w:pStyle w:val="Compact"/>
+              <w:jc w:val="left"/>
+            </w:pPr>
+            <w:r>
+              <w:t xml:space="preserve">1 in 277</w:t>
+            </w:r>
+          </w:p>
+        </w:tc>
+        <w:tc>
+          <w:tcPr/>
+          <w:p>
+            <w:pPr>
+              <w:pStyle w:val="Compact"/>
+              <w:jc w:val="left"/>
+            </w:pPr>
+            <w:r>
+              <w:t xml:space="preserve">within a factor of two of the control</w:t>
+            </w:r>
+          </w:p>
+        </w:tc>
+      </w:tr>
+    </w:tbl>
+    <w:p>
+      <w:pPr>
+        <w:pStyle w:val="BodyText"/>
+      </w:pPr>
+      <w:r>
+        <w:rPr>
+          <w:bCs/>
+          <w:b/>
+        </w:rPr>
+        <w:t xml:space="preserve">One is agreement.</w:t>
+      </w:r>
+      <w:r>
+        <w:t xml:space="preserve"> </w:t>
+      </w:r>
+      <w:r>
+        <w:t xml:space="preserve">The two forms at</w:t>
+      </w:r>
+      <w:r>
+        <w:t xml:space="preserve"> </w:t>
+      </w:r>
+      <w:r>
+        <w:t xml:space="preserve">撑犁</w:t>
+      </w:r>
+      <w:r>
+        <w:t xml:space="preserve"> </w:t>
+      </w:r>
+      <w:r>
+        <w:t xml:space="preserve">are one word in</w:t>
+      </w:r>
+      <w:r>
+        <w:t xml:space="preserve"> </w:t>
+      </w:r>
+      <w:r>
+        <w:t xml:space="preserve">its two reconstructed ablaut variants, and the spelling picks the back one, which is the variant</w:t>
+      </w:r>
+      <w:r>
+        <w:t xml:space="preserve"> </w:t>
+      </w:r>
+      <w:r>
+        <w:t xml:space="preserve">the standard reconstruction already assigns to this very transcription. Nothing is overturned</w:t>
+      </w:r>
+      <w:r>
+        <w:t xml:space="preserve"> </w:t>
+      </w:r>
+      <w:r>
+        <w:t xml:space="preserve">there; the identification stands and the channel confirms it.</w:t>
+      </w:r>
+    </w:p>
+    <w:p>
+      <w:pPr>
+        <w:pStyle w:val="BodyText"/>
+      </w:pPr>
+      <w:r>
+        <w:rPr>
+          <w:bCs/>
+          <w:b/>
+        </w:rPr>
+        <w:t xml:space="preserve">One is not a result at all.</w:t>
+      </w:r>
+      <w:r>
+        <w:t xml:space="preserve"> </w:t>
+      </w:r>
+      <w:r>
+        <w:t xml:space="preserve">At</w:t>
+      </w:r>
+      <w:r>
+        <w:t xml:space="preserve"> </w:t>
+      </w:r>
+      <w:r>
+        <w:t xml:space="preserve">頭曼</w:t>
+      </w:r>
+      <w:r>
+        <w:t xml:space="preserve">,</w:t>
+      </w:r>
+      <w:r>
+        <w:t xml:space="preserve"> </w:t>
+      </w:r>
+      <w:r>
+        <w:rPr>
+          <w:iCs/>
+          <w:i/>
+        </w:rPr>
+        <w:t xml:space="preserve">tümen</w:t>
+      </w:r>
+      <w:r>
+        <w:t xml:space="preserve"> </w:t>
+      </w:r>
+      <w:r>
+        <w:t xml:space="preserve">is more likely than a reading we know to be correct, so it is well inside the range on our own</w:t>
+      </w:r>
+      <w:r>
+        <w:t xml:space="preserve"> </w:t>
+      </w:r>
+      <w:r>
+        <w:t xml:space="preserve">scale and we are in no position to retire it. The spelling prefers</w:t>
+      </w:r>
+      <w:r>
+        <w:t xml:space="preserve"> </w:t>
+      </w:r>
+      <w:r>
+        <w:rPr>
+          <w:iCs/>
+          <w:i/>
+        </w:rPr>
+        <w:t xml:space="preserve">tuman / duman</w:t>
+      </w:r>
+      <w:r>
+        <w:t xml:space="preserve">, the difference is</w:t>
+      </w:r>
+      <w:r>
+        <w:t xml:space="preserve"> </w:t>
+      </w:r>
+      <w:r>
+        <w:t xml:space="preserve">one vowel, and §7 puts vowel recovery at 50%. §6.3 records the alternative because it has not</w:t>
+      </w:r>
+      <w:r>
+        <w:t xml:space="preserve"> </w:t>
+      </w:r>
+      <w:r>
+        <w:t xml:space="preserve">been raised before, not because the accepted etymology fails.</w:t>
+      </w:r>
+    </w:p>
+    <w:p>
+      <w:pPr>
+        <w:pStyle w:val="BodyText"/>
+      </w:pPr>
+      <w:r>
+        <w:rPr>
+          <w:bCs/>
+          <w:b/>
+        </w:rPr>
+        <w:t xml:space="preserve">One is a contradiction, and it is not ours.</w:t>
+      </w:r>
+      <w:r>
+        <w:t xml:space="preserve"> </w:t>
+      </w:r>
+      <w:r>
+        <w:t xml:space="preserve">At</w:t>
+      </w:r>
+      <w:r>
+        <w:t xml:space="preserve"> </w:t>
+      </w:r>
+      <w:r>
+        <w:t xml:space="preserve">冒頓</w:t>
+      </w:r>
+      <w:r>
+        <w:t xml:space="preserve"> </w:t>
+      </w:r>
+      <w:r>
+        <w:t xml:space="preserve">the two Turkic etymologies come out two and a half and nearly three</w:t>
+      </w:r>
+      <w:r>
+        <w:t xml:space="preserve"> </w:t>
+      </w:r>
+      <w:r>
+        <w:t xml:space="preserve">orders of magnitude less likely than the control, while the plain reading of the two characters sits beside</w:t>
+      </w:r>
+      <w:r>
+        <w:t xml:space="preserve"> </w:t>
+      </w:r>
+      <w:r>
+        <w:t xml:space="preserve">it. So the result is not that this name resists reading. It is that the etymologies proposed for</w:t>
+      </w:r>
+      <w:r>
+        <w:t xml:space="preserve"> </w:t>
+      </w:r>
+      <w:r>
+        <w:t xml:space="preserve">it are improbable on this spelling and the unetymologised reading is not.</w:t>
+      </w:r>
+      <w:r>
+        <w:t xml:space="preserve"> </w:t>
+      </w:r>
+      <w:r>
+        <w:rPr>
+          <w:bCs/>
+          <w:b/>
+        </w:rPr>
+        <w:t xml:space="preserve">We have no</w:t>
+      </w:r>
+      <w:r>
+        <w:rPr>
+          <w:bCs/>
+          <w:b/>
+        </w:rPr>
+        <w:t xml:space="preserve"> </w:t>
+      </w:r>
+      <w:r>
+        <w:rPr>
+          <w:bCs/>
+          <w:b/>
+        </w:rPr>
+        <w:t xml:space="preserve">better replacement.</w:t>
+      </w:r>
+      <w:r>
+        <w:t xml:space="preserve"> </w:t>
+      </w:r>
+      <w:r>
+        <w:t xml:space="preserve">The reading offered for it in S1 is blocked by a measured zero and cannot be priced at all, which</w:t>
+      </w:r>
+      <w:r>
+        <w:t xml:space="preserve"> </w:t>
+      </w:r>
+      <w:r>
+        <w:t xml:space="preserve">is stated there. Retiring a reading and having a better one are different things, and this paper</w:t>
+      </w:r>
+      <w:r>
+        <w:t xml:space="preserve"> </w:t>
+      </w:r>
+      <w:r>
+        <w:t xml:space="preserve">does only the first.</w:t>
+      </w:r>
+    </w:p>
+    <w:p>
+      <w:pPr>
+        <w:pStyle w:val="BodyText"/>
+      </w:pPr>
+      <w:r>
+        <w:t xml:space="preserve">One agreement, one non-result and one contradiction, from a procedure with no way to know in</w:t>
+      </w:r>
+      <w:r>
+        <w:t xml:space="preserve"> </w:t>
+      </w:r>
+      <w:r>
+        <w:t xml:space="preserve">advance which would be which, is the distribution a measurement should produce. Three overturnings</w:t>
+      </w:r>
+      <w:r>
+        <w:t xml:space="preserve"> </w:t>
+      </w:r>
+      <w:r>
+        <w:t xml:space="preserve">would have been the warning sign.</w:t>
+      </w:r>
+    </w:p>
     <w:bookmarkEnd w:id="44"/>
-    <w:bookmarkStart w:id="47" w:name="X18e877f3e1c3d2dd8c6c1f8b8056a29434f58aa"/>
+    <w:bookmarkEnd w:id="45"/>
+    <w:bookmarkStart w:id="48" w:name="X18e877f3e1c3d2dd8c6c1f8b8056a29434f58aa"/>
     <w:p>
       <w:pPr>
         <w:pStyle w:val="Heading2"/>
@@ -10741,7 +11913,7 @@
         <w:t xml:space="preserve">quoted in support of an individual reading, the concrete form of the warning in §6.2.</w:t>
       </w:r>
     </w:p>
-    <w:bookmarkStart w:id="45" w:name="two-cases-which-are-not-ours-to-propose"/>
+    <w:bookmarkStart w:id="46" w:name="two-cases-which-are-not-ours-to-propose"/>
     <w:p>
       <w:pPr>
         <w:pStyle w:val="Heading3"/>
@@ -13024,8 +14196,8 @@
         <w:t xml:space="preserve">a use of it that the accuracy figures actually license.</w:t>
       </w:r>
     </w:p>
-    <w:bookmarkEnd w:id="45"/>
-    <w:bookmarkStart w:id="46" w:name="X0c4ba52fd95c78c09fdcd9031fd6d8d2ec1da17"/>
+    <w:bookmarkEnd w:id="46"/>
+    <w:bookmarkStart w:id="47" w:name="X0c4ba52fd95c78c09fdcd9031fd6d8d2ec1da17"/>
     <w:p>
       <w:pPr>
         <w:pStyle w:val="Heading3"/>
@@ -15306,9 +16478,9 @@
         <w:t xml:space="preserve">provided.</w:t>
       </w:r>
     </w:p>
-    <w:bookmarkEnd w:id="46"/>
     <w:bookmarkEnd w:id="47"/>
-    <w:bookmarkStart w:id="48" w:name="where-the-method-does-work"/>
+    <w:bookmarkEnd w:id="48"/>
+    <w:bookmarkStart w:id="49" w:name="where-the-method-does-work"/>
     <w:p>
       <w:pPr>
         <w:pStyle w:val="Heading2"/>
@@ -16123,8 +17295,8 @@
         <w:t xml:space="preserve">against.</w:t>
       </w:r>
     </w:p>
-    <w:bookmarkEnd w:id="48"/>
-    <w:bookmarkStart w:id="49" w:name="limitations-of-this-work"/>
+    <w:bookmarkEnd w:id="49"/>
+    <w:bookmarkStart w:id="50" w:name="limitations-of-this-work"/>
     <w:p>
       <w:pPr>
         <w:pStyle w:val="Heading2"/>
@@ -16625,8 +17797,8 @@
         <w:t xml:space="preserve">conclusion.</w:t>
       </w:r>
     </w:p>
-    <w:bookmarkEnd w:id="49"/>
-    <w:bookmarkStart w:id="50" w:name="data-and-code-availability"/>
+    <w:bookmarkEnd w:id="50"/>
+    <w:bookmarkStart w:id="51" w:name="data-and-code-availability"/>
     <w:p>
       <w:pPr>
         <w:pStyle w:val="Heading2"/>
@@ -16925,8 +18097,8 @@
         </w:pict>
       </w:r>
     </w:p>
-    <w:bookmarkEnd w:id="50"/>
-    <w:bookmarkStart w:id="53" w:name="a-appendix-the-xiongnu-record"/>
+    <w:bookmarkEnd w:id="51"/>
+    <w:bookmarkStart w:id="54" w:name="a-appendix-the-xiongnu-record"/>
     <w:p>
       <w:pPr>
         <w:pStyle w:val="Heading2"/>
@@ -17020,7 +18192,7 @@
         <w:t xml:space="preserve">carry it.</w:t>
       </w:r>
     </w:p>
-    <w:bookmarkStart w:id="51" w:name="a.1-rulers-and-the-ruling-clan"/>
+    <w:bookmarkStart w:id="52" w:name="a.1-rulers-and-the-ruling-clan"/>
     <w:p>
       <w:pPr>
         <w:pStyle w:val="Heading3"/>
@@ -18489,37 +19661,46 @@
               <w:jc w:val="left"/>
             </w:pPr>
             <w:r>
-              <w:t xml:space="preserve">攣鞮</w:t>
-            </w:r>
-            <w:r>
-              <w:t xml:space="preserve">Luandi</w:t>
-            </w:r>
-          </w:p>
-        </w:tc>
-        <w:tc>
-          <w:tcPr/>
-          <w:p>
-            <w:pPr>
-              <w:pStyle w:val="Compact"/>
-              <w:jc w:val="left"/>
-            </w:pPr>
-            <w:r>
-              <w:t xml:space="preserve">lyan te</w:t>
+              <w:t xml:space="preserve">虛連題</w:t>
+            </w:r>
+            <w:r>
+              <w:t xml:space="preserve">Xulianti</w:t>
+            </w:r>
+          </w:p>
+        </w:tc>
+        <w:tc>
+          <w:tcPr/>
+          <w:p>
+            <w:pPr>
+              <w:pStyle w:val="Compact"/>
+              <w:jc w:val="left"/>
+            </w:pPr>
+            <w:r>
+              <w:t xml:space="preserve">hɨɑ lianᴮ</w:t>
             </w:r>
             <w:r>
               <w:t xml:space="preserve">†</w:t>
             </w:r>
-          </w:p>
-        </w:tc>
-        <w:tc>
-          <w:tcPr/>
-          <w:p>
-            <w:pPr>
-              <w:pStyle w:val="Compact"/>
-              <w:jc w:val="left"/>
-            </w:pPr>
-            <w:r>
-              <w:t xml:space="preserve">lyan te</w:t>
+            <w:r>
+              <w:t xml:space="preserve"> </w:t>
+            </w:r>
+            <w:r>
+              <w:t xml:space="preserve">de</w:t>
+            </w:r>
+            <w:r>
+              <w:t xml:space="preserve">†</w:t>
+            </w:r>
+          </w:p>
+        </w:tc>
+        <w:tc>
+          <w:tcPr/>
+          <w:p>
+            <w:pPr>
+              <w:pStyle w:val="Compact"/>
+              <w:jc w:val="left"/>
+            </w:pPr>
+            <w:r>
+              <w:t xml:space="preserve">ha lian de</w:t>
             </w:r>
           </w:p>
         </w:tc>
@@ -18545,46 +19726,37 @@
               <w:jc w:val="left"/>
             </w:pPr>
             <w:r>
-              <w:t xml:space="preserve">虛連題</w:t>
-            </w:r>
-            <w:r>
-              <w:t xml:space="preserve">Xulianti</w:t>
-            </w:r>
-          </w:p>
-        </w:tc>
-        <w:tc>
-          <w:tcPr/>
-          <w:p>
-            <w:pPr>
-              <w:pStyle w:val="Compact"/>
-              <w:jc w:val="left"/>
-            </w:pPr>
-            <w:r>
-              <w:t xml:space="preserve">kʰɨɑ lianᴮ</w:t>
+              <w:t xml:space="preserve">攣鞮</w:t>
+            </w:r>
+            <w:r>
+              <w:t xml:space="preserve">Luandi</w:t>
+            </w:r>
+          </w:p>
+        </w:tc>
+        <w:tc>
+          <w:tcPr/>
+          <w:p>
+            <w:pPr>
+              <w:pStyle w:val="Compact"/>
+              <w:jc w:val="left"/>
+            </w:pPr>
+            <w:r>
+              <w:t xml:space="preserve">lyan te</w:t>
             </w:r>
             <w:r>
               <w:t xml:space="preserve">†</w:t>
             </w:r>
-            <w:r>
-              <w:t xml:space="preserve"> </w:t>
-            </w:r>
-            <w:r>
-              <w:t xml:space="preserve">de</w:t>
-            </w:r>
-            <w:r>
-              <w:t xml:space="preserve">†</w:t>
-            </w:r>
-          </w:p>
-        </w:tc>
-        <w:tc>
-          <w:tcPr/>
-          <w:p>
-            <w:pPr>
-              <w:pStyle w:val="Compact"/>
-              <w:jc w:val="left"/>
-            </w:pPr>
-            <w:r>
-              <w:t xml:space="preserve">kıa lian de</w:t>
+          </w:p>
+        </w:tc>
+        <w:tc>
+          <w:tcPr/>
+          <w:p>
+            <w:pPr>
+              <w:pStyle w:val="Compact"/>
+              <w:jc w:val="left"/>
+            </w:pPr>
+            <w:r>
+              <w:t xml:space="preserve">lyan te</w:t>
             </w:r>
           </w:p>
         </w:tc>
@@ -18623,7 +19795,48 @@
         <w:t xml:space="preserve"> </w:t>
       </w:r>
       <w:r>
-        <w:t xml:space="preserve">from Touman to Punu, plus both forms of the ruling clan name:</w:t>
+        <w:t xml:space="preserve">from Touman to Huduershi, which is where the</w:t>
+      </w:r>
+      <w:r>
+        <w:t xml:space="preserve"> </w:t>
+      </w:r>
+      <w:r>
+        <w:rPr>
+          <w:iCs/>
+          <w:i/>
+        </w:rPr>
+        <w:t xml:space="preserve">Hanshu</w:t>
+      </w:r>
+      <w:r>
+        <w:t xml:space="preserve">'s account ends, plus both forms of the ruling clan name:</w:t>
+      </w:r>
+      <w:r>
+        <w:t xml:space="preserve"> </w:t>
+      </w:r>
+      <w:r>
+        <w:t xml:space="preserve">虛連題</w:t>
+      </w:r>
+      <w:r>
+        <w:t xml:space="preserve"> </w:t>
+      </w:r>
+      <w:r>
+        <w:t xml:space="preserve">in the</w:t>
+      </w:r>
+      <w:r>
+        <w:t xml:space="preserve"> </w:t>
+      </w:r>
+      <w:r>
+        <w:rPr>
+          <w:iCs/>
+          <w:i/>
+        </w:rPr>
+        <w:t xml:space="preserve">Hou Hanshu</w:t>
+      </w:r>
+      <w:r>
+        <w:t xml:space="preserve"> </w:t>
+      </w:r>
+      <w:r>
+        <w:t xml:space="preserve">and</w:t>
       </w:r>
       <w:r>
         <w:t xml:space="preserve"> </w:t>
@@ -18645,13 +19858,50 @@
           <w:iCs/>
           <w:i/>
         </w:rPr>
+        <w:t xml:space="preserve">Hanshu</w:t>
+      </w:r>
+      <w:r>
+        <w:t xml:space="preserve">. The</w:t>
+      </w:r>
+      <w:r>
+        <w:t xml:space="preserve"> </w:t>
+      </w:r>
+      <w:r>
+        <w:rPr>
+          <w:iCs/>
+          <w:i/>
+        </w:rPr>
         <w:t xml:space="preserve">Shiji</w:t>
       </w:r>
       <w:r>
         <w:t xml:space="preserve"> </w:t>
       </w:r>
       <w:r>
-        <w:t xml:space="preserve">and</w:t>
+        <w:t xml:space="preserve">gives neither: its account of Xiongnu custom says they have</w:t>
+      </w:r>
+      <w:r>
+        <w:t xml:space="preserve"> </w:t>
+      </w:r>
+      <w:r>
+        <w:t xml:space="preserve">personal names and no surname, and</w:t>
+      </w:r>
+      <w:r>
+        <w:t xml:space="preserve"> </w:t>
+      </w:r>
+      <w:r>
+        <w:t xml:space="preserve">攣鞮</w:t>
+      </w:r>
+      <w:r>
+        <w:t xml:space="preserve"> </w:t>
+      </w:r>
+      <w:r>
+        <w:t xml:space="preserve">enters that text only through a</w:t>
+      </w:r>
+      <w:r>
+        <w:t xml:space="preserve"> </w:t>
+      </w:r>
+      <w:r>
+        <w:t xml:space="preserve">later commentary quoting the</w:t>
       </w:r>
       <w:r>
         <w:t xml:space="preserve"> </w:t>
@@ -18664,36 +19914,11 @@
         <w:t xml:space="preserve">Hanshu</w:t>
       </w:r>
       <w:r>
-        <w:t xml:space="preserve">,</w:t>
-      </w:r>
-      <w:r>
-        <w:t xml:space="preserve"> </w:t>
-      </w:r>
-      <w:r>
-        <w:t xml:space="preserve">虛連題</w:t>
-      </w:r>
-      <w:r>
-        <w:t xml:space="preserve"> </w:t>
-      </w:r>
-      <w:r>
-        <w:t xml:space="preserve">in the</w:t>
-      </w:r>
-      <w:r>
-        <w:t xml:space="preserve"> </w:t>
-      </w:r>
-      <w:r>
-        <w:rPr>
-          <w:iCs/>
-          <w:i/>
-        </w:rPr>
-        <w:t xml:space="preserve">Hou Hanshu</w:t>
-      </w:r>
-      <w:r>
         <w:t xml:space="preserve">.</w:t>
       </w:r>
     </w:p>
-    <w:bookmarkEnd w:id="51"/>
-    <w:bookmarkStart w:id="52" w:name="a.2-titles-and-lexical-items"/>
+    <w:bookmarkEnd w:id="52"/>
+    <w:bookmarkStart w:id="53" w:name="a.2-titles-and-lexical-items"/>
     <w:p>
       <w:pPr>
         <w:pStyle w:val="Heading3"/>
@@ -19736,7 +20961,41 @@
         <w:t xml:space="preserve"> </w:t>
       </w:r>
       <w:r>
-        <w:t xml:space="preserve">gloss.</w:t>
+        <w:t xml:space="preserve">gloss, though not all of them in the same place:</w:t>
+      </w:r>
+      <w:r>
+        <w:t xml:space="preserve"> </w:t>
+      </w:r>
+      <w:r>
+        <w:t xml:space="preserve">服匿</w:t>
+      </w:r>
+      <w:r>
+        <w:t xml:space="preserve"> </w:t>
+      </w:r>
+      <w:r>
+        <w:t xml:space="preserve">is absent from the</w:t>
+      </w:r>
+      <w:r>
+        <w:t xml:space="preserve"> </w:t>
+      </w:r>
+      <w:r>
+        <w:t xml:space="preserve">three Xiongnu chapters and is glossed in</w:t>
+      </w:r>
+      <w:r>
+        <w:t xml:space="preserve"> </w:t>
+      </w:r>
+      <w:r>
+        <w:rPr>
+          <w:iCs/>
+          <w:i/>
+        </w:rPr>
+        <w:t xml:space="preserve">Hanshu</w:t>
+      </w:r>
+      <w:r>
+        <w:t xml:space="preserve"> </w:t>
+      </w:r>
+      <w:r>
+        <w:t xml:space="preserve">54, the life of Su Wu.</w:t>
       </w:r>
       <w:r>
         <w:t xml:space="preserve"> </w:t>
@@ -19889,9 +21148,9 @@
         <w:t xml:space="preserve">hypothesis.</w:t>
       </w:r>
     </w:p>
-    <w:bookmarkEnd w:id="52"/>
     <w:bookmarkEnd w:id="53"/>
-    <w:bookmarkStart w:id="83" w:name="b-references"/>
+    <w:bookmarkEnd w:id="54"/>
+    <w:bookmarkStart w:id="84" w:name="b-references"/>
     <w:p>
       <w:pPr>
         <w:pStyle w:val="Heading2"/>
@@ -19914,7 +21173,7 @@
         </w:numPr>
         <w:pStyle w:val="Compact"/>
       </w:pPr>
-      <w:bookmarkStart w:id="54" w:name="r1"/>
+      <w:bookmarkStart w:id="55" w:name="r1"/>
       <w:r>
         <w:t xml:space="preserve">Baley, D. (2025).</w:t>
       </w:r>
@@ -19943,33 +21202,6 @@
       </w:r>
       <w:r>
         <w:t xml:space="preserve">, doi:10.5334/johd.110</w:t>
-      </w:r>
-      <w:bookmarkEnd w:id="54"/>
-    </w:p>
-    <w:p>
-      <w:pPr>
-        <w:numPr>
-          <w:ilvl w:val="0"/>
-          <w:numId w:val="1003"/>
-        </w:numPr>
-        <w:pStyle w:val="Compact"/>
-      </w:pPr>
-      <w:bookmarkStart w:id="55" w:name="r2"/>
-      <w:r>
-        <w:t xml:space="preserve">Baxter, W. H. &amp; Sagart, L. (2014).</w:t>
-      </w:r>
-      <w:r>
-        <w:t xml:space="preserve"> </w:t>
-      </w:r>
-      <w:r>
-        <w:rPr>
-          <w:iCs/>
-          <w:i/>
-        </w:rPr>
-        <w:t xml:space="preserve">Old Chinese: A New Reconstruction</w:t>
-      </w:r>
-      <w:r>
-        <w:t xml:space="preserve">. Oxford University Press.</w:t>
       </w:r>
       <w:bookmarkEnd w:id="55"/>
     </w:p>
@@ -19981,25 +21213,22 @@
         </w:numPr>
         <w:pStyle w:val="Compact"/>
       </w:pPr>
-      <w:bookmarkStart w:id="56" w:name="r3"/>
-      <w:r>
-        <w:t xml:space="preserve">Bonmann, S. &amp; Fries, S. (2026). Linguistic evidence suggests that Xiōngnú and Huns spoke the same Paleo-Siberian language.</w:t>
-      </w:r>
-      <w:r>
-        <w:t xml:space="preserve"> </w:t>
-      </w:r>
-      <w:r>
-        <w:rPr>
-          <w:iCs/>
-          <w:i/>
-        </w:rPr>
-        <w:t xml:space="preserve">Transactions of the Philological Society</w:t>
-      </w:r>
-      <w:r>
-        <w:t xml:space="preserve"> </w:t>
-      </w:r>
-      <w:r>
-        <w:t xml:space="preserve">124(1): 29–52. doi:10.1111/1467-968X.12321</w:t>
+      <w:bookmarkStart w:id="56" w:name="r2"/>
+      <w:r>
+        <w:t xml:space="preserve">Baxter, W. H. &amp; Sagart, L. (2014).</w:t>
+      </w:r>
+      <w:r>
+        <w:t xml:space="preserve"> </w:t>
+      </w:r>
+      <w:r>
+        <w:rPr>
+          <w:iCs/>
+          <w:i/>
+        </w:rPr>
+        <w:t xml:space="preserve">Old Chinese: A New Reconstruction</w:t>
+      </w:r>
+      <w:r>
+        <w:t xml:space="preserve">. Oxford University Press.</w:t>
       </w:r>
       <w:bookmarkEnd w:id="56"/>
     </w:p>
@@ -20011,22 +21240,25 @@
         </w:numPr>
         <w:pStyle w:val="Compact"/>
       </w:pPr>
-      <w:bookmarkStart w:id="57" w:name="r4"/>
-      <w:r>
-        <w:t xml:space="preserve">Clauson, G. (1972).</w:t>
-      </w:r>
-      <w:r>
-        <w:t xml:space="preserve"> </w:t>
-      </w:r>
-      <w:r>
-        <w:rPr>
-          <w:iCs/>
-          <w:i/>
-        </w:rPr>
-        <w:t xml:space="preserve">An Etymological Dictionary of Pre-Thirteenth-Century Turkish</w:t>
-      </w:r>
-      <w:r>
-        <w:t xml:space="preserve">. Oxford: Clarendon Press.</w:t>
+      <w:bookmarkStart w:id="57" w:name="r3"/>
+      <w:r>
+        <w:t xml:space="preserve">Bonmann, S. &amp; Fries, S. (2026). Linguistic evidence suggests that Xiōngnú and Huns spoke the same Paleo-Siberian language.</w:t>
+      </w:r>
+      <w:r>
+        <w:t xml:space="preserve"> </w:t>
+      </w:r>
+      <w:r>
+        <w:rPr>
+          <w:iCs/>
+          <w:i/>
+        </w:rPr>
+        <w:t xml:space="preserve">Transactions of the Philological Society</w:t>
+      </w:r>
+      <w:r>
+        <w:t xml:space="preserve"> </w:t>
+      </w:r>
+      <w:r>
+        <w:t xml:space="preserve">124(1): 29–52. doi:10.1111/1467-968X.12321</w:t>
       </w:r>
       <w:bookmarkEnd w:id="57"/>
     </w:p>
@@ -20038,22 +21270,22 @@
         </w:numPr>
         <w:pStyle w:val="Compact"/>
       </w:pPr>
-      <w:bookmarkStart w:id="58" w:name="r5"/>
-      <w:r>
-        <w:t xml:space="preserve">Doerfer, G. (1973).</w:t>
-      </w:r>
-      <w:r>
-        <w:t xml:space="preserve"> </w:t>
-      </w:r>
-      <w:r>
-        <w:rPr>
-          <w:iCs/>
-          <w:i/>
-        </w:rPr>
-        <w:t xml:space="preserve">Lautgesetz und Zufall: Betrachtungen zum Omnicomparatismus</w:t>
-      </w:r>
-      <w:r>
-        <w:t xml:space="preserve">. Innsbrucker Beiträge zur Sprachwissenschaft 10. Innsbruck.</w:t>
+      <w:bookmarkStart w:id="58" w:name="r4"/>
+      <w:r>
+        <w:t xml:space="preserve">Clauson, G. (1972).</w:t>
+      </w:r>
+      <w:r>
+        <w:t xml:space="preserve"> </w:t>
+      </w:r>
+      <w:r>
+        <w:rPr>
+          <w:iCs/>
+          <w:i/>
+        </w:rPr>
+        <w:t xml:space="preserve">An Etymological Dictionary of Pre-Thirteenth-Century Turkish</w:t>
+      </w:r>
+      <w:r>
+        <w:t xml:space="preserve">. Oxford: Clarendon Press.</w:t>
       </w:r>
       <w:bookmarkEnd w:id="58"/>
     </w:p>
@@ -20065,25 +21297,22 @@
         </w:numPr>
         <w:pStyle w:val="Compact"/>
       </w:pPr>
-      <w:bookmarkStart w:id="59" w:name="r6"/>
-      <w:r>
-        <w:t xml:space="preserve">Doerfer, G. (1973). Zur Sprache der Hunnen.</w:t>
-      </w:r>
-      <w:r>
-        <w:t xml:space="preserve"> </w:t>
-      </w:r>
-      <w:r>
-        <w:rPr>
-          <w:iCs/>
-          <w:i/>
-        </w:rPr>
-        <w:t xml:space="preserve">Central Asiatic Journal</w:t>
-      </w:r>
-      <w:r>
-        <w:t xml:space="preserve"> </w:t>
-      </w:r>
-      <w:r>
-        <w:t xml:space="preserve">17: 1–50.</w:t>
+      <w:bookmarkStart w:id="59" w:name="r5"/>
+      <w:r>
+        <w:t xml:space="preserve">Doerfer, G. (1973).</w:t>
+      </w:r>
+      <w:r>
+        <w:t xml:space="preserve"> </w:t>
+      </w:r>
+      <w:r>
+        <w:rPr>
+          <w:iCs/>
+          <w:i/>
+        </w:rPr>
+        <w:t xml:space="preserve">Lautgesetz und Zufall: Betrachtungen zum Omnicomparatismus</w:t>
+      </w:r>
+      <w:r>
+        <w:t xml:space="preserve">. Innsbrucker Beiträge zur Sprachwissenschaft 10. Innsbruck.</w:t>
       </w:r>
       <w:bookmarkEnd w:id="59"/>
     </w:p>
@@ -20095,22 +21324,25 @@
         </w:numPr>
         <w:pStyle w:val="Compact"/>
       </w:pPr>
-      <w:bookmarkStart w:id="60" w:name="r7"/>
-      <w:r>
-        <w:t xml:space="preserve">Erdal, M. (2004).</w:t>
-      </w:r>
-      <w:r>
-        <w:t xml:space="preserve"> </w:t>
-      </w:r>
-      <w:r>
-        <w:rPr>
-          <w:iCs/>
-          <w:i/>
-        </w:rPr>
-        <w:t xml:space="preserve">A Grammar of Old Turkic</w:t>
-      </w:r>
-      <w:r>
-        <w:t xml:space="preserve">. Leiden: Brill.</w:t>
+      <w:bookmarkStart w:id="60" w:name="r6"/>
+      <w:r>
+        <w:t xml:space="preserve">Doerfer, G. (1973). Zur Sprache der Hunnen.</w:t>
+      </w:r>
+      <w:r>
+        <w:t xml:space="preserve"> </w:t>
+      </w:r>
+      <w:r>
+        <w:rPr>
+          <w:iCs/>
+          <w:i/>
+        </w:rPr>
+        <w:t xml:space="preserve">Central Asiatic Journal</w:t>
+      </w:r>
+      <w:r>
+        <w:t xml:space="preserve"> </w:t>
+      </w:r>
+      <w:r>
+        <w:t xml:space="preserve">17: 1–50.</w:t>
       </w:r>
       <w:bookmarkEnd w:id="60"/>
     </w:p>
@@ -20122,41 +21354,22 @@
         </w:numPr>
         <w:pStyle w:val="Compact"/>
       </w:pPr>
-      <w:bookmarkStart w:id="61" w:name="r8"/>
-      <w:r>
-        <w:t xml:space="preserve">Georg, S. (2001). Türkisch/Mongolisch</w:t>
-      </w:r>
-      <w:r>
-        <w:t xml:space="preserve"> </w:t>
-      </w:r>
-      <w:r>
-        <w:rPr>
-          <w:iCs/>
-          <w:i/>
-        </w:rPr>
-        <w:t xml:space="preserve">tengri</w:t>
-      </w:r>
-      <w:r>
-        <w:t xml:space="preserve"> </w:t>
-      </w:r>
-      <w:r>
-        <w:t xml:space="preserve">'Himmel, Gott' und seine Herkunft.</w:t>
-      </w:r>
-      <w:r>
-        <w:t xml:space="preserve"> </w:t>
-      </w:r>
-      <w:r>
-        <w:rPr>
-          <w:iCs/>
-          <w:i/>
-        </w:rPr>
-        <w:t xml:space="preserve">Studia Etymologica Cracoviensia</w:t>
-      </w:r>
-      <w:r>
-        <w:t xml:space="preserve"> </w:t>
-      </w:r>
-      <w:r>
-        <w:t xml:space="preserve">6: 83–100.</w:t>
+      <w:bookmarkStart w:id="61" w:name="r7"/>
+      <w:r>
+        <w:t xml:space="preserve">Erdal, M. (2004).</w:t>
+      </w:r>
+      <w:r>
+        <w:t xml:space="preserve"> </w:t>
+      </w:r>
+      <w:r>
+        <w:rPr>
+          <w:iCs/>
+          <w:i/>
+        </w:rPr>
+        <w:t xml:space="preserve">A Grammar of Old Turkic</w:t>
+      </w:r>
+      <w:r>
+        <w:t xml:space="preserve">. Leiden: Brill.</w:t>
       </w:r>
       <w:bookmarkEnd w:id="61"/>
     </w:p>
@@ -20168,22 +21381,41 @@
         </w:numPr>
         <w:pStyle w:val="Compact"/>
       </w:pPr>
-      <w:bookmarkStart w:id="62" w:name="r9"/>
-      <w:r>
-        <w:t xml:space="preserve">Golden, P. B. (1992).</w:t>
-      </w:r>
-      <w:r>
-        <w:t xml:space="preserve"> </w:t>
-      </w:r>
-      <w:r>
-        <w:rPr>
-          <w:iCs/>
-          <w:i/>
-        </w:rPr>
-        <w:t xml:space="preserve">An Introduction to the History of the Turkic Peoples</w:t>
-      </w:r>
-      <w:r>
-        <w:t xml:space="preserve">. Wiesbaden: Harrassowitz. Page references are to the 2011 printing.</w:t>
+      <w:bookmarkStart w:id="62" w:name="r8"/>
+      <w:r>
+        <w:t xml:space="preserve">Georg, S. (2001). Türkisch/Mongolisch</w:t>
+      </w:r>
+      <w:r>
+        <w:t xml:space="preserve"> </w:t>
+      </w:r>
+      <w:r>
+        <w:rPr>
+          <w:iCs/>
+          <w:i/>
+        </w:rPr>
+        <w:t xml:space="preserve">tengri</w:t>
+      </w:r>
+      <w:r>
+        <w:t xml:space="preserve"> </w:t>
+      </w:r>
+      <w:r>
+        <w:t xml:space="preserve">'Himmel, Gott' und seine Herkunft.</w:t>
+      </w:r>
+      <w:r>
+        <w:t xml:space="preserve"> </w:t>
+      </w:r>
+      <w:r>
+        <w:rPr>
+          <w:iCs/>
+          <w:i/>
+        </w:rPr>
+        <w:t xml:space="preserve">Studia Etymologica Cracoviensia</w:t>
+      </w:r>
+      <w:r>
+        <w:t xml:space="preserve"> </w:t>
+      </w:r>
+      <w:r>
+        <w:t xml:space="preserve">6: 83–100.</w:t>
       </w:r>
       <w:bookmarkEnd w:id="62"/>
     </w:p>
@@ -20195,9 +21427,22 @@
         </w:numPr>
         <w:pStyle w:val="Compact"/>
       </w:pPr>
-      <w:bookmarkStart w:id="63" w:name="r10"/>
-      <w:r>
-        <w:t xml:space="preserve">Hú Zhènhuá &amp; Huáng Rùnhuá (1984). 《高昌舘杂字：明代汉文回鹘文分类词汇》. Běijīng: Mínzú chūbǎnshè.</w:t>
+      <w:bookmarkStart w:id="63" w:name="r9"/>
+      <w:r>
+        <w:t xml:space="preserve">Golden, P. B. (1992).</w:t>
+      </w:r>
+      <w:r>
+        <w:t xml:space="preserve"> </w:t>
+      </w:r>
+      <w:r>
+        <w:rPr>
+          <w:iCs/>
+          <w:i/>
+        </w:rPr>
+        <w:t xml:space="preserve">An Introduction to the History of the Turkic Peoples</w:t>
+      </w:r>
+      <w:r>
+        <w:t xml:space="preserve">. Wiesbaden: Harrassowitz. Page references are to the 2011 printing.</w:t>
       </w:r>
       <w:bookmarkEnd w:id="63"/>
     </w:p>
@@ -20209,53 +21454,9 @@
         </w:numPr>
         <w:pStyle w:val="Compact"/>
       </w:pPr>
-      <w:bookmarkStart w:id="64" w:name="r11"/>
-      <w:r>
-        <w:t xml:space="preserve">Hirth, F. (1908).</w:t>
-      </w:r>
-      <w:r>
-        <w:t xml:space="preserve"> </w:t>
-      </w:r>
-      <w:r>
-        <w:rPr>
-          <w:iCs/>
-          <w:i/>
-        </w:rPr>
-        <w:t xml:space="preserve">The Ancient History of China to the End of the Chóu Dynasty</w:t>
-      </w:r>
-      <w:r>
-        <w:t xml:space="preserve">. New York: Columbia University Press. (Comparison of</w:t>
-      </w:r>
-      <w:r>
-        <w:t xml:space="preserve"> </w:t>
-      </w:r>
-      <w:r>
-        <w:t xml:space="preserve">徑路</w:t>
-      </w:r>
-      <w:r>
-        <w:t xml:space="preserve"> </w:t>
-      </w:r>
-      <w:r>
-        <w:t xml:space="preserve">with Turkic</w:t>
-      </w:r>
-      <w:r>
-        <w:t xml:space="preserve"> </w:t>
-      </w:r>
-      <w:r>
-        <w:rPr>
-          <w:iCs/>
-          <w:i/>
-        </w:rPr>
-        <w:t xml:space="preserve">kıŋrak</w:t>
-      </w:r>
-      <w:r>
-        <w:t xml:space="preserve">, pp. 66–67, checked</w:t>
-      </w:r>
-      <w:r>
-        <w:t xml:space="preserve"> </w:t>
-      </w:r>
-      <w:r>
-        <w:t xml:space="preserve">against the text.)</w:t>
+      <w:bookmarkStart w:id="64" w:name="r10"/>
+      <w:r>
+        <w:t xml:space="preserve">Hú Zhènhuá &amp; Huáng Rùnhuá (1984). 《高昌舘杂字：明代汉文回鹘文分类词汇》. Běijīng: Mínzú chūbǎnshè.</w:t>
       </w:r>
       <w:bookmarkEnd w:id="64"/>
     </w:p>
@@ -20267,45 +21468,53 @@
         </w:numPr>
         <w:pStyle w:val="Compact"/>
       </w:pPr>
-      <w:bookmarkStart w:id="65" w:name="r12"/>
-      <w:r>
-        <w:t xml:space="preserve">Kāşgarlı Mahmud (1072–77).</w:t>
-      </w:r>
-      <w:r>
-        <w:t xml:space="preserve"> </w:t>
-      </w:r>
-      <w:r>
-        <w:rPr>
-          <w:iCs/>
-          <w:i/>
-        </w:rPr>
-        <w:t xml:space="preserve">Dīwān Lughāt al-Turk</w:t>
-      </w:r>
-      <w:r>
-        <w:t xml:space="preserve">. Index volume (</w:t>
-      </w:r>
-      <w:r>
-        <w:rPr>
-          <w:iCs/>
-          <w:i/>
-        </w:rPr>
-        <w:t xml:space="preserve">Dizin</w:t>
-      </w:r>
-      <w:r>
-        <w:t xml:space="preserve">), Türk Dil Kurumu Yayınları. English translation used here: Dankoff, R. &amp; Kelly, J., ed. and tr. (1982–85),</w:t>
-      </w:r>
-      <w:r>
-        <w:t xml:space="preserve"> </w:t>
-      </w:r>
-      <w:r>
-        <w:rPr>
-          <w:iCs/>
-          <w:i/>
-        </w:rPr>
-        <w:t xml:space="preserve">Maḥmūd al-Kāšγarī: Compendium of the Turkic Dialects (Dīwān Luγāt at-Turk)</w:t>
-      </w:r>
-      <w:r>
-        <w:t xml:space="preserve">, 3 vols., Sources of Oriental Languages and Literatures 7, Harvard University Printing Office.</w:t>
+      <w:bookmarkStart w:id="65" w:name="r11"/>
+      <w:r>
+        <w:t xml:space="preserve">Hirth, F. (1908).</w:t>
+      </w:r>
+      <w:r>
+        <w:t xml:space="preserve"> </w:t>
+      </w:r>
+      <w:r>
+        <w:rPr>
+          <w:iCs/>
+          <w:i/>
+        </w:rPr>
+        <w:t xml:space="preserve">The Ancient History of China to the End of the Chóu Dynasty</w:t>
+      </w:r>
+      <w:r>
+        <w:t xml:space="preserve">. New York: Columbia University Press. (Comparison of</w:t>
+      </w:r>
+      <w:r>
+        <w:t xml:space="preserve"> </w:t>
+      </w:r>
+      <w:r>
+        <w:t xml:space="preserve">徑路</w:t>
+      </w:r>
+      <w:r>
+        <w:t xml:space="preserve"> </w:t>
+      </w:r>
+      <w:r>
+        <w:t xml:space="preserve">with Turkic</w:t>
+      </w:r>
+      <w:r>
+        <w:t xml:space="preserve"> </w:t>
+      </w:r>
+      <w:r>
+        <w:rPr>
+          <w:iCs/>
+          <w:i/>
+        </w:rPr>
+        <w:t xml:space="preserve">kıŋrak</w:t>
+      </w:r>
+      <w:r>
+        <w:t xml:space="preserve">, pp. 66–67, checked</w:t>
+      </w:r>
+      <w:r>
+        <w:t xml:space="preserve"> </w:t>
+      </w:r>
+      <w:r>
+        <w:t xml:space="preserve">against the text.)</w:t>
       </w:r>
       <w:bookmarkEnd w:id="65"/>
     </w:p>
@@ -20317,22 +21526,45 @@
         </w:numPr>
         <w:pStyle w:val="Compact"/>
       </w:pPr>
-      <w:bookmarkStart w:id="66" w:name="r13"/>
-      <w:r>
-        <w:t xml:space="preserve">Kergalym (2021).</w:t>
-      </w:r>
-      <w:r>
-        <w:t xml:space="preserve"> </w:t>
-      </w:r>
-      <w:r>
-        <w:rPr>
-          <w:iCs/>
-          <w:i/>
-        </w:rPr>
-        <w:t xml:space="preserve">myspell-kk</w:t>
-      </w:r>
-      <w:r>
-        <w:t xml:space="preserve">: a Myspell/Hunspell spelling dictionary for Kazakh [dataset]. github.com/kergalym/myspell-kk. 53,182 headwords; romanised on load.</w:t>
+      <w:bookmarkStart w:id="66" w:name="r12"/>
+      <w:r>
+        <w:t xml:space="preserve">Kāşgarlı Mahmud (1072–77).</w:t>
+      </w:r>
+      <w:r>
+        <w:t xml:space="preserve"> </w:t>
+      </w:r>
+      <w:r>
+        <w:rPr>
+          <w:iCs/>
+          <w:i/>
+        </w:rPr>
+        <w:t xml:space="preserve">Dīwān Lughāt al-Turk</w:t>
+      </w:r>
+      <w:r>
+        <w:t xml:space="preserve">. Index volume (</w:t>
+      </w:r>
+      <w:r>
+        <w:rPr>
+          <w:iCs/>
+          <w:i/>
+        </w:rPr>
+        <w:t xml:space="preserve">Dizin</w:t>
+      </w:r>
+      <w:r>
+        <w:t xml:space="preserve">), Türk Dil Kurumu Yayınları. English translation used here: Dankoff, R. &amp; Kelly, J., ed. and tr. (1982–85),</w:t>
+      </w:r>
+      <w:r>
+        <w:t xml:space="preserve"> </w:t>
+      </w:r>
+      <w:r>
+        <w:rPr>
+          <w:iCs/>
+          <w:i/>
+        </w:rPr>
+        <w:t xml:space="preserve">Maḥmūd al-Kāšγarī: Compendium of the Turkic Dialects (Dīwān Luγāt at-Turk)</w:t>
+      </w:r>
+      <w:r>
+        <w:t xml:space="preserve">, 3 vols., Sources of Oriental Languages and Literatures 7, Harvard University Printing Office.</w:t>
       </w:r>
       <w:bookmarkEnd w:id="66"/>
     </w:p>
@@ -20344,22 +21576,22 @@
         </w:numPr>
         <w:pStyle w:val="Compact"/>
       </w:pPr>
-      <w:bookmarkStart w:id="67" w:name="r14"/>
-      <w:r>
-        <w:t xml:space="preserve">Kuun, G., ed. (1880).</w:t>
-      </w:r>
-      <w:r>
-        <w:t xml:space="preserve"> </w:t>
-      </w:r>
-      <w:r>
-        <w:rPr>
-          <w:iCs/>
-          <w:i/>
-        </w:rPr>
-        <w:t xml:space="preserve">Codex Cumanicus Bibliothecæ ad Templum Divi Marci Venetiarum</w:t>
-      </w:r>
-      <w:r>
-        <w:t xml:space="preserve">. Budapest: Editio Scient. Academiæ Hung. Public domain.</w:t>
+      <w:bookmarkStart w:id="67" w:name="r13"/>
+      <w:r>
+        <w:t xml:space="preserve">Kergalym (2021).</w:t>
+      </w:r>
+      <w:r>
+        <w:t xml:space="preserve"> </w:t>
+      </w:r>
+      <w:r>
+        <w:rPr>
+          <w:iCs/>
+          <w:i/>
+        </w:rPr>
+        <w:t xml:space="preserve">myspell-kk</w:t>
+      </w:r>
+      <w:r>
+        <w:t xml:space="preserve">: a Myspell/Hunspell spelling dictionary for Kazakh [dataset]. github.com/kergalym/myspell-kk. 53,182 headwords; romanised on load.</w:t>
       </w:r>
       <w:bookmarkEnd w:id="67"/>
     </w:p>
@@ -20371,25 +21603,22 @@
         </w:numPr>
         <w:pStyle w:val="Compact"/>
       </w:pPr>
-      <w:bookmarkStart w:id="68" w:name="r15"/>
-      <w:r>
-        <w:t xml:space="preserve">Altmann, G. (1974). Lautgesetz und Zufall [review of Doerfer 1973].</w:t>
-      </w:r>
-      <w:r>
-        <w:t xml:space="preserve"> </w:t>
-      </w:r>
-      <w:r>
-        <w:rPr>
-          <w:iCs/>
-          <w:i/>
-        </w:rPr>
-        <w:t xml:space="preserve">Anthropos</w:t>
-      </w:r>
-      <w:r>
-        <w:t xml:space="preserve"> </w:t>
-      </w:r>
-      <w:r>
-        <w:t xml:space="preserve">69: 263–271. JSTOR 40458521.</w:t>
+      <w:bookmarkStart w:id="68" w:name="r14"/>
+      <w:r>
+        <w:t xml:space="preserve">Kuun, G., ed. (1880).</w:t>
+      </w:r>
+      <w:r>
+        <w:t xml:space="preserve"> </w:t>
+      </w:r>
+      <w:r>
+        <w:rPr>
+          <w:iCs/>
+          <w:i/>
+        </w:rPr>
+        <w:t xml:space="preserve">Codex Cumanicus Bibliothecæ ad Templum Divi Marci Venetiarum</w:t>
+      </w:r>
+      <w:r>
+        <w:t xml:space="preserve">. Budapest: Editio Scient. Academiæ Hung. Public domain.</w:t>
       </w:r>
       <w:bookmarkEnd w:id="68"/>
     </w:p>
@@ -20401,25 +21630,25 @@
         </w:numPr>
         <w:pStyle w:val="Compact"/>
       </w:pPr>
-      <w:bookmarkStart w:id="69" w:name="r16"/>
-      <w:r>
-        <w:t xml:space="preserve">Lee, J. et al. (2023). Genetic population structure of the Xiongnu Empire at imperial and local scales.</w:t>
-      </w:r>
-      <w:r>
-        <w:t xml:space="preserve"> </w:t>
-      </w:r>
-      <w:r>
-        <w:rPr>
-          <w:iCs/>
-          <w:i/>
-        </w:rPr>
-        <w:t xml:space="preserve">Science Advances</w:t>
-      </w:r>
-      <w:r>
-        <w:t xml:space="preserve"> </w:t>
-      </w:r>
-      <w:r>
-        <w:t xml:space="preserve">9(15). doi:10.1126/sciadv.adf3904</w:t>
+      <w:bookmarkStart w:id="69" w:name="r15"/>
+      <w:r>
+        <w:t xml:space="preserve">Altmann, G. (1974). Lautgesetz und Zufall [review of Doerfer 1973].</w:t>
+      </w:r>
+      <w:r>
+        <w:t xml:space="preserve"> </w:t>
+      </w:r>
+      <w:r>
+        <w:rPr>
+          <w:iCs/>
+          <w:i/>
+        </w:rPr>
+        <w:t xml:space="preserve">Anthropos</w:t>
+      </w:r>
+      <w:r>
+        <w:t xml:space="preserve"> </w:t>
+      </w:r>
+      <w:r>
+        <w:t xml:space="preserve">69: 263–271. JSTOR 40458521.</w:t>
       </w:r>
       <w:bookmarkEnd w:id="69"/>
     </w:p>
@@ -20431,25 +21660,25 @@
         </w:numPr>
         <w:pStyle w:val="Compact"/>
       </w:pPr>
-      <w:bookmarkStart w:id="70" w:name="r17"/>
-      <w:r>
-        <w:t xml:space="preserve">Ligeti, L. (1966). Un vocabulaire sino-ouigour des Ming.</w:t>
-      </w:r>
-      <w:r>
-        <w:t xml:space="preserve"> </w:t>
-      </w:r>
-      <w:r>
-        <w:rPr>
-          <w:iCs/>
-          <w:i/>
-        </w:rPr>
-        <w:t xml:space="preserve">Acta Orientalia Academiae Scientiarum Hungaricae</w:t>
-      </w:r>
-      <w:r>
-        <w:t xml:space="preserve"> </w:t>
-      </w:r>
-      <w:r>
-        <w:t xml:space="preserve">19: 117–199, 257–316.</w:t>
+      <w:bookmarkStart w:id="70" w:name="r16"/>
+      <w:r>
+        <w:t xml:space="preserve">Lee, J. et al. (2023). Genetic population structure of the Xiongnu Empire at imperial and local scales.</w:t>
+      </w:r>
+      <w:r>
+        <w:t xml:space="preserve"> </w:t>
+      </w:r>
+      <w:r>
+        <w:rPr>
+          <w:iCs/>
+          <w:i/>
+        </w:rPr>
+        <w:t xml:space="preserve">Science Advances</w:t>
+      </w:r>
+      <w:r>
+        <w:t xml:space="preserve"> </w:t>
+      </w:r>
+      <w:r>
+        <w:t xml:space="preserve">9(15). doi:10.1126/sciadv.adf3904</w:t>
       </w:r>
       <w:bookmarkEnd w:id="70"/>
     </w:p>
@@ -20461,25 +21690,25 @@
         </w:numPr>
         <w:pStyle w:val="Compact"/>
       </w:pPr>
-      <w:bookmarkStart w:id="71" w:name="r18"/>
-      <w:r>
-        <w:t xml:space="preserve">Ligeti, L. (1969). Glossaire supplémentaire au vocabulaire sino-ouigour du Bureau des Traducteurs.</w:t>
-      </w:r>
-      <w:r>
-        <w:t xml:space="preserve"> </w:t>
-      </w:r>
-      <w:r>
-        <w:rPr>
-          <w:iCs/>
-          <w:i/>
-        </w:rPr>
-        <w:t xml:space="preserve">Acta Orientalia ASH</w:t>
-      </w:r>
-      <w:r>
-        <w:t xml:space="preserve"> </w:t>
-      </w:r>
-      <w:r>
-        <w:t xml:space="preserve">22: 1–49, 191–243.</w:t>
+      <w:bookmarkStart w:id="71" w:name="r17"/>
+      <w:r>
+        <w:t xml:space="preserve">Ligeti, L. (1966). Un vocabulaire sino-ouigour des Ming.</w:t>
+      </w:r>
+      <w:r>
+        <w:t xml:space="preserve"> </w:t>
+      </w:r>
+      <w:r>
+        <w:rPr>
+          <w:iCs/>
+          <w:i/>
+        </w:rPr>
+        <w:t xml:space="preserve">Acta Orientalia Academiae Scientiarum Hungaricae</w:t>
+      </w:r>
+      <w:r>
+        <w:t xml:space="preserve"> </w:t>
+      </w:r>
+      <w:r>
+        <w:t xml:space="preserve">19: 117–199, 257–316.</w:t>
       </w:r>
       <w:bookmarkEnd w:id="71"/>
     </w:p>
@@ -20491,25 +21720,25 @@
         </w:numPr>
         <w:pStyle w:val="Compact"/>
       </w:pPr>
-      <w:bookmarkStart w:id="72" w:name="r19"/>
-      <w:r>
-        <w:t xml:space="preserve">Pulleyblank, E. G. (1962). The consonantal system of Old Chinese.</w:t>
-      </w:r>
-      <w:r>
-        <w:t xml:space="preserve"> </w:t>
-      </w:r>
-      <w:r>
-        <w:rPr>
-          <w:iCs/>
-          <w:i/>
-        </w:rPr>
-        <w:t xml:space="preserve">Asia Major</w:t>
-      </w:r>
-      <w:r>
-        <w:t xml:space="preserve"> </w:t>
-      </w:r>
-      <w:r>
-        <w:t xml:space="preserve">9: 58–144, 206–265.</w:t>
+      <w:bookmarkStart w:id="72" w:name="r18"/>
+      <w:r>
+        <w:t xml:space="preserve">Ligeti, L. (1969). Glossaire supplémentaire au vocabulaire sino-ouigour du Bureau des Traducteurs.</w:t>
+      </w:r>
+      <w:r>
+        <w:t xml:space="preserve"> </w:t>
+      </w:r>
+      <w:r>
+        <w:rPr>
+          <w:iCs/>
+          <w:i/>
+        </w:rPr>
+        <w:t xml:space="preserve">Acta Orientalia ASH</w:t>
+      </w:r>
+      <w:r>
+        <w:t xml:space="preserve"> </w:t>
+      </w:r>
+      <w:r>
+        <w:t xml:space="preserve">22: 1–49, 191–243.</w:t>
       </w:r>
       <w:bookmarkEnd w:id="72"/>
     </w:p>
@@ -20521,22 +21750,25 @@
         </w:numPr>
         <w:pStyle w:val="Compact"/>
       </w:pPr>
-      <w:bookmarkStart w:id="73" w:name="r20"/>
-      <w:r>
-        <w:t xml:space="preserve">Pulleyblank, E. G. (1991).</w:t>
-      </w:r>
-      <w:r>
-        <w:t xml:space="preserve"> </w:t>
-      </w:r>
-      <w:r>
-        <w:rPr>
-          <w:iCs/>
-          <w:i/>
-        </w:rPr>
-        <w:t xml:space="preserve">Lexicon of Reconstructed Pronunciation in Early Middle Chinese, Late Middle Chinese, and Early Mandarin</w:t>
-      </w:r>
-      <w:r>
-        <w:t xml:space="preserve">. Vancouver: UBC Press.</w:t>
+      <w:bookmarkStart w:id="73" w:name="r19"/>
+      <w:r>
+        <w:t xml:space="preserve">Pulleyblank, E. G. (1962). The consonantal system of Old Chinese.</w:t>
+      </w:r>
+      <w:r>
+        <w:t xml:space="preserve"> </w:t>
+      </w:r>
+      <w:r>
+        <w:rPr>
+          <w:iCs/>
+          <w:i/>
+        </w:rPr>
+        <w:t xml:space="preserve">Asia Major</w:t>
+      </w:r>
+      <w:r>
+        <w:t xml:space="preserve"> </w:t>
+      </w:r>
+      <w:r>
+        <w:t xml:space="preserve">9: 58–144, 206–265.</w:t>
       </w:r>
       <w:bookmarkEnd w:id="73"/>
     </w:p>
@@ -20548,25 +21780,22 @@
         </w:numPr>
         <w:pStyle w:val="Compact"/>
       </w:pPr>
-      <w:bookmarkStart w:id="74" w:name="r21"/>
-      <w:r>
-        <w:t xml:space="preserve">Savelyev, A. &amp; Jeong, C. (2020). Early nomads of the Eastern Steppe and their tentative connections in the West.</w:t>
-      </w:r>
-      <w:r>
-        <w:t xml:space="preserve"> </w:t>
-      </w:r>
-      <w:r>
-        <w:rPr>
-          <w:iCs/>
-          <w:i/>
-        </w:rPr>
-        <w:t xml:space="preserve">Evolutionary Human Sciences</w:t>
-      </w:r>
-      <w:r>
-        <w:t xml:space="preserve"> </w:t>
-      </w:r>
-      <w:r>
-        <w:t xml:space="preserve">2, e20.</w:t>
+      <w:bookmarkStart w:id="74" w:name="r20"/>
+      <w:r>
+        <w:t xml:space="preserve">Pulleyblank, E. G. (1991).</w:t>
+      </w:r>
+      <w:r>
+        <w:t xml:space="preserve"> </w:t>
+      </w:r>
+      <w:r>
+        <w:rPr>
+          <w:iCs/>
+          <w:i/>
+        </w:rPr>
+        <w:t xml:space="preserve">Lexicon of Reconstructed Pronunciation in Early Middle Chinese, Late Middle Chinese, and Early Mandarin</w:t>
+      </w:r>
+      <w:r>
+        <w:t xml:space="preserve">. Vancouver: UBC Press.</w:t>
       </w:r>
       <w:bookmarkEnd w:id="74"/>
     </w:p>
@@ -20578,22 +21807,25 @@
         </w:numPr>
         <w:pStyle w:val="Compact"/>
       </w:pPr>
-      <w:bookmarkStart w:id="75" w:name="r22"/>
-      <w:r>
-        <w:t xml:space="preserve">Schuessler, A. (2009).</w:t>
-      </w:r>
-      <w:r>
-        <w:t xml:space="preserve"> </w:t>
-      </w:r>
-      <w:r>
-        <w:rPr>
-          <w:iCs/>
-          <w:i/>
-        </w:rPr>
-        <w:t xml:space="preserve">Minimal Old Chinese and Later Han Chinese</w:t>
-      </w:r>
-      <w:r>
-        <w:t xml:space="preserve">. Honolulu: University of Hawai'i Press. Data release: Zenodo, doi:10.5281/zenodo.14567004</w:t>
+      <w:bookmarkStart w:id="75" w:name="r21"/>
+      <w:r>
+        <w:t xml:space="preserve">Savelyev, A. &amp; Jeong, C. (2020). Early nomads of the Eastern Steppe and their tentative connections in the West.</w:t>
+      </w:r>
+      <w:r>
+        <w:t xml:space="preserve"> </w:t>
+      </w:r>
+      <w:r>
+        <w:rPr>
+          <w:iCs/>
+          <w:i/>
+        </w:rPr>
+        <w:t xml:space="preserve">Evolutionary Human Sciences</w:t>
+      </w:r>
+      <w:r>
+        <w:t xml:space="preserve"> </w:t>
+      </w:r>
+      <w:r>
+        <w:t xml:space="preserve">2, e20.</w:t>
       </w:r>
       <w:bookmarkEnd w:id="75"/>
     </w:p>
@@ -20605,22 +21837,22 @@
         </w:numPr>
         <w:pStyle w:val="Compact"/>
       </w:pPr>
-      <w:bookmarkStart w:id="76" w:name="r23"/>
-      <w:r>
-        <w:t xml:space="preserve">Speer, R. (2022).</w:t>
-      </w:r>
-      <w:r>
-        <w:t xml:space="preserve"> </w:t>
-      </w:r>
-      <w:r>
-        <w:rPr>
-          <w:iCs/>
-          <w:i/>
-        </w:rPr>
-        <w:t xml:space="preserve">wordfreq</w:t>
-      </w:r>
-      <w:r>
-        <w:t xml:space="preserve">: word frequency data for 40+ languages, v3 [software]. Zenodo, doi:10.5281/zenodo.7199437</w:t>
+      <w:bookmarkStart w:id="76" w:name="r22"/>
+      <w:r>
+        <w:t xml:space="preserve">Schuessler, A. (2009).</w:t>
+      </w:r>
+      <w:r>
+        <w:t xml:space="preserve"> </w:t>
+      </w:r>
+      <w:r>
+        <w:rPr>
+          <w:iCs/>
+          <w:i/>
+        </w:rPr>
+        <w:t xml:space="preserve">Minimal Old Chinese and Later Han Chinese</w:t>
+      </w:r>
+      <w:r>
+        <w:t xml:space="preserve">. Honolulu: University of Hawai'i Press. Data release: Zenodo, doi:10.5281/zenodo.14567004</w:t>
       </w:r>
       <w:bookmarkEnd w:id="76"/>
     </w:p>
@@ -20632,22 +21864,22 @@
         </w:numPr>
         <w:pStyle w:val="Compact"/>
       </w:pPr>
-      <w:bookmarkStart w:id="77" w:name="r24"/>
-      <w:r>
-        <w:t xml:space="preserve">Tan, Y. Y. (2019).</w:t>
-      </w:r>
-      <w:r>
-        <w:t xml:space="preserve"> </w:t>
-      </w:r>
-      <w:r>
-        <w:rPr>
-          <w:iCs/>
-          <w:i/>
-        </w:rPr>
-        <w:t xml:space="preserve">Consonant Endings of Míng Dynasty Mandarin as Reflected in the Chinese Transcriptions of Uyghur Vocabulary</w:t>
-      </w:r>
-      <w:r>
-        <w:t xml:space="preserve">. MA thesis, University of Washington.</w:t>
+      <w:bookmarkStart w:id="77" w:name="r23"/>
+      <w:r>
+        <w:t xml:space="preserve">Speer, R. (2022).</w:t>
+      </w:r>
+      <w:r>
+        <w:t xml:space="preserve"> </w:t>
+      </w:r>
+      <w:r>
+        <w:rPr>
+          <w:iCs/>
+          <w:i/>
+        </w:rPr>
+        <w:t xml:space="preserve">wordfreq</w:t>
+      </w:r>
+      <w:r>
+        <w:t xml:space="preserve">: word frequency data for 40+ languages, v3 [software]. Zenodo, doi:10.5281/zenodo.7199437</w:t>
       </w:r>
       <w:bookmarkEnd w:id="77"/>
     </w:p>
@@ -20659,22 +21891,22 @@
         </w:numPr>
         <w:pStyle w:val="Compact"/>
       </w:pPr>
-      <w:bookmarkStart w:id="78" w:name="r25"/>
-      <w:r>
-        <w:t xml:space="preserve">tdd-ai (2020).</w:t>
-      </w:r>
-      <w:r>
-        <w:t xml:space="preserve"> </w:t>
-      </w:r>
-      <w:r>
-        <w:rPr>
-          <w:iCs/>
-          <w:i/>
-        </w:rPr>
-        <w:t xml:space="preserve">hunspell-tr</w:t>
-      </w:r>
-      <w:r>
-        <w:t xml:space="preserve">: a Hunspell spelling dictionary for Turkish [dataset]. github.com/tdd-ai/hunspell-tr. 292,000 forms, reduced to 21,721 by the frequency filter.</w:t>
+      <w:bookmarkStart w:id="78" w:name="r24"/>
+      <w:r>
+        <w:t xml:space="preserve">Tan, Y. Y. (2019).</w:t>
+      </w:r>
+      <w:r>
+        <w:t xml:space="preserve"> </w:t>
+      </w:r>
+      <w:r>
+        <w:rPr>
+          <w:iCs/>
+          <w:i/>
+        </w:rPr>
+        <w:t xml:space="preserve">Consonant Endings of Míng Dynasty Mandarin as Reflected in the Chinese Transcriptions of Uyghur Vocabulary</w:t>
+      </w:r>
+      <w:r>
+        <w:t xml:space="preserve">. MA thesis, University of Washington.</w:t>
       </w:r>
       <w:bookmarkEnd w:id="78"/>
     </w:p>
@@ -20686,22 +21918,22 @@
         </w:numPr>
         <w:pStyle w:val="Compact"/>
       </w:pPr>
-      <w:bookmarkStart w:id="79" w:name="r26"/>
-      <w:r>
-        <w:t xml:space="preserve">Uluğ, A. M. (2026).</w:t>
-      </w:r>
-      <w:r>
-        <w:t xml:space="preserve"> </w:t>
-      </w:r>
-      <w:r>
-        <w:rPr>
-          <w:iCs/>
-          <w:i/>
-        </w:rPr>
-        <w:t xml:space="preserve">chinese-transcription-channel</w:t>
-      </w:r>
-      <w:r>
-        <w:t xml:space="preserve">: corpora, lexicons, channel models, and evaluation code [software and data]. GitHub: github.com/ulug2004/chinese-transcription-channel</w:t>
+      <w:bookmarkStart w:id="79" w:name="r25"/>
+      <w:r>
+        <w:t xml:space="preserve">tdd-ai (2020).</w:t>
+      </w:r>
+      <w:r>
+        <w:t xml:space="preserve"> </w:t>
+      </w:r>
+      <w:r>
+        <w:rPr>
+          <w:iCs/>
+          <w:i/>
+        </w:rPr>
+        <w:t xml:space="preserve">hunspell-tr</w:t>
+      </w:r>
+      <w:r>
+        <w:t xml:space="preserve">: a Hunspell spelling dictionary for Turkish [dataset]. github.com/tdd-ai/hunspell-tr. 292,000 forms, reduced to 21,721 by the frequency filter.</w:t>
       </w:r>
       <w:bookmarkEnd w:id="79"/>
     </w:p>
@@ -20713,25 +21945,22 @@
         </w:numPr>
         <w:pStyle w:val="Compact"/>
       </w:pPr>
-      <w:bookmarkStart w:id="80" w:name="r27"/>
-      <w:r>
-        <w:t xml:space="preserve">Vovin, A. (2000). Did the Xiong-nu speak a Yeniseian language?</w:t>
-      </w:r>
-      <w:r>
-        <w:t xml:space="preserve"> </w:t>
-      </w:r>
-      <w:r>
-        <w:rPr>
-          <w:iCs/>
-          <w:i/>
-        </w:rPr>
-        <w:t xml:space="preserve">Central Asiatic Journal</w:t>
-      </w:r>
-      <w:r>
-        <w:t xml:space="preserve"> </w:t>
-      </w:r>
-      <w:r>
-        <w:t xml:space="preserve">44(1): 87–104.</w:t>
+      <w:bookmarkStart w:id="80" w:name="r26"/>
+      <w:r>
+        <w:t xml:space="preserve">Uluğ, A. M. (2026).</w:t>
+      </w:r>
+      <w:r>
+        <w:t xml:space="preserve"> </w:t>
+      </w:r>
+      <w:r>
+        <w:rPr>
+          <w:iCs/>
+          <w:i/>
+        </w:rPr>
+        <w:t xml:space="preserve">chinese-transcription-channel</w:t>
+      </w:r>
+      <w:r>
+        <w:t xml:space="preserve">: corpora, lexicons, channel models, and evaluation code [software and data]. GitHub: github.com/ulug2004/chinese-transcription-channel</w:t>
       </w:r>
       <w:bookmarkEnd w:id="80"/>
     </w:p>
@@ -20743,22 +21972,25 @@
         </w:numPr>
         <w:pStyle w:val="Compact"/>
       </w:pPr>
-      <w:bookmarkStart w:id="81" w:name="r28"/>
-      <w:r>
-        <w:t xml:space="preserve">Vovin, A. (2003). Did the Xiongnu speak a Yeniseian language? Part 2: Vocabulary. In</w:t>
-      </w:r>
-      <w:r>
-        <w:t xml:space="preserve"> </w:t>
-      </w:r>
-      <w:r>
-        <w:rPr>
-          <w:iCs/>
-          <w:i/>
-        </w:rPr>
-        <w:t xml:space="preserve">Altaica Budapestinensia MMII</w:t>
-      </w:r>
-      <w:r>
-        <w:t xml:space="preserve">, Proceedings of the 45th PIAC, Budapest, 389–394.</w:t>
+      <w:bookmarkStart w:id="81" w:name="r27"/>
+      <w:r>
+        <w:t xml:space="preserve">Vovin, A. (2000). Did the Xiong-nu speak a Yeniseian language?</w:t>
+      </w:r>
+      <w:r>
+        <w:t xml:space="preserve"> </w:t>
+      </w:r>
+      <w:r>
+        <w:rPr>
+          <w:iCs/>
+          <w:i/>
+        </w:rPr>
+        <w:t xml:space="preserve">Central Asiatic Journal</w:t>
+      </w:r>
+      <w:r>
+        <w:t xml:space="preserve"> </w:t>
+      </w:r>
+      <w:r>
+        <w:t xml:space="preserve">44(1): 87–104.</w:t>
       </w:r>
       <w:bookmarkEnd w:id="81"/>
     </w:p>
@@ -20770,14 +22002,41 @@
         </w:numPr>
         <w:pStyle w:val="Compact"/>
       </w:pPr>
-      <w:bookmarkStart w:id="82" w:name="r29"/>
-      <w:r>
-        <w:t xml:space="preserve">Wittek, A. et al. (2020). ASJP Database v19. Zenodo, doi:10.5281/zenodo.3843469</w:t>
+      <w:bookmarkStart w:id="82" w:name="r28"/>
+      <w:r>
+        <w:t xml:space="preserve">Vovin, A. (2003). Did the Xiongnu speak a Yeniseian language? Part 2: Vocabulary. In</w:t>
+      </w:r>
+      <w:r>
+        <w:t xml:space="preserve"> </w:t>
+      </w:r>
+      <w:r>
+        <w:rPr>
+          <w:iCs/>
+          <w:i/>
+        </w:rPr>
+        <w:t xml:space="preserve">Altaica Budapestinensia MMII</w:t>
+      </w:r>
+      <w:r>
+        <w:t xml:space="preserve">, Proceedings of the 45th PIAC, Budapest, 389–394.</w:t>
       </w:r>
       <w:bookmarkEnd w:id="82"/>
     </w:p>
-    <w:bookmarkEnd w:id="83"/>
+    <w:p>
+      <w:pPr>
+        <w:numPr>
+          <w:ilvl w:val="0"/>
+          <w:numId w:val="1003"/>
+        </w:numPr>
+        <w:pStyle w:val="Compact"/>
+      </w:pPr>
+      <w:bookmarkStart w:id="83" w:name="r29"/>
+      <w:r>
+        <w:t xml:space="preserve">Wittek, A. et al. (2020). ASJP Database v19. Zenodo, doi:10.5281/zenodo.3843469</w:t>
+      </w:r>
+      <w:bookmarkEnd w:id="83"/>
+    </w:p>
     <w:bookmarkEnd w:id="84"/>
+    <w:bookmarkEnd w:id="85"/>
     <w:sectPr/>
   </w:body>
 </w:document>

--- a/docs/edit/paper_EDIT.docx
+++ b/docs/edit/paper_EDIT.docx
@@ -11380,7 +11380,7 @@
         <w:t xml:space="preserve"> </w:t>
       </w:r>
       <w:r>
-        <w:t xml:space="preserve">The corpus shows the character class taking palatal sources and nothing else: a source</w:t>
+        <w:t xml:space="preserve">The corpus shows the character class taking palatal sources and almost nothing else: a source</w:t>
       </w:r>
       <w:r>
         <w:t xml:space="preserve"> </w:t>
@@ -11404,7 +11404,7 @@
         <w:t xml:space="preserve"> </w:t>
       </w:r>
       <w:r>
-        <w:t xml:space="preserve">4 of 31, a source</w:t>
+        <w:t xml:space="preserve">4 of 33, a source</w:t>
       </w:r>
       <w:r>
         <w:t xml:space="preserve"> </w:t>
@@ -11416,7 +11416,7 @@
         <w:t xml:space="preserve"> </w:t>
       </w:r>
       <w:r>
-        <w:t xml:space="preserve">2 of 98, against a velar nasal 0 of 7 and a dental</w:t>
+        <w:t xml:space="preserve">2 of 106, against a velar nasal 0 of 7 and a plain dental</w:t>
       </w:r>
       <w:r>
         <w:t xml:space="preserve"> </w:t>
@@ -11428,7 +11428,25 @@
         <w:t xml:space="preserve"> </w:t>
       </w:r>
       <w:r>
-        <w:t xml:space="preserve">0 of 126. A Turkic</w:t>
+        <w:t xml:space="preserve">0 of 137. The one exception is instructive: the retroflex</w:t>
+      </w:r>
+      <w:r>
+        <w:t xml:space="preserve"> </w:t>
+      </w:r>
+      <w:r>
+        <w:t xml:space="preserve">ṇ</w:t>
+      </w:r>
+      <w:r>
+        <w:t xml:space="preserve"> </w:t>
+      </w:r>
+      <w:r>
+        <w:t xml:space="preserve">reaches this character once in 40, and the retroflex is precisely</w:t>
+      </w:r>
+      <w:r>
+        <w:t xml:space="preserve"> </w:t>
+      </w:r>
+      <w:r>
+        <w:t xml:space="preserve">the nasal for which Chinese offered no exact match. A Turkic</w:t>
       </w:r>
       <w:r>
         <w:t xml:space="preserve"> </w:t>
@@ -11576,7 +11594,7 @@
         <w:t xml:space="preserve"> </w:t>
       </w:r>
       <w:r>
-        <w:t xml:space="preserve">The 0 of 126 is not evidence against a</w:t>
+        <w:t xml:space="preserve">The 0 of 137 is not evidence against a</w:t>
       </w:r>
       <w:r>
         <w:t xml:space="preserve"> </w:t>
@@ -11664,12 +11682,259 @@
         <w:t xml:space="preserve"> </w:t>
       </w:r>
       <w:r>
-        <w:t xml:space="preserve">price this correspondence in either direction.</w:t>
+        <w:t xml:space="preserve">price this correspondence in either direction. The retroflex</w:t>
+      </w:r>
+      <w:r>
+        <w:t xml:space="preserve"> </w:t>
+      </w:r>
+      <w:r>
+        <w:t xml:space="preserve">ṇ</w:t>
+      </w:r>
+      <w:r>
+        <w:t xml:space="preserve"> </w:t>
+      </w:r>
+      <w:r>
+        <w:t xml:space="preserve">is the test of that reading, and it passes it: that is the one</w:t>
+      </w:r>
+      <w:r>
+        <w:t xml:space="preserve"> </w:t>
+      </w:r>
+      <w:r>
+        <w:t xml:space="preserve">nasal Sanskrit could not match exactly, and it is the one nasal that does reach this</w:t>
+      </w:r>
+      <w:r>
+        <w:t xml:space="preserve"> </w:t>
+      </w:r>
+      <w:r>
+        <w:t xml:space="preserve">character. Where the need arose, the substitution was made.</w:t>
       </w:r>
     </w:p>
     <w:p>
       <w:pPr>
         <w:pStyle w:val="FirstParagraph"/>
+      </w:pPr>
+      <w:r>
+        <w:rPr>
+          <w:bCs/>
+          <w:b/>
+        </w:rPr>
+        <w:t xml:space="preserve">What the reading costs.</w:t>
+      </w:r>
+      <w:r>
+        <w:t xml:space="preserve"> </w:t>
+      </w:r>
+      <w:r>
+        <w:t xml:space="preserve">On the alignment argued here, with</w:t>
+      </w:r>
+      <w:r>
+        <w:t xml:space="preserve"> </w:t>
+      </w:r>
+      <w:r>
+        <w:t xml:space="preserve">若</w:t>
+      </w:r>
+      <w:r>
+        <w:t xml:space="preserve"> </w:t>
+      </w:r>
+      <w:r>
+        <w:t xml:space="preserve">writing</w:t>
+      </w:r>
+      <w:r>
+        <w:t xml:space="preserve"> </w:t>
+      </w:r>
+      <w:r>
+        <w:rPr>
+          <w:iCs/>
+          <w:i/>
+        </w:rPr>
+        <w:t xml:space="preserve">nak</w:t>
+      </w:r>
+      <w:r>
+        <w:t xml:space="preserve"> </w:t>
+      </w:r>
+      <w:r>
+        <w:t xml:space="preserve">and</w:t>
+      </w:r>
+      <w:r>
+        <w:t xml:space="preserve"> </w:t>
+      </w:r>
+      <w:r>
+        <w:t xml:space="preserve">鞮</w:t>
+      </w:r>
+      <w:r>
+        <w:t xml:space="preserve"> </w:t>
+      </w:r>
+      <w:r>
+        <w:t xml:space="preserve">carrying the</w:t>
+      </w:r>
+      <w:r>
+        <w:t xml:space="preserve"> </w:t>
+      </w:r>
+      <w:r>
+        <w:t xml:space="preserve">final</w:t>
+      </w:r>
+      <w:r>
+        <w:t xml:space="preserve"> </w:t>
+      </w:r>
+      <w:r>
+        <w:rPr>
+          <w:iCs/>
+          <w:i/>
+        </w:rPr>
+        <w:t xml:space="preserve">-t</w:t>
+      </w:r>
+      <w:r>
+        <w:t xml:space="preserve"> </w:t>
+      </w:r>
+      <w:r>
+        <w:t xml:space="preserve">through the device of §8.4, the element prices at</w:t>
+      </w:r>
+      <w:r>
+        <w:t xml:space="preserve"> </w:t>
+      </w:r>
+      <w:r>
+        <w:rPr>
+          <w:bCs/>
+          <w:b/>
+        </w:rPr>
+        <w:t xml:space="preserve">1 in 2,217, or</w:t>
+      </w:r>
+      <w:r>
+        <w:rPr>
+          <w:bCs/>
+          <w:b/>
+        </w:rPr>
+        <w:t xml:space="preserve"> </w:t>
+      </w:r>
+      <w:r>
+        <w:rPr>
+          <w:bCs/>
+          <w:b/>
+        </w:rPr>
+        <w:t xml:space="preserve">2.1% per character</w:t>
+      </w:r>
+      <w:r>
+        <w:t xml:space="preserve">, against the 8.0% per character of the control at</w:t>
+      </w:r>
+      <w:r>
+        <w:t xml:space="preserve"> </w:t>
+      </w:r>
+      <w:r>
+        <w:t xml:space="preserve">撑犁</w:t>
+      </w:r>
+      <w:r>
+        <w:t xml:space="preserve">. That figure covers what the two characters write and no more.</w:t>
+      </w:r>
+      <w:r>
+        <w:t xml:space="preserve"> </w:t>
+      </w:r>
+      <w:r>
+        <w:t xml:space="preserve">The opening vowel is not in it, and cannot be: the scorer has no cell for a source vowel that</w:t>
+      </w:r>
+      <w:r>
+        <w:t xml:space="preserve"> </w:t>
+      </w:r>
+      <w:r>
+        <w:t xml:space="preserve">goes unwritten, so asking it for</w:t>
+      </w:r>
+      <w:r>
+        <w:t xml:space="preserve"> </w:t>
+      </w:r>
+      <w:r>
+        <w:rPr>
+          <w:iCs/>
+          <w:i/>
+        </w:rPr>
+        <w:t xml:space="preserve">ınakt</w:t>
+      </w:r>
+      <w:r>
+        <w:t xml:space="preserve"> </w:t>
+      </w:r>
+      <w:r>
+        <w:t xml:space="preserve">makes it put a bare vowel on</w:t>
+      </w:r>
+      <w:r>
+        <w:t xml:space="preserve"> </w:t>
+      </w:r>
+      <w:r>
+        <w:t xml:space="preserve">若</w:t>
+      </w:r>
+      <w:r>
+        <w:t xml:space="preserve"> </w:t>
+      </w:r>
+      <w:r>
+        <w:t xml:space="preserve">and the whole of</w:t>
+      </w:r>
+      <w:r>
+        <w:t xml:space="preserve"> </w:t>
+      </w:r>
+      <w:r>
+        <w:rPr>
+          <w:iCs/>
+          <w:i/>
+        </w:rPr>
+        <w:t xml:space="preserve">nakt</w:t>
+      </w:r>
+      <w:r>
+        <w:t xml:space="preserve"> </w:t>
+      </w:r>
+      <w:r>
+        <w:t xml:space="preserve">on</w:t>
+      </w:r>
+      <w:r>
+        <w:t xml:space="preserve"> </w:t>
+      </w:r>
+      <w:r>
+        <w:t xml:space="preserve">鞮</w:t>
+      </w:r>
+      <w:r>
+        <w:t xml:space="preserve">,</w:t>
+      </w:r>
+      <w:r>
+        <w:t xml:space="preserve"> </w:t>
+      </w:r>
+      <w:r>
+        <w:t xml:space="preserve">which prices an alignment this section does not argue. We state the gap rather than close it.</w:t>
+      </w:r>
+      <w:r>
+        <w:t xml:space="preserve"> </w:t>
+      </w:r>
+      <w:r>
+        <w:t xml:space="preserve">The device can be measured, and on the Sanskrit corpus it is: of 193 source words beginning</w:t>
+      </w:r>
+      <w:r>
+        <w:t xml:space="preserve"> </w:t>
+      </w:r>
+      <w:r>
+        <w:t xml:space="preserve">with a vowel, 185 have it written, and of the eight that do not, two are translations rather</w:t>
+      </w:r>
+      <w:r>
+        <w:t xml:space="preserve"> </w:t>
+      </w:r>
+      <w:r>
+        <w:t xml:space="preserve">than transcriptions, one is a character confusion and one a sacred syllable, leaving four</w:t>
+      </w:r>
+      <w:r>
+        <w:t xml:space="preserve"> </w:t>
+      </w:r>
+      <w:r>
+        <w:t xml:space="preserve">pairs and two words, both Sanskrit prefixed forms. That is a rate of about 2%, and it is</w:t>
+      </w:r>
+      <w:r>
+        <w:t xml:space="preserve"> </w:t>
+      </w:r>
+      <w:r>
+        <w:t xml:space="preserve">reported here rather than multiplied into the price, because a device measured on four pairs</w:t>
+      </w:r>
+      <w:r>
+        <w:t xml:space="preserve"> </w:t>
+      </w:r>
+      <w:r>
+        <w:t xml:space="preserve">is not the same kind of number as a cell measured on hundreds.</w:t>
+      </w:r>
+    </w:p>
+    <w:p>
+      <w:pPr>
+        <w:pStyle w:val="BodyText"/>
       </w:pPr>
       <w:r>
         <w:t xml:space="preserve">Four of five hold, with the one gap named and then accounted for. That is the standard this paper asks of a</w:t>
